--- a/downloads/student/ai-2-week-27.docx
+++ b/downloads/student/ai-2-week-27.docx
@@ -2005,6 +2005,16 @@
     <w:p>
       <w:r>
         <w:t>A one-step toy distribution does not describe every predictive or generative model or validate factual accuracy.</w:t>
+      </w:r>
+    </w:p>
+    <w:p>
+      <w:r>
+        <w:t>Read the labelled picture: Does matching the physical box in the changed table prove the generator measures boxes?</w:t>
+      </w:r>
+    </w:p>
+    <w:p>
+      <w:r>
+        <w:t>Change one thing: Change the training table to full 2, empty 7, unknown 1. Predict the result before checking the explanation. What remains the same?</w:t>
       </w:r>
     </w:p>
     <w:p>
@@ -4045,6 +4055,187 @@
     <w:p>
       <w:r>
         <w:t>Attempt the independent case before hints. Record whether you worked alone, used a hint or followed a model. After feedback, fix the first unsupported step and explain why it changed. A later check uses a changed case, not a copied answer.</w:t>
+      </w:r>
+    </w:p>
+    <w:p>
+      <w:pPr>
+        <w:pStyle w:val="Heading1"/>
+      </w:pPr>
+      <w:r>
+        <w:t>15. Your lesson route</w:t>
+      </w:r>
+    </w:p>
+    <w:p>
+      <w:r>
+        <w:t>Start with this question: A fictional toy generator predicts the next word after “The box is”.</w:t>
+      </w:r>
+    </w:p>
+    <w:tbl>
+      <w:tblPr>
+        <w:tblStyle w:val="LightShading-Accent1"/>
+        <w:tblW w:type="auto" w:w="0"/>
+        <w:tblLook w:firstColumn="1" w:firstRow="1" w:lastColumn="0" w:lastRow="0" w:noHBand="0" w:noVBand="1" w:val="04A0"/>
+      </w:tblPr>
+      <w:tblGrid>
+        <w:gridCol w:w="5112"/>
+        <w:gridCol w:w="5112"/>
+      </w:tblGrid>
+      <w:tr>
+        <w:trPr>
+          <w:tblHeader/>
+        </w:trPr>
+        <w:tc>
+          <w:tcPr>
+            <w:tcW w:type="dxa" w:w="5112"/>
+          </w:tcPr>
+          <w:p>
+            <w:r>
+              <w:t>By the end, I can</w:t>
+            </w:r>
+          </w:p>
+        </w:tc>
+        <w:tc>
+          <w:tcPr>
+            <w:tcW w:type="dxa" w:w="5112"/>
+          </w:tcPr>
+          <w:p>
+            <w:r>
+              <w:t>How I will show it</w:t>
+            </w:r>
+          </w:p>
+        </w:tc>
+      </w:tr>
+      <w:tr>
+        <w:tc>
+          <w:tcPr>
+            <w:tcW w:type="dxa" w:w="5112"/>
+          </w:tcPr>
+          <w:p>
+            <w:r>
+              <w:t>Distinguish discriminative prediction from generation by inspecting the requested output</w:t>
+            </w:r>
+          </w:p>
+        </w:tc>
+        <w:tc>
+          <w:tcPr>
+            <w:tcW w:type="dxa" w:w="5112"/>
+          </w:tcPr>
+          <w:p>
+            <w:r>
+              <w:t>Explain the deciding step, show a trace or test, and state one limit.</w:t>
+            </w:r>
+          </w:p>
+        </w:tc>
+      </w:tr>
+      <w:tr>
+        <w:tc>
+          <w:tcPr>
+            <w:tcW w:type="dxa" w:w="5112"/>
+          </w:tcPr>
+          <w:p>
+            <w:r>
+              <w:t>Calculate an empirical next-token distribution from counted continuations</w:t>
+            </w:r>
+          </w:p>
+        </w:tc>
+        <w:tc>
+          <w:tcPr>
+            <w:tcW w:type="dxa" w:w="5112"/>
+          </w:tcPr>
+          <w:p>
+            <w:r>
+              <w:t>Explain the deciding step, show a trace or test, and state one limit.</w:t>
+            </w:r>
+          </w:p>
+        </w:tc>
+      </w:tr>
+      <w:tr>
+        <w:tc>
+          <w:tcPr>
+            <w:tcW w:type="dxa" w:w="5112"/>
+          </w:tcPr>
+          <w:p>
+            <w:r>
+              <w:t>Separate next-token fit from factual support and downstream usefulness</w:t>
+            </w:r>
+          </w:p>
+        </w:tc>
+        <w:tc>
+          <w:tcPr>
+            <w:tcW w:type="dxa" w:w="5112"/>
+          </w:tcPr>
+          <w:p>
+            <w:r>
+              <w:t>Explain the deciding step, show a trace or test, and state one limit.</w:t>
+            </w:r>
+          </w:p>
+        </w:tc>
+      </w:tr>
+    </w:tbl>
+    <w:p>
+      <w:r>
+        <w:t>Remember → watch and explain → try with help → investigate → try independently → keep project evidence. Your teacher may spread this lesson across several classes.</w:t>
+      </w:r>
+    </w:p>
+    <w:p>
+      <w:r>
+        <w:t>Keep your first prediction. Compare it with what the evidence shows and explain any change.</w:t>
+      </w:r>
+    </w:p>
+    <w:p>
+      <w:pPr>
+        <w:pStyle w:val="Heading1"/>
+      </w:pPr>
+      <w:r>
+        <w:t>16. Finish and return</w:t>
+      </w:r>
+    </w:p>
+    <w:p>
+      <w:r>
+        <w:t>Close your notes. Explain this goal in your own words: Distinguish discriminative prediction from generation by inspecting the requested output</w:t>
+      </w:r>
+    </w:p>
+    <w:p>
+      <w:pPr>
+        <w:pStyle w:val="Heading3"/>
+      </w:pPr>
+      <w:r>
+        <w:t>My deciding step, evidence and one remaining question</w:t>
+      </w:r>
+    </w:p>
+    <w:p>
+      <w:r>
+        <w:t>________________________________________________________________</w:t>
+      </w:r>
+    </w:p>
+    <w:p>
+      <w:r>
+        <w:t>________________________________________________________________</w:t>
+      </w:r>
+    </w:p>
+    <w:p>
+      <w:r>
+        <w:t>________________________________________________________________</w:t>
+      </w:r>
+    </w:p>
+    <w:p>
+      <w:r>
+        <w:t>________________________________________________________________</w:t>
+      </w:r>
+    </w:p>
+    <w:p>
+      <w:r>
+        <w:t>________________________________________________________________</w:t>
+      </w:r>
+    </w:p>
+    <w:p>
+      <w:r>
+        <w:t>If you are unsure, return to the worked picture and explain one arrow. If you are ready, change an input or assumption and justify your prediction.</w:t>
+      </w:r>
+    </w:p>
+    <w:p>
+      <w:r>
+        <w:t>Save your workbook evidence. At the next review, try a different case before opening your old answer.</w:t>
       </w:r>
     </w:p>
     <w:sectPr>

--- a/downloads/student/ai-2-week-27.docx
+++ b/downloads/student/ai-2-week-27.docx
@@ -4236,6 +4236,207 @@
     <w:p>
       <w:r>
         <w:t>Save your workbook evidence. At the next review, try a different case before opening your old answer.</w:t>
+      </w:r>
+    </w:p>
+    <w:p>
+      <w:pPr>
+        <w:pStyle w:val="Heading1"/>
+      </w:pPr>
+      <w:r>
+        <w:t>17. Supported practice, repair and portfolio</w:t>
+      </w:r>
+    </w:p>
+    <w:p>
+      <w:r>
+        <w:t>Use this supported practice once, in the browser or on paper. Keep the reserved independent assessment for a separate first attempt before teacher feedback.</w:t>
+      </w:r>
+    </w:p>
+    <w:p>
+      <w:r>
+        <w:t>A fictional toy generator predicts the next word after “The box is”.</w:t>
+      </w:r>
+    </w:p>
+    <w:p>
+      <w:pPr>
+        <w:pStyle w:val="Heading3"/>
+      </w:pPr>
+      <w:r>
+        <w:t>Practice 1: explain the deciding evidence</w:t>
+      </w:r>
+    </w:p>
+    <w:p>
+      <w:r>
+        <w:t>Which labelled step matches this detail? Current observation says empty; frequent wording is not a present inventory reading.</w:t>
+      </w:r>
+    </w:p>
+    <w:p>
+      <w:r>
+        <w:t>1. Probabilities</w:t>
+      </w:r>
+    </w:p>
+    <w:p>
+      <w:r>
+        <w:t>2. Count table</w:t>
+      </w:r>
+    </w:p>
+    <w:p>
+      <w:r>
+        <w:t>3. Greedy continuation</w:t>
+      </w:r>
+    </w:p>
+    <w:p>
+      <w:r>
+        <w:t>4. Check reality</w:t>
+      </w:r>
+    </w:p>
+    <w:p>
+      <w:pPr>
+        <w:pStyle w:val="Heading3"/>
+      </w:pPr>
+      <w:r>
+        <w:t>My selected conclusion, deciding fact and explanation</w:t>
+      </w:r>
+    </w:p>
+    <w:p>
+      <w:r>
+        <w:t>________________________________________________________________</w:t>
+      </w:r>
+    </w:p>
+    <w:p>
+      <w:r>
+        <w:t>________________________________________________________________</w:t>
+      </w:r>
+    </w:p>
+    <w:p>
+      <w:r>
+        <w:t>________________________________________________________________</w:t>
+      </w:r>
+    </w:p>
+    <w:p>
+      <w:r>
+        <w:t>________________________________________________________________</w:t>
+      </w:r>
+    </w:p>
+    <w:p>
+      <w:r>
+        <w:t>________________________________________________________________</w:t>
+      </w:r>
+    </w:p>
+    <w:p>
+      <w:r>
+        <w:t>Hint if needed: Read the steps in the pictorial case. Match the supplied detail to the stage that performs or records it.</w:t>
+      </w:r>
+    </w:p>
+    <w:p>
+      <w:r>
+        <w:t>After your attempt, compare with the supported explanation: Check reality Current observation says empty; frequent wording is not a present inventory reading. The table predicts a continuation in a text exercise, not the contents of the current box. Generating the most frequent token is a model-defined decision. A factual inventory statement needs current evidence. The numerical table is intentionally small; real generative systems condition on richer context and do not simply consult these three counts.</w:t>
+      </w:r>
+    </w:p>
+    <w:p>
+      <w:pPr>
+        <w:pStyle w:val="Heading3"/>
+      </w:pPr>
+      <w:r>
+        <w:t>Practice 2: explain the deciding evidence</w:t>
+      </w:r>
+    </w:p>
+    <w:p>
+      <w:r>
+        <w:t>Changed-case practice: Change the training table to full 2, empty 7, unknown 1. Which conclusion is supported by the supplied facts?</w:t>
+      </w:r>
+    </w:p>
+    <w:p>
+      <w:r>
+        <w:t>1. Greedy output becomes empty with probability 0.7.</w:t>
+      </w:r>
+    </w:p>
+    <w:p>
+      <w:r>
+        <w:t>2. This one example guarantees correct results for every future input.</w:t>
+      </w:r>
+    </w:p>
+    <w:p>
+      <w:r>
+        <w:t>3. We can decide the result without examining the changed input or the procedure.</w:t>
+      </w:r>
+    </w:p>
+    <w:p>
+      <w:pPr>
+        <w:pStyle w:val="Heading3"/>
+      </w:pPr>
+      <w:r>
+        <w:t>My selected conclusion, deciding fact and explanation</w:t>
+      </w:r>
+    </w:p>
+    <w:p>
+      <w:r>
+        <w:t>________________________________________________________________</w:t>
+      </w:r>
+    </w:p>
+    <w:p>
+      <w:r>
+        <w:t>________________________________________________________________</w:t>
+      </w:r>
+    </w:p>
+    <w:p>
+      <w:r>
+        <w:t>________________________________________________________________</w:t>
+      </w:r>
+    </w:p>
+    <w:p>
+      <w:r>
+        <w:t>________________________________________________________________</w:t>
+      </w:r>
+    </w:p>
+    <w:p>
+      <w:r>
+        <w:t>________________________________________________________________</w:t>
+      </w:r>
+    </w:p>
+    <w:p>
+      <w:r>
+        <w:t>Hint if needed: Use the changed condition and the deciding step in the pictorial trace. The answer must say what follows from those facts.</w:t>
+      </w:r>
+    </w:p>
+    <w:p>
+      <w:r>
+        <w:t>After your attempt, compare with the supported explanation: Greedy output becomes empty with probability 0.7. The continuation distribution changed; the independently observed box has not changed.</w:t>
+      </w:r>
+    </w:p>
+    <w:p>
+      <w:pPr>
+        <w:pStyle w:val="Heading3"/>
+      </w:pPr>
+      <w:r>
+        <w:t>Repair a missing building block</w:t>
+      </w:r>
+    </w:p>
+    <w:p>
+      <w:r>
+        <w:t>Review Image and Voice Pipelines (ai-2/26). Goal: Explain the mechanism and terminology of speech pipelines and multimodal evidence. Short practice: Which stage first fails, and why should the faulty transcript not be silently overwritten?. Return to this week and explain what you changed.</w:t>
+      </w:r>
+    </w:p>
+    <w:p>
+      <w:r>
+        <w:t>Review Feedback Loops (ai-2/24). Goal: Implement a deterministic recommender. Short practice: What extra field would reveal why comparing raw clicks is misleading?. Return to this week and explain what you changed.</w:t>
+      </w:r>
+    </w:p>
+    <w:p>
+      <w:r>
+        <w:t>Review Similarity by Selected Traits (ai-2/21). Goal: Represent items with numeric features. Short practice: Explain why B ceases to be a closest option without any candidate data changing.. Return to this week and explain what you changed.</w:t>
+      </w:r>
+    </w:p>
+    <w:p>
+      <w:pPr>
+        <w:pStyle w:val="Heading3"/>
+      </w:pPr>
+      <w:r>
+        <w:t>Keep your completed work</w:t>
+      </w:r>
+    </w:p>
+    <w:p>
+      <w:r>
+        <w:t>Use Download completed work in the hosted lesson to export your answers, reflections, practice feedback and code-run evidence. Open the HTML copy to read or print it. Drafts stay in this browser when storage is available; clear drafts on a shared device.</w:t>
       </w:r>
     </w:p>
     <w:sectPr>

--- a/downloads/student/ai-2-week-27.docx
+++ b/downloads/student/ai-2-week-27.docx
@@ -42,6 +42,11 @@
       </w:r>
     </w:p>
     <w:p>
+      <w:r>
+        <w:t>Start with the target: Distinguish discriminative prediction from generation by inspecting the requested output. Try the recall before opening notes.</w:t>
+      </w:r>
+    </w:p>
+    <w:p>
       <w:pPr>
         <w:pStyle w:val="Heading3"/>
       </w:pPr>
@@ -50,17 +55,59 @@
       </w:r>
     </w:p>
     <w:p>
-      <w:r>
-        <w:t>I can distinguish discriminative prediction from generation by inspecting the requested output.</w:t>
-      </w:r>
-    </w:p>
-    <w:p>
-      <w:r>
+      <w:pPr>
+        <w:spacing w:line="336" w:lineRule="auto" w:after="180"/>
+      </w:pPr>
+      <w:r>
+        <w:rPr>
+          <w:b w:val="0"/>
+        </w:rPr>
+        <w:t xml:space="preserve">I can distinguish discriminative </w:t>
+      </w:r>
+      <w:r>
+        <w:rPr>
+          <w:b/>
+        </w:rPr>
+        <w:t>prediction</w:t>
+      </w:r>
+      <w:r>
+        <w:rPr>
+          <w:b w:val="0"/>
+        </w:rPr>
+        <w:t xml:space="preserve"> from generation by inspecting the requested </w:t>
+      </w:r>
+      <w:r>
+        <w:rPr>
+          <w:b/>
+        </w:rPr>
+        <w:t>output</w:t>
+      </w:r>
+      <w:r>
+        <w:rPr>
+          <w:b w:val="0"/>
+        </w:rPr>
+        <w:t>.</w:t>
+      </w:r>
+    </w:p>
+    <w:p>
+      <w:pPr>
+        <w:spacing w:line="336" w:lineRule="auto" w:after="180"/>
+      </w:pPr>
+      <w:r>
+        <w:rPr>
+          <w:b w:val="0"/>
+        </w:rPr>
         <w:t>I can calculate an empirical next-token distribution from counted continuations.</w:t>
       </w:r>
     </w:p>
     <w:p>
-      <w:r>
+      <w:pPr>
+        <w:spacing w:line="336" w:lineRule="auto" w:after="180"/>
+      </w:pPr>
+      <w:r>
+        <w:rPr>
+          <w:b w:val="0"/>
+        </w:rPr>
         <w:t>I can separate next-token fit from factual support and downstream usefulness.</w:t>
       </w:r>
     </w:p>
@@ -73,38 +120,140 @@
       </w:r>
     </w:p>
     <w:p>
-      <w:r>
+      <w:pPr>
+        <w:spacing w:line="336" w:lineRule="auto" w:after="180"/>
+      </w:pPr>
+      <w:r>
+        <w:rPr>
+          <w:b w:val="0"/>
+        </w:rPr>
         <w:t>Close your notes first. A rough first answer helps us choose the right starting point; it is not a score for your ability.</w:t>
       </w:r>
     </w:p>
     <w:p>
-      <w:r>
+      <w:pPr>
+        <w:spacing w:line="336" w:lineRule="auto" w:after="180"/>
+      </w:pPr>
+      <w:r>
+        <w:rPr>
+          <w:b w:val="0"/>
+        </w:rPr>
         <w:t>Without opening the old lesson, explain one key idea from Image and Voice Pipelines. Give an example and a mistake that the idea helps you avoid.</w:t>
       </w:r>
     </w:p>
     <w:p>
-      <w:r>
+      <w:pPr>
+        <w:spacing w:line="336" w:lineRule="auto" w:after="180"/>
+      </w:pPr>
+      <w:r>
+        <w:rPr>
+          <w:b w:val="0"/>
+        </w:rPr>
         <w:t>Without opening the old lesson, explain one key idea from Feedback Loops. Give an example and a mistake that the idea helps you avoid.</w:t>
       </w:r>
     </w:p>
     <w:p>
-      <w:r>
+      <w:pPr>
+        <w:spacing w:line="336" w:lineRule="auto" w:after="180"/>
+      </w:pPr>
+      <w:r>
+        <w:rPr>
+          <w:b w:val="0"/>
+        </w:rPr>
         <w:t>Without opening the old lesson, explain one key idea from Similarity by Selected Traits. Give an example and a mistake that the idea helps you avoid.</w:t>
       </w:r>
     </w:p>
     <w:p>
-      <w:r>
-        <w:t>After trying, check the relevant lesson or ask your teacher. Change the part of your explanation that the evidence shows was wrong.</w:t>
-      </w:r>
-    </w:p>
-    <w:p>
-      <w:r>
-        <w:t>Week 27: Predictive vs Generative</w:t>
-      </w:r>
-    </w:p>
-    <w:p>
-      <w:r>
-        <w:t>Predictive systems select a target; generative systems construct new output.</w:t>
+      <w:pPr>
+        <w:spacing w:line="336" w:lineRule="auto" w:after="180"/>
+      </w:pPr>
+      <w:r>
+        <w:rPr>
+          <w:b w:val="0"/>
+        </w:rPr>
+        <w:t xml:space="preserve">After trying, check the relevant lesson or ask your teacher. Change the part of your explanation that the </w:t>
+      </w:r>
+      <w:r>
+        <w:rPr>
+          <w:b/>
+        </w:rPr>
+        <w:t>evidence</w:t>
+      </w:r>
+      <w:r>
+        <w:rPr>
+          <w:b w:val="0"/>
+        </w:rPr>
+        <w:t xml:space="preserve"> shows was wrong.</w:t>
+      </w:r>
+    </w:p>
+    <w:p>
+      <w:pPr>
+        <w:spacing w:line="336" w:lineRule="auto" w:after="180"/>
+      </w:pPr>
+      <w:r>
+        <w:rPr>
+          <w:b w:val="0"/>
+        </w:rPr>
+        <w:t xml:space="preserve">Week 27: </w:t>
+      </w:r>
+      <w:r>
+        <w:rPr>
+          <w:b/>
+        </w:rPr>
+        <w:t>Predictive</w:t>
+      </w:r>
+      <w:r>
+        <w:rPr>
+          <w:b w:val="0"/>
+        </w:rPr>
+        <w:t xml:space="preserve"> vs </w:t>
+      </w:r>
+      <w:r>
+        <w:rPr>
+          <w:b/>
+        </w:rPr>
+        <w:t>Generative</w:t>
+      </w:r>
+    </w:p>
+    <w:p>
+      <w:pPr>
+        <w:spacing w:line="336" w:lineRule="auto" w:after="180"/>
+      </w:pPr>
+      <w:r>
+        <w:rPr>
+          <w:b/>
+        </w:rPr>
+        <w:t>Predictive</w:t>
+      </w:r>
+      <w:r>
+        <w:rPr>
+          <w:b w:val="0"/>
+        </w:rPr>
+        <w:t xml:space="preserve"> systems select a target; </w:t>
+      </w:r>
+      <w:r>
+        <w:rPr>
+          <w:b/>
+        </w:rPr>
+        <w:t>generative</w:t>
+      </w:r>
+      <w:r>
+        <w:rPr>
+          <w:b w:val="0"/>
+        </w:rPr>
+        <w:t xml:space="preserve"> systems construct new </w:t>
+      </w:r>
+      <w:r>
+        <w:rPr>
+          <w:b/>
+        </w:rPr>
+        <w:t>output</w:t>
+      </w:r>
+      <w:r>
+        <w:rPr>
+          <w:b w:val="0"/>
+        </w:rPr>
+        <w:t>.</w:t>
       </w:r>
     </w:p>
     <w:p>
@@ -144,17 +293,35 @@
       </w:r>
     </w:p>
     <w:p>
-      <w:r>
+      <w:pPr>
+        <w:spacing w:line="336" w:lineRule="auto" w:after="180"/>
+      </w:pPr>
+      <w:r>
+        <w:rPr>
+          <w:b/>
+        </w:rPr>
         <w:t>THINKER MISSION</w:t>
       </w:r>
     </w:p>
     <w:p>
-      <w:r>
+      <w:pPr>
+        <w:spacing w:line="336" w:lineRule="auto" w:after="180"/>
+      </w:pPr>
+      <w:r>
+        <w:rPr>
+          <w:b w:val="0"/>
+        </w:rPr>
         <w:t>Match problems to classifier, predictor, or generator.</w:t>
       </w:r>
     </w:p>
     <w:p>
-      <w:r>
+      <w:pPr>
+        <w:spacing w:line="336" w:lineRule="auto" w:after="180"/>
+      </w:pPr>
+      <w:r>
+        <w:rPr>
+          <w:b w:val="0"/>
+        </w:rPr>
         <w:t>Thinker name and date:</w:t>
       </w:r>
     </w:p>
@@ -200,8 +367,39 @@
       </w:r>
     </w:p>
     <w:p>
-      <w:r>
-        <w:t>What is the difference between a model prediction and evidence that a statement is true?</w:t>
+      <w:pPr>
+        <w:spacing w:line="336" w:lineRule="auto" w:after="180"/>
+        <w:shd w:fill="F5F1FB"/>
+      </w:pPr>
+      <w:r>
+        <w:rPr>
+          <w:b w:val="0"/>
+        </w:rPr>
+        <w:t xml:space="preserve">What is the difference between a model </w:t>
+      </w:r>
+      <w:r>
+        <w:rPr>
+          <w:b/>
+        </w:rPr>
+        <w:t>prediction</w:t>
+      </w:r>
+      <w:r>
+        <w:rPr>
+          <w:b w:val="0"/>
+        </w:rPr>
+        <w:t xml:space="preserve"> and </w:t>
+      </w:r>
+      <w:r>
+        <w:rPr>
+          <w:b/>
+        </w:rPr>
+        <w:t>evidence</w:t>
+      </w:r>
+      <w:r>
+        <w:rPr>
+          <w:b w:val="0"/>
+        </w:rPr>
+        <w:t xml:space="preserve"> that a statement is true?</w:t>
       </w:r>
     </w:p>
     <w:p>
@@ -213,8 +411,26 @@
       </w:r>
     </w:p>
     <w:p>
-      <w:r>
-        <w:t>By the end, I can distinguish a generated continuation from a prediction checked against the world.</w:t>
+      <w:pPr>
+        <w:spacing w:line="336" w:lineRule="auto" w:after="180"/>
+      </w:pPr>
+      <w:r>
+        <w:rPr>
+          <w:b w:val="0"/>
+        </w:rPr>
+        <w:t xml:space="preserve">By the end, I can distinguish a generated continuation from a </w:t>
+      </w:r>
+      <w:r>
+        <w:rPr>
+          <w:b/>
+        </w:rPr>
+        <w:t>prediction</w:t>
+      </w:r>
+      <w:r>
+        <w:rPr>
+          <w:b w:val="0"/>
+        </w:rPr>
+        <w:t xml:space="preserve"> checked against the world.</w:t>
       </w:r>
     </w:p>
     <w:p>
@@ -227,17 +443,52 @@
     </w:p>
     <w:p>
       <w:r>
+        <w:t>Investigate the supplied Predictive vs Generative case. Separate observations, given facts and assumptions before choosing an explanation.</w:t>
+      </w:r>
+    </w:p>
+    <w:p>
+      <w:pPr>
+        <w:spacing w:line="336" w:lineRule="auto" w:after="180"/>
+      </w:pPr>
+      <w:r>
+        <w:rPr>
+          <w:b/>
+        </w:rPr>
         <w:t>PICTURE STORY</w:t>
       </w:r>
     </w:p>
     <w:p>
-      <w:r>
+      <w:pPr>
+        <w:spacing w:line="336" w:lineRule="auto" w:after="180"/>
+      </w:pPr>
+      <w:r>
+        <w:rPr>
+          <w:b w:val="0"/>
+        </w:rPr>
         <w:t>Notice → Predict → Explain</w:t>
       </w:r>
     </w:p>
     <w:p>
-      <w:r>
-        <w:t>Begin with visible evidence. Do not explain more than the picture and information support.</w:t>
+      <w:pPr>
+        <w:spacing w:line="336" w:lineRule="auto" w:after="180"/>
+      </w:pPr>
+      <w:r>
+        <w:rPr>
+          <w:b w:val="0"/>
+        </w:rPr>
+        <w:t xml:space="preserve">Begin with visible </w:t>
+      </w:r>
+      <w:r>
+        <w:rPr>
+          <w:b/>
+        </w:rPr>
+        <w:t>evidence</w:t>
+      </w:r>
+      <w:r>
+        <w:rPr>
+          <w:b w:val="0"/>
+        </w:rPr>
+        <w:t>. Do not explain more than the picture and information support.</w:t>
       </w:r>
     </w:p>
     <w:p>
@@ -277,18 +528,94 @@
       </w:r>
     </w:p>
     <w:p>
-      <w:r>
+      <w:pPr>
+        <w:pStyle w:val="Heading3"/>
+      </w:pPr>
+      <w:r>
+        <w:t>Start with this puzzle</w:t>
+      </w:r>
+    </w:p>
+    <w:p>
+      <w:pPr>
+        <w:spacing w:line="336" w:lineRule="auto" w:after="180"/>
+        <w:shd w:fill="F1F6FC"/>
+      </w:pPr>
+      <w:r>
+        <w:rPr>
+          <w:b w:val="0"/>
+        </w:rPr>
         <w:t>MYSTERY</w:t>
       </w:r>
     </w:p>
     <w:p>
-      <w:r>
-        <w:t>The learners must use predictive vs generative to solve a problem. What information do they have? What decision or calculation do they make? What would count as evidence that it worked?</w:t>
-      </w:r>
-    </w:p>
-    <w:p>
-      <w:r>
-        <w:t>Three observations (what you can point to):</w:t>
+      <w:pPr>
+        <w:spacing w:line="336" w:lineRule="auto" w:after="180"/>
+        <w:shd w:fill="F5F1FB"/>
+      </w:pPr>
+      <w:r>
+        <w:rPr>
+          <w:b w:val="0"/>
+        </w:rPr>
+        <w:t xml:space="preserve">The learners must use </w:t>
+      </w:r>
+      <w:r>
+        <w:rPr>
+          <w:b/>
+        </w:rPr>
+        <w:t>predictive</w:t>
+      </w:r>
+      <w:r>
+        <w:rPr>
+          <w:b w:val="0"/>
+        </w:rPr>
+        <w:t xml:space="preserve"> vs </w:t>
+      </w:r>
+      <w:r>
+        <w:rPr>
+          <w:b/>
+        </w:rPr>
+        <w:t>generative</w:t>
+      </w:r>
+      <w:r>
+        <w:rPr>
+          <w:b w:val="0"/>
+        </w:rPr>
+        <w:t xml:space="preserve"> to solve a problem. What information do they have? What decision or calculation do they make? What would count as </w:t>
+      </w:r>
+      <w:r>
+        <w:rPr>
+          <w:b/>
+        </w:rPr>
+        <w:t>evidence</w:t>
+      </w:r>
+      <w:r>
+        <w:rPr>
+          <w:b w:val="0"/>
+        </w:rPr>
+        <w:t xml:space="preserve"> that it worked?</w:t>
+      </w:r>
+    </w:p>
+    <w:p>
+      <w:pPr>
+        <w:spacing w:line="336" w:lineRule="auto" w:after="180"/>
+      </w:pPr>
+      <w:r>
+        <w:rPr>
+          <w:b w:val="0"/>
+        </w:rPr>
+        <w:t xml:space="preserve">Three </w:t>
+      </w:r>
+      <w:r>
+        <w:rPr>
+          <w:b/>
+        </w:rPr>
+        <w:t>observation</w:t>
+      </w:r>
+      <w:r>
+        <w:rPr>
+          <w:b w:val="0"/>
+        </w:rPr>
+        <w:t>s (what you can point to):</w:t>
       </w:r>
     </w:p>
     <w:p>
@@ -325,8 +652,26 @@
       </w:r>
     </w:p>
     <w:p>
-      <w:r>
-        <w:t>My prediction and the clue supporting it:</w:t>
+      <w:pPr>
+        <w:spacing w:line="336" w:lineRule="auto" w:after="180"/>
+      </w:pPr>
+      <w:r>
+        <w:rPr>
+          <w:b w:val="0"/>
+        </w:rPr>
+        <w:t xml:space="preserve">My </w:t>
+      </w:r>
+      <w:r>
+        <w:rPr>
+          <w:b/>
+        </w:rPr>
+        <w:t>prediction</w:t>
+      </w:r>
+      <w:r>
+        <w:rPr>
+          <w:b w:val="0"/>
+        </w:rPr>
+        <w:t xml:space="preserve"> and the clue supporting it:</w:t>
       </w:r>
     </w:p>
     <w:p>
@@ -371,13 +716,130 @@
       </w:r>
     </w:p>
     <w:p>
-      <w:r>
-        <w:t>A classifier might map a message to the label request or report. A text generator instead produces a sequence, predicting a distribution over the next token given a prefix. Both make predictions, but the training targets and permitted outputs differ. One application can combine generation with a classifier, retrieval and human approval. Calling a whole product “generative” does not describe every component.</w:t>
-      </w:r>
-    </w:p>
-    <w:p>
-      <w:r>
-        <w:t>The objective defines what training attempts to fit. Next-token fit rewards matching observed continuations; it does not directly certify that an answer is true, well sourced or permitted. A fluent completion is still an output to evaluate against the task.</w:t>
+      <w:pPr>
+        <w:spacing w:line="336" w:lineRule="auto" w:after="180"/>
+      </w:pPr>
+      <w:r>
+        <w:rPr>
+          <w:b w:val="0"/>
+        </w:rPr>
+        <w:t>A classifier might map a message to the label request or report. A text generator instead produces a sequence, predicting a distribution over the next token given a prefix.</w:t>
+      </w:r>
+    </w:p>
+    <w:p>
+      <w:pPr>
+        <w:spacing w:line="336" w:lineRule="auto" w:after="180"/>
+      </w:pPr>
+      <w:r>
+        <w:rPr>
+          <w:b w:val="0"/>
+        </w:rPr>
+        <w:t xml:space="preserve">Both make </w:t>
+      </w:r>
+      <w:r>
+        <w:rPr>
+          <w:b/>
+        </w:rPr>
+        <w:t>prediction</w:t>
+      </w:r>
+      <w:r>
+        <w:rPr>
+          <w:b w:val="0"/>
+        </w:rPr>
+        <w:t xml:space="preserve">s, but the </w:t>
+      </w:r>
+      <w:r>
+        <w:rPr>
+          <w:b/>
+        </w:rPr>
+        <w:t>training</w:t>
+      </w:r>
+      <w:r>
+        <w:rPr>
+          <w:b w:val="0"/>
+        </w:rPr>
+        <w:t xml:space="preserve"> targets and permitted </w:t>
+      </w:r>
+      <w:r>
+        <w:rPr>
+          <w:b/>
+        </w:rPr>
+        <w:t>output</w:t>
+      </w:r>
+      <w:r>
+        <w:rPr>
+          <w:b w:val="0"/>
+        </w:rPr>
+        <w:t>s differ. One application can combine generation with a classifier, retrieval and human approval.</w:t>
+      </w:r>
+    </w:p>
+    <w:p>
+      <w:pPr>
+        <w:spacing w:line="336" w:lineRule="auto" w:after="180"/>
+      </w:pPr>
+      <w:r>
+        <w:rPr>
+          <w:b w:val="0"/>
+        </w:rPr>
+        <w:t>Calling a whole product “</w:t>
+      </w:r>
+      <w:r>
+        <w:rPr>
+          <w:b/>
+        </w:rPr>
+        <w:t>generative</w:t>
+      </w:r>
+      <w:r>
+        <w:rPr>
+          <w:b w:val="0"/>
+        </w:rPr>
+        <w:t>” does not describe every component.</w:t>
+      </w:r>
+    </w:p>
+    <w:p>
+      <w:pPr>
+        <w:spacing w:line="336" w:lineRule="auto" w:after="180"/>
+      </w:pPr>
+      <w:r>
+        <w:rPr>
+          <w:b w:val="0"/>
+        </w:rPr>
+        <w:t xml:space="preserve">The objective defines what </w:t>
+      </w:r>
+      <w:r>
+        <w:rPr>
+          <w:b/>
+        </w:rPr>
+        <w:t>training</w:t>
+      </w:r>
+      <w:r>
+        <w:rPr>
+          <w:b w:val="0"/>
+        </w:rPr>
+        <w:t xml:space="preserve"> attempts to fit. Next-token fit rewards matching observed continuations; it does not directly certify that an answer is true, well sourced or permitted.</w:t>
+      </w:r>
+    </w:p>
+    <w:p>
+      <w:pPr>
+        <w:spacing w:line="336" w:lineRule="auto" w:after="180"/>
+      </w:pPr>
+      <w:r>
+        <w:rPr>
+          <w:b w:val="0"/>
+        </w:rPr>
+        <w:t xml:space="preserve">A fluent completion is still an </w:t>
+      </w:r>
+      <w:r>
+        <w:rPr>
+          <w:b/>
+        </w:rPr>
+        <w:t>output</w:t>
+      </w:r>
+      <w:r>
+        <w:rPr>
+          <w:b w:val="0"/>
+        </w:rPr>
+        <w:t xml:space="preserve"> to evaluate against the task.</w:t>
       </w:r>
     </w:p>
     <w:p>
@@ -390,16 +852,69 @@
     </w:p>
     <w:p>
       <w:r>
-        <w:t>VISUAL MECHANISM</w:t>
-      </w:r>
-    </w:p>
-    <w:p>
-      <w:r>
-        <w:t>Input → Process → Output</w:t>
-      </w:r>
-    </w:p>
-    <w:p>
-      <w:r>
+        <w:t>Follow the mechanism for Predictive vs Generative. Connect each labelled input, deciding step and result.</w:t>
+      </w:r>
+    </w:p>
+    <w:p>
+      <w:pPr>
+        <w:spacing w:line="336" w:lineRule="auto" w:after="180"/>
+      </w:pPr>
+      <w:r>
+        <w:rPr>
+          <w:b/>
+        </w:rPr>
+        <w:t xml:space="preserve">VISUAL </w:t>
+      </w:r>
+      <w:r>
+        <w:rPr>
+          <w:b/>
+        </w:rPr>
+        <w:t>MECHANISM</w:t>
+      </w:r>
+    </w:p>
+    <w:p>
+      <w:pPr>
+        <w:spacing w:line="336" w:lineRule="auto" w:after="180"/>
+      </w:pPr>
+      <w:r>
+        <w:rPr>
+          <w:b/>
+        </w:rPr>
+        <w:t>Input</w:t>
+      </w:r>
+      <w:r>
+        <w:rPr>
+          <w:b w:val="0"/>
+        </w:rPr>
+        <w:t xml:space="preserve"> → </w:t>
+      </w:r>
+      <w:r>
+        <w:rPr>
+          <w:b/>
+        </w:rPr>
+        <w:t>Process</w:t>
+      </w:r>
+      <w:r>
+        <w:rPr>
+          <w:b w:val="0"/>
+        </w:rPr>
+        <w:t xml:space="preserve"> → </w:t>
+      </w:r>
+      <w:r>
+        <w:rPr>
+          <w:b/>
+        </w:rPr>
+        <w:t>Output</w:t>
+      </w:r>
+    </w:p>
+    <w:p>
+      <w:pPr>
+        <w:spacing w:line="336" w:lineRule="auto" w:after="180"/>
+      </w:pPr>
+      <w:r>
+        <w:rPr>
+          <w:b w:val="0"/>
+        </w:rPr>
         <w:t>Trace the information. At each stage, ask what changed and how you could test it.</w:t>
       </w:r>
     </w:p>
@@ -440,7 +955,13 @@
       </w:r>
     </w:p>
     <w:p>
-      <w:r>
+      <w:pPr>
+        <w:spacing w:line="336" w:lineRule="auto" w:after="180"/>
+      </w:pPr>
+      <w:r>
+        <w:rPr>
+          <w:b w:val="0"/>
+        </w:rPr>
         <w:t>↓</w:t>
       </w:r>
     </w:p>
@@ -481,7 +1002,13 @@
       </w:r>
     </w:p>
     <w:p>
-      <w:r>
+      <w:pPr>
+        <w:spacing w:line="336" w:lineRule="auto" w:after="180"/>
+      </w:pPr>
+      <w:r>
+        <w:rPr>
+          <w:b w:val="0"/>
+        </w:rPr>
         <w:t>↓</w:t>
       </w:r>
     </w:p>
@@ -522,7 +1049,13 @@
       </w:r>
     </w:p>
     <w:p>
-      <w:r>
+      <w:pPr>
+        <w:spacing w:line="336" w:lineRule="auto" w:after="180"/>
+      </w:pPr>
+      <w:r>
+        <w:rPr>
+          <w:b w:val="0"/>
+        </w:rPr>
         <w:t>Which stage could fail even when the other two are correct? Explain:</w:t>
       </w:r>
     </w:p>
@@ -711,8 +1244,25 @@
       </w:tr>
     </w:tbl>
     <w:p>
-      <w:r>
-        <w:t>There are ten observed continuations. The empirical probabilities are red 6/10 = 0.6, blue 3/10 = 0.3, green 1/10 = 0.1. They are nonnegative and sum to 1. A simple frequentist classroom model uses these relative counts as its next-token distribution. These probabilities describe the supplied corpus counts, not the current colour of any actual marker.</w:t>
+      <w:pPr>
+        <w:spacing w:line="336" w:lineRule="auto" w:after="180"/>
+      </w:pPr>
+      <w:r>
+        <w:rPr>
+          <w:b w:val="0"/>
+        </w:rPr>
+        <w:t>There are ten observed continuations. The empirical probabilities are red 6/10 = 0.6, blue 3/10 = 0.3, green 1/10 = 0.1. They are nonnegative and sum to 1.</w:t>
+      </w:r>
+    </w:p>
+    <w:p>
+      <w:pPr>
+        <w:spacing w:line="336" w:lineRule="auto" w:after="180"/>
+      </w:pPr>
+      <w:r>
+        <w:rPr>
+          <w:b w:val="0"/>
+        </w:rPr>
+        <w:t>A simple frequentist classroom model uses these relative counts as its next-token distribution. These probabilities describe the supplied corpus counts, not the current colour of any actual marker.</w:t>
       </w:r>
     </w:p>
     <w:p>
@@ -880,8 +1430,26 @@
       </w:r>
     </w:p>
     <w:p>
-      <w:r>
-        <w:t>Point to the input, the deciding step and the result in this week’s visual. Explain the same step in ordinary words. A picture helps when you can say what each part represents.</w:t>
+      <w:pPr>
+        <w:spacing w:line="336" w:lineRule="auto" w:after="180"/>
+      </w:pPr>
+      <w:r>
+        <w:rPr>
+          <w:b w:val="0"/>
+        </w:rPr>
+        <w:t xml:space="preserve">Point to the </w:t>
+      </w:r>
+      <w:r>
+        <w:rPr>
+          <w:b/>
+        </w:rPr>
+        <w:t>input</w:t>
+      </w:r>
+      <w:r>
+        <w:rPr>
+          <w:b w:val="0"/>
+        </w:rPr>
+        <w:t>, the deciding step and the result in this week’s visual. Explain the same step in ordinary words. A picture helps when you can say what each part represents.</w:t>
       </w:r>
     </w:p>
     <w:p>
@@ -894,16 +1462,54 @@
     </w:p>
     <w:p>
       <w:r>
+        <w:t>Compare the supplied cases for Predictive vs Generative. Identify the detail that changes the conclusion.</w:t>
+      </w:r>
+    </w:p>
+    <w:p>
+      <w:pPr>
+        <w:pStyle w:val="Heading3"/>
+      </w:pPr>
+      <w:r>
+        <w:t>The case to investigate</w:t>
+      </w:r>
+    </w:p>
+    <w:p>
+      <w:pPr>
+        <w:spacing w:line="336" w:lineRule="auto" w:after="180"/>
+        <w:shd w:fill="F1F6FC"/>
+      </w:pPr>
+      <w:r>
+        <w:rPr>
+          <w:b w:val="0"/>
+        </w:rPr>
         <w:t>CASE GALLERY</w:t>
       </w:r>
     </w:p>
     <w:p>
-      <w:r>
-        <w:t>Four Tests, Four Kinds of Evidence</w:t>
-      </w:r>
-    </w:p>
-    <w:p>
-      <w:r>
+      <w:pPr>
+        <w:spacing w:line="336" w:lineRule="auto" w:after="180"/>
+      </w:pPr>
+      <w:r>
+        <w:rPr>
+          <w:b w:val="0"/>
+        </w:rPr>
+        <w:t xml:space="preserve">Four Tests, Four Kinds of </w:t>
+      </w:r>
+      <w:r>
+        <w:rPr>
+          <w:b/>
+        </w:rPr>
+        <w:t>Evidence</w:t>
+      </w:r>
+    </w:p>
+    <w:p>
+      <w:pPr>
+        <w:spacing w:line="336" w:lineRule="auto" w:after="180"/>
+      </w:pPr>
+      <w:r>
+        <w:rPr>
+          <w:b w:val="0"/>
+        </w:rPr>
         <w:t>A system is not understood until it survives more than one comfortable example.</w:t>
       </w:r>
     </w:p>
@@ -980,8 +1586,47 @@
       </w:r>
     </w:p>
     <w:p>
-      <w:r>
-        <w:t>NORMAL CASE: predict and name evidence.     BOUNDARY CASE: predict and name evidence.</w:t>
+      <w:pPr>
+        <w:pStyle w:val="Heading3"/>
+      </w:pPr>
+      <w:r>
+        <w:t>The normal case</w:t>
+      </w:r>
+    </w:p>
+    <w:p>
+      <w:pPr>
+        <w:spacing w:line="336" w:lineRule="auto" w:after="180"/>
+        <w:shd w:fill="F1F6FC"/>
+      </w:pPr>
+      <w:r>
+        <w:rPr>
+          <w:b w:val="0"/>
+        </w:rPr>
+        <w:t xml:space="preserve">NORMAL CASE: predict and name </w:t>
+      </w:r>
+      <w:r>
+        <w:rPr>
+          <w:b/>
+        </w:rPr>
+        <w:t>evidence</w:t>
+      </w:r>
+      <w:r>
+        <w:rPr>
+          <w:b w:val="0"/>
+        </w:rPr>
+        <w:t xml:space="preserve">.     BOUNDARY CASE: predict and name </w:t>
+      </w:r>
+      <w:r>
+        <w:rPr>
+          <w:b/>
+        </w:rPr>
+        <w:t>evidence</w:t>
+      </w:r>
+      <w:r>
+        <w:rPr>
+          <w:b w:val="0"/>
+        </w:rPr>
+        <w:t>.</w:t>
       </w:r>
     </w:p>
     <w:p>
@@ -1057,12 +1702,58 @@
       </w:r>
     </w:p>
     <w:p>
-      <w:r>
-        <w:t>MISSING INFORMATION: predict and name evidence.     TRANSFER CASE: predict and name evidence.</w:t>
-      </w:r>
-    </w:p>
-    <w:p>
-      <w:r>
+      <w:pPr>
+        <w:pStyle w:val="Heading3"/>
+      </w:pPr>
+      <w:r>
+        <w:t>Check missing information</w:t>
+      </w:r>
+    </w:p>
+    <w:p>
+      <w:pPr>
+        <w:spacing w:line="336" w:lineRule="auto" w:after="180"/>
+        <w:shd w:fill="FFF5E6"/>
+      </w:pPr>
+      <w:r>
+        <w:rPr>
+          <w:b w:val="0"/>
+        </w:rPr>
+        <w:t xml:space="preserve">MISSING INFORMATION: predict and name </w:t>
+      </w:r>
+      <w:r>
+        <w:rPr>
+          <w:b/>
+        </w:rPr>
+        <w:t>evidence</w:t>
+      </w:r>
+      <w:r>
+        <w:rPr>
+          <w:b w:val="0"/>
+        </w:rPr>
+        <w:t xml:space="preserve">.     TRANSFER CASE: predict and name </w:t>
+      </w:r>
+      <w:r>
+        <w:rPr>
+          <w:b/>
+        </w:rPr>
+        <w:t>evidence</w:t>
+      </w:r>
+      <w:r>
+        <w:rPr>
+          <w:b w:val="0"/>
+        </w:rPr>
+        <w:t>.</w:t>
+      </w:r>
+    </w:p>
+    <w:p>
+      <w:pPr>
+        <w:spacing w:line="336" w:lineRule="auto" w:after="180"/>
+        <w:shd w:fill="F5F1FB"/>
+      </w:pPr>
+      <w:r>
+        <w:rPr>
+          <w:b w:val="0"/>
+        </w:rPr>
         <w:t>Which case is most likely to reveal a hidden assumption? Why?</w:t>
       </w:r>
     </w:p>
@@ -1108,17 +1799,92 @@
       </w:r>
     </w:p>
     <w:p>
-      <w:r>
-        <w:t>Change: Change the training table to full 2, empty 7, unknown 1.</w:t>
-      </w:r>
-    </w:p>
-    <w:p>
-      <w:r>
-        <w:t>Prediction: Greedy output becomes empty with probability 0.7.</w:t>
-      </w:r>
-    </w:p>
-    <w:p>
-      <w:r>
+      <w:pPr>
+        <w:pStyle w:val="Heading3"/>
+      </w:pPr>
+      <w:r>
+        <w:t>Change one thing</w:t>
+      </w:r>
+    </w:p>
+    <w:p>
+      <w:pPr>
+        <w:spacing w:line="336" w:lineRule="auto" w:after="180"/>
+        <w:shd w:fill="F5F1FB"/>
+      </w:pPr>
+      <w:r>
+        <w:rPr>
+          <w:b w:val="0"/>
+        </w:rPr>
+        <w:t xml:space="preserve">Change: Change the </w:t>
+      </w:r>
+      <w:r>
+        <w:rPr>
+          <w:b/>
+        </w:rPr>
+        <w:t>training</w:t>
+      </w:r>
+      <w:r>
+        <w:rPr>
+          <w:b w:val="0"/>
+        </w:rPr>
+        <w:t xml:space="preserve"> table to full 2, empty 7, unknown 1.</w:t>
+      </w:r>
+    </w:p>
+    <w:p>
+      <w:pPr>
+        <w:pStyle w:val="Heading3"/>
+      </w:pPr>
+      <w:r>
+        <w:t>Predicted result</w:t>
+      </w:r>
+    </w:p>
+    <w:p>
+      <w:pPr>
+        <w:spacing w:line="336" w:lineRule="auto" w:after="180"/>
+        <w:shd w:fill="F1F6FC"/>
+      </w:pPr>
+      <w:r>
+        <w:rPr>
+          <w:b/>
+        </w:rPr>
+        <w:t>Prediction</w:t>
+      </w:r>
+      <w:r>
+        <w:rPr>
+          <w:b w:val="0"/>
+        </w:rPr>
+        <w:t xml:space="preserve">: Greedy </w:t>
+      </w:r>
+      <w:r>
+        <w:rPr>
+          <w:b/>
+        </w:rPr>
+        <w:t>output</w:t>
+      </w:r>
+      <w:r>
+        <w:rPr>
+          <w:b w:val="0"/>
+        </w:rPr>
+        <w:t xml:space="preserve"> becomes empty with probability 0.7.</w:t>
+      </w:r>
+    </w:p>
+    <w:p>
+      <w:pPr>
+        <w:pStyle w:val="Heading3"/>
+      </w:pPr>
+      <w:r>
+        <w:t>Why the result follows</w:t>
+      </w:r>
+    </w:p>
+    <w:p>
+      <w:pPr>
+        <w:spacing w:line="336" w:lineRule="auto" w:after="180"/>
+        <w:shd w:fill="F1F6FC"/>
+      </w:pPr>
+      <w:r>
+        <w:rPr>
+          <w:b w:val="0"/>
+        </w:rPr>
         <w:t>Reason: The continuation distribution changed; the independently observed box has not changed.</w:t>
       </w:r>
     </w:p>
@@ -1132,16 +1898,39 @@
     </w:p>
     <w:p>
       <w:r>
+        <w:t>Use the vocabulary of Predictive vs Generative to explain a concrete decision, rather than only memorising definitions.</w:t>
+      </w:r>
+    </w:p>
+    <w:p>
+      <w:pPr>
+        <w:spacing w:line="336" w:lineRule="auto" w:after="180"/>
+      </w:pPr>
+      <w:r>
+        <w:rPr>
+          <w:b/>
+        </w:rPr>
         <w:t>VOCABULARY LAB</w:t>
       </w:r>
     </w:p>
     <w:p>
-      <w:r>
+      <w:pPr>
+        <w:spacing w:line="336" w:lineRule="auto" w:after="180"/>
+      </w:pPr>
+      <w:r>
+        <w:rPr>
+          <w:b w:val="0"/>
+        </w:rPr>
         <w:t>Words You Can Use to Reason</w:t>
       </w:r>
     </w:p>
     <w:p>
-      <w:r>
+      <w:pPr>
+        <w:spacing w:line="336" w:lineRule="auto" w:after="180"/>
+      </w:pPr>
+      <w:r>
+        <w:rPr>
+          <w:b w:val="0"/>
+        </w:rPr>
         <w:t>A definition matters when you can recognize the idea, use it, and contrast it with a near-miss.</w:t>
       </w:r>
     </w:p>
@@ -1598,17 +2387,58 @@
     </w:p>
     <w:p>
       <w:r>
-        <w:t>WORKED EVIDENCE</w:t>
-      </w:r>
-    </w:p>
-    <w:p>
-      <w:r>
+        <w:t>Follow the worked trace for Predictive vs Generative, predict a step, then compare with its explanation.</w:t>
+      </w:r>
+    </w:p>
+    <w:p>
+      <w:pPr>
+        <w:spacing w:line="336" w:lineRule="auto" w:after="180"/>
+      </w:pPr>
+      <w:r>
+        <w:rPr>
+          <w:b/>
+        </w:rPr>
+        <w:t xml:space="preserve">WORKED </w:t>
+      </w:r>
+      <w:r>
+        <w:rPr>
+          <w:b/>
+        </w:rPr>
+        <w:t>EVIDENCE</w:t>
+      </w:r>
+    </w:p>
+    <w:p>
+      <w:pPr>
+        <w:spacing w:line="336" w:lineRule="auto" w:after="180"/>
+      </w:pPr>
+      <w:r>
+        <w:rPr>
+          <w:b w:val="0"/>
+        </w:rPr>
         <w:t>Reason Step by Step</w:t>
       </w:r>
     </w:p>
     <w:p>
-      <w:r>
-        <w:t>Predict first. Then check each step. A correct answer without visible reasoning is incomplete evidence.</w:t>
+      <w:pPr>
+        <w:spacing w:line="336" w:lineRule="auto" w:after="180"/>
+      </w:pPr>
+      <w:r>
+        <w:rPr>
+          <w:b w:val="0"/>
+        </w:rPr>
+        <w:t xml:space="preserve">Predict first. Then check each step. A correct answer without visible reasoning is incomplete </w:t>
+      </w:r>
+      <w:r>
+        <w:rPr>
+          <w:b/>
+        </w:rPr>
+        <w:t>evidence</w:t>
+      </w:r>
+      <w:r>
+        <w:rPr>
+          <w:b w:val="0"/>
+        </w:rPr>
+        <w:t>.</w:t>
       </w:r>
     </w:p>
     <w:p>
@@ -1648,27 +2478,73 @@
       </w:r>
     </w:p>
     <w:p>
-      <w:r>
+      <w:pPr>
+        <w:spacing w:line="336" w:lineRule="auto" w:after="180"/>
+        <w:shd w:fill="F4F9FC"/>
+      </w:pPr>
+      <w:r>
+        <w:rPr>
+          <w:b w:val="0"/>
+        </w:rPr>
         <w:t>1. ‘Is this book suitable?’ → classification.</w:t>
       </w:r>
     </w:p>
     <w:p>
-      <w:r>
-        <w:t>2. ‘How many days to finish?’ → numeric prediction.</w:t>
-      </w:r>
-    </w:p>
-    <w:p>
-      <w:r>
+      <w:pPr>
+        <w:spacing w:line="336" w:lineRule="auto" w:after="180"/>
+        <w:shd w:fill="F4F9FC"/>
+      </w:pPr>
+      <w:r>
+        <w:rPr>
+          <w:b w:val="0"/>
+        </w:rPr>
+        <w:t xml:space="preserve">2. ‘How many days to finish?’ → numeric </w:t>
+      </w:r>
+      <w:r>
+        <w:rPr>
+          <w:b/>
+        </w:rPr>
+        <w:t>prediction</w:t>
+      </w:r>
+      <w:r>
+        <w:rPr>
+          <w:b w:val="0"/>
+        </w:rPr>
+        <w:t>.</w:t>
+      </w:r>
+    </w:p>
+    <w:p>
+      <w:pPr>
+        <w:spacing w:line="336" w:lineRule="auto" w:after="180"/>
+        <w:shd w:fill="F4F9FC"/>
+      </w:pPr>
+      <w:r>
+        <w:rPr>
+          <w:b w:val="0"/>
+        </w:rPr>
         <w:t>3. ‘Write a spoiler-free teaser’ → generation.</w:t>
       </w:r>
     </w:p>
     <w:p>
-      <w:r>
+      <w:pPr>
+        <w:spacing w:line="336" w:lineRule="auto" w:after="180"/>
+        <w:shd w:fill="F4F9FC"/>
+      </w:pPr>
+      <w:r>
+        <w:rPr>
+          <w:b w:val="0"/>
+        </w:rPr>
         <w:t>4. A product may combine them, but each stage needs its own test.</w:t>
       </w:r>
     </w:p>
     <w:p>
-      <w:r>
+      <w:pPr>
+        <w:spacing w:line="336" w:lineRule="auto" w:after="180"/>
+      </w:pPr>
+      <w:r>
+        <w:rPr>
+          <w:b w:val="0"/>
+        </w:rPr>
         <w:t>Recalculate, retrace, or restate the reasoning in your own representation:</w:t>
       </w:r>
     </w:p>
@@ -1706,8 +2582,27 @@
       </w:r>
     </w:p>
     <w:p>
-      <w:r>
-        <w:t>CHECK  Did the evidence answer the exact question? Did the total, path, or source record stay consistent?</w:t>
+      <w:pPr>
+        <w:spacing w:line="336" w:lineRule="auto" w:after="180"/>
+        <w:shd w:fill="F5F1FB"/>
+      </w:pPr>
+      <w:r>
+        <w:rPr>
+          <w:b w:val="0"/>
+        </w:rPr>
+        <w:t xml:space="preserve">CHECK  Did the </w:t>
+      </w:r>
+      <w:r>
+        <w:rPr>
+          <w:b/>
+        </w:rPr>
+        <w:t>evidence</w:t>
+      </w:r>
+      <w:r>
+        <w:rPr>
+          <w:b w:val="0"/>
+        </w:rPr>
+        <w:t xml:space="preserve"> answer the exact question? Did the total, path, or source record stay consistent?</w:t>
       </w:r>
     </w:p>
     <w:p>
@@ -1719,25 +2614,97 @@
       </w:r>
     </w:p>
     <w:p>
-      <w:r>
-        <w:t>After producing red, the next step conditions on the expanded prefix “The marker is red”. A second table might give an end token probability 0.8 and the token today probability 0.2. A generated sequence can stop at the end token or continue. Do not reuse the first-step table unchanged after adding a token unless the model explicitly ignores the new prefix.</w:t>
-      </w:r>
-    </w:p>
-    <w:p>
-      <w:r>
-        <w:t>A separate classifier can return red as a label from an image; that is a different input and target from continuing text. A downstream evaluation asks whether the system correctly reports the current marker. It must include ground truth or sources and appropriate failure handling, not just count plausible phrases.</w:t>
-      </w:r>
-    </w:p>
-    <w:p>
       <w:pPr>
         <w:pStyle w:val="Heading3"/>
       </w:pPr>
       <w:r>
+        <w:t>Worked explanation · Predictive vs Generative</w:t>
+      </w:r>
+    </w:p>
+    <w:p>
+      <w:pPr>
+        <w:spacing w:line="336" w:lineRule="auto" w:after="180"/>
+        <w:shd w:fill="F1F6FC"/>
+      </w:pPr>
+      <w:r>
+        <w:rPr>
+          <w:b w:val="0"/>
+        </w:rPr>
+        <w:t>After producing red, the next step conditions on the expanded prefix “The marker is red”. A second table might give an end token probability 0.8 and the token today probability 0.2.</w:t>
+      </w:r>
+    </w:p>
+    <w:p>
+      <w:pPr>
+        <w:spacing w:line="336" w:lineRule="auto" w:after="180"/>
+        <w:shd w:fill="F1F6FC"/>
+      </w:pPr>
+      <w:r>
+        <w:rPr>
+          <w:b w:val="0"/>
+        </w:rPr>
+        <w:t>A generated sequence can stop at the end token or continue. Do not reuse the first-step table unchanged after adding a token unless the model explicitly ignores the new prefix.</w:t>
+      </w:r>
+    </w:p>
+    <w:p>
+      <w:pPr>
+        <w:pStyle w:val="Heading3"/>
+      </w:pPr>
+      <w:r>
+        <w:t>Worked explanation · Predictive vs Generative</w:t>
+      </w:r>
+    </w:p>
+    <w:p>
+      <w:pPr>
+        <w:spacing w:line="336" w:lineRule="auto" w:after="180"/>
+        <w:shd w:fill="F1F6FC"/>
+      </w:pPr>
+      <w:r>
+        <w:rPr>
+          <w:b w:val="0"/>
+        </w:rPr>
+        <w:t xml:space="preserve">A separate classifier can return red as a label from an image; that is a different </w:t>
+      </w:r>
+      <w:r>
+        <w:rPr>
+          <w:b/>
+        </w:rPr>
+        <w:t>input</w:t>
+      </w:r>
+      <w:r>
+        <w:rPr>
+          <w:b w:val="0"/>
+        </w:rPr>
+        <w:t xml:space="preserve"> and target from continuing text. A downstream evaluation asks whether the system correctly reports the current marker.</w:t>
+      </w:r>
+    </w:p>
+    <w:p>
+      <w:pPr>
+        <w:spacing w:line="336" w:lineRule="auto" w:after="180"/>
+        <w:shd w:fill="F1F6FC"/>
+      </w:pPr>
+      <w:r>
+        <w:rPr>
+          <w:b w:val="0"/>
+        </w:rPr>
+        <w:t>It must include ground truth or sources and appropriate failure handling, not just count plausible phrases.</w:t>
+      </w:r>
+    </w:p>
+    <w:p>
+      <w:pPr>
+        <w:pStyle w:val="Heading3"/>
+      </w:pPr>
+      <w:r>
         <w:t>Learn from the worked case</w:t>
       </w:r>
     </w:p>
     <w:p>
-      <w:r>
+      <w:pPr>
+        <w:spacing w:line="336" w:lineRule="auto" w:after="180"/>
+      </w:pPr>
+      <w:r>
+        <w:rPr>
+          <w:b w:val="0"/>
+        </w:rPr>
         <w:t>Cover the result before checking it. Say what is given, choose the procedure, and follow one step at a time. Then uncover the result and explain your first mismatch. Ask why a step is allowed, not only what number it produces.</w:t>
       </w:r>
     </w:p>
@@ -1750,7 +2717,13 @@
       </w:r>
     </w:p>
     <w:p>
-      <w:r>
+      <w:pPr>
+        <w:spacing w:line="336" w:lineRule="auto" w:after="180"/>
+      </w:pPr>
+      <w:r>
+        <w:rPr>
+          <w:b w:val="0"/>
+        </w:rPr>
         <w:t>A fictional toy generator predicts the next word after “The box is”.</w:t>
       </w:r>
     </w:p>
@@ -1763,12 +2736,54 @@
       </w:r>
     </w:p>
     <w:p>
-      <w:r>
-        <w:t>Observed training continuations: full 6, empty 3, unknown 1.</w:t>
-      </w:r>
-    </w:p>
-    <w:p>
-      <w:r>
+      <w:pPr>
+        <w:pStyle w:val="Heading3"/>
+      </w:pPr>
+      <w:r>
+        <w:t>Supplied facts</w:t>
+      </w:r>
+    </w:p>
+    <w:p>
+      <w:pPr>
+        <w:spacing w:line="336" w:lineRule="auto" w:after="180"/>
+        <w:shd w:fill="F1F6FC"/>
+      </w:pPr>
+      <w:r>
+        <w:rPr>
+          <w:b w:val="0"/>
+        </w:rPr>
+        <w:t xml:space="preserve">Observed </w:t>
+      </w:r>
+      <w:r>
+        <w:rPr>
+          <w:b/>
+        </w:rPr>
+        <w:t>training</w:t>
+      </w:r>
+      <w:r>
+        <w:rPr>
+          <w:b w:val="0"/>
+        </w:rPr>
+        <w:t xml:space="preserve"> continuations: full 6, empty 3, unknown 1.</w:t>
+      </w:r>
+    </w:p>
+    <w:p>
+      <w:pPr>
+        <w:pStyle w:val="Heading3"/>
+      </w:pPr>
+      <w:r>
+        <w:t>Supplied facts</w:t>
+      </w:r>
+    </w:p>
+    <w:p>
+      <w:pPr>
+        <w:spacing w:line="336" w:lineRule="auto" w:after="180"/>
+        <w:shd w:fill="F1F6FC"/>
+      </w:pPr>
+      <w:r>
+        <w:rPr>
+          <w:b w:val="0"/>
+        </w:rPr>
         <w:t>Use counts divided by total 10. The current physical box is separately checked and found empty.</w:t>
       </w:r>
     </w:p>
@@ -1990,31 +3005,163 @@
       </w:r>
     </w:p>
     <w:p>
-      <w:r>
-        <w:t>The table predicts a continuation in a text exercise, not the contents of the current box. Generating the most frequent token is a model-defined decision. A factual inventory statement needs current evidence. The numerical table is intentionally small; real generative systems condition on richer context and do not simply consult these three counts.</w:t>
-      </w:r>
-    </w:p>
-    <w:p>
       <w:pPr>
         <w:pStyle w:val="Heading3"/>
       </w:pPr>
       <w:r>
+        <w:t>Why the result follows</w:t>
+      </w:r>
+    </w:p>
+    <w:p>
+      <w:pPr>
+        <w:spacing w:line="336" w:lineRule="auto" w:after="180"/>
+        <w:shd w:fill="F1F6FC"/>
+      </w:pPr>
+      <w:r>
+        <w:rPr>
+          <w:b w:val="0"/>
+        </w:rPr>
+        <w:t xml:space="preserve">The table predicts a continuation in a text exercise, not the contents of the current box. Generating the most frequent token is a model-defined decision. A factual inventory statement needs current </w:t>
+      </w:r>
+      <w:r>
+        <w:rPr>
+          <w:b/>
+        </w:rPr>
+        <w:t>evidence</w:t>
+      </w:r>
+      <w:r>
+        <w:rPr>
+          <w:b w:val="0"/>
+        </w:rPr>
+        <w:t>.</w:t>
+      </w:r>
+    </w:p>
+    <w:p>
+      <w:pPr>
+        <w:spacing w:line="336" w:lineRule="auto" w:after="180"/>
+        <w:shd w:fill="F1F6FC"/>
+      </w:pPr>
+      <w:r>
+        <w:rPr>
+          <w:b w:val="0"/>
+        </w:rPr>
+        <w:t xml:space="preserve">The numerical table is intentionally small; real </w:t>
+      </w:r>
+      <w:r>
+        <w:rPr>
+          <w:b/>
+        </w:rPr>
+        <w:t>generative</w:t>
+      </w:r>
+      <w:r>
+        <w:rPr>
+          <w:b w:val="0"/>
+        </w:rPr>
+        <w:t xml:space="preserve"> systems condition on richer context and do not simply consult these three counts.</w:t>
+      </w:r>
+    </w:p>
+    <w:p>
+      <w:pPr>
+        <w:pStyle w:val="Heading3"/>
+      </w:pPr>
+      <w:r>
         <w:t>What this example does not establish</w:t>
       </w:r>
     </w:p>
     <w:p>
-      <w:r>
-        <w:t>A one-step toy distribution does not describe every predictive or generative model or validate factual accuracy.</w:t>
-      </w:r>
-    </w:p>
-    <w:p>
-      <w:r>
+      <w:pPr>
+        <w:pStyle w:val="Heading3"/>
+      </w:pPr>
+      <w:r>
+        <w:t>Keep the stated limit</w:t>
+      </w:r>
+    </w:p>
+    <w:p>
+      <w:pPr>
+        <w:spacing w:line="336" w:lineRule="auto" w:after="180"/>
+        <w:shd w:fill="FFF5E6"/>
+      </w:pPr>
+      <w:r>
+        <w:rPr>
+          <w:b w:val="0"/>
+        </w:rPr>
+        <w:t xml:space="preserve">A one-step toy distribution does not describe every </w:t>
+      </w:r>
+      <w:r>
+        <w:rPr>
+          <w:b/>
+        </w:rPr>
+        <w:t>predictive</w:t>
+      </w:r>
+      <w:r>
+        <w:rPr>
+          <w:b w:val="0"/>
+        </w:rPr>
+        <w:t xml:space="preserve"> or </w:t>
+      </w:r>
+      <w:r>
+        <w:rPr>
+          <w:b/>
+        </w:rPr>
+        <w:t>generative</w:t>
+      </w:r>
+      <w:r>
+        <w:rPr>
+          <w:b w:val="0"/>
+        </w:rPr>
+        <w:t xml:space="preserve"> model or validate factual accuracy.</w:t>
+      </w:r>
+    </w:p>
+    <w:p>
+      <w:pPr>
+        <w:pStyle w:val="Heading3"/>
+      </w:pPr>
+      <w:r>
+        <w:t>Keep the stated limit</w:t>
+      </w:r>
+    </w:p>
+    <w:p>
+      <w:pPr>
+        <w:spacing w:line="336" w:lineRule="auto" w:after="180"/>
+        <w:shd w:fill="FFF5E6"/>
+      </w:pPr>
+      <w:r>
+        <w:rPr>
+          <w:b w:val="0"/>
+        </w:rPr>
         <w:t>Read the labelled picture: Does matching the physical box in the changed table prove the generator measures boxes?</w:t>
       </w:r>
     </w:p>
     <w:p>
-      <w:r>
-        <w:t>Change one thing: Change the training table to full 2, empty 7, unknown 1. Predict the result before checking the explanation. What remains the same?</w:t>
+      <w:pPr>
+        <w:pStyle w:val="Heading3"/>
+      </w:pPr>
+      <w:r>
+        <w:t>Keep the stated limit</w:t>
+      </w:r>
+    </w:p>
+    <w:p>
+      <w:pPr>
+        <w:spacing w:line="336" w:lineRule="auto" w:after="180"/>
+        <w:shd w:fill="FFF5E6"/>
+      </w:pPr>
+      <w:r>
+        <w:rPr>
+          <w:b w:val="0"/>
+        </w:rPr>
+        <w:t xml:space="preserve">Change one thing: Change the </w:t>
+      </w:r>
+      <w:r>
+        <w:rPr>
+          <w:b/>
+        </w:rPr>
+        <w:t>training</w:t>
+      </w:r>
+      <w:r>
+        <w:rPr>
+          <w:b w:val="0"/>
+        </w:rPr>
+        <w:t xml:space="preserve"> table to full 2, empty 7, unknown 1. Predict the result before checking the explanation. What remains the same?</w:t>
       </w:r>
     </w:p>
     <w:p>
@@ -2027,17 +3174,61 @@
     </w:p>
     <w:p>
       <w:r>
+        <w:t>Find the unsupported step in the Predictive vs Generative claim and explain a repair using the supplied evidence.</w:t>
+      </w:r>
+    </w:p>
+    <w:p>
+      <w:pPr>
+        <w:pStyle w:val="Heading3"/>
+      </w:pPr>
+      <w:r>
+        <w:t>Find the first error</w:t>
+      </w:r>
+    </w:p>
+    <w:p>
+      <w:pPr>
+        <w:spacing w:line="336" w:lineRule="auto" w:after="180"/>
+        <w:shd w:fill="FFF5E6"/>
+      </w:pPr>
+      <w:r>
+        <w:rPr>
+          <w:b w:val="0"/>
+        </w:rPr>
         <w:t>ERROR DETECTIVE</w:t>
       </w:r>
     </w:p>
     <w:p>
-      <w:r>
+      <w:pPr>
+        <w:spacing w:line="336" w:lineRule="auto" w:after="180"/>
+      </w:pPr>
+      <w:r>
+        <w:rPr>
+          <w:b w:val="0"/>
+        </w:rPr>
         <w:t>Compare → Diagnose → Repair</w:t>
       </w:r>
     </w:p>
     <w:p>
-      <w:r>
-        <w:t>Do not patch the answer. Find the earliest unsupported assumption, wrong step, or weak evidence.</w:t>
+      <w:pPr>
+        <w:spacing w:line="336" w:lineRule="auto" w:after="180"/>
+      </w:pPr>
+      <w:r>
+        <w:rPr>
+          <w:b w:val="0"/>
+        </w:rPr>
+        <w:t xml:space="preserve">Do not patch the answer. Find the earliest unsupported assumption, wrong step, or weak </w:t>
+      </w:r>
+      <w:r>
+        <w:rPr>
+          <w:b/>
+        </w:rPr>
+        <w:t>evidence</w:t>
+      </w:r>
+      <w:r>
+        <w:rPr>
+          <w:b w:val="0"/>
+        </w:rPr>
+        <w:t>.</w:t>
       </w:r>
     </w:p>
     <w:p>
@@ -2287,7 +3478,14 @@
       </w:tr>
     </w:tbl>
     <w:p>
-      <w:r>
+      <w:pPr>
+        <w:spacing w:line="336" w:lineRule="auto" w:after="180"/>
+        <w:shd w:fill="F5F1FB"/>
+      </w:pPr>
+      <w:r>
+        <w:rPr>
+          <w:b w:val="0"/>
+        </w:rPr>
         <w:t>Repair one cause. Why is this repair better than changing several things?</w:t>
       </w:r>
     </w:p>
@@ -2333,15 +3531,66 @@
       </w:r>
     </w:p>
     <w:p>
-      <w:r>
-        <w:t>Keep three questions separate: did the model fit continuation data; did the output satisfy the requested format or task; and are factual claims supported? A system that drafts a fictional description has different criteria from one reporting a live measurement. Record the source and time when a claim refers to changing conditions. No AI account is needed to reason about these distinctions.</w:t>
-      </w:r>
-    </w:p>
-    <w:p>
       <w:pPr>
         <w:pStyle w:val="Heading3"/>
       </w:pPr>
       <w:r>
+        <w:t>Check the claim against the facts</w:t>
+      </w:r>
+    </w:p>
+    <w:p>
+      <w:pPr>
+        <w:spacing w:line="336" w:lineRule="auto" w:after="180"/>
+        <w:shd w:fill="FFF5E6"/>
+      </w:pPr>
+      <w:r>
+        <w:rPr>
+          <w:b w:val="0"/>
+        </w:rPr>
+        <w:t xml:space="preserve">Keep three questions separate: did the model fit continuation data; did the </w:t>
+      </w:r>
+      <w:r>
+        <w:rPr>
+          <w:b/>
+        </w:rPr>
+        <w:t>output</w:t>
+      </w:r>
+      <w:r>
+        <w:rPr>
+          <w:b w:val="0"/>
+        </w:rPr>
+        <w:t xml:space="preserve"> satisfy the requested format or task; and are factual claims supported?</w:t>
+      </w:r>
+    </w:p>
+    <w:p>
+      <w:pPr>
+        <w:spacing w:line="336" w:lineRule="auto" w:after="180"/>
+        <w:shd w:fill="FFF5E6"/>
+      </w:pPr>
+      <w:r>
+        <w:rPr>
+          <w:b w:val="0"/>
+        </w:rPr>
+        <w:t>A system that drafts a fictional description has different criteria from one reporting a live measurement. Record the source and time when a claim refers to changing conditions.</w:t>
+      </w:r>
+    </w:p>
+    <w:p>
+      <w:pPr>
+        <w:spacing w:line="336" w:lineRule="auto" w:after="180"/>
+        <w:shd w:fill="FFF5E6"/>
+      </w:pPr>
+      <w:r>
+        <w:rPr>
+          <w:b w:val="0"/>
+        </w:rPr>
+        <w:t>No AI account is needed to reason about these distinctions.</w:t>
+      </w:r>
+    </w:p>
+    <w:p>
+      <w:pPr>
+        <w:pStyle w:val="Heading3"/>
+      </w:pPr>
+      <w:r>
         <w:t>Exit: a team says “the highest-probability continuation proves the current fact”. Name the evidence they actually have and the evidence still needed.</w:t>
       </w:r>
     </w:p>
@@ -2380,16 +3629,39 @@
     </w:p>
     <w:p>
       <w:r>
+        <w:t>Practise Predictive vs Generative with support, then explain the deciding step in your own words.</w:t>
+      </w:r>
+    </w:p>
+    <w:p>
+      <w:pPr>
+        <w:spacing w:line="336" w:lineRule="auto" w:after="180"/>
+      </w:pPr>
+      <w:r>
+        <w:rPr>
+          <w:b/>
+        </w:rPr>
         <w:t>LOGIC STUDIO</w:t>
       </w:r>
     </w:p>
     <w:p>
-      <w:r>
+      <w:pPr>
+        <w:spacing w:line="336" w:lineRule="auto" w:after="180"/>
+      </w:pPr>
+      <w:r>
+        <w:rPr>
+          <w:b w:val="0"/>
+        </w:rPr>
         <w:t>Trace Before You Run</w:t>
       </w:r>
     </w:p>
     <w:p>
-      <w:r>
+      <w:pPr>
+        <w:spacing w:line="336" w:lineRule="auto" w:after="180"/>
+      </w:pPr>
+      <w:r>
+        <w:rPr>
+          <w:b w:val="0"/>
+        </w:rPr>
         <w:t>Block code, pseudocode, tables, and diagrams are different ways to expose the same reasoning.</w:t>
       </w:r>
     </w:p>
@@ -2430,8 +3702,26 @@
       </w:r>
     </w:p>
     <w:p>
-      <w:r>
-        <w:t>SET evidence_record</w:t>
+      <w:pPr>
+        <w:spacing w:line="336" w:lineRule="auto" w:after="180"/>
+      </w:pPr>
+      <w:r>
+        <w:rPr>
+          <w:b w:val="0"/>
+        </w:rPr>
+        <w:t xml:space="preserve">SET </w:t>
+      </w:r>
+      <w:r>
+        <w:rPr>
+          <w:b/>
+        </w:rPr>
+        <w:t>evidence</w:t>
+      </w:r>
+      <w:r>
+        <w:rPr>
+          <w:b w:val="0"/>
+        </w:rPr>
+        <w:t>_record</w:t>
         <w:br/>
         <w:t>PREDICT expected_result</w:t>
         <w:br/>
@@ -2445,8 +3735,27 @@
       </w:r>
     </w:p>
     <w:p>
-      <w:r>
-        <w:t>Trace one input. Which line changes the state or chooses a path?</w:t>
+      <w:pPr>
+        <w:spacing w:line="336" w:lineRule="auto" w:after="180"/>
+        <w:shd w:fill="F5F1FB"/>
+      </w:pPr>
+      <w:r>
+        <w:rPr>
+          <w:b w:val="0"/>
+        </w:rPr>
+        <w:t xml:space="preserve">Trace one </w:t>
+      </w:r>
+      <w:r>
+        <w:rPr>
+          <w:b/>
+        </w:rPr>
+        <w:t>input</w:t>
+      </w:r>
+      <w:r>
+        <w:rPr>
+          <w:b w:val="0"/>
+        </w:rPr>
+        <w:t>. Which line changes the state or chooses a path?</w:t>
       </w:r>
     </w:p>
     <w:p>
@@ -2491,8 +3800,37 @@
       </w:r>
     </w:p>
     <w:p>
-      <w:r>
-        <w:t>Supported case: the prefix “The door is” is followed in a tiny corpus by open four times and closed once. The empirical probabilities are 4/5 and 1/5. A current sensor reports closed. Selecting the most frequent continuation open would be plausible under the corpus model but inconsistent with the sensor observation.</w:t>
+      <w:pPr>
+        <w:spacing w:line="336" w:lineRule="auto" w:after="180"/>
+      </w:pPr>
+      <w:r>
+        <w:rPr>
+          <w:b w:val="0"/>
+        </w:rPr>
+        <w:t>Supported case: the prefix “The door is” is followed in a tiny corpus by open four times and closed once. The empirical probabilities are 4/5 and 1/5. A current sensor reports closed.</w:t>
+      </w:r>
+    </w:p>
+    <w:p>
+      <w:pPr>
+        <w:spacing w:line="336" w:lineRule="auto" w:after="180"/>
+      </w:pPr>
+      <w:r>
+        <w:rPr>
+          <w:b w:val="0"/>
+        </w:rPr>
+        <w:t xml:space="preserve">Selecting the most frequent continuation open would be plausible under the corpus model but inconsistent with the sensor </w:t>
+      </w:r>
+      <w:r>
+        <w:rPr>
+          <w:b/>
+        </w:rPr>
+        <w:t>observation</w:t>
+      </w:r>
+      <w:r>
+        <w:rPr>
+          <w:b w:val="0"/>
+        </w:rPr>
+        <w:t>.</w:t>
       </w:r>
     </w:p>
     <w:p>
@@ -2537,8 +3875,50 @@
       </w:r>
     </w:p>
     <w:p>
-      <w:r>
-        <w:t>Use workbook W2 for the connected example “Generative and predictive objectives”. First fill the input and rule boxes. Try the middle steps before asking for a hint. After a hint, try the next step yourself.</w:t>
+      <w:pPr>
+        <w:spacing w:line="336" w:lineRule="auto" w:after="180"/>
+      </w:pPr>
+      <w:r>
+        <w:rPr>
+          <w:b w:val="0"/>
+        </w:rPr>
+        <w:t>Use workbook W2 for the connected example “</w:t>
+      </w:r>
+      <w:r>
+        <w:rPr>
+          <w:b/>
+        </w:rPr>
+        <w:t>Generative</w:t>
+      </w:r>
+      <w:r>
+        <w:rPr>
+          <w:b w:val="0"/>
+        </w:rPr>
+        <w:t xml:space="preserve"> and </w:t>
+      </w:r>
+      <w:r>
+        <w:rPr>
+          <w:b/>
+        </w:rPr>
+        <w:t>predictive</w:t>
+      </w:r>
+      <w:r>
+        <w:rPr>
+          <w:b w:val="0"/>
+        </w:rPr>
+        <w:t xml:space="preserve"> objectives”. First fill the </w:t>
+      </w:r>
+      <w:r>
+        <w:rPr>
+          <w:b/>
+        </w:rPr>
+        <w:t>input</w:t>
+      </w:r>
+      <w:r>
+        <w:rPr>
+          <w:b w:val="0"/>
+        </w:rPr>
+        <w:t xml:space="preserve"> and rule boxes. Try the middle steps before asking for a hint. After a hint, try the next step yourself.</w:t>
       </w:r>
     </w:p>
     <w:tbl>
@@ -2621,7 +4001,13 @@
       </w:tr>
     </w:tbl>
     <w:p>
-      <w:r>
+      <w:pPr>
+        <w:spacing w:line="336" w:lineRule="auto" w:after="180"/>
+      </w:pPr>
+      <w:r>
+        <w:rPr>
+          <w:b w:val="0"/>
+        </w:rPr>
         <w:t>Explain your trace to a partner. Your partner points to one step to check. Swap roles on the next case. Each person writes their own explanation.</w:t>
       </w:r>
     </w:p>
@@ -2634,12 +4020,71 @@
       </w:r>
     </w:p>
     <w:p>
-      <w:r>
-        <w:t>Use the worked case for Generative and predictive objectives. Proposed explanation: “Generative models do not predict”. Decide whether this explanation is supported. Point to the step or supplied fact that decides; explain your repair if needed.</w:t>
-      </w:r>
-    </w:p>
-    <w:p>
-      <w:r>
+      <w:pPr>
+        <w:spacing w:line="336" w:lineRule="auto" w:after="180"/>
+      </w:pPr>
+      <w:r>
+        <w:rPr>
+          <w:b w:val="0"/>
+        </w:rPr>
+        <w:t xml:space="preserve">Use the worked case for </w:t>
+      </w:r>
+      <w:r>
+        <w:rPr>
+          <w:b/>
+        </w:rPr>
+        <w:t>Generative</w:t>
+      </w:r>
+      <w:r>
+        <w:rPr>
+          <w:b w:val="0"/>
+        </w:rPr>
+        <w:t xml:space="preserve"> and </w:t>
+      </w:r>
+      <w:r>
+        <w:rPr>
+          <w:b/>
+        </w:rPr>
+        <w:t>predictive</w:t>
+      </w:r>
+      <w:r>
+        <w:rPr>
+          <w:b w:val="0"/>
+        </w:rPr>
+        <w:t xml:space="preserve"> objectives. Proposed explanation: “</w:t>
+      </w:r>
+      <w:r>
+        <w:rPr>
+          <w:b/>
+        </w:rPr>
+        <w:t>Generative</w:t>
+      </w:r>
+      <w:r>
+        <w:rPr>
+          <w:b w:val="0"/>
+        </w:rPr>
+        <w:t xml:space="preserve"> models do not predict”. Decide whether this explanation is supported.</w:t>
+      </w:r>
+    </w:p>
+    <w:p>
+      <w:pPr>
+        <w:spacing w:line="336" w:lineRule="auto" w:after="180"/>
+      </w:pPr>
+      <w:r>
+        <w:rPr>
+          <w:b w:val="0"/>
+        </w:rPr>
+        <w:t>Point to the step or supplied fact that decides; explain your repair if needed.</w:t>
+      </w:r>
+    </w:p>
+    <w:p>
+      <w:pPr>
+        <w:spacing w:line="336" w:lineRule="auto" w:after="180"/>
+      </w:pPr>
+      <w:r>
+        <w:rPr>
+          <w:b w:val="0"/>
+        </w:rPr>
         <w:t>Answer on your own before discussion. If you are unsure, say which step you need help with.</w:t>
       </w:r>
     </w:p>
@@ -2652,7 +4097,14 @@
       </w:r>
     </w:p>
     <w:p>
-      <w:r>
+      <w:pPr>
+        <w:spacing w:line="336" w:lineRule="auto" w:after="180"/>
+        <w:shd w:fill="F5F1FB"/>
+      </w:pPr>
+      <w:r>
+        <w:rPr>
+          <w:b w:val="0"/>
+        </w:rPr>
         <w:t>Does matching the physical box in the changed table prove the generator measures boxes?</w:t>
       </w:r>
     </w:p>
@@ -2685,7 +4137,13 @@
       </w:r>
     </w:p>
     <w:p>
-      <w:r>
+      <w:pPr>
+        <w:spacing w:line="336" w:lineRule="auto" w:after="180"/>
+      </w:pPr>
+      <w:r>
+        <w:rPr>
+          <w:b w:val="0"/>
+        </w:rPr>
         <w:t>This is supported practice. Keep the separately named independent case for an attempt before feedback.</w:t>
       </w:r>
     </w:p>
@@ -2699,16 +4157,45 @@
     </w:p>
     <w:p>
       <w:r>
-        <w:t>EVIDENCE LAB</w:t>
-      </w:r>
-    </w:p>
-    <w:p>
-      <w:r>
+        <w:t>Investigate Predictive vs Generative. Record the prediction, actual observation or labelled paper trace, explanation and next test separately.</w:t>
+      </w:r>
+    </w:p>
+    <w:p>
+      <w:pPr>
+        <w:spacing w:line="336" w:lineRule="auto" w:after="180"/>
+      </w:pPr>
+      <w:r>
+        <w:rPr>
+          <w:b/>
+        </w:rPr>
+        <w:t>EVIDENCE</w:t>
+      </w:r>
+      <w:r>
+        <w:rPr>
+          <w:b/>
+        </w:rPr>
+        <w:t xml:space="preserve"> LAB</w:t>
+      </w:r>
+    </w:p>
+    <w:p>
+      <w:pPr>
+        <w:spacing w:line="336" w:lineRule="auto" w:after="180"/>
+      </w:pPr>
+      <w:r>
+        <w:rPr>
+          <w:b w:val="0"/>
+        </w:rPr>
         <w:t>Predict → Test → Record → Explain</w:t>
       </w:r>
     </w:p>
     <w:p>
-      <w:r>
+      <w:pPr>
+        <w:spacing w:line="336" w:lineRule="auto" w:after="180"/>
+      </w:pPr>
+      <w:r>
+        <w:rPr>
+          <w:b w:val="0"/>
+        </w:rPr>
         <w:t>Keep expected and actual results separate. Surprises are useful data when recorded honestly.</w:t>
       </w:r>
     </w:p>
@@ -2749,8 +4236,38 @@
       </w:r>
     </w:p>
     <w:p>
-      <w:r>
-        <w:t>Sort nine task cards by mechanism, name the output space, and specify one evaluation method for each category.</w:t>
+      <w:pPr>
+        <w:spacing w:line="336" w:lineRule="auto" w:after="180"/>
+      </w:pPr>
+      <w:r>
+        <w:rPr>
+          <w:b w:val="0"/>
+        </w:rPr>
+        <w:t xml:space="preserve">Sort nine task cards by </w:t>
+      </w:r>
+      <w:r>
+        <w:rPr>
+          <w:b/>
+        </w:rPr>
+        <w:t>mechanism</w:t>
+      </w:r>
+      <w:r>
+        <w:rPr>
+          <w:b w:val="0"/>
+        </w:rPr>
+        <w:t xml:space="preserve">, name the </w:t>
+      </w:r>
+      <w:r>
+        <w:rPr>
+          <w:b/>
+        </w:rPr>
+        <w:t>output space</w:t>
+      </w:r>
+      <w:r>
+        <w:rPr>
+          <w:b w:val="0"/>
+        </w:rPr>
+        <w:t>, and specify one evaluation method for each category.</w:t>
       </w:r>
     </w:p>
     <w:tbl>
@@ -2999,7 +4516,14 @@
       </w:tr>
     </w:tbl>
     <w:p>
-      <w:r>
+      <w:pPr>
+        <w:spacing w:line="336" w:lineRule="auto" w:after="180"/>
+        <w:shd w:fill="F5F1FB"/>
+      </w:pPr>
+      <w:r>
+        <w:rPr>
+          <w:b w:val="0"/>
+        </w:rPr>
         <w:t>What did the hardest test teach you that the normal test did not?</w:t>
       </w:r>
     </w:p>
@@ -3045,7 +4569,13 @@
       </w:r>
     </w:p>
     <w:p>
-      <w:r>
+      <w:pPr>
+        <w:spacing w:line="336" w:lineRule="auto" w:after="180"/>
+      </w:pPr>
+      <w:r>
+        <w:rPr>
+          <w:b w:val="0"/>
+        </w:rPr>
         <w:t>Before trying: what do I expect, and why? While trying: which step could first go wrong? Afterwards: what did I actually observe, and what should change? Keep “not run” if you only traced the procedure.</w:t>
       </w:r>
     </w:p>
@@ -3059,17 +4589,52 @@
     </w:p>
     <w:p>
       <w:r>
+        <w:t>Move from recall to tracing, diagnosis and transfer in Predictive vs Generative. Explain why each step is justified.</w:t>
+      </w:r>
+    </w:p>
+    <w:p>
+      <w:pPr>
+        <w:spacing w:line="336" w:lineRule="auto" w:after="180"/>
+      </w:pPr>
+      <w:r>
+        <w:rPr>
+          <w:b/>
+        </w:rPr>
         <w:t>MASTERY</w:t>
       </w:r>
     </w:p>
     <w:p>
-      <w:r>
+      <w:pPr>
+        <w:spacing w:line="336" w:lineRule="auto" w:after="180"/>
+      </w:pPr>
+      <w:r>
+        <w:rPr>
+          <w:b w:val="0"/>
+        </w:rPr>
         <w:t>From Knowing the Word to Owning the Idea</w:t>
       </w:r>
     </w:p>
     <w:p>
-      <w:r>
-        <w:t>Move upward only when you can produce evidence without copying the worked example.</w:t>
+      <w:pPr>
+        <w:spacing w:line="336" w:lineRule="auto" w:after="180"/>
+      </w:pPr>
+      <w:r>
+        <w:rPr>
+          <w:b w:val="0"/>
+        </w:rPr>
+        <w:t xml:space="preserve">Move upward only when you can produce </w:t>
+      </w:r>
+      <w:r>
+        <w:rPr>
+          <w:b/>
+        </w:rPr>
+        <w:t>evidence</w:t>
+      </w:r>
+      <w:r>
+        <w:rPr>
+          <w:b w:val="0"/>
+        </w:rPr>
+        <w:t xml:space="preserve"> without copying the worked example.</w:t>
       </w:r>
     </w:p>
     <w:p>
@@ -3109,33 +4674,93 @@
       </w:r>
     </w:p>
     <w:p>
-      <w:r>
+      <w:pPr>
+        <w:spacing w:line="336" w:lineRule="auto" w:after="180"/>
+      </w:pPr>
+      <w:r>
+        <w:rPr>
+          <w:b w:val="0"/>
+        </w:rPr>
         <w:t>1 • NAME: Define the concept without repeating the textbook.</w:t>
       </w:r>
     </w:p>
     <w:p>
-      <w:r>
-        <w:t>2 • TRACE: Show the information, state, branch, calculation, or evidence path.</w:t>
-      </w:r>
-    </w:p>
-    <w:p>
-      <w:r>
+      <w:pPr>
+        <w:spacing w:line="336" w:lineRule="auto" w:after="180"/>
+      </w:pPr>
+      <w:r>
+        <w:rPr>
+          <w:b w:val="0"/>
+        </w:rPr>
+        <w:t xml:space="preserve">2 • TRACE: Show the information, state, branch, calculation, or </w:t>
+      </w:r>
+      <w:r>
+        <w:rPr>
+          <w:b/>
+        </w:rPr>
+        <w:t>evidence</w:t>
+      </w:r>
+      <w:r>
+        <w:rPr>
+          <w:b w:val="0"/>
+        </w:rPr>
+        <w:t xml:space="preserve"> path.</w:t>
+      </w:r>
+    </w:p>
+    <w:p>
+      <w:pPr>
+        <w:spacing w:line="336" w:lineRule="auto" w:after="180"/>
+      </w:pPr>
+      <w:r>
+        <w:rPr>
+          <w:b w:val="0"/>
+        </w:rPr>
         <w:t>3 • APPLY: Solve a different example independently.</w:t>
       </w:r>
     </w:p>
     <w:p>
-      <w:r>
+      <w:pPr>
+        <w:spacing w:line="336" w:lineRule="auto" w:after="180"/>
+      </w:pPr>
+      <w:r>
+        <w:rPr>
+          <w:b w:val="0"/>
+        </w:rPr>
         <w:t>4 • CHALLENGE: Find a boundary case, counterexample, or unfair outcome.</w:t>
       </w:r>
     </w:p>
     <w:p>
-      <w:r>
+      <w:pPr>
+        <w:spacing w:line="336" w:lineRule="auto" w:after="180"/>
+      </w:pPr>
+      <w:r>
+        <w:rPr>
+          <w:b w:val="0"/>
+        </w:rPr>
         <w:t>5 • EXPLAIN LIMITS: Say when the result should not be trusted or used alone.</w:t>
       </w:r>
     </w:p>
     <w:p>
-      <w:r>
-        <w:t>My strongest evidence of independent understanding:</w:t>
+      <w:pPr>
+        <w:spacing w:line="336" w:lineRule="auto" w:after="180"/>
+      </w:pPr>
+      <w:r>
+        <w:rPr>
+          <w:b w:val="0"/>
+        </w:rPr>
+        <w:t xml:space="preserve">My strongest </w:t>
+      </w:r>
+      <w:r>
+        <w:rPr>
+          <w:b/>
+        </w:rPr>
+        <w:t>evidence</w:t>
+      </w:r>
+      <w:r>
+        <w:rPr>
+          <w:b w:val="0"/>
+        </w:rPr>
+        <w:t xml:space="preserve"> of independent understanding:</w:t>
       </w:r>
     </w:p>
     <w:p>
@@ -3181,16 +4806,39 @@
     </w:p>
     <w:p>
       <w:r>
+        <w:t>Apply this week’s idea to Transparent Book Recommender. Keep an annotated decision and the evidence supporting it.</w:t>
+      </w:r>
+    </w:p>
+    <w:p>
+      <w:pPr>
+        <w:spacing w:line="336" w:lineRule="auto" w:after="180"/>
+      </w:pPr>
+      <w:r>
+        <w:rPr>
+          <w:b/>
+        </w:rPr>
         <w:t>CUMULATIVE PROJECT</w:t>
       </w:r>
     </w:p>
     <w:p>
-      <w:r>
+      <w:pPr>
+        <w:spacing w:line="336" w:lineRule="auto" w:after="180"/>
+      </w:pPr>
+      <w:r>
+        <w:rPr>
+          <w:b w:val="0"/>
+        </w:rPr>
         <w:t>Transparent Book Recommender</w:t>
       </w:r>
     </w:p>
     <w:p>
-      <w:r>
+      <w:pPr>
+        <w:spacing w:line="336" w:lineRule="auto" w:after="180"/>
+      </w:pPr>
+      <w:r>
+        <w:rPr>
+          <w:b w:val="0"/>
+        </w:rPr>
         <w:t>Every week adds one inspectable piece. The system must show how it reached a result.</w:t>
       </w:r>
     </w:p>
@@ -3231,17 +4879,75 @@
       </w:r>
     </w:p>
     <w:p>
-      <w:r>
-        <w:t>THIS WEEK’S CHECKPOINT  Keep scoring predictive and explanations templated or carefully generated and verified.</w:t>
-      </w:r>
-    </w:p>
-    <w:p>
-      <w:r>
-        <w:t>SYSTEM MAP  Reader need → allowed inputs → transparent rule or score → ranked candidates → explanation → test record → human decision</w:t>
-      </w:r>
-    </w:p>
-    <w:p>
-      <w:r>
+      <w:pPr>
+        <w:spacing w:line="336" w:lineRule="auto" w:after="180"/>
+      </w:pPr>
+      <w:r>
+        <w:rPr>
+          <w:b w:val="0"/>
+        </w:rPr>
+        <w:t xml:space="preserve">THIS WEEK’S CHECKPOINT  Keep scoring </w:t>
+      </w:r>
+      <w:r>
+        <w:rPr>
+          <w:b/>
+        </w:rPr>
+        <w:t>predictive</w:t>
+      </w:r>
+      <w:r>
+        <w:rPr>
+          <w:b w:val="0"/>
+        </w:rPr>
+        <w:t xml:space="preserve"> and explanations templated or carefully generated and verified.</w:t>
+      </w:r>
+    </w:p>
+    <w:p>
+      <w:pPr>
+        <w:pStyle w:val="Heading3"/>
+      </w:pPr>
+      <w:r>
+        <w:t>Trace the system</w:t>
+      </w:r>
+    </w:p>
+    <w:p>
+      <w:pPr>
+        <w:spacing w:line="336" w:lineRule="auto" w:after="180"/>
+        <w:shd w:fill="EDF7F3"/>
+      </w:pPr>
+      <w:r>
+        <w:rPr>
+          <w:b w:val="0"/>
+        </w:rPr>
+        <w:t xml:space="preserve">SYSTEM MAP  Reader need → allowed </w:t>
+      </w:r>
+      <w:r>
+        <w:rPr>
+          <w:b/>
+        </w:rPr>
+        <w:t>input</w:t>
+      </w:r>
+      <w:r>
+        <w:rPr>
+          <w:b w:val="0"/>
+        </w:rPr>
+        <w:t xml:space="preserve">s → transparent rule or score → ranked candidates → explanation → test record → </w:t>
+      </w:r>
+      <w:r>
+        <w:rPr>
+          <w:b/>
+        </w:rPr>
+        <w:t>human decision</w:t>
+      </w:r>
+    </w:p>
+    <w:p>
+      <w:pPr>
+        <w:spacing w:line="336" w:lineRule="auto" w:after="180"/>
+        <w:shd w:fill="F5F1FB"/>
+      </w:pPr>
+      <w:r>
+        <w:rPr>
+          <w:b w:val="0"/>
+        </w:rPr>
         <w:t>What will you add, change, or verify in the project this week?</w:t>
       </w:r>
     </w:p>
@@ -3279,8 +4985,27 @@
       </w:r>
     </w:p>
     <w:p>
-      <w:r>
-        <w:t>What should remain under human control?</w:t>
+      <w:pPr>
+        <w:spacing w:line="336" w:lineRule="auto" w:after="180"/>
+        <w:shd w:fill="F5F1FB"/>
+      </w:pPr>
+      <w:r>
+        <w:rPr>
+          <w:b w:val="0"/>
+        </w:rPr>
+        <w:t xml:space="preserve">What should remain under </w:t>
+      </w:r>
+      <w:r>
+        <w:rPr>
+          <w:b/>
+        </w:rPr>
+        <w:t>human control</w:t>
+      </w:r>
+      <w:r>
+        <w:rPr>
+          <w:b w:val="0"/>
+        </w:rPr>
+        <w:t>?</w:t>
       </w:r>
     </w:p>
     <w:p>
@@ -3317,7 +5042,22 @@
       </w:r>
     </w:p>
     <w:p>
-      <w:r>
+      <w:pPr>
+        <w:pStyle w:val="Heading3"/>
+      </w:pPr>
+      <w:r>
+        <w:t>Responsible design</w:t>
+      </w:r>
+    </w:p>
+    <w:p>
+      <w:pPr>
+        <w:spacing w:line="336" w:lineRule="auto" w:after="180"/>
+        <w:shd w:fill="FFF5E6"/>
+      </w:pPr>
+      <w:r>
+        <w:rPr>
+          <w:b w:val="0"/>
+        </w:rPr>
         <w:t>RESPONSIBLE DESIGN  Collect only necessary information. Show uncertainty and limits. Never confuse a ranking with a fact about a person.</w:t>
       </w:r>
     </w:p>
@@ -3330,8 +5070,26 @@
       </w:r>
     </w:p>
     <w:p>
-      <w:r>
-        <w:t>Use approved book facts for recommender explanations; generated fluency is not a replacement for catalogue evidence.</w:t>
+      <w:pPr>
+        <w:spacing w:line="336" w:lineRule="auto" w:after="180"/>
+      </w:pPr>
+      <w:r>
+        <w:rPr>
+          <w:b w:val="0"/>
+        </w:rPr>
+        <w:t xml:space="preserve">Use approved book facts for recommender explanations; generated fluency is not a replacement for catalogue </w:t>
+      </w:r>
+      <w:r>
+        <w:rPr>
+          <w:b/>
+        </w:rPr>
+        <w:t>evidence</w:t>
+      </w:r>
+      <w:r>
+        <w:rPr>
+          <w:b w:val="0"/>
+        </w:rPr>
+        <w:t>.</w:t>
       </w:r>
     </w:p>
     <w:p>
@@ -3344,16 +5102,48 @@
     </w:p>
     <w:p>
       <w:r>
+        <w:t>Use a genuinely new case for independent evidence. Previously discussed examples remain practice; use the separately named independent case before feedback.</w:t>
+      </w:r>
+    </w:p>
+    <w:p>
+      <w:pPr>
+        <w:pStyle w:val="Heading3"/>
+      </w:pPr>
+      <w:r>
+        <w:t>Independent evidence</w:t>
+      </w:r>
+    </w:p>
+    <w:p>
+      <w:pPr>
+        <w:spacing w:line="336" w:lineRule="auto" w:after="180"/>
+        <w:shd w:fill="FFF5E6"/>
+      </w:pPr>
+      <w:r>
+        <w:rPr>
+          <w:b w:val="0"/>
+        </w:rPr>
         <w:t>INDEPENDENT MASTERY PROOF</w:t>
       </w:r>
     </w:p>
     <w:p>
-      <w:r>
+      <w:pPr>
+        <w:spacing w:line="336" w:lineRule="auto" w:after="180"/>
+      </w:pPr>
+      <w:r>
+        <w:rPr>
+          <w:b w:val="0"/>
+        </w:rPr>
         <w:t>Explain • Transfer • Test • Defend</w:t>
       </w:r>
     </w:p>
     <w:p>
-      <w:r>
+      <w:pPr>
+        <w:spacing w:line="336" w:lineRule="auto" w:after="180"/>
+      </w:pPr>
+      <w:r>
+        <w:rPr>
+          <w:b w:val="0"/>
+        </w:rPr>
         <w:t>Complete this page without copying the worked example. Your reasoning matters more than decoration.</w:t>
       </w:r>
     </w:p>
@@ -3394,12 +5184,34 @@
       </w:r>
     </w:p>
     <w:p>
-      <w:r>
+      <w:pPr>
+        <w:pStyle w:val="Heading3"/>
+      </w:pPr>
+      <w:r>
+        <w:t>Try a more demanding case</w:t>
+      </w:r>
+    </w:p>
+    <w:p>
+      <w:pPr>
+        <w:spacing w:line="336" w:lineRule="auto" w:after="180"/>
+        <w:shd w:fill="F5F1FB"/>
+      </w:pPr>
+      <w:r>
+        <w:rPr>
+          <w:b w:val="0"/>
+        </w:rPr>
         <w:t>CHALLENGE  Match problems to classifier, predictor, or generator.</w:t>
       </w:r>
     </w:p>
     <w:p>
-      <w:r>
+      <w:pPr>
+        <w:spacing w:line="336" w:lineRule="auto" w:after="180"/>
+        <w:shd w:fill="F4F9FC"/>
+      </w:pPr>
+      <w:r>
+        <w:rPr>
+          <w:b w:val="0"/>
+        </w:rPr>
         <w:t>1. My fresh example, trace, calculation, or design:</w:t>
       </w:r>
     </w:p>
@@ -3437,8 +5249,27 @@
       </w:r>
     </w:p>
     <w:p>
-      <w:r>
-        <w:t>2. My evidence that it works (include a boundary or missing-data case):</w:t>
+      <w:pPr>
+        <w:spacing w:line="336" w:lineRule="auto" w:after="180"/>
+        <w:shd w:fill="F4F9FC"/>
+      </w:pPr>
+      <w:r>
+        <w:rPr>
+          <w:b w:val="0"/>
+        </w:rPr>
+        <w:t xml:space="preserve">2. My </w:t>
+      </w:r>
+      <w:r>
+        <w:rPr>
+          <w:b/>
+        </w:rPr>
+        <w:t>evidence</w:t>
+      </w:r>
+      <w:r>
+        <w:rPr>
+          <w:b w:val="0"/>
+        </w:rPr>
+        <w:t xml:space="preserve"> that it works (include a boundary or missing-data case):</w:t>
       </w:r>
     </w:p>
     <w:p>
@@ -3475,7 +5306,14 @@
       </w:r>
     </w:p>
     <w:p>
-      <w:r>
+      <w:pPr>
+        <w:spacing w:line="336" w:lineRule="auto" w:after="180"/>
+        <w:shd w:fill="F4F9FC"/>
+      </w:pPr>
+      <w:r>
+        <w:rPr>
+          <w:b w:val="0"/>
+        </w:rPr>
         <w:t>3. One limitation, fairness concern, or situation needing human review:</w:t>
       </w:r>
     </w:p>
@@ -3513,8 +5351,47 @@
       </w:r>
     </w:p>
     <w:p>
-      <w:r>
-        <w:t>SELF-CHECK  □ I explained the mechanism  □ I used evidence  □ I tested a fresh case  □ I named a limitation  □ I can answer ‘why?’</w:t>
+      <w:pPr>
+        <w:pStyle w:val="Heading3"/>
+      </w:pPr>
+      <w:r>
+        <w:t>Check your explanation</w:t>
+      </w:r>
+    </w:p>
+    <w:p>
+      <w:pPr>
+        <w:spacing w:line="336" w:lineRule="auto" w:after="180"/>
+        <w:shd w:fill="F5F1FB"/>
+      </w:pPr>
+      <w:r>
+        <w:rPr>
+          <w:b w:val="0"/>
+        </w:rPr>
+        <w:t xml:space="preserve">SELF-CHECK  □ I explained the </w:t>
+      </w:r>
+      <w:r>
+        <w:rPr>
+          <w:b/>
+        </w:rPr>
+        <w:t>mechanism</w:t>
+      </w:r>
+      <w:r>
+        <w:rPr>
+          <w:b w:val="0"/>
+        </w:rPr>
+        <w:t xml:space="preserve">  □ I used </w:t>
+      </w:r>
+      <w:r>
+        <w:rPr>
+          <w:b/>
+        </w:rPr>
+        <w:t>evidence</w:t>
+      </w:r>
+      <w:r>
+        <w:rPr>
+          <w:b w:val="0"/>
+        </w:rPr>
+        <w:t xml:space="preserve">  □ I tested a fresh case  □ I named a limitation  □ I can answer ‘why?’</w:t>
       </w:r>
     </w:p>
     <w:p>
@@ -3526,6 +5403,11 @@
       </w:r>
     </w:p>
     <w:p>
+      <w:r>
+        <w:t>Revisit the complete Predictive vs Generative case for supported practice. Repeated examples do not become fresh assessments.</w:t>
+      </w:r>
+    </w:p>
+    <w:p>
       <w:pPr>
         <w:pStyle w:val="Heading3"/>
       </w:pPr>
@@ -3534,7 +5416,13 @@
       </w:r>
     </w:p>
     <w:p>
-      <w:r>
+      <w:pPr>
+        <w:spacing w:line="336" w:lineRule="auto" w:after="180"/>
+      </w:pPr>
+      <w:r>
+        <w:rPr>
+          <w:b w:val="0"/>
+        </w:rPr>
         <w:t>Use the supplied details to practise the weekly concept before attempting the independent question. This case extends the illustrated lesson.</w:t>
       </w:r>
     </w:p>
@@ -3547,7 +5435,13 @@
       </w:r>
     </w:p>
     <w:p>
-      <w:r>
+      <w:pPr>
+        <w:spacing w:line="336" w:lineRule="auto" w:after="180"/>
+      </w:pPr>
+      <w:r>
+        <w:rPr>
+          <w:b w:val="0"/>
+        </w:rPr>
         <w:t>A labels genre; B writes a new blurb; C computes 24/6.</w:t>
       </w:r>
     </w:p>
@@ -3560,7 +5454,13 @@
       </w:r>
     </w:p>
     <w:p>
-      <w:r>
+      <w:pPr>
+        <w:spacing w:line="336" w:lineRule="auto" w:after="180"/>
+      </w:pPr>
+      <w:r>
+        <w:rPr>
+          <w:b w:val="0"/>
+        </w:rPr>
         <w:t>Distinguish operations.</w:t>
       </w:r>
     </w:p>
@@ -3573,7 +5473,13 @@
       </w:r>
     </w:p>
     <w:p>
-      <w:r>
+      <w:pPr>
+        <w:spacing w:line="336" w:lineRule="auto" w:after="180"/>
+      </w:pPr>
+      <w:r>
+        <w:rPr>
+          <w:b w:val="0"/>
+        </w:rPr>
         <w:t>A predicts a category, B generates text, C calculates 4. Products may combine them.</w:t>
       </w:r>
     </w:p>
@@ -3586,7 +5492,14 @@
       </w:r>
     </w:p>
     <w:p>
-      <w:r>
+      <w:pPr>
+        <w:spacing w:line="336" w:lineRule="auto" w:after="180"/>
+        <w:shd w:fill="F5F1FB"/>
+      </w:pPr>
+      <w:r>
+        <w:rPr>
+          <w:b w:val="0"/>
+        </w:rPr>
         <w:t>Which detail supports the answer, and why does it matter?</w:t>
       </w:r>
     </w:p>
@@ -3742,17 +5655,35 @@
       </w:tr>
     </w:tbl>
     <w:p>
-      <w:r>
+      <w:pPr>
+        <w:spacing w:line="336" w:lineRule="auto" w:after="180"/>
+      </w:pPr>
+      <w:r>
+        <w:rPr>
+          <w:b w:val="0"/>
+        </w:rPr>
         <w:t>A labels genre; B writes a new blurb; C computes 24/6.</w:t>
       </w:r>
     </w:p>
     <w:p>
-      <w:r>
+      <w:pPr>
+        <w:spacing w:line="336" w:lineRule="auto" w:after="180"/>
+      </w:pPr>
+      <w:r>
+        <w:rPr>
+          <w:b w:val="0"/>
+        </w:rPr>
         <w:t>Distinguish operations.</w:t>
       </w:r>
     </w:p>
     <w:p>
-      <w:r>
+      <w:pPr>
+        <w:spacing w:line="336" w:lineRule="auto" w:after="180"/>
+      </w:pPr>
+      <w:r>
+        <w:rPr>
+          <w:b w:val="0"/>
+        </w:rPr>
         <w:t>A predicts a category, B generates text, C calculates 4. Products may combine them.</w:t>
       </w:r>
     </w:p>
@@ -3765,6 +5696,11 @@
       </w:r>
     </w:p>
     <w:p>
+      <w:r>
+        <w:t>Attempt the reserved new case before feedback. Record support; the earlier examples below remain additional practice.</w:t>
+      </w:r>
+    </w:p>
+    <w:p>
       <w:pPr>
         <w:pStyle w:val="Heading3"/>
       </w:pPr>
@@ -3773,8 +5709,25 @@
       </w:r>
     </w:p>
     <w:p>
-      <w:r>
-        <w:t>For prefix The signal is, counts are high 2, low 5, unknown 3. Compute all probabilities and the most frequent continuation. A current measurement reports high. State what the most frequent continuation does and does not establish.</w:t>
+      <w:pPr>
+        <w:spacing w:line="336" w:lineRule="auto" w:after="180"/>
+      </w:pPr>
+      <w:r>
+        <w:rPr>
+          <w:b w:val="0"/>
+        </w:rPr>
+        <w:t>For prefix The signal is, counts are high 2, low 5, unknown 3. Compute all probabilities and the most frequent continuation. A current measurement reports high.</w:t>
+      </w:r>
+    </w:p>
+    <w:p>
+      <w:pPr>
+        <w:spacing w:line="336" w:lineRule="auto" w:after="180"/>
+      </w:pPr>
+      <w:r>
+        <w:rPr>
+          <w:b w:val="0"/>
+        </w:rPr>
+        <w:t>State what the most frequent continuation does and does not establish.</w:t>
       </w:r>
     </w:p>
     <w:p>
@@ -3821,7 +5774,13 @@
       </w:r>
     </w:p>
     <w:p>
-      <w:r>
+      <w:pPr>
+        <w:spacing w:line="336" w:lineRule="auto" w:after="180"/>
+      </w:pPr>
+      <w:r>
+        <w:rPr>
+          <w:b w:val="0"/>
+        </w:rPr>
         <w:t>Attempt this case before feedback. Record any help. Earlier examples below are further practice; a case already practised with feedback cannot establish fresh transfer.</w:t>
       </w:r>
     </w:p>
@@ -3834,18 +5793,43 @@
       </w:r>
     </w:p>
     <w:p>
-      <w:r>
+      <w:pPr>
+        <w:spacing w:line="336" w:lineRule="auto" w:after="180"/>
+      </w:pPr>
+      <w:r>
+        <w:rPr>
+          <w:b w:val="0"/>
+        </w:rPr>
         <w:t>Close the worked explanation. Apply the idea to this different question without copying.</w:t>
       </w:r>
     </w:p>
     <w:p>
-      <w:r>
+      <w:pPr>
+        <w:spacing w:line="336" w:lineRule="auto" w:after="180"/>
+        <w:shd w:fill="F5F1FB"/>
+      </w:pPr>
+      <w:r>
+        <w:rPr>
+          <w:b w:val="0"/>
+        </w:rPr>
         <w:t>One model labels a review positive or negative; another writes a new review. Which classifies and which generates? Must generated text be true?</w:t>
       </w:r>
     </w:p>
     <w:p>
-      <w:r>
-        <w:t>My answer, with a trace, calculation or supporting evidence</w:t>
+      <w:pPr>
+        <w:spacing w:line="336" w:lineRule="auto" w:after="180"/>
+      </w:pPr>
+      <w:r>
+        <w:rPr>
+          <w:b w:val="0"/>
+        </w:rPr>
+        <w:t xml:space="preserve">My answer, with a trace, calculation or supporting </w:t>
+      </w:r>
+      <w:r>
+        <w:rPr>
+          <w:b/>
+        </w:rPr>
+        <w:t>evidence</w:t>
       </w:r>
     </w:p>
     <w:p>
@@ -3890,13 +5874,37 @@
       </w:r>
     </w:p>
     <w:p>
-      <w:r>
+      <w:pPr>
+        <w:spacing w:line="336" w:lineRule="auto" w:after="180"/>
+      </w:pPr>
+      <w:r>
+        <w:rPr>
+          <w:b w:val="0"/>
+        </w:rPr>
         <w:t>Change one relevant detail. Predict the result before testing. Include a boundary or missing-information case when it helps reveal a limit.</w:t>
       </w:r>
     </w:p>
     <w:p>
-      <w:r>
-        <w:t>My changed input and expected result</w:t>
+      <w:pPr>
+        <w:spacing w:line="336" w:lineRule="auto" w:after="180"/>
+      </w:pPr>
+      <w:r>
+        <w:rPr>
+          <w:b w:val="0"/>
+        </w:rPr>
+        <w:t xml:space="preserve">My changed </w:t>
+      </w:r>
+      <w:r>
+        <w:rPr>
+          <w:b/>
+        </w:rPr>
+        <w:t>input</w:t>
+      </w:r>
+      <w:r>
+        <w:rPr>
+          <w:b w:val="0"/>
+        </w:rPr>
+        <w:t xml:space="preserve"> and expected result</w:t>
       </w:r>
     </w:p>
     <w:p>
@@ -3941,13 +5949,49 @@
       </w:r>
     </w:p>
     <w:p>
-      <w:r>
-        <w:t>Keep scoring predictive and explanations templated or carefully generated and verified.</w:t>
-      </w:r>
-    </w:p>
-    <w:p>
-      <w:r>
-        <w:t>The evidence I will keep</w:t>
+      <w:pPr>
+        <w:spacing w:line="336" w:lineRule="auto" w:after="180"/>
+      </w:pPr>
+      <w:r>
+        <w:rPr>
+          <w:b w:val="0"/>
+        </w:rPr>
+        <w:t xml:space="preserve">Keep scoring </w:t>
+      </w:r>
+      <w:r>
+        <w:rPr>
+          <w:b/>
+        </w:rPr>
+        <w:t>predictive</w:t>
+      </w:r>
+      <w:r>
+        <w:rPr>
+          <w:b w:val="0"/>
+        </w:rPr>
+        <w:t xml:space="preserve"> and explanations templated or carefully generated and verified.</w:t>
+      </w:r>
+    </w:p>
+    <w:p>
+      <w:pPr>
+        <w:spacing w:line="336" w:lineRule="auto" w:after="180"/>
+      </w:pPr>
+      <w:r>
+        <w:rPr>
+          <w:b w:val="0"/>
+        </w:rPr>
+        <w:t xml:space="preserve">The </w:t>
+      </w:r>
+      <w:r>
+        <w:rPr>
+          <w:b/>
+        </w:rPr>
+        <w:t>evidence</w:t>
+      </w:r>
+      <w:r>
+        <w:rPr>
+          <w:b w:val="0"/>
+        </w:rPr>
+        <w:t xml:space="preserve"> I will keep</w:t>
       </w:r>
     </w:p>
     <w:p>
@@ -3984,8 +6028,26 @@
       </w:r>
     </w:p>
     <w:p>
-      <w:r>
-        <w:t>Your teacher has the independent answer and scoring criteria. Complete the matching workbook week to keep your practice evidence together.</w:t>
+      <w:pPr>
+        <w:spacing w:line="336" w:lineRule="auto" w:after="180"/>
+      </w:pPr>
+      <w:r>
+        <w:rPr>
+          <w:b w:val="0"/>
+        </w:rPr>
+        <w:t xml:space="preserve">Your teacher has the independent answer and scoring criteria. Complete the matching workbook week to keep your practice </w:t>
+      </w:r>
+      <w:r>
+        <w:rPr>
+          <w:b/>
+        </w:rPr>
+        <w:t>evidence</w:t>
+      </w:r>
+      <w:r>
+        <w:rPr>
+          <w:b w:val="0"/>
+        </w:rPr>
+        <w:t xml:space="preserve"> together.</w:t>
       </w:r>
     </w:p>
     <w:p>
@@ -3997,7 +6059,13 @@
       </w:r>
     </w:p>
     <w:p>
-      <w:r>
+      <w:pPr>
+        <w:spacing w:line="336" w:lineRule="auto" w:after="180"/>
+      </w:pPr>
+      <w:r>
+        <w:rPr>
+          <w:b w:val="0"/>
+        </w:rPr>
         <w:t>A tool retrieves a book description, predicts a genre, then writes a new blurb. Identify each operation and give one distinct failure to check at each stage.</w:t>
       </w:r>
     </w:p>
@@ -4053,8 +6121,25 @@
       </w:r>
     </w:p>
     <w:p>
-      <w:r>
-        <w:t>Attempt the independent case before hints. Record whether you worked alone, used a hint or followed a model. After feedback, fix the first unsupported step and explain why it changed. A later check uses a changed case, not a copied answer.</w:t>
+      <w:pPr>
+        <w:spacing w:line="336" w:lineRule="auto" w:after="180"/>
+      </w:pPr>
+      <w:r>
+        <w:rPr>
+          <w:b w:val="0"/>
+        </w:rPr>
+        <w:t>Attempt the independent case before hints. Record whether you worked alone, used a hint or followed a model. After feedback, fix the first unsupported step and explain why it changed.</w:t>
+      </w:r>
+    </w:p>
+    <w:p>
+      <w:pPr>
+        <w:spacing w:line="336" w:lineRule="auto" w:after="180"/>
+      </w:pPr>
+      <w:r>
+        <w:rPr>
+          <w:b w:val="0"/>
+        </w:rPr>
+        <w:t>A later check uses a changed case, not a copied answer.</w:t>
       </w:r>
     </w:p>
     <w:p>
@@ -4067,6 +6152,17 @@
     </w:p>
     <w:p>
       <w:r>
+        <w:t>Use this map to navigate Predictive vs Generative, connect the goals to tasks and keep one evidence record for each attempt.</w:t>
+      </w:r>
+    </w:p>
+    <w:p>
+      <w:pPr>
+        <w:spacing w:line="336" w:lineRule="auto" w:after="180"/>
+      </w:pPr>
+      <w:r>
+        <w:rPr>
+          <w:b w:val="0"/>
+        </w:rPr>
         <w:t>Start with this question: A fictional toy generator predicts the next word after “The box is”.</w:t>
       </w:r>
     </w:p>
@@ -4173,13 +6269,61 @@
       </w:tr>
     </w:tbl>
     <w:p>
-      <w:r>
-        <w:t>Remember → watch and explain → try with help → investigate → try independently → keep project evidence. Your teacher may spread this lesson across several classes.</w:t>
-      </w:r>
-    </w:p>
-    <w:p>
-      <w:r>
-        <w:t>Keep your first prediction. Compare it with what the evidence shows and explain any change.</w:t>
+      <w:pPr>
+        <w:spacing w:line="336" w:lineRule="auto" w:after="180"/>
+      </w:pPr>
+      <w:r>
+        <w:rPr>
+          <w:b w:val="0"/>
+        </w:rPr>
+        <w:t xml:space="preserve">Remember → watch and explain → try with help → investigate → try independently → keep project </w:t>
+      </w:r>
+      <w:r>
+        <w:rPr>
+          <w:b/>
+        </w:rPr>
+        <w:t>evidence</w:t>
+      </w:r>
+      <w:r>
+        <w:rPr>
+          <w:b w:val="0"/>
+        </w:rPr>
+        <w:t>. Your teacher may spread this lesson across several classes.</w:t>
+      </w:r>
+    </w:p>
+    <w:p>
+      <w:pPr>
+        <w:spacing w:line="336" w:lineRule="auto" w:after="180"/>
+      </w:pPr>
+      <w:r>
+        <w:rPr>
+          <w:b w:val="0"/>
+        </w:rPr>
+        <w:t xml:space="preserve">Keep your first </w:t>
+      </w:r>
+      <w:r>
+        <w:rPr>
+          <w:b/>
+        </w:rPr>
+        <w:t>prediction</w:t>
+      </w:r>
+      <w:r>
+        <w:rPr>
+          <w:b w:val="0"/>
+        </w:rPr>
+        <w:t xml:space="preserve">. Compare it with what the </w:t>
+      </w:r>
+      <w:r>
+        <w:rPr>
+          <w:b/>
+        </w:rPr>
+        <w:t>evidence</w:t>
+      </w:r>
+      <w:r>
+        <w:rPr>
+          <w:b w:val="0"/>
+        </w:rPr>
+        <w:t xml:space="preserve"> shows and explain any change.</w:t>
       </w:r>
     </w:p>
     <w:p>
@@ -4192,7 +6336,36 @@
     </w:p>
     <w:p>
       <w:r>
-        <w:t>Close your notes. Explain this goal in your own words: Distinguish discriminative prediction from generation by inspecting the requested output</w:t>
+        <w:t>Explain Predictive vs Generative without notes, identify a remaining question and plan a later check with a changed case.</w:t>
+      </w:r>
+    </w:p>
+    <w:p>
+      <w:pPr>
+        <w:spacing w:line="336" w:lineRule="auto" w:after="180"/>
+      </w:pPr>
+      <w:r>
+        <w:rPr>
+          <w:b w:val="0"/>
+        </w:rPr>
+        <w:t xml:space="preserve">Close your notes. Explain this goal in your own words: Distinguish discriminative </w:t>
+      </w:r>
+      <w:r>
+        <w:rPr>
+          <w:b/>
+        </w:rPr>
+        <w:t>prediction</w:t>
+      </w:r>
+      <w:r>
+        <w:rPr>
+          <w:b w:val="0"/>
+        </w:rPr>
+        <w:t xml:space="preserve"> from generation by inspecting the requested </w:t>
+      </w:r>
+      <w:r>
+        <w:rPr>
+          <w:b/>
+        </w:rPr>
+        <w:t>output</w:t>
       </w:r>
     </w:p>
     <w:p>
@@ -4229,13 +6402,61 @@
       </w:r>
     </w:p>
     <w:p>
-      <w:r>
-        <w:t>If you are unsure, return to the worked picture and explain one arrow. If you are ready, change an input or assumption and justify your prediction.</w:t>
-      </w:r>
-    </w:p>
-    <w:p>
-      <w:r>
-        <w:t>Save your workbook evidence. At the next review, try a different case before opening your old answer.</w:t>
+      <w:pPr>
+        <w:spacing w:line="336" w:lineRule="auto" w:after="180"/>
+      </w:pPr>
+      <w:r>
+        <w:rPr>
+          <w:b w:val="0"/>
+        </w:rPr>
+        <w:t xml:space="preserve">If you are unsure, return to the worked picture and explain one arrow. If you are ready, change an </w:t>
+      </w:r>
+      <w:r>
+        <w:rPr>
+          <w:b/>
+        </w:rPr>
+        <w:t>input</w:t>
+      </w:r>
+      <w:r>
+        <w:rPr>
+          <w:b w:val="0"/>
+        </w:rPr>
+        <w:t xml:space="preserve"> or assumption and justify your </w:t>
+      </w:r>
+      <w:r>
+        <w:rPr>
+          <w:b/>
+        </w:rPr>
+        <w:t>prediction</w:t>
+      </w:r>
+      <w:r>
+        <w:rPr>
+          <w:b w:val="0"/>
+        </w:rPr>
+        <w:t>.</w:t>
+      </w:r>
+    </w:p>
+    <w:p>
+      <w:pPr>
+        <w:spacing w:line="336" w:lineRule="auto" w:after="180"/>
+      </w:pPr>
+      <w:r>
+        <w:rPr>
+          <w:b w:val="0"/>
+        </w:rPr>
+        <w:t xml:space="preserve">Save your workbook </w:t>
+      </w:r>
+      <w:r>
+        <w:rPr>
+          <w:b/>
+        </w:rPr>
+        <w:t>evidence</w:t>
+      </w:r>
+      <w:r>
+        <w:rPr>
+          <w:b w:val="0"/>
+        </w:rPr>
+        <w:t>. At the next review, try a different case before opening your old answer.</w:t>
       </w:r>
     </w:p>
     <w:p>
@@ -4248,11 +6469,28 @@
     </w:p>
     <w:p>
       <w:r>
+        <w:t>Attempt supported questions before using hints or feedback. Review a missing building block, then keep the completed work.</w:t>
+      </w:r>
+    </w:p>
+    <w:p>
+      <w:pPr>
+        <w:spacing w:line="336" w:lineRule="auto" w:after="180"/>
+      </w:pPr>
+      <w:r>
+        <w:rPr>
+          <w:b w:val="0"/>
+        </w:rPr>
         <w:t>Use this supported practice once, in the browser or on paper. Keep the reserved independent assessment for a separate first attempt before teacher feedback.</w:t>
       </w:r>
     </w:p>
     <w:p>
-      <w:r>
+      <w:pPr>
+        <w:spacing w:line="336" w:lineRule="auto" w:after="180"/>
+      </w:pPr>
+      <w:r>
+        <w:rPr>
+          <w:b w:val="0"/>
+        </w:rPr>
         <w:t>A fictional toy generator predicts the next word after “The box is”.</w:t>
       </w:r>
     </w:p>
@@ -4265,27 +6503,73 @@
       </w:r>
     </w:p>
     <w:p>
-      <w:r>
-        <w:t>Which labelled step matches this detail? Current observation says empty; frequent wording is not a present inventory reading.</w:t>
-      </w:r>
-    </w:p>
-    <w:p>
-      <w:r>
+      <w:pPr>
+        <w:spacing w:line="336" w:lineRule="auto" w:after="180"/>
+      </w:pPr>
+      <w:r>
+        <w:rPr>
+          <w:b w:val="0"/>
+        </w:rPr>
+        <w:t xml:space="preserve">Which labelled step matches this detail? Current </w:t>
+      </w:r>
+      <w:r>
+        <w:rPr>
+          <w:b/>
+        </w:rPr>
+        <w:t>observation</w:t>
+      </w:r>
+      <w:r>
+        <w:rPr>
+          <w:b w:val="0"/>
+        </w:rPr>
+        <w:t xml:space="preserve"> says empty; frequent wording is not a present inventory reading.</w:t>
+      </w:r>
+    </w:p>
+    <w:p>
+      <w:pPr>
+        <w:spacing w:line="336" w:lineRule="auto" w:after="180"/>
+        <w:shd w:fill="F4F9FC"/>
+      </w:pPr>
+      <w:r>
+        <w:rPr>
+          <w:b w:val="0"/>
+        </w:rPr>
         <w:t>1. Probabilities</w:t>
       </w:r>
     </w:p>
     <w:p>
-      <w:r>
+      <w:pPr>
+        <w:spacing w:line="336" w:lineRule="auto" w:after="180"/>
+        <w:shd w:fill="F4F9FC"/>
+      </w:pPr>
+      <w:r>
+        <w:rPr>
+          <w:b w:val="0"/>
+        </w:rPr>
         <w:t>2. Count table</w:t>
       </w:r>
     </w:p>
     <w:p>
-      <w:r>
+      <w:pPr>
+        <w:spacing w:line="336" w:lineRule="auto" w:after="180"/>
+        <w:shd w:fill="F4F9FC"/>
+      </w:pPr>
+      <w:r>
+        <w:rPr>
+          <w:b w:val="0"/>
+        </w:rPr>
         <w:t>3. Greedy continuation</w:t>
       </w:r>
     </w:p>
     <w:p>
-      <w:r>
+      <w:pPr>
+        <w:spacing w:line="336" w:lineRule="auto" w:after="180"/>
+        <w:shd w:fill="F4F9FC"/>
+      </w:pPr>
+      <w:r>
+        <w:rPr>
+          <w:b w:val="0"/>
+        </w:rPr>
         <w:t>4. Check reality</w:t>
       </w:r>
     </w:p>
@@ -4323,48 +6607,222 @@
       </w:r>
     </w:p>
     <w:p>
-      <w:r>
+      <w:pPr>
+        <w:pStyle w:val="Heading3"/>
+      </w:pPr>
+      <w:r>
+        <w:t>Hint · try first</w:t>
+      </w:r>
+    </w:p>
+    <w:p>
+      <w:pPr>
+        <w:spacing w:line="336" w:lineRule="auto" w:after="180"/>
+        <w:shd w:fill="F1F6F8"/>
+      </w:pPr>
+      <w:r>
+        <w:rPr>
+          <w:b w:val="0"/>
+        </w:rPr>
         <w:t>Hint if needed: Read the steps in the pictorial case. Match the supplied detail to the stage that performs or records it.</w:t>
       </w:r>
     </w:p>
     <w:p>
-      <w:r>
-        <w:t>After your attempt, compare with the supported explanation: Check reality Current observation says empty; frequent wording is not a present inventory reading. The table predicts a continuation in a text exercise, not the contents of the current box. Generating the most frequent token is a model-defined decision. A factual inventory statement needs current evidence. The numerical table is intentionally small; real generative systems condition on richer context and do not simply consult these three counts.</w:t>
-      </w:r>
-    </w:p>
-    <w:p>
       <w:pPr>
         <w:pStyle w:val="Heading3"/>
       </w:pPr>
       <w:r>
+        <w:t>Feedback · compare after trying</w:t>
+      </w:r>
+    </w:p>
+    <w:p>
+      <w:pPr>
+        <w:spacing w:line="336" w:lineRule="auto" w:after="180"/>
+        <w:shd w:fill="F1F6FC"/>
+      </w:pPr>
+      <w:r>
+        <w:rPr>
+          <w:b w:val="0"/>
+        </w:rPr>
+        <w:t xml:space="preserve">After your attempt, compare with the supported explanation: Check reality Current </w:t>
+      </w:r>
+      <w:r>
+        <w:rPr>
+          <w:b/>
+        </w:rPr>
+        <w:t>observation</w:t>
+      </w:r>
+      <w:r>
+        <w:rPr>
+          <w:b w:val="0"/>
+        </w:rPr>
+        <w:t xml:space="preserve"> says empty; frequent wording is not a present inventory reading.</w:t>
+      </w:r>
+    </w:p>
+    <w:p>
+      <w:pPr>
+        <w:spacing w:line="336" w:lineRule="auto" w:after="180"/>
+        <w:shd w:fill="F1F6FC"/>
+      </w:pPr>
+      <w:r>
+        <w:rPr>
+          <w:b w:val="0"/>
+        </w:rPr>
+        <w:t xml:space="preserve">The table predicts a continuation in a text exercise, not the contents of the current box. Generating the most frequent token is a model-defined decision. A factual inventory statement needs current </w:t>
+      </w:r>
+      <w:r>
+        <w:rPr>
+          <w:b/>
+        </w:rPr>
+        <w:t>evidence</w:t>
+      </w:r>
+      <w:r>
+        <w:rPr>
+          <w:b w:val="0"/>
+        </w:rPr>
+        <w:t>.</w:t>
+      </w:r>
+    </w:p>
+    <w:p>
+      <w:pPr>
+        <w:spacing w:line="336" w:lineRule="auto" w:after="180"/>
+        <w:shd w:fill="F1F6FC"/>
+      </w:pPr>
+      <w:r>
+        <w:rPr>
+          <w:b w:val="0"/>
+        </w:rPr>
+        <w:t xml:space="preserve">The numerical table is intentionally small; real </w:t>
+      </w:r>
+      <w:r>
+        <w:rPr>
+          <w:b/>
+        </w:rPr>
+        <w:t>generative</w:t>
+      </w:r>
+      <w:r>
+        <w:rPr>
+          <w:b w:val="0"/>
+        </w:rPr>
+        <w:t xml:space="preserve"> systems condition on richer context and do not simply consult these three counts.</w:t>
+      </w:r>
+    </w:p>
+    <w:p>
+      <w:pPr>
+        <w:pStyle w:val="Heading3"/>
+      </w:pPr>
+      <w:r>
         <w:t>Practice 2: explain the deciding evidence</w:t>
       </w:r>
     </w:p>
     <w:p>
-      <w:r>
-        <w:t>Changed-case practice: Change the training table to full 2, empty 7, unknown 1. Which conclusion is supported by the supplied facts?</w:t>
-      </w:r>
-    </w:p>
-    <w:p>
-      <w:r>
-        <w:t>1. Greedy output becomes empty with probability 0.7.</w:t>
-      </w:r>
-    </w:p>
-    <w:p>
-      <w:r>
-        <w:t>2. This one example guarantees correct results for every future input.</w:t>
-      </w:r>
-    </w:p>
-    <w:p>
-      <w:r>
-        <w:t>3. We can decide the result without examining the changed input or the procedure.</w:t>
-      </w:r>
-    </w:p>
-    <w:p>
       <w:pPr>
         <w:pStyle w:val="Heading3"/>
       </w:pPr>
       <w:r>
+        <w:t>Changed case · predict first</w:t>
+      </w:r>
+    </w:p>
+    <w:p>
+      <w:pPr>
+        <w:spacing w:line="336" w:lineRule="auto" w:after="180"/>
+        <w:shd w:fill="F5F1FB"/>
+      </w:pPr>
+      <w:r>
+        <w:rPr>
+          <w:b w:val="0"/>
+        </w:rPr>
+        <w:t xml:space="preserve">Changed-case practice: Change the </w:t>
+      </w:r>
+      <w:r>
+        <w:rPr>
+          <w:b/>
+        </w:rPr>
+        <w:t>training</w:t>
+      </w:r>
+      <w:r>
+        <w:rPr>
+          <w:b w:val="0"/>
+        </w:rPr>
+        <w:t xml:space="preserve"> table to full 2, empty 7, unknown 1. Which conclusion is supported by the supplied facts?</w:t>
+      </w:r>
+    </w:p>
+    <w:p>
+      <w:pPr>
+        <w:spacing w:line="336" w:lineRule="auto" w:after="180"/>
+        <w:shd w:fill="F4F9FC"/>
+      </w:pPr>
+      <w:r>
+        <w:rPr>
+          <w:b w:val="0"/>
+        </w:rPr>
+        <w:t xml:space="preserve">1. Greedy </w:t>
+      </w:r>
+      <w:r>
+        <w:rPr>
+          <w:b/>
+        </w:rPr>
+        <w:t>output</w:t>
+      </w:r>
+      <w:r>
+        <w:rPr>
+          <w:b w:val="0"/>
+        </w:rPr>
+        <w:t xml:space="preserve"> becomes empty with probability 0.7.</w:t>
+      </w:r>
+    </w:p>
+    <w:p>
+      <w:pPr>
+        <w:spacing w:line="336" w:lineRule="auto" w:after="180"/>
+        <w:shd w:fill="F4F9FC"/>
+      </w:pPr>
+      <w:r>
+        <w:rPr>
+          <w:b w:val="0"/>
+        </w:rPr>
+        <w:t xml:space="preserve">2. This one example guarantees correct results for every future </w:t>
+      </w:r>
+      <w:r>
+        <w:rPr>
+          <w:b/>
+        </w:rPr>
+        <w:t>input</w:t>
+      </w:r>
+      <w:r>
+        <w:rPr>
+          <w:b w:val="0"/>
+        </w:rPr>
+        <w:t>.</w:t>
+      </w:r>
+    </w:p>
+    <w:p>
+      <w:pPr>
+        <w:spacing w:line="336" w:lineRule="auto" w:after="180"/>
+        <w:shd w:fill="F4F9FC"/>
+      </w:pPr>
+      <w:r>
+        <w:rPr>
+          <w:b w:val="0"/>
+        </w:rPr>
+        <w:t xml:space="preserve">3. We can decide the result without examining the changed </w:t>
+      </w:r>
+      <w:r>
+        <w:rPr>
+          <w:b/>
+        </w:rPr>
+        <w:t>input</w:t>
+      </w:r>
+      <w:r>
+        <w:rPr>
+          <w:b w:val="0"/>
+        </w:rPr>
+        <w:t xml:space="preserve"> or the procedure.</w:t>
+      </w:r>
+    </w:p>
+    <w:p>
+      <w:pPr>
+        <w:pStyle w:val="Heading3"/>
+      </w:pPr>
+      <w:r>
         <w:t>My selected conclusion, deciding fact and explanation</w:t>
       </w:r>
     </w:p>
@@ -4394,36 +6852,142 @@
       </w:r>
     </w:p>
     <w:p>
-      <w:r>
+      <w:pPr>
+        <w:pStyle w:val="Heading3"/>
+      </w:pPr>
+      <w:r>
+        <w:t>Hint · try first</w:t>
+      </w:r>
+    </w:p>
+    <w:p>
+      <w:pPr>
+        <w:spacing w:line="336" w:lineRule="auto" w:after="180"/>
+        <w:shd w:fill="F1F6F8"/>
+      </w:pPr>
+      <w:r>
+        <w:rPr>
+          <w:b w:val="0"/>
+        </w:rPr>
         <w:t>Hint if needed: Use the changed condition and the deciding step in the pictorial trace. The answer must say what follows from those facts.</w:t>
       </w:r>
     </w:p>
     <w:p>
-      <w:r>
-        <w:t>After your attempt, compare with the supported explanation: Greedy output becomes empty with probability 0.7. The continuation distribution changed; the independently observed box has not changed.</w:t>
-      </w:r>
-    </w:p>
-    <w:p>
       <w:pPr>
         <w:pStyle w:val="Heading3"/>
       </w:pPr>
       <w:r>
+        <w:t>Feedback · compare after trying</w:t>
+      </w:r>
+    </w:p>
+    <w:p>
+      <w:pPr>
+        <w:spacing w:line="336" w:lineRule="auto" w:after="180"/>
+        <w:shd w:fill="F1F6FC"/>
+      </w:pPr>
+      <w:r>
+        <w:rPr>
+          <w:b w:val="0"/>
+        </w:rPr>
+        <w:t xml:space="preserve">After your attempt, compare with the supported explanation: Greedy </w:t>
+      </w:r>
+      <w:r>
+        <w:rPr>
+          <w:b/>
+        </w:rPr>
+        <w:t>output</w:t>
+      </w:r>
+      <w:r>
+        <w:rPr>
+          <w:b w:val="0"/>
+        </w:rPr>
+        <w:t xml:space="preserve"> becomes empty with probability 0.7. The continuation distribution changed; the independently observed box has not changed.</w:t>
+      </w:r>
+    </w:p>
+    <w:p>
+      <w:pPr>
+        <w:pStyle w:val="Heading3"/>
+      </w:pPr>
+      <w:r>
         <w:t>Repair a missing building block</w:t>
       </w:r>
     </w:p>
     <w:p>
-      <w:r>
-        <w:t>Review Image and Voice Pipelines (ai-2/26). Goal: Explain the mechanism and terminology of speech pipelines and multimodal evidence. Short practice: Which stage first fails, and why should the faulty transcript not be silently overwritten?. Return to this week and explain what you changed.</w:t>
-      </w:r>
-    </w:p>
-    <w:p>
-      <w:r>
+      <w:pPr>
+        <w:spacing w:line="336" w:lineRule="auto" w:after="180"/>
+      </w:pPr>
+      <w:r>
+        <w:rPr>
+          <w:b w:val="0"/>
+        </w:rPr>
+        <w:t xml:space="preserve">Review Image and Voice Pipelines (ai-2/26). Goal: Explain the </w:t>
+      </w:r>
+      <w:r>
+        <w:rPr>
+          <w:b/>
+        </w:rPr>
+        <w:t>mechanism</w:t>
+      </w:r>
+      <w:r>
+        <w:rPr>
+          <w:b w:val="0"/>
+        </w:rPr>
+        <w:t xml:space="preserve"> and terminology of speech pipelines and multimodal </w:t>
+      </w:r>
+      <w:r>
+        <w:rPr>
+          <w:b/>
+        </w:rPr>
+        <w:t>evidence</w:t>
+      </w:r>
+      <w:r>
+        <w:rPr>
+          <w:b w:val="0"/>
+        </w:rPr>
+        <w:t>.</w:t>
+      </w:r>
+    </w:p>
+    <w:p>
+      <w:pPr>
+        <w:spacing w:line="336" w:lineRule="auto" w:after="180"/>
+      </w:pPr>
+      <w:r>
+        <w:rPr>
+          <w:b w:val="0"/>
+        </w:rPr>
+        <w:t>Short practice: Which stage first fails, and why should the faulty transcript not be silently overwritten?. Return to this week and explain what you changed.</w:t>
+      </w:r>
+    </w:p>
+    <w:p>
+      <w:pPr>
+        <w:spacing w:line="336" w:lineRule="auto" w:after="180"/>
+      </w:pPr>
+      <w:r>
+        <w:rPr>
+          <w:b w:val="0"/>
+        </w:rPr>
         <w:t>Review Feedback Loops (ai-2/24). Goal: Implement a deterministic recommender. Short practice: What extra field would reveal why comparing raw clicks is misleading?. Return to this week and explain what you changed.</w:t>
       </w:r>
     </w:p>
     <w:p>
-      <w:r>
-        <w:t>Review Similarity by Selected Traits (ai-2/21). Goal: Represent items with numeric features. Short practice: Explain why B ceases to be a closest option without any candidate data changing.. Return to this week and explain what you changed.</w:t>
+      <w:pPr>
+        <w:spacing w:line="336" w:lineRule="auto" w:after="180"/>
+      </w:pPr>
+      <w:r>
+        <w:rPr>
+          <w:b w:val="0"/>
+        </w:rPr>
+        <w:t>Review Similarity by Selected Traits (ai-2/21). Goal: Represent items with numeric features. Short practice: Explain why B ceases to be a closest option without any candidate data changing..</w:t>
+      </w:r>
+    </w:p>
+    <w:p>
+      <w:pPr>
+        <w:spacing w:line="336" w:lineRule="auto" w:after="180"/>
+      </w:pPr>
+      <w:r>
+        <w:rPr>
+          <w:b w:val="0"/>
+        </w:rPr>
+        <w:t>Return to this week and explain what you changed.</w:t>
       </w:r>
     </w:p>
     <w:p>
@@ -4435,8 +6999,663 @@
       </w:r>
     </w:p>
     <w:p>
-      <w:r>
-        <w:t>Use Download completed work in the hosted lesson to export your answers, reflections, practice feedback and code-run evidence. Open the HTML copy to read or print it. Drafts stay in this browser when storage is available; clear drafts on a shared device.</w:t>
+      <w:pPr>
+        <w:spacing w:line="336" w:lineRule="auto" w:after="180"/>
+      </w:pPr>
+      <w:r>
+        <w:rPr>
+          <w:b w:val="0"/>
+        </w:rPr>
+        <w:t xml:space="preserve">Use Download completed work in the hosted lesson to export your answers, reflections, practice feedback and code-run </w:t>
+      </w:r>
+      <w:r>
+        <w:rPr>
+          <w:b/>
+        </w:rPr>
+        <w:t>evidence</w:t>
+      </w:r>
+      <w:r>
+        <w:rPr>
+          <w:b w:val="0"/>
+        </w:rPr>
+        <w:t>. Open the HTML copy to read or print it.</w:t>
+      </w:r>
+    </w:p>
+    <w:p>
+      <w:pPr>
+        <w:spacing w:line="336" w:lineRule="auto" w:after="180"/>
+      </w:pPr>
+      <w:r>
+        <w:rPr>
+          <w:b w:val="0"/>
+        </w:rPr>
+        <w:t>Drafts stay in this browser when storage is available; clear drafts on a shared device.</w:t>
+      </w:r>
+    </w:p>
+    <w:p>
+      <w:pPr>
+        <w:pStyle w:val="Heading1"/>
+      </w:pPr>
+      <w:r>
+        <w:t>18. Visual concept journey</w:t>
+      </w:r>
+    </w:p>
+    <w:p>
+      <w:r>
+        <w:t>Explain each Predictive vs Generative graphic using its labels, deciding evidence and relevant limitation.</w:t>
+      </w:r>
+    </w:p>
+    <w:p>
+      <w:pPr>
+        <w:pStyle w:val="Heading3"/>
+      </w:pPr>
+      <w:r>
+        <w:t>01. Predictive vs Generative: the case</w:t>
+      </w:r>
+    </w:p>
+    <w:p>
+      <w:r>
+        <w:drawing>
+          <wp:inline xmlns:a="http://schemas.openxmlformats.org/drawingml/2006/main" xmlns:pic="http://schemas.openxmlformats.org/drawingml/2006/picture">
+            <wp:extent cx="5486400" cy="2840736"/>
+            <wp:docPr id="23" name="Picture 23" descr="A fictional toy generator predicts the next word after “The box is”. Supplied facts: Observed training continuations: full 6, empty 3, unknown 1. Use counts divided by total 10. The current physical box is separately checked and found empty."/>
+            <wp:cNvGraphicFramePr>
+              <a:graphicFrameLocks noChangeAspect="1"/>
+            </wp:cNvGraphicFramePr>
+            <a:graphic>
+              <a:graphicData uri="http://schemas.openxmlformats.org/drawingml/2006/picture">
+                <pic:pic>
+                  <pic:nvPicPr>
+                    <pic:cNvPr id="0" name="academy-story-ai-2-27-01.png"/>
+                    <pic:cNvPicPr/>
+                  </pic:nvPicPr>
+                  <pic:blipFill>
+                    <a:blip r:embed="rId30"/>
+                    <a:stretch>
+                      <a:fillRect/>
+                    </a:stretch>
+                  </pic:blipFill>
+                  <pic:spPr>
+                    <a:xfrm>
+                      <a:off x="0" y="0"/>
+                      <a:ext cx="5486400" cy="2840736"/>
+                    </a:xfrm>
+                    <a:prstGeom prst="rect"/>
+                  </pic:spPr>
+                </pic:pic>
+              </a:graphicData>
+            </a:graphic>
+          </wp:inline>
+        </w:drawing>
+      </w:r>
+    </w:p>
+    <w:p>
+      <w:pPr>
+        <w:spacing w:line="336" w:lineRule="auto" w:after="180"/>
+      </w:pPr>
+      <w:r>
+        <w:rPr>
+          <w:b w:val="0"/>
+        </w:rPr>
+        <w:t xml:space="preserve">A fictional toy generator predicts the next word after “The box is”. Supplied facts: Observed </w:t>
+      </w:r>
+      <w:r>
+        <w:rPr>
+          <w:b/>
+        </w:rPr>
+        <w:t>training</w:t>
+      </w:r>
+      <w:r>
+        <w:rPr>
+          <w:b w:val="0"/>
+        </w:rPr>
+        <w:t xml:space="preserve"> continuations: full 6, empty 3, unknown 1. Use counts divided by total 10.</w:t>
+      </w:r>
+    </w:p>
+    <w:p>
+      <w:pPr>
+        <w:spacing w:line="336" w:lineRule="auto" w:after="180"/>
+      </w:pPr>
+      <w:r>
+        <w:rPr>
+          <w:b w:val="0"/>
+        </w:rPr>
+        <w:t>The current physical box is separately checked and found empty.</w:t>
+      </w:r>
+    </w:p>
+    <w:p>
+      <w:pPr>
+        <w:spacing w:line="336" w:lineRule="auto" w:after="180"/>
+        <w:shd w:fill="F5F1FB"/>
+      </w:pPr>
+      <w:r>
+        <w:rPr>
+          <w:b w:val="0"/>
+        </w:rPr>
+        <w:t>Point to the given fact that matters most. Explain why it matters.</w:t>
+      </w:r>
+    </w:p>
+    <w:p>
+      <w:pPr>
+        <w:pStyle w:val="Heading3"/>
+      </w:pPr>
+      <w:r>
+        <w:t>02. Follow the deciding steps</w:t>
+      </w:r>
+    </w:p>
+    <w:p>
+      <w:r>
+        <w:drawing>
+          <wp:inline xmlns:a="http://schemas.openxmlformats.org/drawingml/2006/main" xmlns:pic="http://schemas.openxmlformats.org/drawingml/2006/picture">
+            <wp:extent cx="5486400" cy="4160520"/>
+            <wp:docPr id="24" name="Picture 24" descr="Count table: Continuation counts are 6,3,1; total 10. → Probabilities: full=0.6; empty=0.3; unknown=0.1. → Greedy continuation: Largest probability chooses full for this toy prefix. → Check reality: Current observation says empty; frequent wording is not a present inventory reading."/>
+            <wp:cNvGraphicFramePr>
+              <a:graphicFrameLocks noChangeAspect="1"/>
+            </wp:cNvGraphicFramePr>
+            <a:graphic>
+              <a:graphicData uri="http://schemas.openxmlformats.org/drawingml/2006/picture">
+                <pic:pic>
+                  <pic:nvPicPr>
+                    <pic:cNvPr id="0" name="academy-story-ai-2-27-02.png"/>
+                    <pic:cNvPicPr/>
+                  </pic:nvPicPr>
+                  <pic:blipFill>
+                    <a:blip r:embed="rId31"/>
+                    <a:stretch>
+                      <a:fillRect/>
+                    </a:stretch>
+                  </pic:blipFill>
+                  <pic:spPr>
+                    <a:xfrm>
+                      <a:off x="0" y="0"/>
+                      <a:ext cx="5486400" cy="4160520"/>
+                    </a:xfrm>
+                    <a:prstGeom prst="rect"/>
+                  </pic:spPr>
+                </pic:pic>
+              </a:graphicData>
+            </a:graphic>
+          </wp:inline>
+        </w:drawing>
+      </w:r>
+    </w:p>
+    <w:p>
+      <w:pPr>
+        <w:spacing w:line="336" w:lineRule="auto" w:after="180"/>
+      </w:pPr>
+      <w:r>
+        <w:rPr>
+          <w:b w:val="0"/>
+        </w:rPr>
+        <w:t xml:space="preserve">Count table: Continuation counts are 6,3,1; total 10. → Probabilities: full=0.6; empty=0.3; unknown=0.1. → Greedy continuation: Largest probability chooses full for this toy prefix. → Check reality: Current </w:t>
+      </w:r>
+      <w:r>
+        <w:rPr>
+          <w:b/>
+        </w:rPr>
+        <w:t>observation</w:t>
+      </w:r>
+      <w:r>
+        <w:rPr>
+          <w:b w:val="0"/>
+        </w:rPr>
+        <w:t xml:space="preserve"> says empty; frequent wording is not a present inventory reading.</w:t>
+      </w:r>
+    </w:p>
+    <w:p>
+      <w:pPr>
+        <w:spacing w:line="336" w:lineRule="auto" w:after="180"/>
+        <w:shd w:fill="F5F1FB"/>
+      </w:pPr>
+      <w:r>
+        <w:rPr>
+          <w:b w:val="0"/>
+        </w:rPr>
+        <w:t xml:space="preserve">Point to each numbered stage and explain which recorded </w:t>
+      </w:r>
+      <w:r>
+        <w:rPr>
+          <w:b/>
+        </w:rPr>
+        <w:t>input</w:t>
+      </w:r>
+      <w:r>
+        <w:rPr>
+          <w:b w:val="0"/>
+        </w:rPr>
+        <w:t xml:space="preserve"> it uses.</w:t>
+      </w:r>
+    </w:p>
+    <w:p>
+      <w:pPr>
+        <w:pStyle w:val="Heading3"/>
+      </w:pPr>
+      <w:r>
+        <w:t>03. Toy next-word distribution</w:t>
+      </w:r>
+    </w:p>
+    <w:p>
+      <w:r>
+        <w:drawing>
+          <wp:inline xmlns:a="http://schemas.openxmlformats.org/drawingml/2006/main" xmlns:pic="http://schemas.openxmlformats.org/drawingml/2006/picture">
+            <wp:extent cx="5486400" cy="3145536"/>
+            <wp:docPr id="25" name="Picture 25" descr="Toy next-word distribution. Units: probability. full: 0.6. empty: 0.3. unknown: 0.1."/>
+            <wp:cNvGraphicFramePr>
+              <a:graphicFrameLocks noChangeAspect="1"/>
+            </wp:cNvGraphicFramePr>
+            <a:graphic>
+              <a:graphicData uri="http://schemas.openxmlformats.org/drawingml/2006/picture">
+                <pic:pic>
+                  <pic:nvPicPr>
+                    <pic:cNvPr id="0" name="academy-story-ai-2-27-03.png"/>
+                    <pic:cNvPicPr/>
+                  </pic:nvPicPr>
+                  <pic:blipFill>
+                    <a:blip r:embed="rId32"/>
+                    <a:stretch>
+                      <a:fillRect/>
+                    </a:stretch>
+                  </pic:blipFill>
+                  <pic:spPr>
+                    <a:xfrm>
+                      <a:off x="0" y="0"/>
+                      <a:ext cx="5486400" cy="3145536"/>
+                    </a:xfrm>
+                    <a:prstGeom prst="rect"/>
+                  </pic:spPr>
+                </pic:pic>
+              </a:graphicData>
+            </a:graphic>
+          </wp:inline>
+        </w:drawing>
+      </w:r>
+    </w:p>
+    <w:p>
+      <w:pPr>
+        <w:spacing w:line="336" w:lineRule="auto" w:after="180"/>
+      </w:pPr>
+      <w:r>
+        <w:rPr>
+          <w:b w:val="0"/>
+        </w:rPr>
+        <w:t>Toy next-word distribution. Units: probability. full: 0.6. empty: 0.3. unknown: 0.1.</w:t>
+      </w:r>
+    </w:p>
+    <w:p>
+      <w:pPr>
+        <w:spacing w:line="336" w:lineRule="auto" w:after="180"/>
+        <w:shd w:fill="F5F1FB"/>
+      </w:pPr>
+      <w:r>
+        <w:rPr>
+          <w:b w:val="0"/>
+        </w:rPr>
+        <w:t>Read the labels and values. Explain the relationship the model shows.</w:t>
+      </w:r>
+    </w:p>
+    <w:p>
+      <w:pPr>
+        <w:pStyle w:val="Heading3"/>
+      </w:pPr>
+      <w:r>
+        <w:t>04. Change one thing. Trace what follows.</w:t>
+      </w:r>
+    </w:p>
+    <w:p>
+      <w:r>
+        <w:drawing>
+          <wp:inline xmlns:a="http://schemas.openxmlformats.org/drawingml/2006/main" xmlns:pic="http://schemas.openxmlformats.org/drawingml/2006/picture">
+            <wp:extent cx="5486400" cy="3026664"/>
+            <wp:docPr id="26" name="Picture 26" descr="Original case: Current observation says empty; frequent wording is not a present inventory reading. Changed condition: Change the training table to full 2, empty 7, unknown 1. Expected result: Greedy output becomes empty with probability 0.7. Reason: The continuation distribution changed; the independently observed box has not changed."/>
+            <wp:cNvGraphicFramePr>
+              <a:graphicFrameLocks noChangeAspect="1"/>
+            </wp:cNvGraphicFramePr>
+            <a:graphic>
+              <a:graphicData uri="http://schemas.openxmlformats.org/drawingml/2006/picture">
+                <pic:pic>
+                  <pic:nvPicPr>
+                    <pic:cNvPr id="0" name="academy-story-ai-2-27-04.png"/>
+                    <pic:cNvPicPr/>
+                  </pic:nvPicPr>
+                  <pic:blipFill>
+                    <a:blip r:embed="rId33"/>
+                    <a:stretch>
+                      <a:fillRect/>
+                    </a:stretch>
+                  </pic:blipFill>
+                  <pic:spPr>
+                    <a:xfrm>
+                      <a:off x="0" y="0"/>
+                      <a:ext cx="5486400" cy="3026664"/>
+                    </a:xfrm>
+                    <a:prstGeom prst="rect"/>
+                  </pic:spPr>
+                </pic:pic>
+              </a:graphicData>
+            </a:graphic>
+          </wp:inline>
+        </w:drawing>
+      </w:r>
+    </w:p>
+    <w:p>
+      <w:pPr>
+        <w:spacing w:line="336" w:lineRule="auto" w:after="180"/>
+      </w:pPr>
+      <w:r>
+        <w:rPr>
+          <w:b w:val="0"/>
+        </w:rPr>
+        <w:t xml:space="preserve">Original case: Current </w:t>
+      </w:r>
+      <w:r>
+        <w:rPr>
+          <w:b/>
+        </w:rPr>
+        <w:t>observation</w:t>
+      </w:r>
+      <w:r>
+        <w:rPr>
+          <w:b w:val="0"/>
+        </w:rPr>
+        <w:t xml:space="preserve"> says empty; frequent wording is not a present inventory reading. Changed condition: Change the </w:t>
+      </w:r>
+      <w:r>
+        <w:rPr>
+          <w:b/>
+        </w:rPr>
+        <w:t>training</w:t>
+      </w:r>
+      <w:r>
+        <w:rPr>
+          <w:b w:val="0"/>
+        </w:rPr>
+        <w:t xml:space="preserve"> table to full 2, empty 7, unknown 1.</w:t>
+      </w:r>
+    </w:p>
+    <w:p>
+      <w:pPr>
+        <w:spacing w:line="336" w:lineRule="auto" w:after="180"/>
+      </w:pPr>
+      <w:r>
+        <w:rPr>
+          <w:b w:val="0"/>
+        </w:rPr>
+        <w:t xml:space="preserve">Expected result: Greedy </w:t>
+      </w:r>
+      <w:r>
+        <w:rPr>
+          <w:b/>
+        </w:rPr>
+        <w:t>output</w:t>
+      </w:r>
+      <w:r>
+        <w:rPr>
+          <w:b w:val="0"/>
+        </w:rPr>
+        <w:t xml:space="preserve"> becomes empty with probability 0.7. Reason: The continuation distribution changed; the independently observed box has not changed.</w:t>
+      </w:r>
+    </w:p>
+    <w:p>
+      <w:pPr>
+        <w:spacing w:line="336" w:lineRule="auto" w:after="180"/>
+        <w:shd w:fill="F5F1FB"/>
+      </w:pPr>
+      <w:r>
+        <w:rPr>
+          <w:b w:val="0"/>
+        </w:rPr>
+        <w:t>Predict before checking the worked changed-case result. Name what changed and what the supplied facts allow you to conclude.</w:t>
+      </w:r>
+    </w:p>
+    <w:p>
+      <w:pPr>
+        <w:pStyle w:val="Heading3"/>
+      </w:pPr>
+      <w:r>
+        <w:t>05. Connect the explanation to its limit</w:t>
+      </w:r>
+    </w:p>
+    <w:p>
+      <w:r>
+        <w:drawing>
+          <wp:inline xmlns:a="http://schemas.openxmlformats.org/drawingml/2006/main" xmlns:pic="http://schemas.openxmlformats.org/drawingml/2006/picture">
+            <wp:extent cx="5486400" cy="2834640"/>
+            <wp:docPr id="27" name="Picture 27" descr="The table predicts a continuation in a text exercise, not the contents of the current box. Generating the most frequent token is a model-defined decision. A factual inventory statement needs current evidence. The numerical table is intentionally small; real generative systems condition on richer context and do not simply consult these three counts. Limit: A one-step toy distribution does not describe every predictive or generative model or validate factual accuracy."/>
+            <wp:cNvGraphicFramePr>
+              <a:graphicFrameLocks noChangeAspect="1"/>
+            </wp:cNvGraphicFramePr>
+            <a:graphic>
+              <a:graphicData uri="http://schemas.openxmlformats.org/drawingml/2006/picture">
+                <pic:pic>
+                  <pic:nvPicPr>
+                    <pic:cNvPr id="0" name="academy-story-ai-2-27-05.png"/>
+                    <pic:cNvPicPr/>
+                  </pic:nvPicPr>
+                  <pic:blipFill>
+                    <a:blip r:embed="rId34"/>
+                    <a:stretch>
+                      <a:fillRect/>
+                    </a:stretch>
+                  </pic:blipFill>
+                  <pic:spPr>
+                    <a:xfrm>
+                      <a:off x="0" y="0"/>
+                      <a:ext cx="5486400" cy="2834640"/>
+                    </a:xfrm>
+                    <a:prstGeom prst="rect"/>
+                  </pic:spPr>
+                </pic:pic>
+              </a:graphicData>
+            </a:graphic>
+          </wp:inline>
+        </w:drawing>
+      </w:r>
+    </w:p>
+    <w:p>
+      <w:pPr>
+        <w:spacing w:line="336" w:lineRule="auto" w:after="180"/>
+      </w:pPr>
+      <w:r>
+        <w:rPr>
+          <w:b w:val="0"/>
+        </w:rPr>
+        <w:t xml:space="preserve">The table predicts a continuation in a text exercise, not the contents of the current box. Generating the most frequent token is a model-defined decision. A factual inventory statement needs current </w:t>
+      </w:r>
+      <w:r>
+        <w:rPr>
+          <w:b/>
+        </w:rPr>
+        <w:t>evidence</w:t>
+      </w:r>
+      <w:r>
+        <w:rPr>
+          <w:b w:val="0"/>
+        </w:rPr>
+        <w:t>.</w:t>
+      </w:r>
+    </w:p>
+    <w:p>
+      <w:pPr>
+        <w:spacing w:line="336" w:lineRule="auto" w:after="180"/>
+      </w:pPr>
+      <w:r>
+        <w:rPr>
+          <w:b w:val="0"/>
+        </w:rPr>
+        <w:t xml:space="preserve">The numerical table is intentionally small; real </w:t>
+      </w:r>
+      <w:r>
+        <w:rPr>
+          <w:b/>
+        </w:rPr>
+        <w:t>generative</w:t>
+      </w:r>
+      <w:r>
+        <w:rPr>
+          <w:b w:val="0"/>
+        </w:rPr>
+        <w:t xml:space="preserve"> systems condition on richer context and do not simply consult these three counts.</w:t>
+      </w:r>
+    </w:p>
+    <w:p>
+      <w:pPr>
+        <w:spacing w:line="336" w:lineRule="auto" w:after="180"/>
+      </w:pPr>
+      <w:r>
+        <w:rPr>
+          <w:b w:val="0"/>
+        </w:rPr>
+        <w:t xml:space="preserve">Limit: A one-step toy distribution does not describe every </w:t>
+      </w:r>
+      <w:r>
+        <w:rPr>
+          <w:b/>
+        </w:rPr>
+        <w:t>predictive</w:t>
+      </w:r>
+      <w:r>
+        <w:rPr>
+          <w:b w:val="0"/>
+        </w:rPr>
+        <w:t xml:space="preserve"> or </w:t>
+      </w:r>
+      <w:r>
+        <w:rPr>
+          <w:b/>
+        </w:rPr>
+        <w:t>generative</w:t>
+      </w:r>
+      <w:r>
+        <w:rPr>
+          <w:b w:val="0"/>
+        </w:rPr>
+        <w:t xml:space="preserve"> model or validate factual accuracy.</w:t>
+      </w:r>
+    </w:p>
+    <w:p>
+      <w:pPr>
+        <w:spacing w:line="336" w:lineRule="auto" w:after="180"/>
+        <w:shd w:fill="F5F1FB"/>
+      </w:pPr>
+      <w:r>
+        <w:rPr>
+          <w:b w:val="0"/>
+        </w:rPr>
+        <w:t>Explain the case, then point to a limit on the claim.</w:t>
+      </w:r>
+    </w:p>
+    <w:p>
+      <w:pPr>
+        <w:pStyle w:val="Heading3"/>
+      </w:pPr>
+      <w:r>
+        <w:t>06. Make the idea visible in your project</w:t>
+      </w:r>
+    </w:p>
+    <w:p>
+      <w:r>
+        <w:drawing>
+          <wp:inline xmlns:a="http://schemas.openxmlformats.org/drawingml/2006/main" xmlns:pic="http://schemas.openxmlformats.org/drawingml/2006/picture">
+            <wp:extent cx="5486400" cy="3380232"/>
+            <wp:docPr id="28" name="Picture 28" descr="Use approved book facts for recommender explanations; generated fluency is not a replacement for catalogue evidence. Draw your input, deciding step, result and limit. Supported question: Does matching the physical box in the changed table prove the generator measures boxes?"/>
+            <wp:cNvGraphicFramePr>
+              <a:graphicFrameLocks noChangeAspect="1"/>
+            </wp:cNvGraphicFramePr>
+            <a:graphic>
+              <a:graphicData uri="http://schemas.openxmlformats.org/drawingml/2006/picture">
+                <pic:pic>
+                  <pic:nvPicPr>
+                    <pic:cNvPr id="0" name="academy-story-ai-2-27-06.png"/>
+                    <pic:cNvPicPr/>
+                  </pic:nvPicPr>
+                  <pic:blipFill>
+                    <a:blip r:embed="rId35"/>
+                    <a:stretch>
+                      <a:fillRect/>
+                    </a:stretch>
+                  </pic:blipFill>
+                  <pic:spPr>
+                    <a:xfrm>
+                      <a:off x="0" y="0"/>
+                      <a:ext cx="5486400" cy="3380232"/>
+                    </a:xfrm>
+                    <a:prstGeom prst="rect"/>
+                  </pic:spPr>
+                </pic:pic>
+              </a:graphicData>
+            </a:graphic>
+          </wp:inline>
+        </w:drawing>
+      </w:r>
+    </w:p>
+    <w:p>
+      <w:pPr>
+        <w:spacing w:line="336" w:lineRule="auto" w:after="180"/>
+      </w:pPr>
+      <w:r>
+        <w:rPr>
+          <w:b w:val="0"/>
+        </w:rPr>
+        <w:t xml:space="preserve">Use approved book facts for recommender explanations; generated fluency is not a replacement for catalogue </w:t>
+      </w:r>
+      <w:r>
+        <w:rPr>
+          <w:b/>
+        </w:rPr>
+        <w:t>evidence</w:t>
+      </w:r>
+      <w:r>
+        <w:rPr>
+          <w:b w:val="0"/>
+        </w:rPr>
+        <w:t xml:space="preserve">. Draw your </w:t>
+      </w:r>
+      <w:r>
+        <w:rPr>
+          <w:b/>
+        </w:rPr>
+        <w:t>input</w:t>
+      </w:r>
+      <w:r>
+        <w:rPr>
+          <w:b w:val="0"/>
+        </w:rPr>
+        <w:t>, deciding step, result and limit.</w:t>
+      </w:r>
+    </w:p>
+    <w:p>
+      <w:pPr>
+        <w:spacing w:line="336" w:lineRule="auto" w:after="180"/>
+      </w:pPr>
+      <w:r>
+        <w:rPr>
+          <w:b w:val="0"/>
+        </w:rPr>
+        <w:t>Supported question: Does matching the physical box in the changed table prove the generator measures boxes?</w:t>
+      </w:r>
+    </w:p>
+    <w:p>
+      <w:pPr>
+        <w:spacing w:line="336" w:lineRule="auto" w:after="180"/>
+        <w:shd w:fill="F5F1FB"/>
+      </w:pPr>
+      <w:r>
+        <w:rPr>
+          <w:b w:val="0"/>
+        </w:rPr>
+        <w:t xml:space="preserve">Draw your project trace and justify the deciding step using </w:t>
+      </w:r>
+      <w:r>
+        <w:rPr>
+          <w:b/>
+        </w:rPr>
+        <w:t>evidence</w:t>
+      </w:r>
+      <w:r>
+        <w:rPr>
+          <w:b w:val="0"/>
+        </w:rPr>
+        <w:t>.</w:t>
       </w:r>
     </w:p>
     <w:sectPr>

--- a/downloads/student/ai-2-week-27.docx
+++ b/downloads/student/ai-2-week-27.docx
@@ -1865,7 +1865,7 @@
         <w:rPr>
           <w:b w:val="0"/>
         </w:rPr>
-        <w:t xml:space="preserve"> becomes empty with probability 0.7.</w:t>
+        <w:t xml:space="preserve"> becomes empty; the model assigns that token probability 0.7.</w:t>
       </w:r>
     </w:p>
     <w:p>
@@ -6767,7 +6767,7 @@
         <w:rPr>
           <w:b w:val="0"/>
         </w:rPr>
-        <w:t xml:space="preserve"> becomes empty with probability 0.7.</w:t>
+        <w:t xml:space="preserve"> becomes empty; the model assigns that token probability 0.7.</w:t>
       </w:r>
     </w:p>
     <w:p>
@@ -6900,7 +6900,7 @@
         <w:rPr>
           <w:b w:val="0"/>
         </w:rPr>
-        <w:t xml:space="preserve"> becomes empty with probability 0.7. The continuation distribution changed; the independently observed box has not changed.</w:t>
+        <w:t xml:space="preserve"> becomes empty; the model assigns that token probability 0.7. The continuation distribution changed; the independently observed box has not changed.</w:t>
       </w:r>
     </w:p>
     <w:p>
@@ -7306,7 +7306,7 @@
         <w:drawing>
           <wp:inline xmlns:a="http://schemas.openxmlformats.org/drawingml/2006/main" xmlns:pic="http://schemas.openxmlformats.org/drawingml/2006/picture">
             <wp:extent cx="5486400" cy="3026664"/>
-            <wp:docPr id="26" name="Picture 26" descr="Original case: Current observation says empty; frequent wording is not a present inventory reading. Changed condition: Change the training table to full 2, empty 7, unknown 1. Expected result: Greedy output becomes empty with probability 0.7. Reason: The continuation distribution changed; the independently observed box has not changed."/>
+            <wp:docPr id="26" name="Picture 26" descr="Original case: Current observation says empty; frequent wording is not a present inventory reading. Changed condition: Change the training table to full 2, empty 7, unknown 1. Expected result: Greedy output becomes empty; the model assigns that token probability 0.7. Reason: The continuation distribution changed; the independently observed box has not changed."/>
             <wp:cNvGraphicFramePr>
               <a:graphicFrameLocks noChangeAspect="1"/>
             </wp:cNvGraphicFramePr>
@@ -7392,7 +7392,7 @@
         <w:rPr>
           <w:b w:val="0"/>
         </w:rPr>
-        <w:t xml:space="preserve"> becomes empty with probability 0.7. Reason: The continuation distribution changed; the independently observed box has not changed.</w:t>
+        <w:t xml:space="preserve"> becomes empty; the model assigns that token probability 0.7. Reason: The continuation distribution changed; the independently observed box has not changed.</w:t>
       </w:r>
     </w:p>
     <w:p>

--- a/downloads/student/ai-2-week-27.docx
+++ b/downloads/student/ai-2-week-27.docx
@@ -25,12 +25,17 @@
         <w:pStyle w:val="Heading1"/>
       </w:pPr>
       <w:r>
-        <w:t>Before you start</w:t>
-      </w:r>
-    </w:p>
-    <w:p>
-      <w:r>
-        <w:t>AI-1 Week 25: distinguish inventing, finding and calculating.</w:t>
+        <w:t>Name the target. Compute the distribution. Check the claim.</w:t>
+      </w:r>
+    </w:p>
+    <w:p>
+      <w:r>
+        <w:t>Distinguish generated continuations, classifier outputs, calculation and retrieval without assuming plausibility establishes truth.</w:t>
+      </w:r>
+    </w:p>
+    <w:p>
+      <w:r>
+        <w:t>Component contracts → conditional corpus counts → separate observation → evidence-based evaluation.</w:t>
       </w:r>
     </w:p>
     <w:p>
@@ -38,12 +43,140 @@
         <w:pStyle w:val="Heading1"/>
       </w:pPr>
       <w:r>
-        <w:t>01. Your mission</w:t>
-      </w:r>
-    </w:p>
-    <w:p>
-      <w:r>
-        <w:t>Start with the target: Distinguish discriminative prediction from generation by inspecting the requested output. Try the recall before opening notes.</w:t>
+        <w:t>01. Does a plausible continuation establish a current fact?</w:t>
+      </w:r>
+    </w:p>
+    <w:p>
+      <w:r>
+        <w:t>Separate the training target, output type and evidence used to evaluate it.</w:t>
+      </w:r>
+    </w:p>
+    <w:p>
+      <w:pPr>
+        <w:pStyle w:val="Heading2"/>
+      </w:pPr>
+      <w:r>
+        <w:t>Your learning goals</w:t>
+      </w:r>
+    </w:p>
+    <w:p>
+      <w:pPr>
+        <w:spacing w:line="336" w:lineRule="auto" w:after="180"/>
+      </w:pPr>
+      <w:r>
+        <w:rPr>
+          <w:b w:val="0"/>
+        </w:rPr>
+        <w:t xml:space="preserve">I can distinguish discriminative </w:t>
+      </w:r>
+      <w:r>
+        <w:rPr>
+          <w:b/>
+        </w:rPr>
+        <w:t>prediction</w:t>
+      </w:r>
+      <w:r>
+        <w:rPr>
+          <w:b w:val="0"/>
+        </w:rPr>
+        <w:t xml:space="preserve"> from generation by inspecting the requested </w:t>
+      </w:r>
+      <w:r>
+        <w:rPr>
+          <w:b/>
+        </w:rPr>
+        <w:t>output</w:t>
+      </w:r>
+      <w:r>
+        <w:rPr>
+          <w:b w:val="0"/>
+        </w:rPr>
+        <w:t>.</w:t>
+      </w:r>
+    </w:p>
+    <w:p>
+      <w:pPr>
+        <w:spacing w:line="336" w:lineRule="auto" w:after="180"/>
+      </w:pPr>
+      <w:r>
+        <w:rPr>
+          <w:b w:val="0"/>
+        </w:rPr>
+        <w:t>I can calculate an empirical next-token distribution from counted continuations.</w:t>
+      </w:r>
+    </w:p>
+    <w:p>
+      <w:pPr>
+        <w:spacing w:line="336" w:lineRule="auto" w:after="180"/>
+      </w:pPr>
+      <w:r>
+        <w:rPr>
+          <w:b w:val="0"/>
+        </w:rPr>
+        <w:t>I can separate next-token fit from factual support and downstream usefulness.</w:t>
+      </w:r>
+    </w:p>
+    <w:p>
+      <w:pPr>
+        <w:pStyle w:val="Heading2"/>
+      </w:pPr>
+      <w:r>
+        <w:t>Recall prediction versus factual evidence</w:t>
+      </w:r>
+    </w:p>
+    <w:p>
+      <w:pPr>
+        <w:pStyle w:val="ListBullet"/>
+      </w:pPr>
+      <w:r>
+        <w:t>Close your notes first. A rough first answer helps us choose the right starting point; it is not a score for your ability.</w:t>
+      </w:r>
+    </w:p>
+    <w:p>
+      <w:pPr>
+        <w:pStyle w:val="ListBullet"/>
+      </w:pPr>
+      <w:r>
+        <w:t>What is the difference between a model prediction and evidence that a statement is true?</w:t>
+      </w:r>
+    </w:p>
+    <w:p>
+      <w:pPr>
+        <w:pStyle w:val="Heading2"/>
+      </w:pPr>
+      <w:r>
+        <w:t>Your end goal</w:t>
+      </w:r>
+    </w:p>
+    <w:p>
+      <w:pPr>
+        <w:spacing w:line="336" w:lineRule="auto" w:after="180"/>
+      </w:pPr>
+      <w:r>
+        <w:rPr>
+          <w:b w:val="0"/>
+        </w:rPr>
+        <w:t xml:space="preserve">By the end, I can distinguish a generated continuation from a </w:t>
+      </w:r>
+      <w:r>
+        <w:rPr>
+          <w:b/>
+        </w:rPr>
+        <w:t>prediction</w:t>
+      </w:r>
+      <w:r>
+        <w:rPr>
+          <w:b w:val="0"/>
+        </w:rPr>
+        <w:t xml:space="preserve"> checked against the world.</w:t>
+      </w:r>
+    </w:p>
+    <w:p>
+      <w:pPr>
+        <w:pStyle w:val="Heading2"/>
+      </w:pPr>
+      <w:r>
+        <w:t>Earlier wording, alternatives and picture transcripts · reference / check after trying</w:t>
       </w:r>
     </w:p>
     <w:p>
@@ -56,78 +189,10 @@
     </w:p>
     <w:p>
       <w:pPr>
-        <w:spacing w:line="336" w:lineRule="auto" w:after="180"/>
-      </w:pPr>
-      <w:r>
-        <w:rPr>
-          <w:b w:val="0"/>
-        </w:rPr>
-        <w:t xml:space="preserve">I can distinguish discriminative </w:t>
-      </w:r>
-      <w:r>
-        <w:rPr>
-          <w:b/>
-        </w:rPr>
-        <w:t>prediction</w:t>
-      </w:r>
-      <w:r>
-        <w:rPr>
-          <w:b w:val="0"/>
-        </w:rPr>
-        <w:t xml:space="preserve"> from generation by inspecting the requested </w:t>
-      </w:r>
-      <w:r>
-        <w:rPr>
-          <w:b/>
-        </w:rPr>
-        <w:t>output</w:t>
-      </w:r>
-      <w:r>
-        <w:rPr>
-          <w:b w:val="0"/>
-        </w:rPr>
-        <w:t>.</w:t>
-      </w:r>
-    </w:p>
-    <w:p>
-      <w:pPr>
-        <w:spacing w:line="336" w:lineRule="auto" w:after="180"/>
-      </w:pPr>
-      <w:r>
-        <w:rPr>
-          <w:b w:val="0"/>
-        </w:rPr>
-        <w:t>I can calculate an empirical next-token distribution from counted continuations.</w:t>
-      </w:r>
-    </w:p>
-    <w:p>
-      <w:pPr>
-        <w:spacing w:line="336" w:lineRule="auto" w:after="180"/>
-      </w:pPr>
-      <w:r>
-        <w:rPr>
-          <w:b w:val="0"/>
-        </w:rPr>
-        <w:t>I can separate next-token fit from factual support and downstream usefulness.</w:t>
-      </w:r>
-    </w:p>
-    <w:p>
-      <w:pPr>
         <w:pStyle w:val="Heading3"/>
       </w:pPr>
       <w:r>
         <w:t>Remember before reading</w:t>
-      </w:r>
-    </w:p>
-    <w:p>
-      <w:pPr>
-        <w:spacing w:line="336" w:lineRule="auto" w:after="180"/>
-      </w:pPr>
-      <w:r>
-        <w:rPr>
-          <w:b w:val="0"/>
-        </w:rPr>
-        <w:t>Close your notes first. A rough first answer helps us choose the right starting point; it is not a score for your ability.</w:t>
       </w:r>
     </w:p>
     <w:p>
@@ -298,9 +363,159 @@
       </w:pPr>
       <w:r>
         <w:rPr>
+          <w:b w:val="0"/>
+        </w:rPr>
+        <w:t>THINKER MISSION</w:t>
+      </w:r>
+    </w:p>
+    <w:p>
+      <w:pPr>
+        <w:spacing w:line="336" w:lineRule="auto" w:after="180"/>
+      </w:pPr>
+      <w:r>
+        <w:rPr>
+          <w:b w:val="0"/>
+        </w:rPr>
+        <w:t>Match problems to classifier, predictor, or generator.</w:t>
+      </w:r>
+    </w:p>
+    <w:p>
+      <w:pPr>
+        <w:spacing w:line="336" w:lineRule="auto" w:after="180"/>
+      </w:pPr>
+      <w:r>
+        <w:rPr>
+          <w:b w:val="0"/>
+        </w:rPr>
+        <w:t>Thinker name and date:</w:t>
+      </w:r>
+    </w:p>
+    <w:p>
+      <w:pPr>
+        <w:pStyle w:val="Heading3"/>
+      </w:pPr>
+      <w:r>
+        <w:t>Write or draw your reasoning and evidence.</w:t>
+      </w:r>
+    </w:p>
+    <w:p>
+      <w:r>
+        <w:t>________________________________________________________________</w:t>
+      </w:r>
+    </w:p>
+    <w:p>
+      <w:r>
+        <w:t>________________________________________________________________</w:t>
+      </w:r>
+    </w:p>
+    <w:p>
+      <w:r>
+        <w:t>________________________________________________________________</w:t>
+      </w:r>
+    </w:p>
+    <w:p>
+      <w:r>
+        <w:t>________________________________________________________________</w:t>
+      </w:r>
+    </w:p>
+    <w:p>
+      <w:r>
+        <w:t>________________________________________________________________</w:t>
+      </w:r>
+    </w:p>
+    <w:p>
+      <w:pPr>
+        <w:pStyle w:val="Heading3"/>
+      </w:pPr>
+      <w:r>
+        <w:t>Readiness for the connected explanation</w:t>
+      </w:r>
+    </w:p>
+    <w:p>
+      <w:pPr>
+        <w:pStyle w:val="Heading3"/>
+      </w:pPr>
+      <w:r>
+        <w:t>This week’s end goal</w:t>
+      </w:r>
+    </w:p>
+    <w:p>
+      <w:pPr>
+        <w:pStyle w:val="Heading1"/>
+      </w:pPr>
+      <w:r>
+        <w:t>02. Compare component objectives rather than product labels</w:t>
+      </w:r>
+    </w:p>
+    <w:p>
+      <w:r>
+        <w:t>Generation makes predictions too; one application can combine several mechanisms.</w:t>
+      </w:r>
+    </w:p>
+    <w:p>
+      <w:pPr>
+        <w:pStyle w:val="Heading2"/>
+      </w:pPr>
+      <w:r>
+        <w:t>Inputs, targets and permitted outputs</w:t>
+      </w:r>
+    </w:p>
+    <w:p>
+      <w:pPr>
+        <w:spacing w:line="336" w:lineRule="auto" w:after="180"/>
+      </w:pPr>
+      <w:r>
+        <w:rPr>
+          <w:b w:val="0"/>
+        </w:rPr>
+        <w:t>A classifier might map a message to the label request or report. A text generator instead produces a sequence, predicting a distribution over the next token given a prefix.</w:t>
+      </w:r>
+    </w:p>
+    <w:p>
+      <w:pPr>
+        <w:spacing w:line="336" w:lineRule="auto" w:after="180"/>
+      </w:pPr>
+      <w:r>
+        <w:rPr>
+          <w:b w:val="0"/>
+        </w:rPr>
+        <w:t xml:space="preserve">Both make </w:t>
+      </w:r>
+      <w:r>
+        <w:rPr>
           <w:b/>
         </w:rPr>
-        <w:t>THINKER MISSION</w:t>
+        <w:t>prediction</w:t>
+      </w:r>
+      <w:r>
+        <w:rPr>
+          <w:b w:val="0"/>
+        </w:rPr>
+        <w:t xml:space="preserve">s, but the </w:t>
+      </w:r>
+      <w:r>
+        <w:rPr>
+          <w:b/>
+        </w:rPr>
+        <w:t>training</w:t>
+      </w:r>
+      <w:r>
+        <w:rPr>
+          <w:b w:val="0"/>
+        </w:rPr>
+        <w:t xml:space="preserve"> targets and permitted </w:t>
+      </w:r>
+      <w:r>
+        <w:rPr>
+          <w:b/>
+        </w:rPr>
+        <w:t>output</w:t>
+      </w:r>
+      <w:r>
+        <w:rPr>
+          <w:b w:val="0"/>
+        </w:rPr>
+        <w:t>s differ. One application can combine generation with a classifier, retrieval and human approval.</w:t>
       </w:r>
     </w:p>
     <w:p>
@@ -311,7 +526,27 @@
         <w:rPr>
           <w:b w:val="0"/>
         </w:rPr>
-        <w:t>Match problems to classifier, predictor, or generator.</w:t>
+        <w:t>Calling a whole product “</w:t>
+      </w:r>
+      <w:r>
+        <w:rPr>
+          <w:b/>
+        </w:rPr>
+        <w:t>generative</w:t>
+      </w:r>
+      <w:r>
+        <w:rPr>
+          <w:b w:val="0"/>
+        </w:rPr>
+        <w:t>” does not describe every component.</w:t>
+      </w:r>
+    </w:p>
+    <w:p>
+      <w:pPr>
+        <w:pStyle w:val="Heading2"/>
+      </w:pPr>
+      <w:r>
+        <w:t>The limit of next-token fit</w:t>
       </w:r>
     </w:p>
     <w:p>
@@ -322,137 +557,59 @@
         <w:rPr>
           <w:b w:val="0"/>
         </w:rPr>
-        <w:t>Thinker name and date:</w:t>
-      </w:r>
-    </w:p>
-    <w:p>
-      <w:pPr>
-        <w:pStyle w:val="Heading3"/>
-      </w:pPr>
-      <w:r>
-        <w:t>Write or draw your reasoning and evidence.</w:t>
-      </w:r>
-    </w:p>
-    <w:p>
-      <w:r>
-        <w:t>________________________________________________________________</w:t>
-      </w:r>
-    </w:p>
-    <w:p>
-      <w:r>
-        <w:t>________________________________________________________________</w:t>
-      </w:r>
-    </w:p>
-    <w:p>
-      <w:r>
-        <w:t>________________________________________________________________</w:t>
-      </w:r>
-    </w:p>
-    <w:p>
-      <w:r>
-        <w:t>________________________________________________________________</w:t>
-      </w:r>
-    </w:p>
-    <w:p>
-      <w:r>
-        <w:t>________________________________________________________________</w:t>
-      </w:r>
-    </w:p>
-    <w:p>
-      <w:pPr>
-        <w:pStyle w:val="Heading3"/>
-      </w:pPr>
-      <w:r>
-        <w:t>Readiness for the connected explanation</w:t>
+        <w:t xml:space="preserve">The objective defines what </w:t>
+      </w:r>
+      <w:r>
+        <w:rPr>
+          <w:b/>
+        </w:rPr>
+        <w:t>training</w:t>
+      </w:r>
+      <w:r>
+        <w:rPr>
+          <w:b w:val="0"/>
+        </w:rPr>
+        <w:t xml:space="preserve"> attempts to fit. Next-token fit rewards matching observed continuations; it does not directly certify that an answer is true, well sourced or permitted.</w:t>
       </w:r>
     </w:p>
     <w:p>
       <w:pPr>
         <w:spacing w:line="336" w:lineRule="auto" w:after="180"/>
-        <w:shd w:fill="F5F1FB"/>
       </w:pPr>
       <w:r>
         <w:rPr>
           <w:b w:val="0"/>
         </w:rPr>
-        <w:t xml:space="preserve">What is the difference between a model </w:t>
+        <w:t xml:space="preserve">A fluent completion is still an </w:t>
       </w:r>
       <w:r>
         <w:rPr>
           <w:b/>
         </w:rPr>
-        <w:t>prediction</w:t>
+        <w:t>output</w:t>
       </w:r>
       <w:r>
         <w:rPr>
           <w:b w:val="0"/>
         </w:rPr>
-        <w:t xml:space="preserve"> and </w:t>
-      </w:r>
-      <w:r>
-        <w:rPr>
-          <w:b/>
-        </w:rPr>
-        <w:t>evidence</w:t>
-      </w:r>
+        <w:t xml:space="preserve"> to evaluate against the task.</w:t>
+      </w:r>
+    </w:p>
+    <w:p>
+      <w:pPr>
+        <w:pStyle w:val="Heading2"/>
+      </w:pPr>
+      <w:r>
+        <w:t>Earlier wording, alternatives and picture transcripts · reference / check after trying</w:t>
+      </w:r>
+    </w:p>
+    <w:p>
+      <w:pPr>
+        <w:spacing w:line="336" w:lineRule="auto" w:after="180"/>
+      </w:pPr>
       <w:r>
         <w:rPr>
           <w:b w:val="0"/>
-        </w:rPr>
-        <w:t xml:space="preserve"> that a statement is true?</w:t>
-      </w:r>
-    </w:p>
-    <w:p>
-      <w:pPr>
-        <w:pStyle w:val="Heading3"/>
-      </w:pPr>
-      <w:r>
-        <w:t>This week’s end goal</w:t>
-      </w:r>
-    </w:p>
-    <w:p>
-      <w:pPr>
-        <w:spacing w:line="336" w:lineRule="auto" w:after="180"/>
-      </w:pPr>
-      <w:r>
-        <w:rPr>
-          <w:b w:val="0"/>
-        </w:rPr>
-        <w:t xml:space="preserve">By the end, I can distinguish a generated continuation from a </w:t>
-      </w:r>
-      <w:r>
-        <w:rPr>
-          <w:b/>
-        </w:rPr>
-        <w:t>prediction</w:t>
-      </w:r>
-      <w:r>
-        <w:rPr>
-          <w:b w:val="0"/>
-        </w:rPr>
-        <w:t xml:space="preserve"> checked against the world.</w:t>
-      </w:r>
-    </w:p>
-    <w:p>
-      <w:pPr>
-        <w:pStyle w:val="Heading1"/>
-      </w:pPr>
-      <w:r>
-        <w:t>02. Notice the evidence</w:t>
-      </w:r>
-    </w:p>
-    <w:p>
-      <w:r>
-        <w:t>Investigate the supplied Predictive vs Generative case. Separate observations, given facts and assumptions before choosing an explanation.</w:t>
-      </w:r>
-    </w:p>
-    <w:p>
-      <w:pPr>
-        <w:spacing w:line="336" w:lineRule="auto" w:after="180"/>
-      </w:pPr>
-      <w:r>
-        <w:rPr>
-          <w:b/>
         </w:rPr>
         <w:t>PICTURE STORY</w:t>
       </w:r>
@@ -529,93 +686,139 @@
     </w:p>
     <w:p>
       <w:pPr>
+        <w:spacing w:line="336" w:lineRule="auto" w:after="180"/>
+      </w:pPr>
+      <w:r>
+        <w:rPr>
+          <w:b w:val="0"/>
+        </w:rPr>
+        <w:t>MYSTERY</w:t>
+      </w:r>
+    </w:p>
+    <w:p>
+      <w:pPr>
+        <w:spacing w:line="336" w:lineRule="auto" w:after="180"/>
+      </w:pPr>
+      <w:r>
+        <w:rPr>
+          <w:b w:val="0"/>
+        </w:rPr>
+        <w:t xml:space="preserve">The learners must use </w:t>
+      </w:r>
+      <w:r>
+        <w:rPr>
+          <w:b/>
+        </w:rPr>
+        <w:t>predictive</w:t>
+      </w:r>
+      <w:r>
+        <w:rPr>
+          <w:b w:val="0"/>
+        </w:rPr>
+        <w:t xml:space="preserve"> vs </w:t>
+      </w:r>
+      <w:r>
+        <w:rPr>
+          <w:b/>
+        </w:rPr>
+        <w:t>generative</w:t>
+      </w:r>
+      <w:r>
+        <w:rPr>
+          <w:b w:val="0"/>
+        </w:rPr>
+        <w:t xml:space="preserve"> to solve a problem. What information do they have? What decision or calculation do they make? What would count as </w:t>
+      </w:r>
+      <w:r>
+        <w:rPr>
+          <w:b/>
+        </w:rPr>
+        <w:t>evidence</w:t>
+      </w:r>
+      <w:r>
+        <w:rPr>
+          <w:b w:val="0"/>
+        </w:rPr>
+        <w:t xml:space="preserve"> that it worked?</w:t>
+      </w:r>
+    </w:p>
+    <w:p>
+      <w:pPr>
+        <w:spacing w:line="336" w:lineRule="auto" w:after="180"/>
+      </w:pPr>
+      <w:r>
+        <w:rPr>
+          <w:b w:val="0"/>
+        </w:rPr>
+        <w:t xml:space="preserve">Three </w:t>
+      </w:r>
+      <w:r>
+        <w:rPr>
+          <w:b/>
+        </w:rPr>
+        <w:t>observation</w:t>
+      </w:r>
+      <w:r>
+        <w:rPr>
+          <w:b w:val="0"/>
+        </w:rPr>
+        <w:t>s (what you can point to):</w:t>
+      </w:r>
+    </w:p>
+    <w:p>
+      <w:pPr>
         <w:pStyle w:val="Heading3"/>
       </w:pPr>
       <w:r>
-        <w:t>Start with this puzzle</w:t>
+        <w:t>Write or draw your reasoning and evidence.</w:t>
+      </w:r>
+    </w:p>
+    <w:p>
+      <w:r>
+        <w:t>________________________________________________________________</w:t>
+      </w:r>
+    </w:p>
+    <w:p>
+      <w:r>
+        <w:t>________________________________________________________________</w:t>
+      </w:r>
+    </w:p>
+    <w:p>
+      <w:r>
+        <w:t>________________________________________________________________</w:t>
+      </w:r>
+    </w:p>
+    <w:p>
+      <w:r>
+        <w:t>________________________________________________________________</w:t>
+      </w:r>
+    </w:p>
+    <w:p>
+      <w:r>
+        <w:t>________________________________________________________________</w:t>
       </w:r>
     </w:p>
     <w:p>
       <w:pPr>
         <w:spacing w:line="336" w:lineRule="auto" w:after="180"/>
-        <w:shd w:fill="F1F6FC"/>
       </w:pPr>
       <w:r>
         <w:rPr>
           <w:b w:val="0"/>
         </w:rPr>
-        <w:t>MYSTERY</w:t>
-      </w:r>
-    </w:p>
-    <w:p>
-      <w:pPr>
-        <w:spacing w:line="336" w:lineRule="auto" w:after="180"/>
-        <w:shd w:fill="F5F1FB"/>
-      </w:pPr>
+        <w:t xml:space="preserve">My </w:t>
+      </w:r>
+      <w:r>
+        <w:rPr>
+          <w:b/>
+        </w:rPr>
+        <w:t>prediction</w:t>
+      </w:r>
       <w:r>
         <w:rPr>
           <w:b w:val="0"/>
         </w:rPr>
-        <w:t xml:space="preserve">The learners must use </w:t>
-      </w:r>
-      <w:r>
-        <w:rPr>
-          <w:b/>
-        </w:rPr>
-        <w:t>predictive</w:t>
-      </w:r>
-      <w:r>
-        <w:rPr>
-          <w:b w:val="0"/>
-        </w:rPr>
-        <w:t xml:space="preserve"> vs </w:t>
-      </w:r>
-      <w:r>
-        <w:rPr>
-          <w:b/>
-        </w:rPr>
-        <w:t>generative</w:t>
-      </w:r>
-      <w:r>
-        <w:rPr>
-          <w:b w:val="0"/>
-        </w:rPr>
-        <w:t xml:space="preserve"> to solve a problem. What information do they have? What decision or calculation do they make? What would count as </w:t>
-      </w:r>
-      <w:r>
-        <w:rPr>
-          <w:b/>
-        </w:rPr>
-        <w:t>evidence</w:t>
-      </w:r>
-      <w:r>
-        <w:rPr>
-          <w:b w:val="0"/>
-        </w:rPr>
-        <w:t xml:space="preserve"> that it worked?</w:t>
-      </w:r>
-    </w:p>
-    <w:p>
-      <w:pPr>
-        <w:spacing w:line="336" w:lineRule="auto" w:after="180"/>
-      </w:pPr>
-      <w:r>
-        <w:rPr>
-          <w:b w:val="0"/>
-        </w:rPr>
-        <w:t xml:space="preserve">Three </w:t>
-      </w:r>
-      <w:r>
-        <w:rPr>
-          <w:b/>
-        </w:rPr>
-        <w:t>observation</w:t>
-      </w:r>
-      <w:r>
-        <w:rPr>
-          <w:b w:val="0"/>
-        </w:rPr>
-        <w:t>s (what you can point to):</w:t>
+        <w:t xml:space="preserve"> and the clue supporting it:</w:t>
       </w:r>
     </w:p>
     <w:p>
@@ -653,451 +856,31 @@
     </w:p>
     <w:p>
       <w:pPr>
-        <w:spacing w:line="336" w:lineRule="auto" w:after="180"/>
-      </w:pPr>
-      <w:r>
-        <w:rPr>
-          <w:b w:val="0"/>
-        </w:rPr>
-        <w:t xml:space="preserve">My </w:t>
-      </w:r>
-      <w:r>
-        <w:rPr>
-          <w:b/>
-        </w:rPr>
-        <w:t>prediction</w:t>
-      </w:r>
-      <w:r>
-        <w:rPr>
-          <w:b w:val="0"/>
-        </w:rPr>
-        <w:t xml:space="preserve"> and the clue supporting it:</w:t>
-      </w:r>
-    </w:p>
-    <w:p>
-      <w:pPr>
         <w:pStyle w:val="Heading3"/>
       </w:pPr>
       <w:r>
-        <w:t>Write or draw your reasoning and evidence.</w:t>
-      </w:r>
-    </w:p>
-    <w:p>
-      <w:r>
-        <w:t>________________________________________________________________</w:t>
-      </w:r>
-    </w:p>
-    <w:p>
-      <w:r>
-        <w:t>________________________________________________________________</w:t>
-      </w:r>
-    </w:p>
-    <w:p>
-      <w:r>
-        <w:t>________________________________________________________________</w:t>
-      </w:r>
-    </w:p>
-    <w:p>
-      <w:r>
-        <w:t>________________________________________________________________</w:t>
-      </w:r>
-    </w:p>
-    <w:p>
-      <w:r>
-        <w:t>________________________________________________________________</w:t>
-      </w:r>
-    </w:p>
-    <w:p>
-      <w:pPr>
-        <w:pStyle w:val="Heading3"/>
-      </w:pPr>
-      <w:r>
         <w:t>A closer explanation</w:t>
       </w:r>
     </w:p>
     <w:p>
       <w:pPr>
-        <w:spacing w:line="336" w:lineRule="auto" w:after="180"/>
-      </w:pPr>
-      <w:r>
-        <w:rPr>
-          <w:b w:val="0"/>
-        </w:rPr>
-        <w:t>A classifier might map a message to the label request or report. A text generator instead produces a sequence, predicting a distribution over the next token given a prefix.</w:t>
-      </w:r>
-    </w:p>
-    <w:p>
-      <w:pPr>
-        <w:spacing w:line="336" w:lineRule="auto" w:after="180"/>
-      </w:pPr>
-      <w:r>
-        <w:rPr>
-          <w:b w:val="0"/>
-        </w:rPr>
-        <w:t xml:space="preserve">Both make </w:t>
-      </w:r>
-      <w:r>
-        <w:rPr>
-          <w:b/>
-        </w:rPr>
-        <w:t>prediction</w:t>
-      </w:r>
-      <w:r>
-        <w:rPr>
-          <w:b w:val="0"/>
-        </w:rPr>
-        <w:t xml:space="preserve">s, but the </w:t>
-      </w:r>
-      <w:r>
-        <w:rPr>
-          <w:b/>
-        </w:rPr>
-        <w:t>training</w:t>
-      </w:r>
-      <w:r>
-        <w:rPr>
-          <w:b w:val="0"/>
-        </w:rPr>
-        <w:t xml:space="preserve"> targets and permitted </w:t>
-      </w:r>
-      <w:r>
-        <w:rPr>
-          <w:b/>
-        </w:rPr>
-        <w:t>output</w:t>
-      </w:r>
-      <w:r>
-        <w:rPr>
-          <w:b w:val="0"/>
-        </w:rPr>
-        <w:t>s differ. One application can combine generation with a classifier, retrieval and human approval.</w:t>
-      </w:r>
-    </w:p>
-    <w:p>
-      <w:pPr>
-        <w:spacing w:line="336" w:lineRule="auto" w:after="180"/>
-      </w:pPr>
-      <w:r>
-        <w:rPr>
-          <w:b w:val="0"/>
-        </w:rPr>
-        <w:t>Calling a whole product “</w:t>
-      </w:r>
-      <w:r>
-        <w:rPr>
-          <w:b/>
-        </w:rPr>
-        <w:t>generative</w:t>
-      </w:r>
-      <w:r>
-        <w:rPr>
-          <w:b w:val="0"/>
-        </w:rPr>
-        <w:t>” does not describe every component.</w:t>
-      </w:r>
-    </w:p>
-    <w:p>
-      <w:pPr>
-        <w:spacing w:line="336" w:lineRule="auto" w:after="180"/>
-      </w:pPr>
-      <w:r>
-        <w:rPr>
-          <w:b w:val="0"/>
-        </w:rPr>
-        <w:t xml:space="preserve">The objective defines what </w:t>
-      </w:r>
-      <w:r>
-        <w:rPr>
-          <w:b/>
-        </w:rPr>
-        <w:t>training</w:t>
-      </w:r>
-      <w:r>
-        <w:rPr>
-          <w:b w:val="0"/>
-        </w:rPr>
-        <w:t xml:space="preserve"> attempts to fit. Next-token fit rewards matching observed continuations; it does not directly certify that an answer is true, well sourced or permitted.</w:t>
-      </w:r>
-    </w:p>
-    <w:p>
-      <w:pPr>
-        <w:spacing w:line="336" w:lineRule="auto" w:after="180"/>
-      </w:pPr>
-      <w:r>
-        <w:rPr>
-          <w:b w:val="0"/>
-        </w:rPr>
-        <w:t xml:space="preserve">A fluent completion is still an </w:t>
-      </w:r>
-      <w:r>
-        <w:rPr>
-          <w:b/>
-        </w:rPr>
-        <w:t>output</w:t>
-      </w:r>
-      <w:r>
-        <w:rPr>
-          <w:b w:val="0"/>
-        </w:rPr>
-        <w:t xml:space="preserve"> to evaluate against the task.</w:t>
-      </w:r>
-    </w:p>
-    <w:p>
-      <w:pPr>
         <w:pStyle w:val="Heading1"/>
       </w:pPr>
       <w:r>
-        <w:t>03. See how it works</w:t>
-      </w:r>
-    </w:p>
-    <w:p>
-      <w:r>
-        <w:t>Follow the mechanism for Predictive vs Generative. Connect each labelled input, deciding step and result.</w:t>
-      </w:r>
-    </w:p>
-    <w:p>
-      <w:pPr>
-        <w:spacing w:line="336" w:lineRule="auto" w:after="180"/>
-      </w:pPr>
-      <w:r>
-        <w:rPr>
-          <w:b/>
-        </w:rPr>
-        <w:t xml:space="preserve">VISUAL </w:t>
-      </w:r>
-      <w:r>
-        <w:rPr>
-          <w:b/>
-        </w:rPr>
-        <w:t>MECHANISM</w:t>
-      </w:r>
-    </w:p>
-    <w:p>
-      <w:pPr>
-        <w:spacing w:line="336" w:lineRule="auto" w:after="180"/>
-      </w:pPr>
-      <w:r>
-        <w:rPr>
-          <w:b/>
-        </w:rPr>
-        <w:t>Input</w:t>
-      </w:r>
-      <w:r>
-        <w:rPr>
-          <w:b w:val="0"/>
-        </w:rPr>
-        <w:t xml:space="preserve"> → </w:t>
-      </w:r>
-      <w:r>
-        <w:rPr>
-          <w:b/>
-        </w:rPr>
-        <w:t>Process</w:t>
-      </w:r>
-      <w:r>
-        <w:rPr>
-          <w:b w:val="0"/>
-        </w:rPr>
-        <w:t xml:space="preserve"> → </w:t>
-      </w:r>
-      <w:r>
-        <w:rPr>
-          <w:b/>
-        </w:rPr>
-        <w:t>Output</w:t>
-      </w:r>
-    </w:p>
-    <w:p>
-      <w:pPr>
-        <w:spacing w:line="336" w:lineRule="auto" w:after="180"/>
-      </w:pPr>
-      <w:r>
-        <w:rPr>
-          <w:b w:val="0"/>
-        </w:rPr>
-        <w:t>Trace the information. At each stage, ask what changed and how you could test it.</w:t>
-      </w:r>
-    </w:p>
-    <w:p>
-      <w:r>
-        <w:drawing>
-          <wp:inline xmlns:a="http://schemas.openxmlformats.org/drawingml/2006/main" xmlns:pic="http://schemas.openxmlformats.org/drawingml/2006/picture">
-            <wp:extent cx="5486400" cy="3145536"/>
-            <wp:docPr id="3" name="Picture 3" descr="INPUT stage for Predictive vs Generative"/>
-            <wp:cNvGraphicFramePr>
-              <a:graphicFrameLocks noChangeAspect="1"/>
-            </wp:cNvGraphicFramePr>
-            <a:graphic>
-              <a:graphicData uri="http://schemas.openxmlformats.org/drawingml/2006/picture">
-                <pic:pic>
-                  <pic:nvPicPr>
-                    <pic:cNvPr id="0" name="24a873386330a357d381e31d28986341f1730f17d829b18c385ff84bf659bb1a.png"/>
-                    <pic:cNvPicPr/>
-                  </pic:nvPicPr>
-                  <pic:blipFill>
-                    <a:blip r:embed="rId10"/>
-                    <a:stretch>
-                      <a:fillRect/>
-                    </a:stretch>
-                  </pic:blipFill>
-                  <pic:spPr>
-                    <a:xfrm>
-                      <a:off x="0" y="0"/>
-                      <a:ext cx="5486400" cy="3145536"/>
-                    </a:xfrm>
-                    <a:prstGeom prst="rect"/>
-                  </pic:spPr>
-                </pic:pic>
-              </a:graphicData>
-            </a:graphic>
-          </wp:inline>
-        </w:drawing>
-      </w:r>
-    </w:p>
-    <w:p>
-      <w:pPr>
-        <w:spacing w:line="336" w:lineRule="auto" w:after="180"/>
-      </w:pPr>
-      <w:r>
-        <w:rPr>
-          <w:b w:val="0"/>
-        </w:rPr>
-        <w:t>↓</w:t>
-      </w:r>
-    </w:p>
-    <w:p>
-      <w:r>
-        <w:drawing>
-          <wp:inline xmlns:a="http://schemas.openxmlformats.org/drawingml/2006/main" xmlns:pic="http://schemas.openxmlformats.org/drawingml/2006/picture">
-            <wp:extent cx="5486400" cy="3145536"/>
-            <wp:docPr id="4" name="Picture 4" descr="PROCESS stage for Predictive vs Generative"/>
-            <wp:cNvGraphicFramePr>
-              <a:graphicFrameLocks noChangeAspect="1"/>
-            </wp:cNvGraphicFramePr>
-            <a:graphic>
-              <a:graphicData uri="http://schemas.openxmlformats.org/drawingml/2006/picture">
-                <pic:pic>
-                  <pic:nvPicPr>
-                    <pic:cNvPr id="0" name="2ea9d04123c6c9d612115aaac8e4e824dc153a710c07588d2f8fea93da8d450c.png"/>
-                    <pic:cNvPicPr/>
-                  </pic:nvPicPr>
-                  <pic:blipFill>
-                    <a:blip r:embed="rId11"/>
-                    <a:stretch>
-                      <a:fillRect/>
-                    </a:stretch>
-                  </pic:blipFill>
-                  <pic:spPr>
-                    <a:xfrm>
-                      <a:off x="0" y="0"/>
-                      <a:ext cx="5486400" cy="3145536"/>
-                    </a:xfrm>
-                    <a:prstGeom prst="rect"/>
-                  </pic:spPr>
-                </pic:pic>
-              </a:graphicData>
-            </a:graphic>
-          </wp:inline>
-        </w:drawing>
-      </w:r>
-    </w:p>
-    <w:p>
-      <w:pPr>
-        <w:spacing w:line="336" w:lineRule="auto" w:after="180"/>
-      </w:pPr>
-      <w:r>
-        <w:rPr>
-          <w:b w:val="0"/>
-        </w:rPr>
-        <w:t>↓</w:t>
-      </w:r>
-    </w:p>
-    <w:p>
-      <w:r>
-        <w:drawing>
-          <wp:inline xmlns:a="http://schemas.openxmlformats.org/drawingml/2006/main" xmlns:pic="http://schemas.openxmlformats.org/drawingml/2006/picture">
-            <wp:extent cx="5486400" cy="3145536"/>
-            <wp:docPr id="5" name="Picture 5" descr="OUTPUT stage for Predictive vs Generative"/>
-            <wp:cNvGraphicFramePr>
-              <a:graphicFrameLocks noChangeAspect="1"/>
-            </wp:cNvGraphicFramePr>
-            <a:graphic>
-              <a:graphicData uri="http://schemas.openxmlformats.org/drawingml/2006/picture">
-                <pic:pic>
-                  <pic:nvPicPr>
-                    <pic:cNvPr id="0" name="5287f6fef0ff6a608cfb1eb6fd9cfc7d3823c1f2bbac4132e030249ce6cf8fbb.png"/>
-                    <pic:cNvPicPr/>
-                  </pic:nvPicPr>
-                  <pic:blipFill>
-                    <a:blip r:embed="rId12"/>
-                    <a:stretch>
-                      <a:fillRect/>
-                    </a:stretch>
-                  </pic:blipFill>
-                  <pic:spPr>
-                    <a:xfrm>
-                      <a:off x="0" y="0"/>
-                      <a:ext cx="5486400" cy="3145536"/>
-                    </a:xfrm>
-                    <a:prstGeom prst="rect"/>
-                  </pic:spPr>
-                </pic:pic>
-              </a:graphicData>
-            </a:graphic>
-          </wp:inline>
-        </w:drawing>
-      </w:r>
-    </w:p>
-    <w:p>
-      <w:pPr>
-        <w:spacing w:line="336" w:lineRule="auto" w:after="180"/>
-      </w:pPr>
-      <w:r>
-        <w:rPr>
-          <w:b w:val="0"/>
-        </w:rPr>
-        <w:t>Which stage could fail even when the other two are correct? Explain:</w:t>
-      </w:r>
-    </w:p>
-    <w:p>
-      <w:pPr>
-        <w:pStyle w:val="Heading3"/>
-      </w:pPr>
-      <w:r>
-        <w:t>Write or draw your reasoning and evidence.</w:t>
-      </w:r>
-    </w:p>
-    <w:p>
-      <w:r>
-        <w:t>________________________________________________________________</w:t>
-      </w:r>
-    </w:p>
-    <w:p>
-      <w:r>
-        <w:t>________________________________________________________________</w:t>
-      </w:r>
-    </w:p>
-    <w:p>
-      <w:r>
-        <w:t>________________________________________________________________</w:t>
-      </w:r>
-    </w:p>
-    <w:p>
-      <w:r>
-        <w:t>________________________________________________________________</w:t>
-      </w:r>
-    </w:p>
-    <w:p>
-      <w:r>
-        <w:t>________________________________________________________________</w:t>
-      </w:r>
-    </w:p>
-    <w:p>
-      <w:pPr>
-        <w:pStyle w:val="Heading3"/>
-      </w:pPr>
-      <w:r>
-        <w:t>A closer explanation</w:t>
+        <w:t>03. Compute a corpus distribution and label what it describes</w:t>
+      </w:r>
+    </w:p>
+    <w:p>
+      <w:r>
+        <w:t>Counts for a prefix are not observations of the current marker.</w:t>
+      </w:r>
+    </w:p>
+    <w:p>
+      <w:pPr>
+        <w:pStyle w:val="Heading2"/>
+      </w:pPr>
+      <w:r>
+        <w:t>The complete ten-continuation table</w:t>
       </w:r>
     </w:p>
     <w:tbl>
@@ -1245,6 +1028,14 @@
     </w:tbl>
     <w:p>
       <w:pPr>
+        <w:pStyle w:val="Heading2"/>
+      </w:pPr>
+      <w:r>
+        <w:t>Compute all probabilities and their sum</w:t>
+      </w:r>
+    </w:p>
+    <w:p>
+      <w:pPr>
         <w:spacing w:line="336" w:lineRule="auto" w:after="180"/>
       </w:pPr>
       <w:r>
@@ -1263,6 +1054,14 @@
           <w:b w:val="0"/>
         </w:rPr>
         <w:t>A simple frequentist classroom model uses these relative counts as its next-token distribution. These probabilities describe the supplied corpus counts, not the current colour of any actual marker.</w:t>
+      </w:r>
+    </w:p>
+    <w:p>
+      <w:pPr>
+        <w:pStyle w:val="Heading2"/>
+      </w:pPr>
+      <w:r>
+        <w:t>Trace prediction versus direct observation</w:t>
       </w:r>
     </w:p>
     <w:p>
@@ -1423,94 +1222,300 @@
     </w:p>
     <w:p>
       <w:pPr>
+        <w:pStyle w:val="Heading2"/>
+      </w:pPr>
+      <w:r>
+        <w:t>Explain the evidence boundary</w:t>
+      </w:r>
+    </w:p>
+    <w:p>
+      <w:pPr>
+        <w:pStyle w:val="ListBullet"/>
+      </w:pPr>
+      <w:r>
+        <w:t>Point to the input, the deciding step and the result in this week’s visual. Explain the same step in ordinary words. A picture helps when you can say what each part represents.</w:t>
+      </w:r>
+    </w:p>
+    <w:p>
+      <w:pPr>
+        <w:pStyle w:val="Heading2"/>
+      </w:pPr>
+      <w:r>
+        <w:t>Earlier wording, alternatives and picture transcripts · reference / check after trying</w:t>
+      </w:r>
+    </w:p>
+    <w:p>
+      <w:pPr>
+        <w:spacing w:line="336" w:lineRule="auto" w:after="180"/>
+      </w:pPr>
+      <w:r>
+        <w:rPr>
+          <w:b w:val="0"/>
+        </w:rPr>
+        <w:t xml:space="preserve">VISUAL </w:t>
+      </w:r>
+      <w:r>
+        <w:rPr>
+          <w:b/>
+        </w:rPr>
+        <w:t>MECHANISM</w:t>
+      </w:r>
+    </w:p>
+    <w:p>
+      <w:pPr>
+        <w:spacing w:line="336" w:lineRule="auto" w:after="180"/>
+      </w:pPr>
+      <w:r>
+        <w:rPr>
+          <w:b/>
+        </w:rPr>
+        <w:t>Input</w:t>
+      </w:r>
+      <w:r>
+        <w:rPr>
+          <w:b w:val="0"/>
+        </w:rPr>
+        <w:t xml:space="preserve"> → </w:t>
+      </w:r>
+      <w:r>
+        <w:rPr>
+          <w:b/>
+        </w:rPr>
+        <w:t>Process</w:t>
+      </w:r>
+      <w:r>
+        <w:rPr>
+          <w:b w:val="0"/>
+        </w:rPr>
+        <w:t xml:space="preserve"> → </w:t>
+      </w:r>
+      <w:r>
+        <w:rPr>
+          <w:b/>
+        </w:rPr>
+        <w:t>Output</w:t>
+      </w:r>
+    </w:p>
+    <w:p>
+      <w:pPr>
+        <w:spacing w:line="336" w:lineRule="auto" w:after="180"/>
+      </w:pPr>
+      <w:r>
+        <w:rPr>
+          <w:b w:val="0"/>
+        </w:rPr>
+        <w:t>Trace the information. At each stage, ask what changed and how you could test it.</w:t>
+      </w:r>
+    </w:p>
+    <w:p>
+      <w:r>
+        <w:drawing>
+          <wp:inline xmlns:a="http://schemas.openxmlformats.org/drawingml/2006/main" xmlns:pic="http://schemas.openxmlformats.org/drawingml/2006/picture">
+            <wp:extent cx="5486400" cy="3145536"/>
+            <wp:docPr id="3" name="Picture 3" descr="INPUT stage for Predictive vs Generative"/>
+            <wp:cNvGraphicFramePr>
+              <a:graphicFrameLocks noChangeAspect="1"/>
+            </wp:cNvGraphicFramePr>
+            <a:graphic>
+              <a:graphicData uri="http://schemas.openxmlformats.org/drawingml/2006/picture">
+                <pic:pic>
+                  <pic:nvPicPr>
+                    <pic:cNvPr id="0" name="24a873386330a357d381e31d28986341f1730f17d829b18c385ff84bf659bb1a.png"/>
+                    <pic:cNvPicPr/>
+                  </pic:nvPicPr>
+                  <pic:blipFill>
+                    <a:blip r:embed="rId10"/>
+                    <a:stretch>
+                      <a:fillRect/>
+                    </a:stretch>
+                  </pic:blipFill>
+                  <pic:spPr>
+                    <a:xfrm>
+                      <a:off x="0" y="0"/>
+                      <a:ext cx="5486400" cy="3145536"/>
+                    </a:xfrm>
+                    <a:prstGeom prst="rect"/>
+                  </pic:spPr>
+                </pic:pic>
+              </a:graphicData>
+            </a:graphic>
+          </wp:inline>
+        </w:drawing>
+      </w:r>
+    </w:p>
+    <w:p>
+      <w:pPr>
+        <w:spacing w:line="336" w:lineRule="auto" w:after="180"/>
+      </w:pPr>
+      <w:r>
+        <w:rPr>
+          <w:b w:val="0"/>
+        </w:rPr>
+        <w:t>↓</w:t>
+      </w:r>
+    </w:p>
+    <w:p>
+      <w:r>
+        <w:drawing>
+          <wp:inline xmlns:a="http://schemas.openxmlformats.org/drawingml/2006/main" xmlns:pic="http://schemas.openxmlformats.org/drawingml/2006/picture">
+            <wp:extent cx="5486400" cy="3145536"/>
+            <wp:docPr id="4" name="Picture 4" descr="PROCESS stage for Predictive vs Generative"/>
+            <wp:cNvGraphicFramePr>
+              <a:graphicFrameLocks noChangeAspect="1"/>
+            </wp:cNvGraphicFramePr>
+            <a:graphic>
+              <a:graphicData uri="http://schemas.openxmlformats.org/drawingml/2006/picture">
+                <pic:pic>
+                  <pic:nvPicPr>
+                    <pic:cNvPr id="0" name="2ea9d04123c6c9d612115aaac8e4e824dc153a710c07588d2f8fea93da8d450c.png"/>
+                    <pic:cNvPicPr/>
+                  </pic:nvPicPr>
+                  <pic:blipFill>
+                    <a:blip r:embed="rId11"/>
+                    <a:stretch>
+                      <a:fillRect/>
+                    </a:stretch>
+                  </pic:blipFill>
+                  <pic:spPr>
+                    <a:xfrm>
+                      <a:off x="0" y="0"/>
+                      <a:ext cx="5486400" cy="3145536"/>
+                    </a:xfrm>
+                    <a:prstGeom prst="rect"/>
+                  </pic:spPr>
+                </pic:pic>
+              </a:graphicData>
+            </a:graphic>
+          </wp:inline>
+        </w:drawing>
+      </w:r>
+    </w:p>
+    <w:p>
+      <w:pPr>
+        <w:spacing w:line="336" w:lineRule="auto" w:after="180"/>
+      </w:pPr>
+      <w:r>
+        <w:rPr>
+          <w:b w:val="0"/>
+        </w:rPr>
+        <w:t>↓</w:t>
+      </w:r>
+    </w:p>
+    <w:p>
+      <w:r>
+        <w:drawing>
+          <wp:inline xmlns:a="http://schemas.openxmlformats.org/drawingml/2006/main" xmlns:pic="http://schemas.openxmlformats.org/drawingml/2006/picture">
+            <wp:extent cx="5486400" cy="3145536"/>
+            <wp:docPr id="5" name="Picture 5" descr="OUTPUT stage for Predictive vs Generative"/>
+            <wp:cNvGraphicFramePr>
+              <a:graphicFrameLocks noChangeAspect="1"/>
+            </wp:cNvGraphicFramePr>
+            <a:graphic>
+              <a:graphicData uri="http://schemas.openxmlformats.org/drawingml/2006/picture">
+                <pic:pic>
+                  <pic:nvPicPr>
+                    <pic:cNvPr id="0" name="5287f6fef0ff6a608cfb1eb6fd9cfc7d3823c1f2bbac4132e030249ce6cf8fbb.png"/>
+                    <pic:cNvPicPr/>
+                  </pic:nvPicPr>
+                  <pic:blipFill>
+                    <a:blip r:embed="rId12"/>
+                    <a:stretch>
+                      <a:fillRect/>
+                    </a:stretch>
+                  </pic:blipFill>
+                  <pic:spPr>
+                    <a:xfrm>
+                      <a:off x="0" y="0"/>
+                      <a:ext cx="5486400" cy="3145536"/>
+                    </a:xfrm>
+                    <a:prstGeom prst="rect"/>
+                  </pic:spPr>
+                </pic:pic>
+              </a:graphicData>
+            </a:graphic>
+          </wp:inline>
+        </w:drawing>
+      </w:r>
+    </w:p>
+    <w:p>
+      <w:pPr>
+        <w:spacing w:line="336" w:lineRule="auto" w:after="180"/>
+      </w:pPr>
+      <w:r>
+        <w:rPr>
+          <w:b w:val="0"/>
+        </w:rPr>
+        <w:t>Which stage could fail even when the other two are correct? Explain:</w:t>
+      </w:r>
+    </w:p>
+    <w:p>
+      <w:pPr>
         <w:pStyle w:val="Heading3"/>
       </w:pPr>
       <w:r>
+        <w:t>Write or draw your reasoning and evidence.</w:t>
+      </w:r>
+    </w:p>
+    <w:p>
+      <w:r>
+        <w:t>________________________________________________________________</w:t>
+      </w:r>
+    </w:p>
+    <w:p>
+      <w:r>
+        <w:t>________________________________________________________________</w:t>
+      </w:r>
+    </w:p>
+    <w:p>
+      <w:r>
+        <w:t>________________________________________________________________</w:t>
+      </w:r>
+    </w:p>
+    <w:p>
+      <w:r>
+        <w:t>________________________________________________________________</w:t>
+      </w:r>
+    </w:p>
+    <w:p>
+      <w:r>
+        <w:t>________________________________________________________________</w:t>
+      </w:r>
+    </w:p>
+    <w:p>
+      <w:pPr>
+        <w:pStyle w:val="Heading3"/>
+      </w:pPr>
+      <w:r>
+        <w:t>A closer explanation</w:t>
+      </w:r>
+    </w:p>
+    <w:p>
+      <w:pPr>
+        <w:pStyle w:val="Heading3"/>
+      </w:pPr>
+      <w:r>
         <w:t>Connect the picture and the explanation</w:t>
       </w:r>
     </w:p>
     <w:p>
       <w:pPr>
-        <w:spacing w:line="336" w:lineRule="auto" w:after="180"/>
-      </w:pPr>
-      <w:r>
-        <w:rPr>
-          <w:b w:val="0"/>
-        </w:rPr>
-        <w:t xml:space="preserve">Point to the </w:t>
-      </w:r>
-      <w:r>
-        <w:rPr>
-          <w:b/>
-        </w:rPr>
-        <w:t>input</w:t>
-      </w:r>
-      <w:r>
-        <w:rPr>
-          <w:b w:val="0"/>
-        </w:rPr>
-        <w:t>, the deciding step and the result in this week’s visual. Explain the same step in ordinary words. A picture helps when you can say what each part represents.</w:t>
-      </w:r>
-    </w:p>
-    <w:p>
-      <w:pPr>
         <w:pStyle w:val="Heading1"/>
       </w:pPr>
       <w:r>
-        <w:t>04. Compare the cases</w:t>
-      </w:r>
-    </w:p>
-    <w:p>
-      <w:r>
-        <w:t>Compare the supplied cases for Predictive vs Generative. Identify the detail that changes the conclusion.</w:t>
-      </w:r>
-    </w:p>
-    <w:p>
-      <w:pPr>
-        <w:pStyle w:val="Heading3"/>
-      </w:pPr>
-      <w:r>
-        <w:t>The case to investigate</w:t>
-      </w:r>
-    </w:p>
-    <w:p>
-      <w:pPr>
-        <w:spacing w:line="336" w:lineRule="auto" w:after="180"/>
-        <w:shd w:fill="F1F6FC"/>
-      </w:pPr>
-      <w:r>
-        <w:rPr>
-          <w:b w:val="0"/>
-        </w:rPr>
-        <w:t>CASE GALLERY</w:t>
-      </w:r>
-    </w:p>
-    <w:p>
-      <w:pPr>
-        <w:spacing w:line="336" w:lineRule="auto" w:after="180"/>
-      </w:pPr>
-      <w:r>
-        <w:rPr>
-          <w:b w:val="0"/>
-        </w:rPr>
-        <w:t xml:space="preserve">Four Tests, Four Kinds of </w:t>
-      </w:r>
-      <w:r>
-        <w:rPr>
-          <w:b/>
-        </w:rPr>
-        <w:t>Evidence</w:t>
-      </w:r>
-    </w:p>
-    <w:p>
-      <w:pPr>
-        <w:spacing w:line="336" w:lineRule="auto" w:after="180"/>
-      </w:pPr>
-      <w:r>
-        <w:rPr>
-          <w:b w:val="0"/>
-        </w:rPr>
-        <w:t>A system is not understood until it survives more than one comfortable example.</w:t>
+        <w:t>04. Compare model continuation and current observation</w:t>
+      </w:r>
+    </w:p>
+    <w:p>
+      <w:r>
+        <w:t>A coincidental agreement does not turn a text generator into a sensor.</w:t>
+      </w:r>
+    </w:p>
+    <w:p>
+      <w:pPr>
+        <w:pStyle w:val="Heading2"/>
+      </w:pPr>
+      <w:r>
+        <w:t>Four pictures with a purpose</w:t>
       </w:r>
     </w:p>
     <w:p>
@@ -1551,6 +1556,11 @@
     </w:p>
     <w:p>
       <w:r>
+        <w:t>Normal case: predict the result and deciding evidence.</w:t>
+      </w:r>
+    </w:p>
+    <w:p>
+      <w:r>
         <w:drawing>
           <wp:inline xmlns:a="http://schemas.openxmlformats.org/drawingml/2006/main" xmlns:pic="http://schemas.openxmlformats.org/drawingml/2006/picture">
             <wp:extent cx="5486400" cy="3200400"/>
@@ -1586,47 +1596,8 @@
       </w:r>
     </w:p>
     <w:p>
-      <w:pPr>
-        <w:pStyle w:val="Heading3"/>
-      </w:pPr>
-      <w:r>
-        <w:t>The normal case</w:t>
-      </w:r>
-    </w:p>
-    <w:p>
-      <w:pPr>
-        <w:spacing w:line="336" w:lineRule="auto" w:after="180"/>
-        <w:shd w:fill="F1F6FC"/>
-      </w:pPr>
-      <w:r>
-        <w:rPr>
-          <w:b w:val="0"/>
-        </w:rPr>
-        <w:t xml:space="preserve">NORMAL CASE: predict and name </w:t>
-      </w:r>
-      <w:r>
-        <w:rPr>
-          <w:b/>
-        </w:rPr>
-        <w:t>evidence</w:t>
-      </w:r>
-      <w:r>
-        <w:rPr>
-          <w:b w:val="0"/>
-        </w:rPr>
-        <w:t xml:space="preserve">.     BOUNDARY CASE: predict and name </w:t>
-      </w:r>
-      <w:r>
-        <w:rPr>
-          <w:b/>
-        </w:rPr>
-        <w:t>evidence</w:t>
-      </w:r>
-      <w:r>
-        <w:rPr>
-          <w:b w:val="0"/>
-        </w:rPr>
-        <w:t>.</w:t>
+      <w:r>
+        <w:t>Boundary case: identify the exact limit.</w:t>
       </w:r>
     </w:p>
     <w:p>
@@ -1667,6 +1638,11 @@
     </w:p>
     <w:p>
       <w:r>
+        <w:t>Missing information: name what must be clarified.</w:t>
+      </w:r>
+    </w:p>
+    <w:p>
+      <w:r>
         <w:drawing>
           <wp:inline xmlns:a="http://schemas.openxmlformats.org/drawingml/2006/main" xmlns:pic="http://schemas.openxmlformats.org/drawingml/2006/picture">
             <wp:extent cx="5486400" cy="3200400"/>
@@ -1702,236 +1678,168 @@
       </w:r>
     </w:p>
     <w:p>
+      <w:r>
+        <w:t>Transfer case: explain which procedure still applies.</w:t>
+      </w:r>
+    </w:p>
+    <w:p>
+      <w:pPr>
+        <w:pStyle w:val="Heading2"/>
+      </w:pPr>
+      <w:r>
+        <w:t>Choose a revealing case</w:t>
+      </w:r>
+    </w:p>
+    <w:p>
+      <w:pPr>
+        <w:pStyle w:val="ListBullet"/>
+      </w:pPr>
+      <w:r>
+        <w:t>Which case is most likely to reveal a hidden assumption? Why?</w:t>
+      </w:r>
+    </w:p>
+    <w:p>
       <w:pPr>
         <w:pStyle w:val="Heading3"/>
       </w:pPr>
       <w:r>
-        <w:t>Check missing information</w:t>
+        <w:t>Write or draw your reasoning and evidence.</w:t>
+      </w:r>
+    </w:p>
+    <w:p>
+      <w:r>
+        <w:t>________________________________________________________________</w:t>
+      </w:r>
+    </w:p>
+    <w:p>
+      <w:r>
+        <w:t>________________________________________________________________</w:t>
+      </w:r>
+    </w:p>
+    <w:p>
+      <w:r>
+        <w:t>________________________________________________________________</w:t>
+      </w:r>
+    </w:p>
+    <w:p>
+      <w:r>
+        <w:t>________________________________________________________________</w:t>
+      </w:r>
+    </w:p>
+    <w:p>
+      <w:r>
+        <w:t>________________________________________________________________</w:t>
+      </w:r>
+    </w:p>
+    <w:p>
+      <w:pPr>
+        <w:pStyle w:val="Heading2"/>
+      </w:pPr>
+      <w:r>
+        <w:t>Predict the supplied changed case</w:t>
+      </w:r>
+    </w:p>
+    <w:p>
+      <w:pPr>
+        <w:pStyle w:val="ListBullet"/>
+      </w:pPr>
+      <w:r>
+        <w:t>Change: Change the training table to full 2, empty 7, unknown 1.</w:t>
+      </w:r>
+    </w:p>
+    <w:p>
+      <w:pPr>
+        <w:pStyle w:val="Heading2"/>
+      </w:pPr>
+      <w:r>
+        <w:t>Check after predicting · reference / check after trying</w:t>
       </w:r>
     </w:p>
     <w:p>
       <w:pPr>
         <w:spacing w:line="336" w:lineRule="auto" w:after="180"/>
-        <w:shd w:fill="FFF5E6"/>
-      </w:pPr>
+      </w:pPr>
+      <w:r>
+        <w:rPr>
+          <w:b/>
+        </w:rPr>
+        <w:t>Prediction</w:t>
+      </w:r>
       <w:r>
         <w:rPr>
           <w:b w:val="0"/>
         </w:rPr>
-        <w:t xml:space="preserve">MISSING INFORMATION: predict and name </w:t>
+        <w:t xml:space="preserve">: Greedy </w:t>
       </w:r>
       <w:r>
         <w:rPr>
           <w:b/>
         </w:rPr>
-        <w:t>evidence</w:t>
+        <w:t>output</w:t>
       </w:r>
       <w:r>
         <w:rPr>
           <w:b w:val="0"/>
         </w:rPr>
-        <w:t xml:space="preserve">.     TRANSFER CASE: predict and name </w:t>
+        <w:t xml:space="preserve"> becomes empty; the model assigns that token probability 0.7.</w:t>
+      </w:r>
+    </w:p>
+    <w:p>
+      <w:pPr>
+        <w:spacing w:line="336" w:lineRule="auto" w:after="180"/>
+      </w:pPr>
+      <w:r>
+        <w:rPr>
+          <w:b w:val="0"/>
+        </w:rPr>
+        <w:t>Reason: The continuation distribution changed; the independently observed box has not changed.</w:t>
+      </w:r>
+    </w:p>
+    <w:p>
+      <w:pPr>
+        <w:pStyle w:val="Heading2"/>
+      </w:pPr>
+      <w:r>
+        <w:t>Earlier wording, alternatives and picture transcripts · reference / check after trying</w:t>
+      </w:r>
+    </w:p>
+    <w:p>
+      <w:pPr>
+        <w:spacing w:line="336" w:lineRule="auto" w:after="180"/>
+      </w:pPr>
+      <w:r>
+        <w:rPr>
+          <w:b w:val="0"/>
+        </w:rPr>
+        <w:t>CASE GALLERY</w:t>
+      </w:r>
+    </w:p>
+    <w:p>
+      <w:pPr>
+        <w:spacing w:line="336" w:lineRule="auto" w:after="180"/>
+      </w:pPr>
+      <w:r>
+        <w:rPr>
+          <w:b w:val="0"/>
+        </w:rPr>
+        <w:t xml:space="preserve">Four Tests, Four Kinds of </w:t>
       </w:r>
       <w:r>
         <w:rPr>
           <w:b/>
         </w:rPr>
-        <w:t>evidence</w:t>
-      </w:r>
+        <w:t>Evidence</w:t>
+      </w:r>
+    </w:p>
+    <w:p>
+      <w:pPr>
+        <w:spacing w:line="336" w:lineRule="auto" w:after="180"/>
+      </w:pPr>
       <w:r>
         <w:rPr>
           <w:b w:val="0"/>
         </w:rPr>
-        <w:t>.</w:t>
-      </w:r>
-    </w:p>
-    <w:p>
-      <w:pPr>
-        <w:spacing w:line="336" w:lineRule="auto" w:after="180"/>
-        <w:shd w:fill="F5F1FB"/>
-      </w:pPr>
-      <w:r>
-        <w:rPr>
-          <w:b w:val="0"/>
-        </w:rPr>
-        <w:t>Which case is most likely to reveal a hidden assumption? Why?</w:t>
-      </w:r>
-    </w:p>
-    <w:p>
-      <w:pPr>
-        <w:pStyle w:val="Heading3"/>
-      </w:pPr>
-      <w:r>
-        <w:t>Write or draw your reasoning and evidence.</w:t>
-      </w:r>
-    </w:p>
-    <w:p>
-      <w:r>
-        <w:t>________________________________________________________________</w:t>
-      </w:r>
-    </w:p>
-    <w:p>
-      <w:r>
-        <w:t>________________________________________________________________</w:t>
-      </w:r>
-    </w:p>
-    <w:p>
-      <w:r>
-        <w:t>________________________________________________________________</w:t>
-      </w:r>
-    </w:p>
-    <w:p>
-      <w:r>
-        <w:t>________________________________________________________________</w:t>
-      </w:r>
-    </w:p>
-    <w:p>
-      <w:r>
-        <w:t>________________________________________________________________</w:t>
-      </w:r>
-    </w:p>
-    <w:p>
-      <w:pPr>
-        <w:pStyle w:val="Heading3"/>
-      </w:pPr>
-      <w:r>
-        <w:t>Change one thing in the pictured case</w:t>
-      </w:r>
-    </w:p>
-    <w:p>
-      <w:pPr>
-        <w:pStyle w:val="Heading3"/>
-      </w:pPr>
-      <w:r>
-        <w:t>Change one thing</w:t>
-      </w:r>
-    </w:p>
-    <w:p>
-      <w:pPr>
-        <w:spacing w:line="336" w:lineRule="auto" w:after="180"/>
-        <w:shd w:fill="F5F1FB"/>
-      </w:pPr>
-      <w:r>
-        <w:rPr>
-          <w:b w:val="0"/>
-        </w:rPr>
-        <w:t xml:space="preserve">Change: Change the </w:t>
-      </w:r>
-      <w:r>
-        <w:rPr>
-          <w:b/>
-        </w:rPr>
-        <w:t>training</w:t>
-      </w:r>
-      <w:r>
-        <w:rPr>
-          <w:b w:val="0"/>
-        </w:rPr>
-        <w:t xml:space="preserve"> table to full 2, empty 7, unknown 1.</w:t>
-      </w:r>
-    </w:p>
-    <w:p>
-      <w:pPr>
-        <w:pStyle w:val="Heading3"/>
-      </w:pPr>
-      <w:r>
-        <w:t>Predicted result</w:t>
-      </w:r>
-    </w:p>
-    <w:p>
-      <w:pPr>
-        <w:spacing w:line="336" w:lineRule="auto" w:after="180"/>
-        <w:shd w:fill="F1F6FC"/>
-      </w:pPr>
-      <w:r>
-        <w:rPr>
-          <w:b/>
-        </w:rPr>
-        <w:t>Prediction</w:t>
-      </w:r>
-      <w:r>
-        <w:rPr>
-          <w:b w:val="0"/>
-        </w:rPr>
-        <w:t xml:space="preserve">: Greedy </w:t>
-      </w:r>
-      <w:r>
-        <w:rPr>
-          <w:b/>
-        </w:rPr>
-        <w:t>output</w:t>
-      </w:r>
-      <w:r>
-        <w:rPr>
-          <w:b w:val="0"/>
-        </w:rPr>
-        <w:t xml:space="preserve"> becomes empty; the model assigns that token probability 0.7.</w:t>
-      </w:r>
-    </w:p>
-    <w:p>
-      <w:pPr>
-        <w:pStyle w:val="Heading3"/>
-      </w:pPr>
-      <w:r>
-        <w:t>Why the result follows</w:t>
-      </w:r>
-    </w:p>
-    <w:p>
-      <w:pPr>
-        <w:spacing w:line="336" w:lineRule="auto" w:after="180"/>
-        <w:shd w:fill="F1F6FC"/>
-      </w:pPr>
-      <w:r>
-        <w:rPr>
-          <w:b w:val="0"/>
-        </w:rPr>
-        <w:t>Reason: The continuation distribution changed; the independently observed box has not changed.</w:t>
-      </w:r>
-    </w:p>
-    <w:p>
-      <w:pPr>
-        <w:pStyle w:val="Heading1"/>
-      </w:pPr>
-      <w:r>
-        <w:t>05. Words that unlock the idea</w:t>
-      </w:r>
-    </w:p>
-    <w:p>
-      <w:r>
-        <w:t>Use the vocabulary of Predictive vs Generative to explain a concrete decision, rather than only memorising definitions.</w:t>
-      </w:r>
-    </w:p>
-    <w:p>
-      <w:pPr>
-        <w:spacing w:line="336" w:lineRule="auto" w:after="180"/>
-      </w:pPr>
-      <w:r>
-        <w:rPr>
-          <w:b/>
-        </w:rPr>
-        <w:t>VOCABULARY LAB</w:t>
-      </w:r>
-    </w:p>
-    <w:p>
-      <w:pPr>
-        <w:spacing w:line="336" w:lineRule="auto" w:after="180"/>
-      </w:pPr>
-      <w:r>
-        <w:rPr>
-          <w:b w:val="0"/>
-        </w:rPr>
-        <w:t>Words You Can Use to Reason</w:t>
-      </w:r>
-    </w:p>
-    <w:p>
-      <w:pPr>
-        <w:spacing w:line="336" w:lineRule="auto" w:after="180"/>
-      </w:pPr>
-      <w:r>
-        <w:rPr>
-          <w:b w:val="0"/>
-        </w:rPr>
-        <w:t>A definition matters when you can recognize the idea, use it, and contrast it with a near-miss.</w:t>
+        <w:t>A system is not understood until it survives more than one comfortable example.</w:t>
       </w:r>
     </w:p>
     <w:p>
@@ -1939,7 +1847,7 @@
         <w:drawing>
           <wp:inline xmlns:a="http://schemas.openxmlformats.org/drawingml/2006/main" xmlns:pic="http://schemas.openxmlformats.org/drawingml/2006/picture">
             <wp:extent cx="5486400" cy="3200400"/>
-            <wp:docPr id="10" name="Picture 10" descr="Vocabulary badge: predictive"/>
+            <wp:docPr id="10" name="Picture 10" descr="NORMAL CASE illustration"/>
             <wp:cNvGraphicFramePr>
               <a:graphicFrameLocks noChangeAspect="1"/>
             </wp:cNvGraphicFramePr>
@@ -1947,11 +1855,11 @@
               <a:graphicData uri="http://schemas.openxmlformats.org/drawingml/2006/picture">
                 <pic:pic>
                   <pic:nvPicPr>
-                    <pic:cNvPr id="0" name="33d925c953501e7116d3538a14ec9b8fcdfc377cc6fc7903834116084f7540f1.png"/>
+                    <pic:cNvPr id="0" name="1f18213ba3d74c99072fa04ad7520b53eee0b2e9e845b0d8a61ccdda1b41f3f1.png"/>
                     <pic:cNvPicPr/>
                   </pic:nvPicPr>
                   <pic:blipFill>
-                    <a:blip r:embed="rId17"/>
+                    <a:blip r:embed="rId13"/>
                     <a:stretch>
                       <a:fillRect/>
                     </a:stretch>
@@ -1975,7 +1883,7 @@
         <w:drawing>
           <wp:inline xmlns:a="http://schemas.openxmlformats.org/drawingml/2006/main" xmlns:pic="http://schemas.openxmlformats.org/drawingml/2006/picture">
             <wp:extent cx="5486400" cy="3200400"/>
-            <wp:docPr id="11" name="Picture 11" descr="Vocabulary badge: generative"/>
+            <wp:docPr id="11" name="Picture 11" descr="BOUNDARY CASE illustration"/>
             <wp:cNvGraphicFramePr>
               <a:graphicFrameLocks noChangeAspect="1"/>
             </wp:cNvGraphicFramePr>
@@ -1983,11 +1891,11 @@
               <a:graphicData uri="http://schemas.openxmlformats.org/drawingml/2006/picture">
                 <pic:pic>
                   <pic:nvPicPr>
-                    <pic:cNvPr id="0" name="0a242a43eb734f4370f70485813c0c4bcad765967afe29ba0c5180669350c502.png"/>
+                    <pic:cNvPr id="0" name="fed8318cf337134a2c31a8d2c90831db67a27a43d3c6f85b25079c53ec37ff9a.png"/>
                     <pic:cNvPicPr/>
                   </pic:nvPicPr>
                   <pic:blipFill>
-                    <a:blip r:embed="rId18"/>
+                    <a:blip r:embed="rId14"/>
                     <a:stretch>
                       <a:fillRect/>
                     </a:stretch>
@@ -2007,11 +1915,46 @@
       </w:r>
     </w:p>
     <w:p>
+      <w:pPr>
+        <w:spacing w:line="336" w:lineRule="auto" w:after="180"/>
+      </w:pPr>
+      <w:r>
+        <w:rPr>
+          <w:b w:val="0"/>
+        </w:rPr>
+        <w:t xml:space="preserve">NORMAL CASE: predict and name </w:t>
+      </w:r>
+      <w:r>
+        <w:rPr>
+          <w:b/>
+        </w:rPr>
+        <w:t>evidence</w:t>
+      </w:r>
+      <w:r>
+        <w:rPr>
+          <w:b w:val="0"/>
+        </w:rPr>
+        <w:t xml:space="preserve">.     BOUNDARY CASE: predict and name </w:t>
+      </w:r>
+      <w:r>
+        <w:rPr>
+          <w:b/>
+        </w:rPr>
+        <w:t>evidence</w:t>
+      </w:r>
+      <w:r>
+        <w:rPr>
+          <w:b w:val="0"/>
+        </w:rPr>
+        <w:t>.</w:t>
+      </w:r>
+    </w:p>
+    <w:p>
       <w:r>
         <w:drawing>
           <wp:inline xmlns:a="http://schemas.openxmlformats.org/drawingml/2006/main" xmlns:pic="http://schemas.openxmlformats.org/drawingml/2006/picture">
             <wp:extent cx="5486400" cy="3200400"/>
-            <wp:docPr id="12" name="Picture 12" descr="Vocabulary badge: output space"/>
+            <wp:docPr id="12" name="Picture 12" descr="MISSING INFORMATION illustration"/>
             <wp:cNvGraphicFramePr>
               <a:graphicFrameLocks noChangeAspect="1"/>
             </wp:cNvGraphicFramePr>
@@ -2019,11 +1962,11 @@
               <a:graphicData uri="http://schemas.openxmlformats.org/drawingml/2006/picture">
                 <pic:pic>
                   <pic:nvPicPr>
-                    <pic:cNvPr id="0" name="8e26c9418e4d07dc307cef670fdb5fdcdb696d524c53f687ca006e49b5abee82.png"/>
+                    <pic:cNvPr id="0" name="75f964dbe29000347e518a59e2717387d7109bd1f947abdafa07e931a61cf754.png"/>
                     <pic:cNvPicPr/>
                   </pic:nvPicPr>
                   <pic:blipFill>
-                    <a:blip r:embed="rId19"/>
+                    <a:blip r:embed="rId15"/>
                     <a:stretch>
                       <a:fillRect/>
                     </a:stretch>
@@ -2047,7 +1990,7 @@
         <w:drawing>
           <wp:inline xmlns:a="http://schemas.openxmlformats.org/drawingml/2006/main" xmlns:pic="http://schemas.openxmlformats.org/drawingml/2006/picture">
             <wp:extent cx="5486400" cy="3200400"/>
-            <wp:docPr id="13" name="Picture 13" descr="Vocabulary badge: fit for purpose"/>
+            <wp:docPr id="13" name="Picture 13" descr="TRANSFER CASE illustration"/>
             <wp:cNvGraphicFramePr>
               <a:graphicFrameLocks noChangeAspect="1"/>
             </wp:cNvGraphicFramePr>
@@ -2055,11 +1998,11 @@
               <a:graphicData uri="http://schemas.openxmlformats.org/drawingml/2006/picture">
                 <pic:pic>
                   <pic:nvPicPr>
-                    <pic:cNvPr id="0" name="523270cab5d3ba30680672520c26ead78b521ad769b6e3c9fd755ccf0abd2545.png"/>
+                    <pic:cNvPr id="0" name="4d936b6648b81ac897fc99370c2788f8e0b135d8fc31cfd77afceee66a92128c.png"/>
                     <pic:cNvPicPr/>
                   </pic:nvPicPr>
                   <pic:blipFill>
-                    <a:blip r:embed="rId20"/>
+                    <a:blip r:embed="rId16"/>
                     <a:stretch>
                       <a:fillRect/>
                     </a:stretch>
@@ -2078,316 +2021,68 @@
         </w:drawing>
       </w:r>
     </w:p>
-    <w:tbl>
-      <w:tblPr>
-        <w:tblStyle w:val="LightShading-Accent1"/>
-        <w:tblW w:type="auto" w:w="0"/>
-        <w:tblLook w:firstColumn="1" w:firstRow="1" w:lastColumn="0" w:lastRow="0" w:noHBand="0" w:noVBand="1" w:val="04A0"/>
-      </w:tblPr>
-      <w:tblGrid>
-        <w:gridCol w:w="3408"/>
-        <w:gridCol w:w="3408"/>
-        <w:gridCol w:w="3408"/>
-      </w:tblGrid>
-      <w:tr>
-        <w:trPr>
-          <w:tblHeader/>
-        </w:trPr>
-        <w:tc>
-          <w:tcPr>
-            <w:tcW w:type="dxa" w:w="3408"/>
-          </w:tcPr>
-          <w:p>
-            <w:r>
-              <w:t>Word</w:t>
-            </w:r>
-          </w:p>
-        </w:tc>
-        <w:tc>
-          <w:tcPr>
-            <w:tcW w:type="dxa" w:w="3408"/>
-          </w:tcPr>
-          <w:p>
-            <w:r>
-              <w:t>My own example</w:t>
-            </w:r>
-          </w:p>
-        </w:tc>
-        <w:tc>
-          <w:tcPr>
-            <w:tcW w:type="dxa" w:w="3408"/>
-          </w:tcPr>
-          <w:p>
-            <w:r>
-              <w:t>Not this / boundary</w:t>
-            </w:r>
-          </w:p>
-        </w:tc>
-      </w:tr>
-      <w:tr>
-        <w:tc>
-          <w:tcPr>
-            <w:tcW w:type="dxa" w:w="3408"/>
-          </w:tcPr>
-          <w:p>
-            <w:r>
-              <w:t>predictive</w:t>
-            </w:r>
-          </w:p>
-        </w:tc>
-        <w:tc>
-          <w:tcPr>
-            <w:tcW w:type="dxa" w:w="3408"/>
-          </w:tcPr>
-          <w:p>
-            <w:r>
-              <w:t>Estimating a target from supplied inputs.</w:t>
-            </w:r>
-          </w:p>
-        </w:tc>
-        <w:tc>
-          <w:tcPr>
-            <w:tcW w:type="dxa" w:w="3408"/>
-          </w:tcPr>
-          <w:p>
-            <w:r/>
-          </w:p>
-        </w:tc>
-      </w:tr>
-      <w:tr>
-        <w:tc>
-          <w:tcPr>
-            <w:tcW w:type="dxa" w:w="3408"/>
-          </w:tcPr>
-          <w:p>
-            <w:r>
-              <w:t>generative</w:t>
-            </w:r>
-          </w:p>
-        </w:tc>
-        <w:tc>
-          <w:tcPr>
-            <w:tcW w:type="dxa" w:w="3408"/>
-          </w:tcPr>
-          <w:p>
-            <w:r>
-              <w:t>Producing new content from learned patterns and supplied conditions.</w:t>
-            </w:r>
-          </w:p>
-        </w:tc>
-        <w:tc>
-          <w:tcPr>
-            <w:tcW w:type="dxa" w:w="3408"/>
-          </w:tcPr>
-          <w:p>
-            <w:r/>
-          </w:p>
-        </w:tc>
-      </w:tr>
-      <w:tr>
-        <w:tc>
-          <w:tcPr>
-            <w:tcW w:type="dxa" w:w="3408"/>
-          </w:tcPr>
-          <w:p>
-            <w:r>
-              <w:t>output space</w:t>
-            </w:r>
-          </w:p>
-        </w:tc>
-        <w:tc>
-          <w:tcPr>
-            <w:tcW w:type="dxa" w:w="3408"/>
-          </w:tcPr>
-          <w:p>
-            <w:r>
-              <w:t>The set or range of outputs a system can produce for a task.</w:t>
-            </w:r>
-          </w:p>
-        </w:tc>
-        <w:tc>
-          <w:tcPr>
-            <w:tcW w:type="dxa" w:w="3408"/>
-          </w:tcPr>
-          <w:p>
-            <w:r/>
-          </w:p>
-        </w:tc>
-      </w:tr>
-      <w:tr>
-        <w:tc>
-          <w:tcPr>
-            <w:tcW w:type="dxa" w:w="3408"/>
-          </w:tcPr>
-          <w:p>
-            <w:r>
-              <w:t>fit for purpose</w:t>
-            </w:r>
-          </w:p>
-        </w:tc>
-        <w:tc>
-          <w:tcPr>
-            <w:tcW w:type="dxa" w:w="3408"/>
-          </w:tcPr>
-          <w:p>
-            <w:r>
-              <w:t>Suitable for the stated users, task, conditions and consequences.</w:t>
-            </w:r>
-          </w:p>
-        </w:tc>
-        <w:tc>
-          <w:tcPr>
-            <w:tcW w:type="dxa" w:w="3408"/>
-          </w:tcPr>
-          <w:p>
-            <w:r/>
-          </w:p>
-        </w:tc>
-      </w:tr>
-    </w:tbl>
+    <w:p>
+      <w:pPr>
+        <w:spacing w:line="336" w:lineRule="auto" w:after="180"/>
+      </w:pPr>
+      <w:r>
+        <w:rPr>
+          <w:b w:val="0"/>
+        </w:rPr>
+        <w:t xml:space="preserve">MISSING INFORMATION: predict and name </w:t>
+      </w:r>
+      <w:r>
+        <w:rPr>
+          <w:b/>
+        </w:rPr>
+        <w:t>evidence</w:t>
+      </w:r>
+      <w:r>
+        <w:rPr>
+          <w:b w:val="0"/>
+        </w:rPr>
+        <w:t xml:space="preserve">.     TRANSFER CASE: predict and name </w:t>
+      </w:r>
+      <w:r>
+        <w:rPr>
+          <w:b/>
+        </w:rPr>
+        <w:t>evidence</w:t>
+      </w:r>
+      <w:r>
+        <w:rPr>
+          <w:b w:val="0"/>
+        </w:rPr>
+        <w:t>.</w:t>
+      </w:r>
+    </w:p>
     <w:p>
       <w:pPr>
         <w:pStyle w:val="Heading3"/>
       </w:pPr>
       <w:r>
-        <w:t>Words used in the closer explanation</w:t>
-      </w:r>
-    </w:p>
-    <w:tbl>
-      <w:tblPr>
-        <w:tblStyle w:val="LightShading-Accent1"/>
-        <w:tblW w:type="auto" w:w="0"/>
-        <w:tblLook w:firstColumn="1" w:firstRow="1" w:lastColumn="0" w:lastRow="0" w:noHBand="0" w:noVBand="1" w:val="04A0"/>
-      </w:tblPr>
-      <w:tblGrid>
-        <w:gridCol w:w="5112"/>
-        <w:gridCol w:w="5112"/>
-      </w:tblGrid>
-      <w:tr>
-        <w:trPr>
-          <w:tblHeader/>
-        </w:trPr>
-        <w:tc>
-          <w:tcPr>
-            <w:tcW w:type="dxa" w:w="5112"/>
-          </w:tcPr>
-          <w:p>
-            <w:r>
-              <w:t>Word</w:t>
-            </w:r>
-          </w:p>
-        </w:tc>
-        <w:tc>
-          <w:tcPr>
-            <w:tcW w:type="dxa" w:w="5112"/>
-          </w:tcPr>
-          <w:p>
-            <w:r>
-              <w:t>Meaning</w:t>
-            </w:r>
-          </w:p>
-        </w:tc>
-      </w:tr>
-      <w:tr>
-        <w:tc>
-          <w:tcPr>
-            <w:tcW w:type="dxa" w:w="5112"/>
-          </w:tcPr>
-          <w:p>
-            <w:r>
-              <w:t>Generative objective</w:t>
-            </w:r>
-          </w:p>
-        </w:tc>
-        <w:tc>
-          <w:tcPr>
-            <w:tcW w:type="dxa" w:w="5112"/>
-          </w:tcPr>
-          <w:p>
-            <w:r>
-              <w:t>A training aim concerned with producing or modelling possible outputs</w:t>
-            </w:r>
-          </w:p>
-        </w:tc>
-      </w:tr>
-      <w:tr>
-        <w:tc>
-          <w:tcPr>
-            <w:tcW w:type="dxa" w:w="5112"/>
-          </w:tcPr>
-          <w:p>
-            <w:r>
-              <w:t>Discriminative objective</w:t>
-            </w:r>
-          </w:p>
-        </w:tc>
-        <w:tc>
-          <w:tcPr>
-            <w:tcW w:type="dxa" w:w="5112"/>
-          </w:tcPr>
-          <w:p>
-            <w:r>
-              <w:t>A training aim mapping inputs to a specified target such as a label</w:t>
-            </w:r>
-          </w:p>
-        </w:tc>
-      </w:tr>
-      <w:tr>
-        <w:tc>
-          <w:tcPr>
-            <w:tcW w:type="dxa" w:w="5112"/>
-          </w:tcPr>
-          <w:p>
-            <w:r>
-              <w:t>Conditional distribution</w:t>
-            </w:r>
-          </w:p>
-        </w:tc>
-        <w:tc>
-          <w:tcPr>
-            <w:tcW w:type="dxa" w:w="5112"/>
-          </w:tcPr>
-          <w:p>
-            <w:r>
-              <w:t>Probabilities for alternatives given stated information</w:t>
-            </w:r>
-          </w:p>
-        </w:tc>
-      </w:tr>
-      <w:tr>
-        <w:tc>
-          <w:tcPr>
-            <w:tcW w:type="dxa" w:w="5112"/>
-          </w:tcPr>
-          <w:p>
-            <w:r>
-              <w:t>Autoregressive generation</w:t>
-            </w:r>
-          </w:p>
-        </w:tc>
-        <w:tc>
-          <w:tcPr>
-            <w:tcW w:type="dxa" w:w="5112"/>
-          </w:tcPr>
-          <w:p>
-            <w:r>
-              <w:t>Producing a sequence one next item at a time using preceding items</w:t>
-            </w:r>
-          </w:p>
-        </w:tc>
-      </w:tr>
-    </w:tbl>
+        <w:t>Change one thing in the pictured case</w:t>
+      </w:r>
+    </w:p>
     <w:p>
       <w:pPr>
         <w:pStyle w:val="Heading1"/>
       </w:pPr>
       <w:r>
-        <w:t>06. Follow a worked example</w:t>
-      </w:r>
-    </w:p>
-    <w:p>
-      <w:r>
-        <w:t>Follow the worked trace for Predictive vs Generative, predict a step, then compare with its explanation.</w:t>
+        <w:t>06. Expand the prefix, then inspect a separate box example</w:t>
+      </w:r>
+    </w:p>
+    <w:p>
+      <w:r>
+        <w:t>Keep the marker and box tables distinct.</w:t>
+      </w:r>
+    </w:p>
+    <w:p>
+      <w:pPr>
+        <w:pStyle w:val="Heading2"/>
+      </w:pPr>
+      <w:r>
+        <w:t>Use the expanded prefix for the next step</w:t>
       </w:r>
     </w:p>
     <w:p>
@@ -2396,7 +2091,306 @@
       </w:pPr>
       <w:r>
         <w:rPr>
+          <w:b w:val="0"/>
+        </w:rPr>
+        <w:t>After producing red, the next step conditions on the expanded prefix “The marker is red”. A second table might give an end token probability 0.8 and the token today probability 0.2.</w:t>
+      </w:r>
+    </w:p>
+    <w:p>
+      <w:pPr>
+        <w:spacing w:line="336" w:lineRule="auto" w:after="180"/>
+      </w:pPr>
+      <w:r>
+        <w:rPr>
+          <w:b w:val="0"/>
+        </w:rPr>
+        <w:t>A generated sequence can stop at the end token or continue. Do not reuse the first-step table unchanged after adding a token unless the model explicitly ignores the new prefix.</w:t>
+      </w:r>
+    </w:p>
+    <w:p>
+      <w:pPr>
+        <w:pStyle w:val="Heading2"/>
+      </w:pPr>
+      <w:r>
+        <w:t>Separate an image-classifier target from text continuation</w:t>
+      </w:r>
+    </w:p>
+    <w:p>
+      <w:pPr>
+        <w:spacing w:line="336" w:lineRule="auto" w:after="180"/>
+      </w:pPr>
+      <w:r>
+        <w:rPr>
+          <w:b w:val="0"/>
+        </w:rPr>
+        <w:t xml:space="preserve">A separate classifier can return red as a label from an image; that is a different </w:t>
+      </w:r>
+      <w:r>
+        <w:rPr>
           <w:b/>
+        </w:rPr>
+        <w:t>input</w:t>
+      </w:r>
+      <w:r>
+        <w:rPr>
+          <w:b w:val="0"/>
+        </w:rPr>
+        <w:t xml:space="preserve"> and target from continuing text. A downstream evaluation asks whether the system correctly reports the current marker.</w:t>
+      </w:r>
+    </w:p>
+    <w:p>
+      <w:pPr>
+        <w:spacing w:line="336" w:lineRule="auto" w:after="180"/>
+      </w:pPr>
+      <w:r>
+        <w:rPr>
+          <w:b w:val="0"/>
+        </w:rPr>
+        <w:t>It must include ground truth or sources and appropriate failure handling, not just count plausible phrases.</w:t>
+      </w:r>
+    </w:p>
+    <w:p>
+      <w:pPr>
+        <w:pStyle w:val="Heading2"/>
+      </w:pPr>
+      <w:r>
+        <w:t>Read the separate box corpus and current observation</w:t>
+      </w:r>
+    </w:p>
+    <w:p>
+      <w:pPr>
+        <w:spacing w:line="336" w:lineRule="auto" w:after="180"/>
+      </w:pPr>
+      <w:r>
+        <w:rPr>
+          <w:b w:val="0"/>
+        </w:rPr>
+        <w:t>A fictional toy generator predicts the next word after “The box is”.</w:t>
+      </w:r>
+    </w:p>
+    <w:p>
+      <w:pPr>
+        <w:spacing w:line="336" w:lineRule="auto" w:after="180"/>
+      </w:pPr>
+      <w:r>
+        <w:rPr>
+          <w:b w:val="0"/>
+        </w:rPr>
+        <w:t xml:space="preserve">Observed </w:t>
+      </w:r>
+      <w:r>
+        <w:rPr>
+          <w:b/>
+        </w:rPr>
+        <w:t>training</w:t>
+      </w:r>
+      <w:r>
+        <w:rPr>
+          <w:b w:val="0"/>
+        </w:rPr>
+        <w:t xml:space="preserve"> continuations: full 6, empty 3, unknown 1.</w:t>
+      </w:r>
+    </w:p>
+    <w:p>
+      <w:pPr>
+        <w:spacing w:line="336" w:lineRule="auto" w:after="180"/>
+      </w:pPr>
+      <w:r>
+        <w:rPr>
+          <w:b w:val="0"/>
+        </w:rPr>
+        <w:t>Use counts divided by total 10. The current physical box is separately checked and found empty.</w:t>
+      </w:r>
+    </w:p>
+    <w:p>
+      <w:pPr>
+        <w:pStyle w:val="Heading2"/>
+      </w:pPr>
+      <w:r>
+        <w:t>Trace relative counts, greedy output and the factual conflict</w:t>
+      </w:r>
+    </w:p>
+    <w:p>
+      <w:r>
+        <w:drawing>
+          <wp:inline xmlns:a="http://schemas.openxmlformats.org/drawingml/2006/main" xmlns:pic="http://schemas.openxmlformats.org/drawingml/2006/picture">
+            <wp:extent cx="5486400" cy="4160520"/>
+            <wp:docPr id="14" name="Picture 14" descr="Count table: Continuation counts are 6,3,1; total 10. → Probabilities: full=0.6; empty=0.3; unknown=0.1. → Greedy continuation: Largest probability chooses full for this toy prefix. → Check reality: Current observation says empty; frequent wording is not a present inventory reading."/>
+            <wp:cNvGraphicFramePr>
+              <a:graphicFrameLocks noChangeAspect="1"/>
+            </wp:cNvGraphicFramePr>
+            <a:graphic>
+              <a:graphicData uri="http://schemas.openxmlformats.org/drawingml/2006/picture">
+                <pic:pic>
+                  <pic:nvPicPr>
+                    <pic:cNvPr id="0" name="academy-story-ai-2-27-02.png"/>
+                    <pic:cNvPicPr/>
+                  </pic:nvPicPr>
+                  <pic:blipFill>
+                    <a:blip r:embed="rId17"/>
+                    <a:stretch>
+                      <a:fillRect/>
+                    </a:stretch>
+                  </pic:blipFill>
+                  <pic:spPr>
+                    <a:xfrm>
+                      <a:off x="0" y="0"/>
+                      <a:ext cx="5486400" cy="4160520"/>
+                    </a:xfrm>
+                    <a:prstGeom prst="rect"/>
+                  </pic:spPr>
+                </pic:pic>
+              </a:graphicData>
+            </a:graphic>
+          </wp:inline>
+        </w:drawing>
+      </w:r>
+    </w:p>
+    <w:p>
+      <w:pPr>
+        <w:spacing w:line="336" w:lineRule="auto" w:after="180"/>
+      </w:pPr>
+      <w:r>
+        <w:rPr>
+          <w:b w:val="0"/>
+        </w:rPr>
+        <w:t xml:space="preserve">The table predicts a continuation in a text exercise, not the contents of the current box. Generating the most frequent token is a model-defined decision. A factual inventory statement needs current </w:t>
+      </w:r>
+      <w:r>
+        <w:rPr>
+          <w:b/>
+        </w:rPr>
+        <w:t>evidence</w:t>
+      </w:r>
+      <w:r>
+        <w:rPr>
+          <w:b w:val="0"/>
+        </w:rPr>
+        <w:t>.</w:t>
+      </w:r>
+    </w:p>
+    <w:p>
+      <w:pPr>
+        <w:spacing w:line="336" w:lineRule="auto" w:after="180"/>
+      </w:pPr>
+      <w:r>
+        <w:rPr>
+          <w:b w:val="0"/>
+        </w:rPr>
+        <w:t xml:space="preserve">The numerical table is intentionally small; real </w:t>
+      </w:r>
+      <w:r>
+        <w:rPr>
+          <w:b/>
+        </w:rPr>
+        <w:t>generative</w:t>
+      </w:r>
+      <w:r>
+        <w:rPr>
+          <w:b w:val="0"/>
+        </w:rPr>
+        <w:t xml:space="preserve"> systems condition on richer context and do not simply consult these three counts.</w:t>
+      </w:r>
+    </w:p>
+    <w:p>
+      <w:pPr>
+        <w:pStyle w:val="Heading2"/>
+      </w:pPr>
+      <w:r>
+        <w:t>Predict the changed corpus without changing the physical box</w:t>
+      </w:r>
+    </w:p>
+    <w:p>
+      <w:pPr>
+        <w:pStyle w:val="ListBullet"/>
+      </w:pPr>
+      <w:r>
+        <w:t>Change one thing: Change the training table to full 2, empty 7, unknown 1. Predict the result before checking the explanation. What remains the same?</w:t>
+      </w:r>
+    </w:p>
+    <w:p>
+      <w:pPr>
+        <w:pStyle w:val="Heading2"/>
+      </w:pPr>
+      <w:r>
+        <w:t>Check after predicting · reference / check after trying</w:t>
+      </w:r>
+    </w:p>
+    <w:p>
+      <w:r>
+        <w:drawing>
+          <wp:inline xmlns:a="http://schemas.openxmlformats.org/drawingml/2006/main" xmlns:pic="http://schemas.openxmlformats.org/drawingml/2006/picture">
+            <wp:extent cx="5486400" cy="3026664"/>
+            <wp:docPr id="15" name="Picture 15" descr="Original case: Current observation says empty; frequent wording is not a present inventory reading. Changed condition: Change the training table to full 2, empty 7, unknown 1. Expected result: Greedy output becomes empty; the model assigns that token probability 0.7. Reason: The continuation distribution changed; the independently observed box has not changed."/>
+            <wp:cNvGraphicFramePr>
+              <a:graphicFrameLocks noChangeAspect="1"/>
+            </wp:cNvGraphicFramePr>
+            <a:graphic>
+              <a:graphicData uri="http://schemas.openxmlformats.org/drawingml/2006/picture">
+                <pic:pic>
+                  <pic:nvPicPr>
+                    <pic:cNvPr id="0" name="academy-story-ai-2-27-04.png"/>
+                    <pic:cNvPicPr/>
+                  </pic:nvPicPr>
+                  <pic:blipFill>
+                    <a:blip r:embed="rId18"/>
+                    <a:stretch>
+                      <a:fillRect/>
+                    </a:stretch>
+                  </pic:blipFill>
+                  <pic:spPr>
+                    <a:xfrm>
+                      <a:off x="0" y="0"/>
+                      <a:ext cx="5486400" cy="3026664"/>
+                    </a:xfrm>
+                    <a:prstGeom prst="rect"/>
+                  </pic:spPr>
+                </pic:pic>
+              </a:graphicData>
+            </a:graphic>
+          </wp:inline>
+        </w:drawing>
+      </w:r>
+    </w:p>
+    <w:p>
+      <w:pPr>
+        <w:pStyle w:val="Heading2"/>
+      </w:pPr>
+      <w:r>
+        <w:t>Explain coincidence and the model-scope limit</w:t>
+      </w:r>
+    </w:p>
+    <w:p>
+      <w:pPr>
+        <w:pStyle w:val="ListBullet"/>
+      </w:pPr>
+      <w:r>
+        <w:t>Read the labelled picture: Does matching the physical box in the changed table prove the generator measures boxes?</w:t>
+      </w:r>
+    </w:p>
+    <w:p>
+      <w:pPr>
+        <w:pStyle w:val="ListBullet"/>
+      </w:pPr>
+      <w:r>
+        <w:t>A one-step toy distribution does not describe every predictive or generative model or validate factual accuracy.</w:t>
+      </w:r>
+    </w:p>
+    <w:p>
+      <w:pPr>
+        <w:pStyle w:val="Heading2"/>
+      </w:pPr>
+      <w:r>
+        <w:t>Earlier wording, alternatives and picture transcripts · reference / check after trying</w:t>
+      </w:r>
+    </w:p>
+    <w:p>
+      <w:pPr>
+        <w:spacing w:line="336" w:lineRule="auto" w:after="180"/>
+      </w:pPr>
+      <w:r>
+        <w:rPr>
+          <w:b w:val="0"/>
         </w:rPr>
         <w:t xml:space="preserve">WORKED </w:t>
       </w:r>
@@ -2446,7 +2440,7 @@
         <w:drawing>
           <wp:inline xmlns:a="http://schemas.openxmlformats.org/drawingml/2006/main" xmlns:pic="http://schemas.openxmlformats.org/drawingml/2006/picture">
             <wp:extent cx="5486400" cy="2377440"/>
-            <wp:docPr id="14" name="Picture 14" descr="Worked evidence for Predictive vs Generative"/>
+            <wp:docPr id="16" name="Picture 16" descr="Worked evidence for Predictive vs Generative"/>
             <wp:cNvGraphicFramePr>
               <a:graphicFrameLocks noChangeAspect="1"/>
             </wp:cNvGraphicFramePr>
@@ -2458,7 +2452,7 @@
                     <pic:cNvPicPr/>
                   </pic:nvPicPr>
                   <pic:blipFill>
-                    <a:blip r:embed="rId21"/>
+                    <a:blip r:embed="rId19"/>
                     <a:stretch>
                       <a:fillRect/>
                     </a:stretch>
@@ -2480,7 +2474,6 @@
     <w:p>
       <w:pPr>
         <w:spacing w:line="336" w:lineRule="auto" w:after="180"/>
-        <w:shd w:fill="F4F9FC"/>
       </w:pPr>
       <w:r>
         <w:rPr>
@@ -2492,7 +2485,6 @@
     <w:p>
       <w:pPr>
         <w:spacing w:line="336" w:lineRule="auto" w:after="180"/>
-        <w:shd w:fill="F4F9FC"/>
       </w:pPr>
       <w:r>
         <w:rPr>
@@ -2516,7 +2508,6 @@
     <w:p>
       <w:pPr>
         <w:spacing w:line="336" w:lineRule="auto" w:after="180"/>
-        <w:shd w:fill="F4F9FC"/>
       </w:pPr>
       <w:r>
         <w:rPr>
@@ -2528,7 +2519,6 @@
     <w:p>
       <w:pPr>
         <w:spacing w:line="336" w:lineRule="auto" w:after="180"/>
-        <w:shd w:fill="F4F9FC"/>
       </w:pPr>
       <w:r>
         <w:rPr>
@@ -2584,7 +2574,6 @@
     <w:p>
       <w:pPr>
         <w:spacing w:line="336" w:lineRule="auto" w:after="180"/>
-        <w:shd w:fill="F5F1FB"/>
       </w:pPr>
       <w:r>
         <w:rPr>
@@ -2618,31 +2607,18 @@
         <w:pStyle w:val="Heading3"/>
       </w:pPr>
       <w:r>
-        <w:t>Worked explanation · Predictive vs Generative</w:t>
+        <w:t>Learn from the worked case</w:t>
       </w:r>
     </w:p>
     <w:p>
       <w:pPr>
         <w:spacing w:line="336" w:lineRule="auto" w:after="180"/>
-        <w:shd w:fill="F1F6FC"/>
       </w:pPr>
       <w:r>
         <w:rPr>
           <w:b w:val="0"/>
         </w:rPr>
-        <w:t>After producing red, the next step conditions on the expanded prefix “The marker is red”. A second table might give an end token probability 0.8 and the token today probability 0.2.</w:t>
-      </w:r>
-    </w:p>
-    <w:p>
-      <w:pPr>
-        <w:spacing w:line="336" w:lineRule="auto" w:after="180"/>
-        <w:shd w:fill="F1F6FC"/>
-      </w:pPr>
-      <w:r>
-        <w:rPr>
-          <w:b w:val="0"/>
-        </w:rPr>
-        <w:t>A generated sequence can stop at the end token or continue. Do not reuse the first-step table unchanged after adding a token unless the model explicitly ignores the new prefix.</w:t>
+        <w:t>Cover the result before checking it. Say what is given, choose the procedure, and follow one step at a time. Then uncover the result and explain your first mismatch. Ask why a step is allowed, not only what number it produces.</w:t>
       </w:r>
     </w:p>
     <w:p>
@@ -2650,43 +2626,7 @@
         <w:pStyle w:val="Heading3"/>
       </w:pPr>
       <w:r>
-        <w:t>Worked explanation · Predictive vs Generative</w:t>
-      </w:r>
-    </w:p>
-    <w:p>
-      <w:pPr>
-        <w:spacing w:line="336" w:lineRule="auto" w:after="180"/>
-        <w:shd w:fill="F1F6FC"/>
-      </w:pPr>
-      <w:r>
-        <w:rPr>
-          <w:b w:val="0"/>
-        </w:rPr>
-        <w:t xml:space="preserve">A separate classifier can return red as a label from an image; that is a different </w:t>
-      </w:r>
-      <w:r>
-        <w:rPr>
-          <w:b/>
-        </w:rPr>
-        <w:t>input</w:t>
-      </w:r>
-      <w:r>
-        <w:rPr>
-          <w:b w:val="0"/>
-        </w:rPr>
-        <w:t xml:space="preserve"> and target from continuing text. A downstream evaluation asks whether the system correctly reports the current marker.</w:t>
-      </w:r>
-    </w:p>
-    <w:p>
-      <w:pPr>
-        <w:spacing w:line="336" w:lineRule="auto" w:after="180"/>
-        <w:shd w:fill="F1F6FC"/>
-      </w:pPr>
-      <w:r>
-        <w:rPr>
-          <w:b w:val="0"/>
-        </w:rPr>
-        <w:t>It must include ground truth or sources and appropriate failure handling, not just count plausible phrases.</w:t>
+        <w:t>A pictorial worked case: Predictive vs Generative</w:t>
       </w:r>
     </w:p>
     <w:p>
@@ -2694,97 +2634,7 @@
         <w:pStyle w:val="Heading3"/>
       </w:pPr>
       <w:r>
-        <w:t>Learn from the worked case</w:t>
-      </w:r>
-    </w:p>
-    <w:p>
-      <w:pPr>
-        <w:spacing w:line="336" w:lineRule="auto" w:after="180"/>
-      </w:pPr>
-      <w:r>
-        <w:rPr>
-          <w:b w:val="0"/>
-        </w:rPr>
-        <w:t>Cover the result before checking it. Say what is given, choose the procedure, and follow one step at a time. Then uncover the result and explain your first mismatch. Ask why a step is allowed, not only what number it produces.</w:t>
-      </w:r>
-    </w:p>
-    <w:p>
-      <w:pPr>
-        <w:pStyle w:val="Heading3"/>
-      </w:pPr>
-      <w:r>
-        <w:t>A pictorial worked case: Predictive vs Generative</w:t>
-      </w:r>
-    </w:p>
-    <w:p>
-      <w:pPr>
-        <w:spacing w:line="336" w:lineRule="auto" w:after="180"/>
-      </w:pPr>
-      <w:r>
-        <w:rPr>
-          <w:b w:val="0"/>
-        </w:rPr>
-        <w:t>A fictional toy generator predicts the next word after “The box is”.</w:t>
-      </w:r>
-    </w:p>
-    <w:p>
-      <w:pPr>
-        <w:pStyle w:val="Heading3"/>
-      </w:pPr>
-      <w:r>
         <w:t>The facts we will use</w:t>
-      </w:r>
-    </w:p>
-    <w:p>
-      <w:pPr>
-        <w:pStyle w:val="Heading3"/>
-      </w:pPr>
-      <w:r>
-        <w:t>Supplied facts</w:t>
-      </w:r>
-    </w:p>
-    <w:p>
-      <w:pPr>
-        <w:spacing w:line="336" w:lineRule="auto" w:after="180"/>
-        <w:shd w:fill="F1F6FC"/>
-      </w:pPr>
-      <w:r>
-        <w:rPr>
-          <w:b w:val="0"/>
-        </w:rPr>
-        <w:t xml:space="preserve">Observed </w:t>
-      </w:r>
-      <w:r>
-        <w:rPr>
-          <w:b/>
-        </w:rPr>
-        <w:t>training</w:t>
-      </w:r>
-      <w:r>
-        <w:rPr>
-          <w:b w:val="0"/>
-        </w:rPr>
-        <w:t xml:space="preserve"> continuations: full 6, empty 3, unknown 1.</w:t>
-      </w:r>
-    </w:p>
-    <w:p>
-      <w:pPr>
-        <w:pStyle w:val="Heading3"/>
-      </w:pPr>
-      <w:r>
-        <w:t>Supplied facts</w:t>
-      </w:r>
-    </w:p>
-    <w:p>
-      <w:pPr>
-        <w:spacing w:line="336" w:lineRule="auto" w:after="180"/>
-        <w:shd w:fill="F1F6FC"/>
-      </w:pPr>
-      <w:r>
-        <w:rPr>
-          <w:b w:val="0"/>
-        </w:rPr>
-        <w:t>Use counts divided by total 10. The current physical box is separately checked and found empty.</w:t>
       </w:r>
     </w:p>
     <w:p>
@@ -2792,7 +2642,7 @@
         <w:drawing>
           <wp:inline xmlns:a="http://schemas.openxmlformats.org/drawingml/2006/main" xmlns:pic="http://schemas.openxmlformats.org/drawingml/2006/picture">
             <wp:extent cx="5486400" cy="3131457"/>
-            <wp:docPr id="15" name="Picture 15" descr="Toy next-word distribution"/>
+            <wp:docPr id="17" name="Picture 17" descr="Toy next-word distribution"/>
             <wp:cNvGraphicFramePr>
               <a:graphicFrameLocks noChangeAspect="1"/>
             </wp:cNvGraphicFramePr>
@@ -2804,7 +2654,7 @@
                     <pic:cNvPicPr/>
                   </pic:nvPicPr>
                   <pic:blipFill>
-                    <a:blip r:embed="rId22"/>
+                    <a:blip r:embed="rId20"/>
                     <a:stretch>
                       <a:fillRect/>
                     </a:stretch>
@@ -2828,7 +2678,7 @@
         <w:drawing>
           <wp:inline xmlns:a="http://schemas.openxmlformats.org/drawingml/2006/main" xmlns:pic="http://schemas.openxmlformats.org/drawingml/2006/picture">
             <wp:extent cx="5346057" cy="5943599"/>
-            <wp:docPr id="16" name="Picture 16" descr="Predictive vs Generative. Count table: Continuation counts are 6,3,1; total 10.. Probabilities: full=0.6; empty=0.3; unknown=0.1.. Greedy continuation: Largest probability chooses full for this toy prefix.. Check reality: Current observation says empty; frequent wording is not a present inventory reading."/>
+            <wp:docPr id="18" name="Picture 18" descr="Predictive vs Generative. Count table: Continuation counts are 6,3,1; total 10.. Probabilities: full=0.6; empty=0.3; unknown=0.1.. Greedy continuation: Largest probability chooses full for this toy prefix.. Check reality: Current observation says empty; frequent wording is not a present inventory reading."/>
             <wp:cNvGraphicFramePr>
               <a:graphicFrameLocks noChangeAspect="1"/>
             </wp:cNvGraphicFramePr>
@@ -2840,7 +2690,7 @@
                     <pic:cNvPicPr/>
                   </pic:nvPicPr>
                   <pic:blipFill>
-                    <a:blip r:embed="rId23"/>
+                    <a:blip r:embed="rId21"/>
                     <a:stretch>
                       <a:fillRect/>
                     </a:stretch>
@@ -3009,55 +2859,81 @@
         <w:pStyle w:val="Heading3"/>
       </w:pPr>
       <w:r>
-        <w:t>Why the result follows</w:t>
+        <w:t>What this example does not establish</w:t>
+      </w:r>
+    </w:p>
+    <w:p>
+      <w:pPr>
+        <w:pStyle w:val="Heading1"/>
+      </w:pPr>
+      <w:r>
+        <w:t>07. Evaluate fit, task compliance and factual support separately</w:t>
+      </w:r>
+    </w:p>
+    <w:p>
+      <w:r>
+        <w:t>A fluent statement is still a claim to check against the appropriate evidence.</w:t>
+      </w:r>
+    </w:p>
+    <w:p>
+      <w:pPr>
+        <w:pStyle w:val="Heading2"/>
+      </w:pPr>
+      <w:r>
+        <w:t>State the three different evaluation questions</w:t>
       </w:r>
     </w:p>
     <w:p>
       <w:pPr>
         <w:spacing w:line="336" w:lineRule="auto" w:after="180"/>
-        <w:shd w:fill="F1F6FC"/>
       </w:pPr>
       <w:r>
         <w:rPr>
           <w:b w:val="0"/>
         </w:rPr>
-        <w:t xml:space="preserve">The table predicts a continuation in a text exercise, not the contents of the current box. Generating the most frequent token is a model-defined decision. A factual inventory statement needs current </w:t>
+        <w:t xml:space="preserve">Keep three questions separate: did the model fit continuation data; did the </w:t>
       </w:r>
       <w:r>
         <w:rPr>
           <w:b/>
         </w:rPr>
-        <w:t>evidence</w:t>
+        <w:t>output</w:t>
       </w:r>
       <w:r>
         <w:rPr>
           <w:b w:val="0"/>
         </w:rPr>
-        <w:t>.</w:t>
+        <w:t xml:space="preserve"> satisfy the requested format or task; and are factual claims supported?</w:t>
       </w:r>
     </w:p>
     <w:p>
       <w:pPr>
         <w:spacing w:line="336" w:lineRule="auto" w:after="180"/>
-        <w:shd w:fill="F1F6FC"/>
       </w:pPr>
       <w:r>
         <w:rPr>
           <w:b w:val="0"/>
         </w:rPr>
-        <w:t xml:space="preserve">The numerical table is intentionally small; real </w:t>
-      </w:r>
-      <w:r>
-        <w:rPr>
-          <w:b/>
-        </w:rPr>
-        <w:t>generative</w:t>
-      </w:r>
+        <w:t>A system that drafts a fictional description has different criteria from one reporting a live measurement. Record the source and time when a claim refers to changing conditions.</w:t>
+      </w:r>
+    </w:p>
+    <w:p>
+      <w:pPr>
+        <w:spacing w:line="336" w:lineRule="auto" w:after="180"/>
+      </w:pPr>
       <w:r>
         <w:rPr>
           <w:b w:val="0"/>
         </w:rPr>
-        <w:t xml:space="preserve"> systems condition on richer context and do not simply consult these three counts.</w:t>
+        <w:t>No AI account is needed to reason about these distinctions.</w:t>
+      </w:r>
+    </w:p>
+    <w:p>
+      <w:pPr>
+        <w:pStyle w:val="Heading2"/>
+      </w:pPr>
+      <w:r>
+        <w:t>Challenge highest probability proves current truth</w:t>
       </w:r>
     </w:p>
     <w:p>
@@ -3065,130 +2941,45 @@
         <w:pStyle w:val="Heading3"/>
       </w:pPr>
       <w:r>
-        <w:t>What this example does not establish</w:t>
-      </w:r>
-    </w:p>
-    <w:p>
-      <w:pPr>
-        <w:pStyle w:val="Heading3"/>
-      </w:pPr>
-      <w:r>
-        <w:t>Keep the stated limit</w:t>
+        <w:t>Exit: a team says “the highest-probability continuation proves the current fact”. Name the evidence they actually have and the evidence still needed.</w:t>
+      </w:r>
+    </w:p>
+    <w:p>
+      <w:r>
+        <w:t>________________________________________________________________</w:t>
+      </w:r>
+    </w:p>
+    <w:p>
+      <w:r>
+        <w:t>________________________________________________________________</w:t>
+      </w:r>
+    </w:p>
+    <w:p>
+      <w:r>
+        <w:t>________________________________________________________________</w:t>
+      </w:r>
+    </w:p>
+    <w:p>
+      <w:r>
+        <w:t>________________________________________________________________</w:t>
+      </w:r>
+    </w:p>
+    <w:p>
+      <w:r>
+        <w:t>________________________________________________________________</w:t>
+      </w:r>
+    </w:p>
+    <w:p>
+      <w:pPr>
+        <w:pStyle w:val="Heading2"/>
+      </w:pPr>
+      <w:r>
+        <w:t>Earlier wording, alternatives and picture transcripts · reference / check after trying</w:t>
       </w:r>
     </w:p>
     <w:p>
       <w:pPr>
         <w:spacing w:line="336" w:lineRule="auto" w:after="180"/>
-        <w:shd w:fill="FFF5E6"/>
-      </w:pPr>
-      <w:r>
-        <w:rPr>
-          <w:b w:val="0"/>
-        </w:rPr>
-        <w:t xml:space="preserve">A one-step toy distribution does not describe every </w:t>
-      </w:r>
-      <w:r>
-        <w:rPr>
-          <w:b/>
-        </w:rPr>
-        <w:t>predictive</w:t>
-      </w:r>
-      <w:r>
-        <w:rPr>
-          <w:b w:val="0"/>
-        </w:rPr>
-        <w:t xml:space="preserve"> or </w:t>
-      </w:r>
-      <w:r>
-        <w:rPr>
-          <w:b/>
-        </w:rPr>
-        <w:t>generative</w:t>
-      </w:r>
-      <w:r>
-        <w:rPr>
-          <w:b w:val="0"/>
-        </w:rPr>
-        <w:t xml:space="preserve"> model or validate factual accuracy.</w:t>
-      </w:r>
-    </w:p>
-    <w:p>
-      <w:pPr>
-        <w:pStyle w:val="Heading3"/>
-      </w:pPr>
-      <w:r>
-        <w:t>Keep the stated limit</w:t>
-      </w:r>
-    </w:p>
-    <w:p>
-      <w:pPr>
-        <w:spacing w:line="336" w:lineRule="auto" w:after="180"/>
-        <w:shd w:fill="FFF5E6"/>
-      </w:pPr>
-      <w:r>
-        <w:rPr>
-          <w:b w:val="0"/>
-        </w:rPr>
-        <w:t>Read the labelled picture: Does matching the physical box in the changed table prove the generator measures boxes?</w:t>
-      </w:r>
-    </w:p>
-    <w:p>
-      <w:pPr>
-        <w:pStyle w:val="Heading3"/>
-      </w:pPr>
-      <w:r>
-        <w:t>Keep the stated limit</w:t>
-      </w:r>
-    </w:p>
-    <w:p>
-      <w:pPr>
-        <w:spacing w:line="336" w:lineRule="auto" w:after="180"/>
-        <w:shd w:fill="FFF5E6"/>
-      </w:pPr>
-      <w:r>
-        <w:rPr>
-          <w:b w:val="0"/>
-        </w:rPr>
-        <w:t xml:space="preserve">Change one thing: Change the </w:t>
-      </w:r>
-      <w:r>
-        <w:rPr>
-          <w:b/>
-        </w:rPr>
-        <w:t>training</w:t>
-      </w:r>
-      <w:r>
-        <w:rPr>
-          <w:b w:val="0"/>
-        </w:rPr>
-        <w:t xml:space="preserve"> table to full 2, empty 7, unknown 1. Predict the result before checking the explanation. What remains the same?</w:t>
-      </w:r>
-    </w:p>
-    <w:p>
-      <w:pPr>
-        <w:pStyle w:val="Heading1"/>
-      </w:pPr>
-      <w:r>
-        <w:t>07. Find and repair a mistake</w:t>
-      </w:r>
-    </w:p>
-    <w:p>
-      <w:r>
-        <w:t>Find the unsupported step in the Predictive vs Generative claim and explain a repair using the supplied evidence.</w:t>
-      </w:r>
-    </w:p>
-    <w:p>
-      <w:pPr>
-        <w:pStyle w:val="Heading3"/>
-      </w:pPr>
-      <w:r>
-        <w:t>Find the first error</w:t>
-      </w:r>
-    </w:p>
-    <w:p>
-      <w:pPr>
-        <w:spacing w:line="336" w:lineRule="auto" w:after="180"/>
-        <w:shd w:fill="FFF5E6"/>
       </w:pPr>
       <w:r>
         <w:rPr>
@@ -3236,7 +3027,7 @@
         <w:drawing>
           <wp:inline xmlns:a="http://schemas.openxmlformats.org/drawingml/2006/main" xmlns:pic="http://schemas.openxmlformats.org/drawingml/2006/picture">
             <wp:extent cx="5486400" cy="1901952"/>
-            <wp:docPr id="17" name="Picture 17" descr="Misconception diagnosis for Predictive vs Generative"/>
+            <wp:docPr id="19" name="Picture 19" descr="Misconception diagnosis for Predictive vs Generative"/>
             <wp:cNvGraphicFramePr>
               <a:graphicFrameLocks noChangeAspect="1"/>
             </wp:cNvGraphicFramePr>
@@ -3248,7 +3039,7 @@
                     <pic:cNvPicPr/>
                   </pic:nvPicPr>
                   <pic:blipFill>
-                    <a:blip r:embed="rId24"/>
+                    <a:blip r:embed="rId22"/>
                     <a:stretch>
                       <a:fillRect/>
                     </a:stretch>
@@ -3480,7 +3271,6 @@
     <w:p>
       <w:pPr>
         <w:spacing w:line="336" w:lineRule="auto" w:after="180"/>
-        <w:shd w:fill="F5F1FB"/>
       </w:pPr>
       <w:r>
         <w:rPr>
@@ -3532,66 +3322,73 @@
     </w:p>
     <w:p>
       <w:pPr>
+        <w:pStyle w:val="Heading1"/>
+      </w:pPr>
+      <w:r>
+        <w:t>08. Use the supplied door corpus as a controlled practice case</w:t>
+      </w:r>
+    </w:p>
+    <w:p>
+      <w:r>
+        <w:t>Do not substitute the next-prefix probabilities for the original alternatives.</w:t>
+      </w:r>
+    </w:p>
+    <w:p>
+      <w:pPr>
+        <w:pStyle w:val="Heading2"/>
+      </w:pPr>
+      <w:r>
+        <w:t>Read the separate door counts and sensor observation</w:t>
+      </w:r>
+    </w:p>
+    <w:p>
+      <w:pPr>
+        <w:spacing w:line="336" w:lineRule="auto" w:after="180"/>
+      </w:pPr>
+      <w:r>
+        <w:rPr>
+          <w:b w:val="0"/>
+        </w:rPr>
+        <w:t>Supported case: the prefix “The door is” is followed in a tiny corpus by open four times and closed once. The empirical probabilities are 4/5 and 1/5. A current sensor reports closed.</w:t>
+      </w:r>
+    </w:p>
+    <w:p>
+      <w:pPr>
+        <w:spacing w:line="336" w:lineRule="auto" w:after="180"/>
+      </w:pPr>
+      <w:r>
+        <w:rPr>
+          <w:b w:val="0"/>
+        </w:rPr>
+        <w:t xml:space="preserve">Selecting the most frequent continuation open would be plausible under the corpus model but inconsistent with the sensor </w:t>
+      </w:r>
+      <w:r>
+        <w:rPr>
+          <w:b/>
+        </w:rPr>
+        <w:t>observation</w:t>
+      </w:r>
+      <w:r>
+        <w:rPr>
+          <w:b w:val="0"/>
+        </w:rPr>
+        <w:t>.</w:t>
+      </w:r>
+    </w:p>
+    <w:p>
+      <w:pPr>
+        <w:pStyle w:val="Heading2"/>
+      </w:pPr>
+      <w:r>
+        <w:t>Try both probabilities and the factual limit</w:t>
+      </w:r>
+    </w:p>
+    <w:p>
+      <w:pPr>
         <w:pStyle w:val="Heading3"/>
       </w:pPr>
       <w:r>
-        <w:t>Check the claim against the facts</w:t>
-      </w:r>
-    </w:p>
-    <w:p>
-      <w:pPr>
-        <w:spacing w:line="336" w:lineRule="auto" w:after="180"/>
-        <w:shd w:fill="FFF5E6"/>
-      </w:pPr>
-      <w:r>
-        <w:rPr>
-          <w:b w:val="0"/>
-        </w:rPr>
-        <w:t xml:space="preserve">Keep three questions separate: did the model fit continuation data; did the </w:t>
-      </w:r>
-      <w:r>
-        <w:rPr>
-          <w:b/>
-        </w:rPr>
-        <w:t>output</w:t>
-      </w:r>
-      <w:r>
-        <w:rPr>
-          <w:b w:val="0"/>
-        </w:rPr>
-        <w:t xml:space="preserve"> satisfy the requested format or task; and are factual claims supported?</w:t>
-      </w:r>
-    </w:p>
-    <w:p>
-      <w:pPr>
-        <w:spacing w:line="336" w:lineRule="auto" w:after="180"/>
-        <w:shd w:fill="FFF5E6"/>
-      </w:pPr>
-      <w:r>
-        <w:rPr>
-          <w:b w:val="0"/>
-        </w:rPr>
-        <w:t>A system that drafts a fictional description has different criteria from one reporting a live measurement. Record the source and time when a claim refers to changing conditions.</w:t>
-      </w:r>
-    </w:p>
-    <w:p>
-      <w:pPr>
-        <w:spacing w:line="336" w:lineRule="auto" w:after="180"/>
-        <w:shd w:fill="FFF5E6"/>
-      </w:pPr>
-      <w:r>
-        <w:rPr>
-          <w:b w:val="0"/>
-        </w:rPr>
-        <w:t>No AI account is needed to reason about these distinctions.</w:t>
-      </w:r>
-    </w:p>
-    <w:p>
-      <w:pPr>
-        <w:pStyle w:val="Heading3"/>
-      </w:pPr>
-      <w:r>
-        <w:t>Exit: a team says “the highest-probability continuation proves the current fact”. Name the evidence they actually have and the evidence still needed.</w:t>
+        <w:t>Guided: compute both probabilities and explain why selecting open does not establish the current door state.</w:t>
       </w:r>
     </w:p>
     <w:p>
@@ -3621,257 +3418,10 @@
     </w:p>
     <w:p>
       <w:pPr>
-        <w:pStyle w:val="Heading1"/>
-      </w:pPr>
-      <w:r>
-        <w:t>08. Practise together</w:t>
-      </w:r>
-    </w:p>
-    <w:p>
-      <w:r>
-        <w:t>Practise Predictive vs Generative with support, then explain the deciding step in your own words.</w:t>
-      </w:r>
-    </w:p>
-    <w:p>
-      <w:pPr>
-        <w:spacing w:line="336" w:lineRule="auto" w:after="180"/>
-      </w:pPr>
-      <w:r>
-        <w:rPr>
-          <w:b/>
-        </w:rPr>
-        <w:t>LOGIC STUDIO</w:t>
-      </w:r>
-    </w:p>
-    <w:p>
-      <w:pPr>
-        <w:spacing w:line="336" w:lineRule="auto" w:after="180"/>
-      </w:pPr>
-      <w:r>
-        <w:rPr>
-          <w:b w:val="0"/>
-        </w:rPr>
-        <w:t>Trace Before You Run</w:t>
-      </w:r>
-    </w:p>
-    <w:p>
-      <w:pPr>
-        <w:spacing w:line="336" w:lineRule="auto" w:after="180"/>
-      </w:pPr>
-      <w:r>
-        <w:rPr>
-          <w:b w:val="0"/>
-        </w:rPr>
-        <w:t>Block code, pseudocode, tables, and diagrams are different ways to expose the same reasoning.</w:t>
-      </w:r>
-    </w:p>
-    <w:p>
-      <w:r>
-        <w:drawing>
-          <wp:inline xmlns:a="http://schemas.openxmlformats.org/drawingml/2006/main" xmlns:pic="http://schemas.openxmlformats.org/drawingml/2006/picture">
-            <wp:extent cx="5486400" cy="1901952"/>
-            <wp:docPr id="18" name="Picture 18" descr="Logic tracing graphic for Predictive vs Generative"/>
-            <wp:cNvGraphicFramePr>
-              <a:graphicFrameLocks noChangeAspect="1"/>
-            </wp:cNvGraphicFramePr>
-            <a:graphic>
-              <a:graphicData uri="http://schemas.openxmlformats.org/drawingml/2006/picture">
-                <pic:pic>
-                  <pic:nvPicPr>
-                    <pic:cNvPr id="0" name="eea505167ffbbb10362ff86f5f17a806cbfff2dadf444f92883587fa6eb375a7.png"/>
-                    <pic:cNvPicPr/>
-                  </pic:nvPicPr>
-                  <pic:blipFill>
-                    <a:blip r:embed="rId25"/>
-                    <a:stretch>
-                      <a:fillRect/>
-                    </a:stretch>
-                  </pic:blipFill>
-                  <pic:spPr>
-                    <a:xfrm>
-                      <a:off x="0" y="0"/>
-                      <a:ext cx="5486400" cy="1901952"/>
-                    </a:xfrm>
-                    <a:prstGeom prst="rect"/>
-                  </pic:spPr>
-                </pic:pic>
-              </a:graphicData>
-            </a:graphic>
-          </wp:inline>
-        </w:drawing>
-      </w:r>
-    </w:p>
-    <w:p>
-      <w:pPr>
-        <w:spacing w:line="336" w:lineRule="auto" w:after="180"/>
-      </w:pPr>
-      <w:r>
-        <w:rPr>
-          <w:b w:val="0"/>
-        </w:rPr>
-        <w:t xml:space="preserve">SET </w:t>
-      </w:r>
-      <w:r>
-        <w:rPr>
-          <w:b/>
-        </w:rPr>
-        <w:t>evidence</w:t>
-      </w:r>
-      <w:r>
-        <w:rPr>
-          <w:b w:val="0"/>
-        </w:rPr>
-        <w:t>_record</w:t>
-        <w:br/>
-        <w:t>PREDICT expected_result</w:t>
-        <w:br/>
-        <w:t>RUN one normal case and one boundary case</w:t>
-        <w:br/>
-        <w:t>COMPARE actual_result with expected_result</w:t>
-        <w:br/>
-        <w:t>IF different: locate first cause; change one factor; RETEST</w:t>
-        <w:br/>
-        <w:t>EXPLAIN result, limitation, and next safe step</w:t>
-      </w:r>
-    </w:p>
-    <w:p>
-      <w:pPr>
-        <w:spacing w:line="336" w:lineRule="auto" w:after="180"/>
-        <w:shd w:fill="F5F1FB"/>
-      </w:pPr>
-      <w:r>
-        <w:rPr>
-          <w:b w:val="0"/>
-        </w:rPr>
-        <w:t xml:space="preserve">Trace one </w:t>
-      </w:r>
-      <w:r>
-        <w:rPr>
-          <w:b/>
-        </w:rPr>
-        <w:t>input</w:t>
-      </w:r>
-      <w:r>
-        <w:rPr>
-          <w:b w:val="0"/>
-        </w:rPr>
-        <w:t>. Which line changes the state or chooses a path?</w:t>
-      </w:r>
-    </w:p>
-    <w:p>
-      <w:pPr>
-        <w:pStyle w:val="Heading3"/>
-      </w:pPr>
-      <w:r>
-        <w:t>Write or draw your reasoning and evidence.</w:t>
-      </w:r>
-    </w:p>
-    <w:p>
-      <w:r>
-        <w:t>________________________________________________________________</w:t>
-      </w:r>
-    </w:p>
-    <w:p>
-      <w:r>
-        <w:t>________________________________________________________________</w:t>
-      </w:r>
-    </w:p>
-    <w:p>
-      <w:r>
-        <w:t>________________________________________________________________</w:t>
-      </w:r>
-    </w:p>
-    <w:p>
-      <w:r>
-        <w:t>________________________________________________________________</w:t>
-      </w:r>
-    </w:p>
-    <w:p>
-      <w:r>
-        <w:t>________________________________________________________________</w:t>
-      </w:r>
-    </w:p>
-    <w:p>
-      <w:pPr>
-        <w:pStyle w:val="Heading3"/>
-      </w:pPr>
-      <w:r>
-        <w:t>A closer explanation</w:t>
-      </w:r>
-    </w:p>
-    <w:p>
-      <w:pPr>
-        <w:spacing w:line="336" w:lineRule="auto" w:after="180"/>
-      </w:pPr>
-      <w:r>
-        <w:rPr>
-          <w:b w:val="0"/>
-        </w:rPr>
-        <w:t>Supported case: the prefix “The door is” is followed in a tiny corpus by open four times and closed once. The empirical probabilities are 4/5 and 1/5. A current sensor reports closed.</w:t>
-      </w:r>
-    </w:p>
-    <w:p>
-      <w:pPr>
-        <w:spacing w:line="336" w:lineRule="auto" w:after="180"/>
-      </w:pPr>
-      <w:r>
-        <w:rPr>
-          <w:b w:val="0"/>
-        </w:rPr>
-        <w:t xml:space="preserve">Selecting the most frequent continuation open would be plausible under the corpus model but inconsistent with the sensor </w:t>
-      </w:r>
-      <w:r>
-        <w:rPr>
-          <w:b/>
-        </w:rPr>
-        <w:t>observation</w:t>
-      </w:r>
-      <w:r>
-        <w:rPr>
-          <w:b w:val="0"/>
-        </w:rPr>
-        <w:t>.</w:t>
-      </w:r>
-    </w:p>
-    <w:p>
-      <w:pPr>
-        <w:pStyle w:val="Heading3"/>
-      </w:pPr>
-      <w:r>
-        <w:t>Guided: compute both probabilities and explain why selecting open does not establish the current door state.</w:t>
-      </w:r>
-    </w:p>
-    <w:p>
-      <w:r>
-        <w:t>________________________________________________________________</w:t>
-      </w:r>
-    </w:p>
-    <w:p>
-      <w:r>
-        <w:t>________________________________________________________________</w:t>
-      </w:r>
-    </w:p>
-    <w:p>
-      <w:r>
-        <w:t>________________________________________________________________</w:t>
-      </w:r>
-    </w:p>
-    <w:p>
-      <w:r>
-        <w:t>________________________________________________________________</w:t>
-      </w:r>
-    </w:p>
-    <w:p>
-      <w:r>
-        <w:t>________________________________________________________________</w:t>
-      </w:r>
-    </w:p>
-    <w:p>
-      <w:pPr>
-        <w:pStyle w:val="Heading3"/>
-      </w:pPr>
-      <w:r>
-        <w:t>Practise with less help: Compute the distribution</w:t>
+        <w:pStyle w:val="Heading2"/>
+      </w:pPr>
+      <w:r>
+        <w:t>Use the marker table for W2</w:t>
       </w:r>
     </w:p>
     <w:p>
@@ -4013,10 +3563,34 @@
     </w:p>
     <w:p>
       <w:pPr>
-        <w:pStyle w:val="Heading3"/>
-      </w:pPr>
-      <w:r>
-        <w:t>Check your reasoning</w:t>
+        <w:pStyle w:val="Heading2"/>
+      </w:pPr>
+      <w:r>
+        <w:t>Repair generative models do not predict</w:t>
+      </w:r>
+    </w:p>
+    <w:p>
+      <w:pPr>
+        <w:pStyle w:val="ListBullet"/>
+      </w:pPr>
+      <w:r>
+        <w:t>Use the worked case for Generative and predictive objectives. Proposed explanation: “Generative models do not predict”. Decide whether this explanation is supported. Point to the step or supplied fact that decides; explain your repair if needed.</w:t>
+      </w:r>
+    </w:p>
+    <w:p>
+      <w:pPr>
+        <w:pStyle w:val="ListBullet"/>
+      </w:pPr>
+      <w:r>
+        <w:t>Answer on your own before discussion. If you are unsure, say which step you need help with.</w:t>
+      </w:r>
+    </w:p>
+    <w:p>
+      <w:pPr>
+        <w:pStyle w:val="Heading2"/>
+      </w:pPr>
+      <w:r>
+        <w:t>Explain the changed box-table coincidence</w:t>
       </w:r>
     </w:p>
     <w:p>
@@ -4027,43 +3601,48 @@
         <w:rPr>
           <w:b w:val="0"/>
         </w:rPr>
-        <w:t xml:space="preserve">Use the worked case for </w:t>
-      </w:r>
-      <w:r>
-        <w:rPr>
-          <w:b/>
-        </w:rPr>
-        <w:t>Generative</w:t>
-      </w:r>
+        <w:t>Does matching the physical box in the changed table prove the generator measures boxes?</w:t>
+      </w:r>
+    </w:p>
+    <w:p>
+      <w:pPr>
+        <w:spacing w:line="336" w:lineRule="auto" w:after="180"/>
+      </w:pPr>
       <w:r>
         <w:rPr>
           <w:b w:val="0"/>
         </w:rPr>
-        <w:t xml:space="preserve"> and </w:t>
-      </w:r>
-      <w:r>
-        <w:rPr>
-          <w:b/>
-        </w:rPr>
-        <w:t>predictive</w:t>
-      </w:r>
+        <w:t>This is supported practice. Keep the separately named independent case for an attempt before feedback.</w:t>
+      </w:r>
+    </w:p>
+    <w:p>
+      <w:pPr>
+        <w:pStyle w:val="Heading2"/>
+      </w:pPr>
+      <w:r>
+        <w:t>Earlier wording, alternatives and picture transcripts · reference / check after trying</w:t>
+      </w:r>
+    </w:p>
+    <w:p>
+      <w:pPr>
+        <w:spacing w:line="336" w:lineRule="auto" w:after="180"/>
+      </w:pPr>
       <w:r>
         <w:rPr>
           <w:b w:val="0"/>
         </w:rPr>
-        <w:t xml:space="preserve"> objectives. Proposed explanation: “</w:t>
-      </w:r>
-      <w:r>
-        <w:rPr>
-          <w:b/>
-        </w:rPr>
-        <w:t>Generative</w:t>
-      </w:r>
+        <w:t>LOGIC STUDIO</w:t>
+      </w:r>
+    </w:p>
+    <w:p>
+      <w:pPr>
+        <w:spacing w:line="336" w:lineRule="auto" w:after="180"/>
+      </w:pPr>
       <w:r>
         <w:rPr>
           <w:b w:val="0"/>
         </w:rPr>
-        <w:t xml:space="preserve"> models do not predict”. Decide whether this explanation is supported.</w:t>
+        <w:t>Trace Before You Run</w:t>
       </w:r>
     </w:p>
     <w:p>
@@ -4074,129 +3653,7 @@
         <w:rPr>
           <w:b w:val="0"/>
         </w:rPr>
-        <w:t>Point to the step or supplied fact that decides; explain your repair if needed.</w:t>
-      </w:r>
-    </w:p>
-    <w:p>
-      <w:pPr>
-        <w:spacing w:line="336" w:lineRule="auto" w:after="180"/>
-      </w:pPr>
-      <w:r>
-        <w:rPr>
-          <w:b w:val="0"/>
-        </w:rPr>
-        <w:t>Answer on your own before discussion. If you are unsure, say which step you need help with.</w:t>
-      </w:r>
-    </w:p>
-    <w:p>
-      <w:pPr>
-        <w:pStyle w:val="Heading3"/>
-      </w:pPr>
-      <w:r>
-        <w:t>Explain the picture</w:t>
-      </w:r>
-    </w:p>
-    <w:p>
-      <w:pPr>
-        <w:spacing w:line="336" w:lineRule="auto" w:after="180"/>
-        <w:shd w:fill="F5F1FB"/>
-      </w:pPr>
-      <w:r>
-        <w:rPr>
-          <w:b w:val="0"/>
-        </w:rPr>
-        <w:t>Does matching the physical box in the changed table prove the generator measures boxes?</w:t>
-      </w:r>
-    </w:p>
-    <w:p>
-      <w:pPr>
-        <w:pStyle w:val="Heading3"/>
-      </w:pPr>
-      <w:r>
-        <w:t>My explanation using a pictured step and the given facts</w:t>
-      </w:r>
-    </w:p>
-    <w:p>
-      <w:r>
-        <w:t>________________________________________________________________</w:t>
-      </w:r>
-    </w:p>
-    <w:p>
-      <w:r>
-        <w:t>________________________________________________________________</w:t>
-      </w:r>
-    </w:p>
-    <w:p>
-      <w:r>
-        <w:t>________________________________________________________________</w:t>
-      </w:r>
-    </w:p>
-    <w:p>
-      <w:r>
-        <w:t>________________________________________________________________</w:t>
-      </w:r>
-    </w:p>
-    <w:p>
-      <w:pPr>
-        <w:spacing w:line="336" w:lineRule="auto" w:after="180"/>
-      </w:pPr>
-      <w:r>
-        <w:rPr>
-          <w:b w:val="0"/>
-        </w:rPr>
-        <w:t>This is supported practice. Keep the separately named independent case for an attempt before feedback.</w:t>
-      </w:r>
-    </w:p>
-    <w:p>
-      <w:pPr>
-        <w:pStyle w:val="Heading1"/>
-      </w:pPr>
-      <w:r>
-        <w:t>09. Run the investigation</w:t>
-      </w:r>
-    </w:p>
-    <w:p>
-      <w:r>
-        <w:t>Investigate Predictive vs Generative. Record the prediction, actual observation or labelled paper trace, explanation and next test separately.</w:t>
-      </w:r>
-    </w:p>
-    <w:p>
-      <w:pPr>
-        <w:spacing w:line="336" w:lineRule="auto" w:after="180"/>
-      </w:pPr>
-      <w:r>
-        <w:rPr>
-          <w:b/>
-        </w:rPr>
-        <w:t>EVIDENCE</w:t>
-      </w:r>
-      <w:r>
-        <w:rPr>
-          <w:b/>
-        </w:rPr>
-        <w:t xml:space="preserve"> LAB</w:t>
-      </w:r>
-    </w:p>
-    <w:p>
-      <w:pPr>
-        <w:spacing w:line="336" w:lineRule="auto" w:after="180"/>
-      </w:pPr>
-      <w:r>
-        <w:rPr>
-          <w:b w:val="0"/>
-        </w:rPr>
-        <w:t>Predict → Test → Record → Explain</w:t>
-      </w:r>
-    </w:p>
-    <w:p>
-      <w:pPr>
-        <w:spacing w:line="336" w:lineRule="auto" w:after="180"/>
-      </w:pPr>
-      <w:r>
-        <w:rPr>
-          <w:b w:val="0"/>
-        </w:rPr>
-        <w:t>Keep expected and actual results separate. Surprises are useful data when recorded honestly.</w:t>
+        <w:t>Block code, pseudocode, tables, and diagrams are different ways to expose the same reasoning.</w:t>
       </w:r>
     </w:p>
     <w:p>
@@ -4204,7 +3661,7 @@
         <w:drawing>
           <wp:inline xmlns:a="http://schemas.openxmlformats.org/drawingml/2006/main" xmlns:pic="http://schemas.openxmlformats.org/drawingml/2006/picture">
             <wp:extent cx="5486400" cy="1901952"/>
-            <wp:docPr id="19" name="Picture 19" descr="Evidence lab graphic for Predictive vs Generative"/>
+            <wp:docPr id="20" name="Picture 20" descr="Logic tracing graphic for Predictive vs Generative"/>
             <wp:cNvGraphicFramePr>
               <a:graphicFrameLocks noChangeAspect="1"/>
             </wp:cNvGraphicFramePr>
@@ -4212,11 +3669,11 @@
               <a:graphicData uri="http://schemas.openxmlformats.org/drawingml/2006/picture">
                 <pic:pic>
                   <pic:nvPicPr>
-                    <pic:cNvPr id="0" name="2868a3bc53db3ab2bce984daf02c9c3911ff935805ddd96fbb2ee9ab2a00e4f1.png"/>
+                    <pic:cNvPr id="0" name="eea505167ffbbb10362ff86f5f17a806cbfff2dadf444f92883587fa6eb375a7.png"/>
                     <pic:cNvPicPr/>
                   </pic:nvPicPr>
                   <pic:blipFill>
-                    <a:blip r:embed="rId26"/>
+                    <a:blip r:embed="rId23"/>
                     <a:stretch>
                       <a:fillRect/>
                     </a:stretch>
@@ -4243,31 +3700,525 @@
         <w:rPr>
           <w:b w:val="0"/>
         </w:rPr>
-        <w:t xml:space="preserve">Sort nine task cards by </w:t>
+        <w:t xml:space="preserve">SET </w:t>
       </w:r>
       <w:r>
         <w:rPr>
           <w:b/>
         </w:rPr>
-        <w:t>mechanism</w:t>
+        <w:t>evidence</w:t>
       </w:r>
       <w:r>
         <w:rPr>
           <w:b w:val="0"/>
         </w:rPr>
-        <w:t xml:space="preserve">, name the </w:t>
+        <w:t>_record</w:t>
+        <w:br/>
+        <w:t>PREDICT expected_result</w:t>
+        <w:br/>
+        <w:t>RUN one normal case and one boundary case</w:t>
+        <w:br/>
+        <w:t>COMPARE actual_result with expected_result</w:t>
+        <w:br/>
+        <w:t>IF different: locate first cause; change one factor; RETEST</w:t>
+        <w:br/>
+        <w:t>EXPLAIN result, limitation, and next safe step</w:t>
+      </w:r>
+    </w:p>
+    <w:p>
+      <w:pPr>
+        <w:spacing w:line="336" w:lineRule="auto" w:after="180"/>
+      </w:pPr>
+      <w:r>
+        <w:rPr>
+          <w:b w:val="0"/>
+        </w:rPr>
+        <w:t xml:space="preserve">Trace one </w:t>
       </w:r>
       <w:r>
         <w:rPr>
           <w:b/>
         </w:rPr>
-        <w:t>output space</w:t>
+        <w:t>input</w:t>
       </w:r>
       <w:r>
         <w:rPr>
           <w:b w:val="0"/>
         </w:rPr>
-        <w:t>, and specify one evaluation method for each category.</w:t>
+        <w:t>. Which line changes the state or chooses a path?</w:t>
+      </w:r>
+    </w:p>
+    <w:p>
+      <w:pPr>
+        <w:pStyle w:val="Heading3"/>
+      </w:pPr>
+      <w:r>
+        <w:t>Write or draw your reasoning and evidence.</w:t>
+      </w:r>
+    </w:p>
+    <w:p>
+      <w:r>
+        <w:t>________________________________________________________________</w:t>
+      </w:r>
+    </w:p>
+    <w:p>
+      <w:r>
+        <w:t>________________________________________________________________</w:t>
+      </w:r>
+    </w:p>
+    <w:p>
+      <w:r>
+        <w:t>________________________________________________________________</w:t>
+      </w:r>
+    </w:p>
+    <w:p>
+      <w:r>
+        <w:t>________________________________________________________________</w:t>
+      </w:r>
+    </w:p>
+    <w:p>
+      <w:r>
+        <w:t>________________________________________________________________</w:t>
+      </w:r>
+    </w:p>
+    <w:p>
+      <w:pPr>
+        <w:pStyle w:val="Heading3"/>
+      </w:pPr>
+      <w:r>
+        <w:t>A closer explanation</w:t>
+      </w:r>
+    </w:p>
+    <w:p>
+      <w:pPr>
+        <w:pStyle w:val="Heading3"/>
+      </w:pPr>
+      <w:r>
+        <w:t>Practise with less help: Compute the distribution</w:t>
+      </w:r>
+    </w:p>
+    <w:p>
+      <w:pPr>
+        <w:pStyle w:val="Heading3"/>
+      </w:pPr>
+      <w:r>
+        <w:t>Check your reasoning</w:t>
+      </w:r>
+    </w:p>
+    <w:p>
+      <w:pPr>
+        <w:pStyle w:val="Heading3"/>
+      </w:pPr>
+      <w:r>
+        <w:t>Explain the picture</w:t>
+      </w:r>
+    </w:p>
+    <w:p>
+      <w:pPr>
+        <w:pStyle w:val="Heading3"/>
+      </w:pPr>
+      <w:r>
+        <w:t>My explanation using a pictured step and the given facts</w:t>
+      </w:r>
+    </w:p>
+    <w:p>
+      <w:r>
+        <w:t>________________________________________________________________</w:t>
+      </w:r>
+    </w:p>
+    <w:p>
+      <w:r>
+        <w:t>________________________________________________________________</w:t>
+      </w:r>
+    </w:p>
+    <w:p>
+      <w:r>
+        <w:t>________________________________________________________________</w:t>
+      </w:r>
+    </w:p>
+    <w:p>
+      <w:r>
+        <w:t>________________________________________________________________</w:t>
+      </w:r>
+    </w:p>
+    <w:p>
+      <w:pPr>
+        <w:pStyle w:val="Heading1"/>
+      </w:pPr>
+      <w:r>
+        <w:t>09. Audit nine complete component cards</w:t>
+      </w:r>
+    </w:p>
+    <w:p>
+      <w:r>
+        <w:t>Name the evaluation evidence rather than inventing performance.</w:t>
+      </w:r>
+    </w:p>
+    <w:p>
+      <w:pPr>
+        <w:pStyle w:val="Heading2"/>
+      </w:pPr>
+      <w:r>
+        <w:t>The nine supplied task contracts</w:t>
+      </w:r>
+    </w:p>
+    <w:tbl>
+      <w:tblPr>
+        <w:tblStyle w:val="LightShading-Accent1"/>
+        <w:tblW w:type="auto" w:w="0"/>
+        <w:tblLook w:firstColumn="1" w:firstRow="1" w:lastColumn="0" w:lastRow="0" w:noHBand="0" w:noVBand="1" w:val="04A0"/>
+      </w:tblPr>
+      <w:tblGrid>
+        <w:gridCol w:w="3408"/>
+        <w:gridCol w:w="3408"/>
+        <w:gridCol w:w="3408"/>
+      </w:tblGrid>
+      <w:tr>
+        <w:trPr>
+          <w:tblHeader/>
+        </w:trPr>
+        <w:tc>
+          <w:tcPr>
+            <w:tcW w:type="dxa" w:w="3408"/>
+          </w:tcPr>
+          <w:p>
+            <w:r>
+              <w:t>Card</w:t>
+            </w:r>
+          </w:p>
+        </w:tc>
+        <w:tc>
+          <w:tcPr>
+            <w:tcW w:type="dxa" w:w="3408"/>
+          </w:tcPr>
+          <w:p>
+            <w:r>
+              <w:t>Supplied component and output</w:t>
+            </w:r>
+          </w:p>
+        </w:tc>
+        <w:tc>
+          <w:tcPr>
+            <w:tcW w:type="dxa" w:w="3408"/>
+          </w:tcPr>
+          <w:p>
+            <w:r>
+              <w:t>Evaluation evidence to request</w:t>
+            </w:r>
+          </w:p>
+        </w:tc>
+      </w:tr>
+      <w:tr>
+        <w:tc>
+          <w:tcPr>
+            <w:tcW w:type="dxa" w:w="3408"/>
+          </w:tcPr>
+          <w:p>
+            <w:r>
+              <w:t>1</w:t>
+            </w:r>
+          </w:p>
+        </w:tc>
+        <w:tc>
+          <w:tcPr>
+            <w:tcW w:type="dxa" w:w="3408"/>
+          </w:tcPr>
+          <w:p>
+            <w:r>
+              <w:t>Arithmetic procedure computes24/6</w:t>
+            </w:r>
+          </w:p>
+        </w:tc>
+        <w:tc>
+          <w:tcPr>
+            <w:tcW w:type="dxa" w:w="3408"/>
+          </w:tcPr>
+          <w:p>
+            <w:r>
+              <w:t>Correct calculation under the stated inputs</w:t>
+            </w:r>
+          </w:p>
+        </w:tc>
+      </w:tr>
+      <w:tr>
+        <w:tc>
+          <w:tcPr>
+            <w:tcW w:type="dxa" w:w="3408"/>
+          </w:tcPr>
+          <w:p>
+            <w:r>
+              <w:t>2</w:t>
+            </w:r>
+          </w:p>
+        </w:tc>
+        <w:tc>
+          <w:tcPr>
+            <w:tcW w:type="dxa" w:w="3408"/>
+          </w:tcPr>
+          <w:p>
+            <w:r>
+              <w:t>Catalogue lookup returns the record for a given ID</w:t>
+            </w:r>
+          </w:p>
+        </w:tc>
+        <w:tc>
+          <w:tcPr>
+            <w:tcW w:type="dxa" w:w="3408"/>
+          </w:tcPr>
+          <w:p>
+            <w:r>
+              <w:t>Correct record identity and version</w:t>
+            </w:r>
+          </w:p>
+        </w:tc>
+      </w:tr>
+      <w:tr>
+        <w:tc>
+          <w:tcPr>
+            <w:tcW w:type="dxa" w:w="3408"/>
+          </w:tcPr>
+          <w:p>
+            <w:r>
+              <w:t>3</w:t>
+            </w:r>
+          </w:p>
+        </w:tc>
+        <w:tc>
+          <w:tcPr>
+            <w:tcW w:type="dxa" w:w="3408"/>
+          </w:tcPr>
+          <w:p>
+            <w:r>
+              <w:t>Learned classifier maps description to genre label</w:t>
+            </w:r>
+          </w:p>
+        </w:tc>
+        <w:tc>
+          <w:tcPr>
+            <w:tcW w:type="dxa" w:w="3408"/>
+          </w:tcPr>
+          <w:p>
+            <w:r>
+              <w:t>Separate examples with reviewed genre references</w:t>
+            </w:r>
+          </w:p>
+        </w:tc>
+      </w:tr>
+      <w:tr>
+        <w:tc>
+          <w:tcPr>
+            <w:tcW w:type="dxa" w:w="3408"/>
+          </w:tcPr>
+          <w:p>
+            <w:r>
+              <w:t>4</w:t>
+            </w:r>
+          </w:p>
+        </w:tc>
+        <w:tc>
+          <w:tcPr>
+            <w:tcW w:type="dxa" w:w="3408"/>
+          </w:tcPr>
+          <w:p>
+            <w:r>
+              <w:t>Learned regression predicts numeric pages</w:t>
+            </w:r>
+          </w:p>
+        </w:tc>
+        <w:tc>
+          <w:tcPr>
+            <w:tcW w:type="dxa" w:w="3408"/>
+          </w:tcPr>
+          <w:p>
+            <w:r>
+              <w:t>Separate reference counts, errors and units</w:t>
+            </w:r>
+          </w:p>
+        </w:tc>
+      </w:tr>
+      <w:tr>
+        <w:tc>
+          <w:tcPr>
+            <w:tcW w:type="dxa" w:w="3408"/>
+          </w:tcPr>
+          <w:p>
+            <w:r>
+              <w:t>5</w:t>
+            </w:r>
+          </w:p>
+        </w:tc>
+        <w:tc>
+          <w:tcPr>
+            <w:tcW w:type="dxa" w:w="3408"/>
+          </w:tcPr>
+          <w:p>
+            <w:r>
+              <w:t>Toy prefix model uses the supplied marker count table</w:t>
+            </w:r>
+          </w:p>
+        </w:tc>
+        <w:tc>
+          <w:tcPr>
+            <w:tcW w:type="dxa" w:w="3408"/>
+          </w:tcPr>
+          <w:p>
+            <w:r>
+              <w:t>Declared distribution/count fit, not present marker truth</w:t>
+            </w:r>
+          </w:p>
+        </w:tc>
+      </w:tr>
+      <w:tr>
+        <w:tc>
+          <w:tcPr>
+            <w:tcW w:type="dxa" w:w="3408"/>
+          </w:tcPr>
+          <w:p>
+            <w:r>
+              <w:t>6</w:t>
+            </w:r>
+          </w:p>
+        </w:tc>
+        <w:tc>
+          <w:tcPr>
+            <w:tcW w:type="dxa" w:w="3408"/>
+          </w:tcPr>
+          <w:p>
+            <w:r>
+              <w:t>Generator writes a new blurb from supplied book facts</w:t>
+            </w:r>
+          </w:p>
+        </w:tc>
+        <w:tc>
+          <w:tcPr>
+            <w:tcW w:type="dxa" w:w="3408"/>
+          </w:tcPr>
+          <w:p>
+            <w:r>
+              <w:t>Task format and support for each factual claim</w:t>
+            </w:r>
+          </w:p>
+        </w:tc>
+      </w:tr>
+      <w:tr>
+        <w:tc>
+          <w:tcPr>
+            <w:tcW w:type="dxa" w:w="3408"/>
+          </w:tcPr>
+          <w:p>
+            <w:r>
+              <w:t>7</w:t>
+            </w:r>
+          </w:p>
+        </w:tc>
+        <w:tc>
+          <w:tcPr>
+            <w:tcW w:type="dxa" w:w="3408"/>
+          </w:tcPr>
+          <w:p>
+            <w:r>
+              <w:t>Sequence-model transcriber emits words from supplied audio</w:t>
+            </w:r>
+          </w:p>
+        </w:tc>
+        <w:tc>
+          <w:tcPr>
+            <w:tcW w:type="dxa" w:w="3408"/>
+          </w:tcPr>
+          <w:p>
+            <w:r>
+              <w:t>Available reference audio/field transcript and stage errors</w:t>
+            </w:r>
+          </w:p>
+        </w:tc>
+      </w:tr>
+      <w:tr>
+        <w:tc>
+          <w:tcPr>
+            <w:tcW w:type="dxa" w:w="3408"/>
+          </w:tcPr>
+          <w:p>
+            <w:r>
+              <w:t>8</w:t>
+            </w:r>
+          </w:p>
+        </w:tc>
+        <w:tc>
+          <w:tcPr>
+            <w:tcW w:type="dxa" w:w="3408"/>
+          </w:tcPr>
+          <w:p>
+            <w:r>
+              <w:t>Declared rule ranks eligible activities by weighted score</w:t>
+            </w:r>
+          </w:p>
+        </w:tc>
+        <w:tc>
+          <w:tcPr>
+            <w:tcW w:type="dxa" w:w="3408"/>
+          </w:tcPr>
+          <w:p>
+            <w:r>
+              <w:t>Eligibility, score components and tie policy</w:t>
+            </w:r>
+          </w:p>
+        </w:tc>
+      </w:tr>
+      <w:tr>
+        <w:tc>
+          <w:tcPr>
+            <w:tcW w:type="dxa" w:w="3408"/>
+          </w:tcPr>
+          <w:p>
+            <w:r>
+              <w:t>9</w:t>
+            </w:r>
+          </w:p>
+        </w:tc>
+        <w:tc>
+          <w:tcPr>
+            <w:tcW w:type="dxa" w:w="3408"/>
+          </w:tcPr>
+          <w:p>
+            <w:r>
+              <w:t>App classifies a request, retrieves a record, then writes an answer</w:t>
+            </w:r>
+          </w:p>
+        </w:tc>
+        <w:tc>
+          <w:tcPr>
+            <w:tcW w:type="dxa" w:w="3408"/>
+          </w:tcPr>
+          <w:p>
+            <w:r>
+              <w:t>Each stage, source identity and final claim support</w:t>
+            </w:r>
+          </w:p>
+        </w:tc>
+      </w:tr>
+    </w:tbl>
+    <w:p>
+      <w:pPr>
+        <w:pStyle w:val="Heading2"/>
+      </w:pPr>
+      <w:r>
+        <w:t>Sort by target, explain failures and design checks</w:t>
+      </w:r>
+    </w:p>
+    <w:p>
+      <w:pPr>
+        <w:pStyle w:val="ListNumber"/>
+      </w:pPr>
+      <w:r>
+        <w:t>For each of the nine supplied cards name input, permitted output and the component’s stated mechanism. Distinguish deterministic calculation/retrieval/ranking from learned label or numeric prediction and sequence generation; do not assume a whole app has one category. Some sequence tasks constrain the output closely. Propose a concrete failure and a check for each using the declared evidence; the table supplies task descriptions, not real model results. Calculate the marker empirical distribution from its own table, then separately interpret current observations. No AI service, training run or actual sensor measurement is performed. Reserve the signal corpus for independent W4.</w:t>
+      </w:r>
+    </w:p>
+    <w:p>
+      <w:pPr>
+        <w:pStyle w:val="Heading2"/>
+      </w:pPr>
+      <w:r>
+        <w:t>Keep the evidence record and limits</w:t>
       </w:r>
     </w:p>
     <w:tbl>
@@ -4518,7 +4469,6 @@
     <w:p>
       <w:pPr>
         <w:spacing w:line="336" w:lineRule="auto" w:after="180"/>
-        <w:shd w:fill="F5F1FB"/>
       </w:pPr>
       <w:r>
         <w:rPr>
@@ -4562,6 +4512,147 @@
     </w:p>
     <w:p>
       <w:pPr>
+        <w:spacing w:line="336" w:lineRule="auto" w:after="180"/>
+      </w:pPr>
+      <w:r>
+        <w:rPr>
+          <w:b w:val="0"/>
+        </w:rPr>
+        <w:t>Before trying: what do I expect, and why? While trying: which step could first go wrong? Afterwards: what did I actually observe, and what should change? Keep “not run” if you only traced the procedure.</w:t>
+      </w:r>
+    </w:p>
+    <w:p>
+      <w:pPr>
+        <w:pStyle w:val="Heading2"/>
+      </w:pPr>
+      <w:r>
+        <w:t>Earlier wording, alternatives and picture transcripts · reference / check after trying</w:t>
+      </w:r>
+    </w:p>
+    <w:p>
+      <w:pPr>
+        <w:spacing w:line="336" w:lineRule="auto" w:after="180"/>
+      </w:pPr>
+      <w:r>
+        <w:rPr>
+          <w:b/>
+        </w:rPr>
+        <w:t>EVIDENCE</w:t>
+      </w:r>
+      <w:r>
+        <w:rPr>
+          <w:b w:val="0"/>
+        </w:rPr>
+        <w:t xml:space="preserve"> LAB</w:t>
+      </w:r>
+    </w:p>
+    <w:p>
+      <w:pPr>
+        <w:spacing w:line="336" w:lineRule="auto" w:after="180"/>
+      </w:pPr>
+      <w:r>
+        <w:rPr>
+          <w:b w:val="0"/>
+        </w:rPr>
+        <w:t>Predict → Test → Record → Explain</w:t>
+      </w:r>
+    </w:p>
+    <w:p>
+      <w:pPr>
+        <w:spacing w:line="336" w:lineRule="auto" w:after="180"/>
+      </w:pPr>
+      <w:r>
+        <w:rPr>
+          <w:b w:val="0"/>
+        </w:rPr>
+        <w:t>Keep expected and actual results separate. Surprises are useful data when recorded honestly.</w:t>
+      </w:r>
+    </w:p>
+    <w:p>
+      <w:r>
+        <w:drawing>
+          <wp:inline xmlns:a="http://schemas.openxmlformats.org/drawingml/2006/main" xmlns:pic="http://schemas.openxmlformats.org/drawingml/2006/picture">
+            <wp:extent cx="5486400" cy="1901952"/>
+            <wp:docPr id="21" name="Picture 21" descr="Evidence lab graphic for Predictive vs Generative"/>
+            <wp:cNvGraphicFramePr>
+              <a:graphicFrameLocks noChangeAspect="1"/>
+            </wp:cNvGraphicFramePr>
+            <a:graphic>
+              <a:graphicData uri="http://schemas.openxmlformats.org/drawingml/2006/picture">
+                <pic:pic>
+                  <pic:nvPicPr>
+                    <pic:cNvPr id="0" name="2868a3bc53db3ab2bce984daf02c9c3911ff935805ddd96fbb2ee9ab2a00e4f1.png"/>
+                    <pic:cNvPicPr/>
+                  </pic:nvPicPr>
+                  <pic:blipFill>
+                    <a:blip r:embed="rId24"/>
+                    <a:stretch>
+                      <a:fillRect/>
+                    </a:stretch>
+                  </pic:blipFill>
+                  <pic:spPr>
+                    <a:xfrm>
+                      <a:off x="0" y="0"/>
+                      <a:ext cx="5486400" cy="1901952"/>
+                    </a:xfrm>
+                    <a:prstGeom prst="rect"/>
+                  </pic:spPr>
+                </pic:pic>
+              </a:graphicData>
+            </a:graphic>
+          </wp:inline>
+        </w:drawing>
+      </w:r>
+    </w:p>
+    <w:p>
+      <w:pPr>
+        <w:spacing w:line="336" w:lineRule="auto" w:after="180"/>
+      </w:pPr>
+      <w:r>
+        <w:rPr>
+          <w:b w:val="0"/>
+        </w:rPr>
+        <w:t>Use the supplied nine component cards. State input/</w:t>
+      </w:r>
+      <w:r>
+        <w:rPr>
+          <w:b/>
+        </w:rPr>
+        <w:t>output</w:t>
+      </w:r>
+      <w:r>
+        <w:rPr>
+          <w:b w:val="0"/>
+        </w:rPr>
+        <w:t xml:space="preserve"> contracts, distinguish the stated </w:t>
+      </w:r>
+      <w:r>
+        <w:rPr>
+          <w:b/>
+        </w:rPr>
+        <w:t>mechanism</w:t>
+      </w:r>
+      <w:r>
+        <w:rPr>
+          <w:b w:val="0"/>
+        </w:rPr>
+        <w:t xml:space="preserve">s and propose evidence-based checks. No real model </w:t>
+      </w:r>
+      <w:r>
+        <w:rPr>
+          <w:b/>
+        </w:rPr>
+        <w:t>output</w:t>
+      </w:r>
+      <w:r>
+        <w:rPr>
+          <w:b w:val="0"/>
+        </w:rPr>
+        <w:t>s or performance scores are supplied for these task cards.</w:t>
+      </w:r>
+    </w:p>
+    <w:p>
+      <w:pPr>
         <w:pStyle w:val="Heading3"/>
       </w:pPr>
       <w:r>
@@ -4570,13 +4661,488 @@
     </w:p>
     <w:p>
       <w:pPr>
+        <w:pStyle w:val="Heading1"/>
+      </w:pPr>
+      <w:r>
+        <w:t>14. Try alone: analyse the fresh signal corpus and observation</w:t>
+      </w:r>
+    </w:p>
+    <w:p>
+      <w:r>
+        <w:t>Retain the difference between most frequent continuation and current measurement.</w:t>
+      </w:r>
+    </w:p>
+    <w:p>
+      <w:pPr>
+        <w:pStyle w:val="Heading2"/>
+      </w:pPr>
+      <w:r>
+        <w:t>The independent counts and current evidence</w:t>
+      </w:r>
+    </w:p>
+    <w:p>
+      <w:pPr>
         <w:spacing w:line="336" w:lineRule="auto" w:after="180"/>
       </w:pPr>
       <w:r>
         <w:rPr>
           <w:b w:val="0"/>
         </w:rPr>
-        <w:t>Before trying: what do I expect, and why? While trying: which step could first go wrong? Afterwards: what did I actually observe, and what should change? Keep “not run” if you only traced the procedure.</w:t>
+        <w:t>For prefix The signal is, counts are high 2, low 5, unknown 3. Compute all probabilities and the most frequent continuation. A current measurement reports high.</w:t>
+      </w:r>
+    </w:p>
+    <w:p>
+      <w:pPr>
+        <w:spacing w:line="336" w:lineRule="auto" w:after="180"/>
+      </w:pPr>
+      <w:r>
+        <w:rPr>
+          <w:b w:val="0"/>
+        </w:rPr>
+        <w:t>State what the most frequent continuation does and does not establish.</w:t>
+      </w:r>
+    </w:p>
+    <w:p>
+      <w:pPr>
+        <w:pStyle w:val="Heading2"/>
+      </w:pPr>
+      <w:r>
+        <w:t>Your first attempt and help record</w:t>
+      </w:r>
+    </w:p>
+    <w:p>
+      <w:pPr>
+        <w:pStyle w:val="Heading3"/>
+      </w:pPr>
+      <w:r>
+        <w:t>My independent explanation, trace and limits</w:t>
+      </w:r>
+    </w:p>
+    <w:p>
+      <w:r>
+        <w:t>________________________________________________________________</w:t>
+      </w:r>
+    </w:p>
+    <w:p>
+      <w:r>
+        <w:t>________________________________________________________________</w:t>
+      </w:r>
+    </w:p>
+    <w:p>
+      <w:r>
+        <w:t>________________________________________________________________</w:t>
+      </w:r>
+    </w:p>
+    <w:p>
+      <w:r>
+        <w:t>________________________________________________________________</w:t>
+      </w:r>
+    </w:p>
+    <w:p>
+      <w:r>
+        <w:t>________________________________________________________________</w:t>
+      </w:r>
+    </w:p>
+    <w:p>
+      <w:r>
+        <w:t>________________________________________________________________</w:t>
+      </w:r>
+    </w:p>
+    <w:p>
+      <w:r>
+        <w:t>________________________________________________________________</w:t>
+      </w:r>
+    </w:p>
+    <w:p>
+      <w:pPr>
+        <w:spacing w:line="336" w:lineRule="auto" w:after="180"/>
+      </w:pPr>
+      <w:r>
+        <w:rPr>
+          <w:b w:val="0"/>
+        </w:rPr>
+        <w:t>Attempt this case before feedback. Record any help. Earlier examples below are further practice; a case already practised with feedback cannot establish fresh transfer.</w:t>
+      </w:r>
+    </w:p>
+    <w:p>
+      <w:pPr>
+        <w:spacing w:line="336" w:lineRule="auto" w:after="180"/>
+      </w:pPr>
+      <w:r>
+        <w:rPr>
+          <w:b w:val="0"/>
+        </w:rPr>
+        <w:t xml:space="preserve">Your teacher has the independent answer and scoring criteria. Complete the matching workbook week to keep your practice </w:t>
+      </w:r>
+      <w:r>
+        <w:rPr>
+          <w:b/>
+        </w:rPr>
+        <w:t>evidence</w:t>
+      </w:r>
+      <w:r>
+        <w:rPr>
+          <w:b w:val="0"/>
+        </w:rPr>
+        <w:t xml:space="preserve"> together.</w:t>
+      </w:r>
+    </w:p>
+    <w:p>
+      <w:pPr>
+        <w:pStyle w:val="Heading2"/>
+      </w:pPr>
+      <w:r>
+        <w:t>Use feedback after the attempt</w:t>
+      </w:r>
+    </w:p>
+    <w:p>
+      <w:pPr>
+        <w:spacing w:line="336" w:lineRule="auto" w:after="180"/>
+      </w:pPr>
+      <w:r>
+        <w:rPr>
+          <w:b w:val="0"/>
+        </w:rPr>
+        <w:t>Attempt the independent case before hints. Record whether you worked alone, used a hint or followed a model. After feedback, fix the first unsupported step and explain why it changed.</w:t>
+      </w:r>
+    </w:p>
+    <w:p>
+      <w:pPr>
+        <w:spacing w:line="336" w:lineRule="auto" w:after="180"/>
+      </w:pPr>
+      <w:r>
+        <w:rPr>
+          <w:b w:val="0"/>
+        </w:rPr>
+        <w:t>A later check uses a changed case, not a copied answer.</w:t>
+      </w:r>
+    </w:p>
+    <w:p>
+      <w:pPr>
+        <w:pStyle w:val="Heading2"/>
+      </w:pPr>
+      <w:r>
+        <w:t>Earlier wording, alternatives and picture transcripts · reference / check after trying</w:t>
+      </w:r>
+    </w:p>
+    <w:p>
+      <w:pPr>
+        <w:pStyle w:val="Heading3"/>
+      </w:pPr>
+      <w:r>
+        <w:t>Independent case: Analyse a new corpus independently</w:t>
+      </w:r>
+    </w:p>
+    <w:p>
+      <w:pPr>
+        <w:pStyle w:val="Heading3"/>
+      </w:pPr>
+      <w:r>
+        <w:t>Week 27 Independent application</w:t>
+      </w:r>
+    </w:p>
+    <w:p>
+      <w:pPr>
+        <w:spacing w:line="336" w:lineRule="auto" w:after="180"/>
+      </w:pPr>
+      <w:r>
+        <w:rPr>
+          <w:b w:val="0"/>
+        </w:rPr>
+        <w:t>Close the worked explanation. Apply the idea to this different question without copying.</w:t>
+      </w:r>
+    </w:p>
+    <w:p>
+      <w:pPr>
+        <w:spacing w:line="336" w:lineRule="auto" w:after="180"/>
+      </w:pPr>
+      <w:r>
+        <w:rPr>
+          <w:b w:val="0"/>
+        </w:rPr>
+        <w:t>One model labels a review positive or negative; another writes a new review. Which classifies and which generates? Must generated text be true?</w:t>
+      </w:r>
+    </w:p>
+    <w:p>
+      <w:pPr>
+        <w:spacing w:line="336" w:lineRule="auto" w:after="180"/>
+      </w:pPr>
+      <w:r>
+        <w:rPr>
+          <w:b w:val="0"/>
+        </w:rPr>
+        <w:t xml:space="preserve">My answer, with a trace, calculation or supporting </w:t>
+      </w:r>
+      <w:r>
+        <w:rPr>
+          <w:b/>
+        </w:rPr>
+        <w:t>evidence</w:t>
+      </w:r>
+    </w:p>
+    <w:p>
+      <w:pPr>
+        <w:pStyle w:val="Heading3"/>
+      </w:pPr>
+      <w:r>
+        <w:t>Write or draw your reasoning and evidence.</w:t>
+      </w:r>
+    </w:p>
+    <w:p>
+      <w:r>
+        <w:t>________________________________________________________________</w:t>
+      </w:r>
+    </w:p>
+    <w:p>
+      <w:r>
+        <w:t>________________________________________________________________</w:t>
+      </w:r>
+    </w:p>
+    <w:p>
+      <w:r>
+        <w:t>________________________________________________________________</w:t>
+      </w:r>
+    </w:p>
+    <w:p>
+      <w:r>
+        <w:t>________________________________________________________________</w:t>
+      </w:r>
+    </w:p>
+    <w:p>
+      <w:r>
+        <w:t>________________________________________________________________</w:t>
+      </w:r>
+    </w:p>
+    <w:p>
+      <w:pPr>
+        <w:pStyle w:val="Heading3"/>
+      </w:pPr>
+      <w:r>
+        <w:t>Create and test</w:t>
+      </w:r>
+    </w:p>
+    <w:p>
+      <w:pPr>
+        <w:spacing w:line="336" w:lineRule="auto" w:after="180"/>
+      </w:pPr>
+      <w:r>
+        <w:rPr>
+          <w:b w:val="0"/>
+        </w:rPr>
+        <w:t>Change one relevant detail. Predict the result before testing. Include a boundary or missing-information case when it helps reveal a limit.</w:t>
+      </w:r>
+    </w:p>
+    <w:p>
+      <w:pPr>
+        <w:spacing w:line="336" w:lineRule="auto" w:after="180"/>
+      </w:pPr>
+      <w:r>
+        <w:rPr>
+          <w:b w:val="0"/>
+        </w:rPr>
+        <w:t xml:space="preserve">My changed </w:t>
+      </w:r>
+      <w:r>
+        <w:rPr>
+          <w:b/>
+        </w:rPr>
+        <w:t>input</w:t>
+      </w:r>
+      <w:r>
+        <w:rPr>
+          <w:b w:val="0"/>
+        </w:rPr>
+        <w:t xml:space="preserve"> and expected result</w:t>
+      </w:r>
+    </w:p>
+    <w:p>
+      <w:pPr>
+        <w:pStyle w:val="Heading3"/>
+      </w:pPr>
+      <w:r>
+        <w:t>Write or draw your reasoning and evidence.</w:t>
+      </w:r>
+    </w:p>
+    <w:p>
+      <w:r>
+        <w:t>________________________________________________________________</w:t>
+      </w:r>
+    </w:p>
+    <w:p>
+      <w:r>
+        <w:t>________________________________________________________________</w:t>
+      </w:r>
+    </w:p>
+    <w:p>
+      <w:r>
+        <w:t>________________________________________________________________</w:t>
+      </w:r>
+    </w:p>
+    <w:p>
+      <w:r>
+        <w:t>________________________________________________________________</w:t>
+      </w:r>
+    </w:p>
+    <w:p>
+      <w:r>
+        <w:t>________________________________________________________________</w:t>
+      </w:r>
+    </w:p>
+    <w:p>
+      <w:pPr>
+        <w:pStyle w:val="Heading3"/>
+      </w:pPr>
+      <w:r>
+        <w:t>Connect to your project</w:t>
+      </w:r>
+    </w:p>
+    <w:p>
+      <w:pPr>
+        <w:spacing w:line="336" w:lineRule="auto" w:after="180"/>
+      </w:pPr>
+      <w:r>
+        <w:rPr>
+          <w:b w:val="0"/>
+        </w:rPr>
+        <w:t xml:space="preserve">Keep scoring </w:t>
+      </w:r>
+      <w:r>
+        <w:rPr>
+          <w:b/>
+        </w:rPr>
+        <w:t>predictive</w:t>
+      </w:r>
+      <w:r>
+        <w:rPr>
+          <w:b w:val="0"/>
+        </w:rPr>
+        <w:t xml:space="preserve"> and explanations templated or carefully generated and verified.</w:t>
+      </w:r>
+    </w:p>
+    <w:p>
+      <w:pPr>
+        <w:spacing w:line="336" w:lineRule="auto" w:after="180"/>
+      </w:pPr>
+      <w:r>
+        <w:rPr>
+          <w:b w:val="0"/>
+        </w:rPr>
+        <w:t xml:space="preserve">The </w:t>
+      </w:r>
+      <w:r>
+        <w:rPr>
+          <w:b/>
+        </w:rPr>
+        <w:t>evidence</w:t>
+      </w:r>
+      <w:r>
+        <w:rPr>
+          <w:b w:val="0"/>
+        </w:rPr>
+        <w:t xml:space="preserve"> I will keep</w:t>
+      </w:r>
+    </w:p>
+    <w:p>
+      <w:pPr>
+        <w:pStyle w:val="Heading3"/>
+      </w:pPr>
+      <w:r>
+        <w:t>Write or draw your reasoning and evidence.</w:t>
+      </w:r>
+    </w:p>
+    <w:p>
+      <w:r>
+        <w:t>________________________________________________________________</w:t>
+      </w:r>
+    </w:p>
+    <w:p>
+      <w:r>
+        <w:t>________________________________________________________________</w:t>
+      </w:r>
+    </w:p>
+    <w:p>
+      <w:r>
+        <w:t>________________________________________________________________</w:t>
+      </w:r>
+    </w:p>
+    <w:p>
+      <w:r>
+        <w:t>________________________________________________________________</w:t>
+      </w:r>
+    </w:p>
+    <w:p>
+      <w:r>
+        <w:t>________________________________________________________________</w:t>
+      </w:r>
+    </w:p>
+    <w:p>
+      <w:pPr>
+        <w:pStyle w:val="Heading3"/>
+      </w:pPr>
+      <w:r>
+        <w:t>Transfer practice from the original programme</w:t>
+      </w:r>
+    </w:p>
+    <w:p>
+      <w:pPr>
+        <w:spacing w:line="336" w:lineRule="auto" w:after="180"/>
+      </w:pPr>
+      <w:r>
+        <w:rPr>
+          <w:b w:val="0"/>
+        </w:rPr>
+        <w:t>A tool retrieves a book description, predicts a genre, then writes a new blurb. Identify each operation and give one distinct failure to check at each stage.</w:t>
+      </w:r>
+    </w:p>
+    <w:p>
+      <w:pPr>
+        <w:pStyle w:val="Heading3"/>
+      </w:pPr>
+      <w:r>
+        <w:t>Explain the mechanism, evidence and one limit.</w:t>
+      </w:r>
+    </w:p>
+    <w:p>
+      <w:r>
+        <w:t>________________________________________________________________</w:t>
+      </w:r>
+    </w:p>
+    <w:p>
+      <w:r>
+        <w:t>________________________________________________________________</w:t>
+      </w:r>
+    </w:p>
+    <w:p>
+      <w:r>
+        <w:t>________________________________________________________________</w:t>
+      </w:r>
+    </w:p>
+    <w:p>
+      <w:r>
+        <w:t>________________________________________________________________</w:t>
+      </w:r>
+    </w:p>
+    <w:p>
+      <w:r>
+        <w:t>________________________________________________________________</w:t>
+      </w:r>
+    </w:p>
+    <w:p>
+      <w:r>
+        <w:t>________________________________________________________________</w:t>
+      </w:r>
+    </w:p>
+    <w:p>
+      <w:r>
+        <w:t>________________________________________________________________</w:t>
+      </w:r>
+    </w:p>
+    <w:p>
+      <w:pPr>
+        <w:pStyle w:val="Heading3"/>
+      </w:pPr>
+      <w:r>
+        <w:t>Use feedback to improve</w:t>
       </w:r>
     </w:p>
     <w:p>
@@ -4584,12 +5150,20 @@
         <w:pStyle w:val="Heading1"/>
       </w:pPr>
       <w:r>
-        <w:t>10. Build your understanding</w:t>
-      </w:r>
-    </w:p>
-    <w:p>
-      <w:r>
-        <w:t>Move from recall to tracing, diagnosis and transfer in Predictive vs Generative. Explain why each step is justified.</w:t>
+        <w:t>11. Explain each recommender component by its task</w:t>
+      </w:r>
+    </w:p>
+    <w:p>
+      <w:r>
+        <w:t>Generation does not validate retrieval, scoring or a factual explanation.</w:t>
+      </w:r>
+    </w:p>
+    <w:p>
+      <w:pPr>
+        <w:pStyle w:val="Heading2"/>
+      </w:pPr>
+      <w:r>
+        <w:t>This week’s concrete contribution</w:t>
       </w:r>
     </w:p>
     <w:p>
@@ -4598,7 +5172,1056 @@
       </w:pPr>
       <w:r>
         <w:rPr>
+          <w:b w:val="0"/>
+        </w:rPr>
+        <w:t>For the fictional recommender identify separately the eligibility/score procedure, any learned category predictor, retrieved catalogue evidence and templated or generated explanation. A scoring rule does not become learned merely because another component generates prose. Require every factual blurb claim to agree with approved book facts and report unresolved information rather than fabricating it.</w:t>
+      </w:r>
+    </w:p>
+    <w:p>
+      <w:pPr>
+        <w:spacing w:line="336" w:lineRule="auto" w:after="180"/>
+      </w:pPr>
+      <w:r>
+        <w:rPr>
+          <w:b w:val="0"/>
+        </w:rPr>
+        <w:t xml:space="preserve">Use approved book facts for recommender explanations; generated fluency is not a replacement for catalogue </w:t>
+      </w:r>
+      <w:r>
+        <w:rPr>
           <w:b/>
+        </w:rPr>
+        <w:t>evidence</w:t>
+      </w:r>
+      <w:r>
+        <w:rPr>
+          <w:b w:val="0"/>
+        </w:rPr>
+        <w:t>.</w:t>
+      </w:r>
+    </w:p>
+    <w:p>
+      <w:pPr>
+        <w:pStyle w:val="Heading2"/>
+      </w:pPr>
+      <w:r>
+        <w:t>Keep the checkpoint and human choice</w:t>
+      </w:r>
+    </w:p>
+    <w:p>
+      <w:pPr>
+        <w:spacing w:line="336" w:lineRule="auto" w:after="180"/>
+      </w:pPr>
+      <w:r>
+        <w:rPr>
+          <w:b w:val="0"/>
+        </w:rPr>
+        <w:t xml:space="preserve">THIS WEEK’S CHECKPOINT  Keep scoring </w:t>
+      </w:r>
+      <w:r>
+        <w:rPr>
+          <w:b/>
+        </w:rPr>
+        <w:t>predictive</w:t>
+      </w:r>
+      <w:r>
+        <w:rPr>
+          <w:b w:val="0"/>
+        </w:rPr>
+        <w:t xml:space="preserve"> and explanations templated or carefully generated and verified.</w:t>
+      </w:r>
+    </w:p>
+    <w:p>
+      <w:pPr>
+        <w:spacing w:line="336" w:lineRule="auto" w:after="180"/>
+      </w:pPr>
+      <w:r>
+        <w:rPr>
+          <w:b w:val="0"/>
+        </w:rPr>
+        <w:t xml:space="preserve">SYSTEM MAP  Reader need → allowed </w:t>
+      </w:r>
+      <w:r>
+        <w:rPr>
+          <w:b/>
+        </w:rPr>
+        <w:t>input</w:t>
+      </w:r>
+      <w:r>
+        <w:rPr>
+          <w:b w:val="0"/>
+        </w:rPr>
+        <w:t xml:space="preserve">s → transparent rule or score → ranked candidates → explanation → test record → </w:t>
+      </w:r>
+      <w:r>
+        <w:rPr>
+          <w:b/>
+        </w:rPr>
+        <w:t>human decision</w:t>
+      </w:r>
+    </w:p>
+    <w:p>
+      <w:pPr>
+        <w:spacing w:line="336" w:lineRule="auto" w:after="180"/>
+      </w:pPr>
+      <w:r>
+        <w:rPr>
+          <w:b w:val="0"/>
+        </w:rPr>
+        <w:t>What will you add, change, or verify in the project this week?</w:t>
+      </w:r>
+    </w:p>
+    <w:p>
+      <w:pPr>
+        <w:pStyle w:val="Heading3"/>
+      </w:pPr>
+      <w:r>
+        <w:t>Write or draw your reasoning and evidence.</w:t>
+      </w:r>
+    </w:p>
+    <w:p>
+      <w:r>
+        <w:t>________________________________________________________________</w:t>
+      </w:r>
+    </w:p>
+    <w:p>
+      <w:r>
+        <w:t>________________________________________________________________</w:t>
+      </w:r>
+    </w:p>
+    <w:p>
+      <w:r>
+        <w:t>________________________________________________________________</w:t>
+      </w:r>
+    </w:p>
+    <w:p>
+      <w:r>
+        <w:t>________________________________________________________________</w:t>
+      </w:r>
+    </w:p>
+    <w:p>
+      <w:r>
+        <w:t>________________________________________________________________</w:t>
+      </w:r>
+    </w:p>
+    <w:p>
+      <w:pPr>
+        <w:spacing w:line="336" w:lineRule="auto" w:after="180"/>
+      </w:pPr>
+      <w:r>
+        <w:rPr>
+          <w:b w:val="0"/>
+        </w:rPr>
+        <w:t xml:space="preserve">What should remain under </w:t>
+      </w:r>
+      <w:r>
+        <w:rPr>
+          <w:b/>
+        </w:rPr>
+        <w:t>human control</w:t>
+      </w:r>
+      <w:r>
+        <w:rPr>
+          <w:b w:val="0"/>
+        </w:rPr>
+        <w:t>?</w:t>
+      </w:r>
+    </w:p>
+    <w:p>
+      <w:pPr>
+        <w:pStyle w:val="Heading3"/>
+      </w:pPr>
+      <w:r>
+        <w:t>Write or draw your reasoning and evidence.</w:t>
+      </w:r>
+    </w:p>
+    <w:p>
+      <w:r>
+        <w:t>________________________________________________________________</w:t>
+      </w:r>
+    </w:p>
+    <w:p>
+      <w:r>
+        <w:t>________________________________________________________________</w:t>
+      </w:r>
+    </w:p>
+    <w:p>
+      <w:r>
+        <w:t>________________________________________________________________</w:t>
+      </w:r>
+    </w:p>
+    <w:p>
+      <w:r>
+        <w:t>________________________________________________________________</w:t>
+      </w:r>
+    </w:p>
+    <w:p>
+      <w:r>
+        <w:t>________________________________________________________________</w:t>
+      </w:r>
+    </w:p>
+    <w:p>
+      <w:pPr>
+        <w:spacing w:line="336" w:lineRule="auto" w:after="180"/>
+      </w:pPr>
+      <w:r>
+        <w:rPr>
+          <w:b w:val="0"/>
+        </w:rPr>
+        <w:t>RESPONSIBLE DESIGN  Collect only necessary information. Show uncertainty and limits. Never confuse a ranking with a fact about a person.</w:t>
+      </w:r>
+    </w:p>
+    <w:p>
+      <w:pPr>
+        <w:pStyle w:val="Heading2"/>
+      </w:pPr>
+      <w:r>
+        <w:t>Earlier wording, alternatives and picture transcripts · reference / check after trying</w:t>
+      </w:r>
+    </w:p>
+    <w:p>
+      <w:pPr>
+        <w:spacing w:line="336" w:lineRule="auto" w:after="180"/>
+      </w:pPr>
+      <w:r>
+        <w:rPr>
+          <w:b w:val="0"/>
+        </w:rPr>
+        <w:t>CUMULATIVE PROJECT</w:t>
+      </w:r>
+    </w:p>
+    <w:p>
+      <w:pPr>
+        <w:spacing w:line="336" w:lineRule="auto" w:after="180"/>
+      </w:pPr>
+      <w:r>
+        <w:rPr>
+          <w:b w:val="0"/>
+        </w:rPr>
+        <w:t>Transparent Book Recommender</w:t>
+      </w:r>
+    </w:p>
+    <w:p>
+      <w:pPr>
+        <w:spacing w:line="336" w:lineRule="auto" w:after="180"/>
+      </w:pPr>
+      <w:r>
+        <w:rPr>
+          <w:b w:val="0"/>
+        </w:rPr>
+        <w:t>Every week adds one inspectable piece. The system must show how it reached a result.</w:t>
+      </w:r>
+    </w:p>
+    <w:p>
+      <w:r>
+        <w:drawing>
+          <wp:inline xmlns:a="http://schemas.openxmlformats.org/drawingml/2006/main" xmlns:pic="http://schemas.openxmlformats.org/drawingml/2006/picture">
+            <wp:extent cx="5486400" cy="1901952"/>
+            <wp:docPr id="22" name="Picture 22" descr="Book recommender connection for Predictive vs Generative"/>
+            <wp:cNvGraphicFramePr>
+              <a:graphicFrameLocks noChangeAspect="1"/>
+            </wp:cNvGraphicFramePr>
+            <a:graphic>
+              <a:graphicData uri="http://schemas.openxmlformats.org/drawingml/2006/picture">
+                <pic:pic>
+                  <pic:nvPicPr>
+                    <pic:cNvPr id="0" name="49c62ee7d31130a84ef0aea41af56a4ee521e6d516a81e41195b7e36774637ca.png"/>
+                    <pic:cNvPicPr/>
+                  </pic:nvPicPr>
+                  <pic:blipFill>
+                    <a:blip r:embed="rId25"/>
+                    <a:stretch>
+                      <a:fillRect/>
+                    </a:stretch>
+                  </pic:blipFill>
+                  <pic:spPr>
+                    <a:xfrm>
+                      <a:off x="0" y="0"/>
+                      <a:ext cx="5486400" cy="1901952"/>
+                    </a:xfrm>
+                    <a:prstGeom prst="rect"/>
+                  </pic:spPr>
+                </pic:pic>
+              </a:graphicData>
+            </a:graphic>
+          </wp:inline>
+        </w:drawing>
+      </w:r>
+    </w:p>
+    <w:p>
+      <w:pPr>
+        <w:pStyle w:val="Heading3"/>
+      </w:pPr>
+      <w:r>
+        <w:t>Evidence for your project</w:t>
+      </w:r>
+    </w:p>
+    <w:p>
+      <w:pPr>
+        <w:pStyle w:val="Heading1"/>
+      </w:pPr>
+      <w:r>
+        <w:t>16. Finish: name the objective, output and evidence for the claim</w:t>
+      </w:r>
+    </w:p>
+    <w:p>
+      <w:r>
+        <w:t>Do not replace factual evaluation with plausibility.</w:t>
+      </w:r>
+    </w:p>
+    <w:p>
+      <w:pPr>
+        <w:pStyle w:val="Heading2"/>
+      </w:pPr>
+      <w:r>
+        <w:t>Explain without notes</w:t>
+      </w:r>
+    </w:p>
+    <w:p>
+      <w:pPr>
+        <w:pStyle w:val="ListBullet"/>
+      </w:pPr>
+      <w:r>
+        <w:t>Close your notes. Explain this goal in your own words: Distinguish discriminative prediction from generation by inspecting the requested output</w:t>
+      </w:r>
+    </w:p>
+    <w:p>
+      <w:pPr>
+        <w:pStyle w:val="Heading3"/>
+      </w:pPr>
+      <w:r>
+        <w:t>My deciding step, evidence and one remaining question</w:t>
+      </w:r>
+    </w:p>
+    <w:p>
+      <w:r>
+        <w:t>________________________________________________________________</w:t>
+      </w:r>
+    </w:p>
+    <w:p>
+      <w:r>
+        <w:t>________________________________________________________________</w:t>
+      </w:r>
+    </w:p>
+    <w:p>
+      <w:r>
+        <w:t>________________________________________________________________</w:t>
+      </w:r>
+    </w:p>
+    <w:p>
+      <w:r>
+        <w:t>________________________________________________________________</w:t>
+      </w:r>
+    </w:p>
+    <w:p>
+      <w:r>
+        <w:t>________________________________________________________________</w:t>
+      </w:r>
+    </w:p>
+    <w:p>
+      <w:pPr>
+        <w:pStyle w:val="Heading2"/>
+      </w:pPr>
+      <w:r>
+        <w:t>Plan a changed-case return</w:t>
+      </w:r>
+    </w:p>
+    <w:p>
+      <w:pPr>
+        <w:spacing w:line="336" w:lineRule="auto" w:after="180"/>
+      </w:pPr>
+      <w:r>
+        <w:rPr>
+          <w:b w:val="0"/>
+        </w:rPr>
+        <w:t xml:space="preserve">If you are unsure, return to the worked picture and explain one arrow. If you are ready, change an </w:t>
+      </w:r>
+      <w:r>
+        <w:rPr>
+          <w:b/>
+        </w:rPr>
+        <w:t>input</w:t>
+      </w:r>
+      <w:r>
+        <w:rPr>
+          <w:b w:val="0"/>
+        </w:rPr>
+        <w:t xml:space="preserve"> or assumption and justify your </w:t>
+      </w:r>
+      <w:r>
+        <w:rPr>
+          <w:b/>
+        </w:rPr>
+        <w:t>prediction</w:t>
+      </w:r>
+      <w:r>
+        <w:rPr>
+          <w:b w:val="0"/>
+        </w:rPr>
+        <w:t>.</w:t>
+      </w:r>
+    </w:p>
+    <w:p>
+      <w:pPr>
+        <w:spacing w:line="336" w:lineRule="auto" w:after="180"/>
+      </w:pPr>
+      <w:r>
+        <w:rPr>
+          <w:b w:val="0"/>
+        </w:rPr>
+        <w:t xml:space="preserve">Save your workbook </w:t>
+      </w:r>
+      <w:r>
+        <w:rPr>
+          <w:b/>
+        </w:rPr>
+        <w:t>evidence</w:t>
+      </w:r>
+      <w:r>
+        <w:rPr>
+          <w:b w:val="0"/>
+        </w:rPr>
+        <w:t>. At the next review, try a different case before opening your old answer.</w:t>
+      </w:r>
+    </w:p>
+    <w:p>
+      <w:pPr>
+        <w:pStyle w:val="Heading1"/>
+      </w:pPr>
+      <w:r>
+        <w:t>Reference bank and extra practice</w:t>
+      </w:r>
+    </w:p>
+    <w:p>
+      <w:pPr>
+        <w:pStyle w:val="Heading1"/>
+      </w:pPr>
+      <w:r>
+        <w:t>05. Your quick word guide</w:t>
+      </w:r>
+    </w:p>
+    <w:p>
+      <w:r>
+        <w:t>Use the words to explain a particular step, record or limit.</w:t>
+      </w:r>
+    </w:p>
+    <w:p>
+      <w:pPr>
+        <w:pStyle w:val="Heading2"/>
+      </w:pPr>
+      <w:r>
+        <w:t>Core vocabulary</w:t>
+      </w:r>
+    </w:p>
+    <w:tbl>
+      <w:tblPr>
+        <w:tblStyle w:val="LightShading-Accent1"/>
+        <w:tblW w:type="auto" w:w="0"/>
+        <w:tblLook w:firstColumn="1" w:firstRow="1" w:lastColumn="0" w:lastRow="0" w:noHBand="0" w:noVBand="1" w:val="04A0"/>
+      </w:tblPr>
+      <w:tblGrid>
+        <w:gridCol w:w="3408"/>
+        <w:gridCol w:w="3408"/>
+        <w:gridCol w:w="3408"/>
+      </w:tblGrid>
+      <w:tr>
+        <w:trPr>
+          <w:tblHeader/>
+        </w:trPr>
+        <w:tc>
+          <w:tcPr>
+            <w:tcW w:type="dxa" w:w="3408"/>
+          </w:tcPr>
+          <w:p>
+            <w:r>
+              <w:t>Word</w:t>
+            </w:r>
+          </w:p>
+        </w:tc>
+        <w:tc>
+          <w:tcPr>
+            <w:tcW w:type="dxa" w:w="3408"/>
+          </w:tcPr>
+          <w:p>
+            <w:r>
+              <w:t>My own example</w:t>
+            </w:r>
+          </w:p>
+        </w:tc>
+        <w:tc>
+          <w:tcPr>
+            <w:tcW w:type="dxa" w:w="3408"/>
+          </w:tcPr>
+          <w:p>
+            <w:r>
+              <w:t>Not this / boundary</w:t>
+            </w:r>
+          </w:p>
+        </w:tc>
+      </w:tr>
+      <w:tr>
+        <w:tc>
+          <w:tcPr>
+            <w:tcW w:type="dxa" w:w="3408"/>
+          </w:tcPr>
+          <w:p>
+            <w:r>
+              <w:t>predictive</w:t>
+            </w:r>
+          </w:p>
+        </w:tc>
+        <w:tc>
+          <w:tcPr>
+            <w:tcW w:type="dxa" w:w="3408"/>
+          </w:tcPr>
+          <w:p>
+            <w:r>
+              <w:t>Estimating a target from supplied inputs.</w:t>
+            </w:r>
+          </w:p>
+        </w:tc>
+        <w:tc>
+          <w:tcPr>
+            <w:tcW w:type="dxa" w:w="3408"/>
+          </w:tcPr>
+          <w:p>
+            <w:r/>
+          </w:p>
+        </w:tc>
+      </w:tr>
+      <w:tr>
+        <w:tc>
+          <w:tcPr>
+            <w:tcW w:type="dxa" w:w="3408"/>
+          </w:tcPr>
+          <w:p>
+            <w:r>
+              <w:t>generative</w:t>
+            </w:r>
+          </w:p>
+        </w:tc>
+        <w:tc>
+          <w:tcPr>
+            <w:tcW w:type="dxa" w:w="3408"/>
+          </w:tcPr>
+          <w:p>
+            <w:r>
+              <w:t>Producing new content from learned patterns and supplied conditions.</w:t>
+            </w:r>
+          </w:p>
+        </w:tc>
+        <w:tc>
+          <w:tcPr>
+            <w:tcW w:type="dxa" w:w="3408"/>
+          </w:tcPr>
+          <w:p>
+            <w:r/>
+          </w:p>
+        </w:tc>
+      </w:tr>
+      <w:tr>
+        <w:tc>
+          <w:tcPr>
+            <w:tcW w:type="dxa" w:w="3408"/>
+          </w:tcPr>
+          <w:p>
+            <w:r>
+              <w:t>output space</w:t>
+            </w:r>
+          </w:p>
+        </w:tc>
+        <w:tc>
+          <w:tcPr>
+            <w:tcW w:type="dxa" w:w="3408"/>
+          </w:tcPr>
+          <w:p>
+            <w:r>
+              <w:t>The set or range of outputs a system can produce for a task.</w:t>
+            </w:r>
+          </w:p>
+        </w:tc>
+        <w:tc>
+          <w:tcPr>
+            <w:tcW w:type="dxa" w:w="3408"/>
+          </w:tcPr>
+          <w:p>
+            <w:r/>
+          </w:p>
+        </w:tc>
+      </w:tr>
+      <w:tr>
+        <w:tc>
+          <w:tcPr>
+            <w:tcW w:type="dxa" w:w="3408"/>
+          </w:tcPr>
+          <w:p>
+            <w:r>
+              <w:t>fit for purpose</w:t>
+            </w:r>
+          </w:p>
+        </w:tc>
+        <w:tc>
+          <w:tcPr>
+            <w:tcW w:type="dxa" w:w="3408"/>
+          </w:tcPr>
+          <w:p>
+            <w:r>
+              <w:t>Suitable for the stated users, task, conditions and consequences.</w:t>
+            </w:r>
+          </w:p>
+        </w:tc>
+        <w:tc>
+          <w:tcPr>
+            <w:tcW w:type="dxa" w:w="3408"/>
+          </w:tcPr>
+          <w:p>
+            <w:r/>
+          </w:p>
+        </w:tc>
+      </w:tr>
+    </w:tbl>
+    <w:p>
+      <w:pPr>
+        <w:pStyle w:val="Heading2"/>
+      </w:pPr>
+      <w:r>
+        <w:t>Terms for the connected explanation</w:t>
+      </w:r>
+    </w:p>
+    <w:tbl>
+      <w:tblPr>
+        <w:tblStyle w:val="LightShading-Accent1"/>
+        <w:tblW w:type="auto" w:w="0"/>
+        <w:tblLook w:firstColumn="1" w:firstRow="1" w:lastColumn="0" w:lastRow="0" w:noHBand="0" w:noVBand="1" w:val="04A0"/>
+      </w:tblPr>
+      <w:tblGrid>
+        <w:gridCol w:w="5112"/>
+        <w:gridCol w:w="5112"/>
+      </w:tblGrid>
+      <w:tr>
+        <w:trPr>
+          <w:tblHeader/>
+        </w:trPr>
+        <w:tc>
+          <w:tcPr>
+            <w:tcW w:type="dxa" w:w="5112"/>
+          </w:tcPr>
+          <w:p>
+            <w:r>
+              <w:t>Word</w:t>
+            </w:r>
+          </w:p>
+        </w:tc>
+        <w:tc>
+          <w:tcPr>
+            <w:tcW w:type="dxa" w:w="5112"/>
+          </w:tcPr>
+          <w:p>
+            <w:r>
+              <w:t>Meaning</w:t>
+            </w:r>
+          </w:p>
+        </w:tc>
+      </w:tr>
+      <w:tr>
+        <w:tc>
+          <w:tcPr>
+            <w:tcW w:type="dxa" w:w="5112"/>
+          </w:tcPr>
+          <w:p>
+            <w:r>
+              <w:t>Generative objective</w:t>
+            </w:r>
+          </w:p>
+        </w:tc>
+        <w:tc>
+          <w:tcPr>
+            <w:tcW w:type="dxa" w:w="5112"/>
+          </w:tcPr>
+          <w:p>
+            <w:r>
+              <w:t>A training aim concerned with producing or modelling possible outputs</w:t>
+            </w:r>
+          </w:p>
+        </w:tc>
+      </w:tr>
+      <w:tr>
+        <w:tc>
+          <w:tcPr>
+            <w:tcW w:type="dxa" w:w="5112"/>
+          </w:tcPr>
+          <w:p>
+            <w:r>
+              <w:t>Discriminative objective</w:t>
+            </w:r>
+          </w:p>
+        </w:tc>
+        <w:tc>
+          <w:tcPr>
+            <w:tcW w:type="dxa" w:w="5112"/>
+          </w:tcPr>
+          <w:p>
+            <w:r>
+              <w:t>A training aim mapping inputs to a specified target such as a label</w:t>
+            </w:r>
+          </w:p>
+        </w:tc>
+      </w:tr>
+      <w:tr>
+        <w:tc>
+          <w:tcPr>
+            <w:tcW w:type="dxa" w:w="5112"/>
+          </w:tcPr>
+          <w:p>
+            <w:r>
+              <w:t>Conditional distribution</w:t>
+            </w:r>
+          </w:p>
+        </w:tc>
+        <w:tc>
+          <w:tcPr>
+            <w:tcW w:type="dxa" w:w="5112"/>
+          </w:tcPr>
+          <w:p>
+            <w:r>
+              <w:t>Probabilities for alternatives given stated information</w:t>
+            </w:r>
+          </w:p>
+        </w:tc>
+      </w:tr>
+      <w:tr>
+        <w:tc>
+          <w:tcPr>
+            <w:tcW w:type="dxa" w:w="5112"/>
+          </w:tcPr>
+          <w:p>
+            <w:r>
+              <w:t>Autoregressive generation</w:t>
+            </w:r>
+          </w:p>
+        </w:tc>
+        <w:tc>
+          <w:tcPr>
+            <w:tcW w:type="dxa" w:w="5112"/>
+          </w:tcPr>
+          <w:p>
+            <w:r>
+              <w:t>Producing a sequence one next item at a time using preceding items</w:t>
+            </w:r>
+          </w:p>
+        </w:tc>
+      </w:tr>
+    </w:tbl>
+    <w:p>
+      <w:pPr>
+        <w:pStyle w:val="Heading2"/>
+      </w:pPr>
+      <w:r>
+        <w:t>Earlier wording, alternatives and picture transcripts · reference / check after trying</w:t>
+      </w:r>
+    </w:p>
+    <w:p>
+      <w:pPr>
+        <w:spacing w:line="336" w:lineRule="auto" w:after="180"/>
+      </w:pPr>
+      <w:r>
+        <w:rPr>
+          <w:b w:val="0"/>
+        </w:rPr>
+        <w:t>VOCABULARY LAB</w:t>
+      </w:r>
+    </w:p>
+    <w:p>
+      <w:pPr>
+        <w:spacing w:line="336" w:lineRule="auto" w:after="180"/>
+      </w:pPr>
+      <w:r>
+        <w:rPr>
+          <w:b w:val="0"/>
+        </w:rPr>
+        <w:t>Words You Can Use to Reason</w:t>
+      </w:r>
+    </w:p>
+    <w:p>
+      <w:pPr>
+        <w:spacing w:line="336" w:lineRule="auto" w:after="180"/>
+      </w:pPr>
+      <w:r>
+        <w:rPr>
+          <w:b w:val="0"/>
+        </w:rPr>
+        <w:t>A definition matters when you can recognize the idea, use it, and contrast it with a near-miss.</w:t>
+      </w:r>
+    </w:p>
+    <w:p>
+      <w:r>
+        <w:drawing>
+          <wp:inline xmlns:a="http://schemas.openxmlformats.org/drawingml/2006/main" xmlns:pic="http://schemas.openxmlformats.org/drawingml/2006/picture">
+            <wp:extent cx="5486400" cy="3200400"/>
+            <wp:docPr id="23" name="Picture 23" descr="Vocabulary badge: predictive"/>
+            <wp:cNvGraphicFramePr>
+              <a:graphicFrameLocks noChangeAspect="1"/>
+            </wp:cNvGraphicFramePr>
+            <a:graphic>
+              <a:graphicData uri="http://schemas.openxmlformats.org/drawingml/2006/picture">
+                <pic:pic>
+                  <pic:nvPicPr>
+                    <pic:cNvPr id="0" name="33d925c953501e7116d3538a14ec9b8fcdfc377cc6fc7903834116084f7540f1.png"/>
+                    <pic:cNvPicPr/>
+                  </pic:nvPicPr>
+                  <pic:blipFill>
+                    <a:blip r:embed="rId26"/>
+                    <a:stretch>
+                      <a:fillRect/>
+                    </a:stretch>
+                  </pic:blipFill>
+                  <pic:spPr>
+                    <a:xfrm>
+                      <a:off x="0" y="0"/>
+                      <a:ext cx="5486400" cy="3200400"/>
+                    </a:xfrm>
+                    <a:prstGeom prst="rect"/>
+                  </pic:spPr>
+                </pic:pic>
+              </a:graphicData>
+            </a:graphic>
+          </wp:inline>
+        </w:drawing>
+      </w:r>
+    </w:p>
+    <w:p>
+      <w:r>
+        <w:drawing>
+          <wp:inline xmlns:a="http://schemas.openxmlformats.org/drawingml/2006/main" xmlns:pic="http://schemas.openxmlformats.org/drawingml/2006/picture">
+            <wp:extent cx="5486400" cy="3200400"/>
+            <wp:docPr id="24" name="Picture 24" descr="Vocabulary badge: generative"/>
+            <wp:cNvGraphicFramePr>
+              <a:graphicFrameLocks noChangeAspect="1"/>
+            </wp:cNvGraphicFramePr>
+            <a:graphic>
+              <a:graphicData uri="http://schemas.openxmlformats.org/drawingml/2006/picture">
+                <pic:pic>
+                  <pic:nvPicPr>
+                    <pic:cNvPr id="0" name="0a242a43eb734f4370f70485813c0c4bcad765967afe29ba0c5180669350c502.png"/>
+                    <pic:cNvPicPr/>
+                  </pic:nvPicPr>
+                  <pic:blipFill>
+                    <a:blip r:embed="rId27"/>
+                    <a:stretch>
+                      <a:fillRect/>
+                    </a:stretch>
+                  </pic:blipFill>
+                  <pic:spPr>
+                    <a:xfrm>
+                      <a:off x="0" y="0"/>
+                      <a:ext cx="5486400" cy="3200400"/>
+                    </a:xfrm>
+                    <a:prstGeom prst="rect"/>
+                  </pic:spPr>
+                </pic:pic>
+              </a:graphicData>
+            </a:graphic>
+          </wp:inline>
+        </w:drawing>
+      </w:r>
+    </w:p>
+    <w:p>
+      <w:r>
+        <w:drawing>
+          <wp:inline xmlns:a="http://schemas.openxmlformats.org/drawingml/2006/main" xmlns:pic="http://schemas.openxmlformats.org/drawingml/2006/picture">
+            <wp:extent cx="5486400" cy="3200400"/>
+            <wp:docPr id="25" name="Picture 25" descr="Vocabulary badge: output space"/>
+            <wp:cNvGraphicFramePr>
+              <a:graphicFrameLocks noChangeAspect="1"/>
+            </wp:cNvGraphicFramePr>
+            <a:graphic>
+              <a:graphicData uri="http://schemas.openxmlformats.org/drawingml/2006/picture">
+                <pic:pic>
+                  <pic:nvPicPr>
+                    <pic:cNvPr id="0" name="8e26c9418e4d07dc307cef670fdb5fdcdb696d524c53f687ca006e49b5abee82.png"/>
+                    <pic:cNvPicPr/>
+                  </pic:nvPicPr>
+                  <pic:blipFill>
+                    <a:blip r:embed="rId28"/>
+                    <a:stretch>
+                      <a:fillRect/>
+                    </a:stretch>
+                  </pic:blipFill>
+                  <pic:spPr>
+                    <a:xfrm>
+                      <a:off x="0" y="0"/>
+                      <a:ext cx="5486400" cy="3200400"/>
+                    </a:xfrm>
+                    <a:prstGeom prst="rect"/>
+                  </pic:spPr>
+                </pic:pic>
+              </a:graphicData>
+            </a:graphic>
+          </wp:inline>
+        </w:drawing>
+      </w:r>
+    </w:p>
+    <w:p>
+      <w:r>
+        <w:drawing>
+          <wp:inline xmlns:a="http://schemas.openxmlformats.org/drawingml/2006/main" xmlns:pic="http://schemas.openxmlformats.org/drawingml/2006/picture">
+            <wp:extent cx="5486400" cy="3200400"/>
+            <wp:docPr id="26" name="Picture 26" descr="Vocabulary badge: fit for purpose"/>
+            <wp:cNvGraphicFramePr>
+              <a:graphicFrameLocks noChangeAspect="1"/>
+            </wp:cNvGraphicFramePr>
+            <a:graphic>
+              <a:graphicData uri="http://schemas.openxmlformats.org/drawingml/2006/picture">
+                <pic:pic>
+                  <pic:nvPicPr>
+                    <pic:cNvPr id="0" name="523270cab5d3ba30680672520c26ead78b521ad769b6e3c9fd755ccf0abd2545.png"/>
+                    <pic:cNvPicPr/>
+                  </pic:nvPicPr>
+                  <pic:blipFill>
+                    <a:blip r:embed="rId29"/>
+                    <a:stretch>
+                      <a:fillRect/>
+                    </a:stretch>
+                  </pic:blipFill>
+                  <pic:spPr>
+                    <a:xfrm>
+                      <a:off x="0" y="0"/>
+                      <a:ext cx="5486400" cy="3200400"/>
+                    </a:xfrm>
+                    <a:prstGeom prst="rect"/>
+                  </pic:spPr>
+                </pic:pic>
+              </a:graphicData>
+            </a:graphic>
+          </wp:inline>
+        </w:drawing>
+      </w:r>
+    </w:p>
+    <w:p>
+      <w:pPr>
+        <w:pStyle w:val="Heading3"/>
+      </w:pPr>
+      <w:r>
+        <w:t>Words used in the closer explanation</w:t>
+      </w:r>
+    </w:p>
+    <w:p>
+      <w:pPr>
+        <w:pStyle w:val="Heading1"/>
+      </w:pPr>
+      <w:r>
+        <w:t>10. Choose a stronger thinking challenge</w:t>
+      </w:r>
+    </w:p>
+    <w:p>
+      <w:r>
+        <w:t>Choose the next useful challenge rather than treating the whole ladder as compulsory.</w:t>
+      </w:r>
+    </w:p>
+    <w:p>
+      <w:pPr>
+        <w:pStyle w:val="Heading2"/>
+      </w:pPr>
+      <w:r>
+        <w:t>Pick your next step</w:t>
+      </w:r>
+    </w:p>
+    <w:p>
+      <w:pPr>
+        <w:pStyle w:val="ListBullet"/>
+      </w:pPr>
+      <w:r>
+        <w:t>1 • NAME: Define the concept without repeating the textbook.</w:t>
+      </w:r>
+    </w:p>
+    <w:p>
+      <w:pPr>
+        <w:pStyle w:val="ListBullet"/>
+      </w:pPr>
+      <w:r>
+        <w:t>2 • TRACE: Show the information, state, branch, calculation, or evidence path.</w:t>
+      </w:r>
+    </w:p>
+    <w:p>
+      <w:pPr>
+        <w:pStyle w:val="ListBullet"/>
+      </w:pPr>
+      <w:r>
+        <w:t>3 • APPLY: Solve a different example independently.</w:t>
+      </w:r>
+    </w:p>
+    <w:p>
+      <w:pPr>
+        <w:pStyle w:val="ListBullet"/>
+      </w:pPr>
+      <w:r>
+        <w:t>4 • CHALLENGE: Find a boundary case, counterexample, or unfair outcome.</w:t>
+      </w:r>
+    </w:p>
+    <w:p>
+      <w:pPr>
+        <w:pStyle w:val="ListBullet"/>
+      </w:pPr>
+      <w:r>
+        <w:t>5 • EXPLAIN LIMITS: Say when the result should not be trusted or used alone.</w:t>
+      </w:r>
+    </w:p>
+    <w:p>
+      <w:pPr>
+        <w:pStyle w:val="ListBullet"/>
+      </w:pPr>
+      <w:r>
+        <w:t>My strongest evidence of independent understanding:</w:t>
+      </w:r>
+    </w:p>
+    <w:p>
+      <w:pPr>
+        <w:pStyle w:val="Heading3"/>
+      </w:pPr>
+      <w:r>
+        <w:t>Write or draw your reasoning and evidence.</w:t>
+      </w:r>
+    </w:p>
+    <w:p>
+      <w:r>
+        <w:t>________________________________________________________________</w:t>
+      </w:r>
+    </w:p>
+    <w:p>
+      <w:r>
+        <w:t>________________________________________________________________</w:t>
+      </w:r>
+    </w:p>
+    <w:p>
+      <w:r>
+        <w:t>________________________________________________________________</w:t>
+      </w:r>
+    </w:p>
+    <w:p>
+      <w:r>
+        <w:t>________________________________________________________________</w:t>
+      </w:r>
+    </w:p>
+    <w:p>
+      <w:r>
+        <w:t>________________________________________________________________</w:t>
+      </w:r>
+    </w:p>
+    <w:p>
+      <w:pPr>
+        <w:pStyle w:val="Heading2"/>
+      </w:pPr>
+      <w:r>
+        <w:t>Earlier wording, alternatives and picture transcripts · reference / check after trying</w:t>
+      </w:r>
+    </w:p>
+    <w:p>
+      <w:pPr>
+        <w:spacing w:line="336" w:lineRule="auto" w:after="180"/>
+      </w:pPr>
+      <w:r>
+        <w:rPr>
+          <w:b w:val="0"/>
         </w:rPr>
         <w:t>MASTERY</w:t>
       </w:r>
@@ -4642,7 +6265,7 @@
         <w:drawing>
           <wp:inline xmlns:a="http://schemas.openxmlformats.org/drawingml/2006/main" xmlns:pic="http://schemas.openxmlformats.org/drawingml/2006/picture">
             <wp:extent cx="5486400" cy="1719072"/>
-            <wp:docPr id="20" name="Picture 20" descr="Mastery ladder for Predictive vs Generative"/>
+            <wp:docPr id="27" name="Picture 27" descr="Mastery ladder for Predictive vs Generative"/>
             <wp:cNvGraphicFramePr>
               <a:graphicFrameLocks noChangeAspect="1"/>
             </wp:cNvGraphicFramePr>
@@ -4654,7 +6277,7 @@
                     <pic:cNvPicPr/>
                   </pic:nvPicPr>
                   <pic:blipFill>
-                    <a:blip r:embed="rId27"/>
+                    <a:blip r:embed="rId30"/>
                     <a:stretch>
                       <a:fillRect/>
                     </a:stretch>
@@ -4675,13 +6298,164 @@
     </w:p>
     <w:p>
       <w:pPr>
+        <w:pStyle w:val="Heading1"/>
+      </w:pPr>
+      <w:r>
+        <w:t>12. Reference: check your explanation</w:t>
+      </w:r>
+    </w:p>
+    <w:p>
+      <w:r>
+        <w:t>Use after practice. Analyse a new corpus independently is the selected independent case.</w:t>
+      </w:r>
+    </w:p>
+    <w:p>
+      <w:pPr>
+        <w:pStyle w:val="Heading2"/>
+      </w:pPr>
+      <w:r>
+        <w:t>Check the evidence and its limit</w:t>
+      </w:r>
+    </w:p>
+    <w:p>
+      <w:pPr>
+        <w:pStyle w:val="ListBullet"/>
+      </w:pPr>
+      <w:r>
+        <w:t>1. My fresh example, trace, calculation, or design:</w:t>
+      </w:r>
+    </w:p>
+    <w:p>
+      <w:pPr>
+        <w:pStyle w:val="Heading3"/>
+      </w:pPr>
+      <w:r>
+        <w:t>Write or draw your reasoning and evidence.</w:t>
+      </w:r>
+    </w:p>
+    <w:p>
+      <w:r>
+        <w:t>________________________________________________________________</w:t>
+      </w:r>
+    </w:p>
+    <w:p>
+      <w:r>
+        <w:t>________________________________________________________________</w:t>
+      </w:r>
+    </w:p>
+    <w:p>
+      <w:r>
+        <w:t>________________________________________________________________</w:t>
+      </w:r>
+    </w:p>
+    <w:p>
+      <w:r>
+        <w:t>________________________________________________________________</w:t>
+      </w:r>
+    </w:p>
+    <w:p>
+      <w:r>
+        <w:t>________________________________________________________________</w:t>
+      </w:r>
+    </w:p>
+    <w:p>
+      <w:pPr>
+        <w:pStyle w:val="ListBullet"/>
+      </w:pPr>
+      <w:r>
+        <w:t>2. My evidence that it works (include a boundary or missing-data case):</w:t>
+      </w:r>
+    </w:p>
+    <w:p>
+      <w:pPr>
+        <w:pStyle w:val="Heading3"/>
+      </w:pPr>
+      <w:r>
+        <w:t>Write or draw your reasoning and evidence.</w:t>
+      </w:r>
+    </w:p>
+    <w:p>
+      <w:r>
+        <w:t>________________________________________________________________</w:t>
+      </w:r>
+    </w:p>
+    <w:p>
+      <w:r>
+        <w:t>________________________________________________________________</w:t>
+      </w:r>
+    </w:p>
+    <w:p>
+      <w:r>
+        <w:t>________________________________________________________________</w:t>
+      </w:r>
+    </w:p>
+    <w:p>
+      <w:r>
+        <w:t>________________________________________________________________</w:t>
+      </w:r>
+    </w:p>
+    <w:p>
+      <w:r>
+        <w:t>________________________________________________________________</w:t>
+      </w:r>
+    </w:p>
+    <w:p>
+      <w:pPr>
+        <w:pStyle w:val="ListBullet"/>
+      </w:pPr>
+      <w:r>
+        <w:t>3. One limitation, fairness concern, or situation needing human review:</w:t>
+      </w:r>
+    </w:p>
+    <w:p>
+      <w:pPr>
+        <w:pStyle w:val="Heading2"/>
+      </w:pPr>
+      <w:r>
+        <w:t>Self-check and record</w:t>
+      </w:r>
+    </w:p>
+    <w:p>
+      <w:pPr>
         <w:spacing w:line="336" w:lineRule="auto" w:after="180"/>
       </w:pPr>
       <w:r>
         <w:rPr>
           <w:b w:val="0"/>
         </w:rPr>
-        <w:t>1 • NAME: Define the concept without repeating the textbook.</w:t>
+        <w:t xml:space="preserve">SELF-CHECK  □ I explained the </w:t>
+      </w:r>
+      <w:r>
+        <w:rPr>
+          <w:b/>
+        </w:rPr>
+        <w:t>mechanism</w:t>
+      </w:r>
+      <w:r>
+        <w:rPr>
+          <w:b w:val="0"/>
+        </w:rPr>
+        <w:t xml:space="preserve">  □ I used </w:t>
+      </w:r>
+      <w:r>
+        <w:rPr>
+          <w:b/>
+        </w:rPr>
+        <w:t>evidence</w:t>
+      </w:r>
+      <w:r>
+        <w:rPr>
+          <w:b w:val="0"/>
+        </w:rPr>
+        <w:t xml:space="preserve">  □ I tested a fresh case  □ I named a limitation  □ I can answer ‘why?’</w:t>
+      </w:r>
+    </w:p>
+    <w:p>
+      <w:pPr>
+        <w:pStyle w:val="Heading2"/>
+      </w:pPr>
+      <w:r>
+        <w:t>Earlier wording, alternatives and picture transcripts · reference / check after trying</w:t>
       </w:r>
     </w:p>
     <w:p>
@@ -4692,19 +6466,18 @@
         <w:rPr>
           <w:b w:val="0"/>
         </w:rPr>
-        <w:t xml:space="preserve">2 • TRACE: Show the information, state, branch, calculation, or </w:t>
-      </w:r>
-      <w:r>
-        <w:rPr>
-          <w:b/>
-        </w:rPr>
-        <w:t>evidence</w:t>
-      </w:r>
+        <w:t>INDEPENDENT MASTERY PROOF</w:t>
+      </w:r>
+    </w:p>
+    <w:p>
+      <w:pPr>
+        <w:spacing w:line="336" w:lineRule="auto" w:after="180"/>
+      </w:pPr>
       <w:r>
         <w:rPr>
           <w:b w:val="0"/>
         </w:rPr>
-        <w:t xml:space="preserve"> path.</w:t>
+        <w:t>Checklist for explaining this week’s idea</w:t>
       </w:r>
     </w:p>
     <w:p>
@@ -4715,131 +6488,7 @@
         <w:rPr>
           <w:b w:val="0"/>
         </w:rPr>
-        <w:t>3 • APPLY: Solve a different example independently.</w:t>
-      </w:r>
-    </w:p>
-    <w:p>
-      <w:pPr>
-        <w:spacing w:line="336" w:lineRule="auto" w:after="180"/>
-      </w:pPr>
-      <w:r>
-        <w:rPr>
-          <w:b w:val="0"/>
-        </w:rPr>
-        <w:t>4 • CHALLENGE: Find a boundary case, counterexample, or unfair outcome.</w:t>
-      </w:r>
-    </w:p>
-    <w:p>
-      <w:pPr>
-        <w:spacing w:line="336" w:lineRule="auto" w:after="180"/>
-      </w:pPr>
-      <w:r>
-        <w:rPr>
-          <w:b w:val="0"/>
-        </w:rPr>
-        <w:t>5 • EXPLAIN LIMITS: Say when the result should not be trusted or used alone.</w:t>
-      </w:r>
-    </w:p>
-    <w:p>
-      <w:pPr>
-        <w:spacing w:line="336" w:lineRule="auto" w:after="180"/>
-      </w:pPr>
-      <w:r>
-        <w:rPr>
-          <w:b w:val="0"/>
-        </w:rPr>
-        <w:t xml:space="preserve">My strongest </w:t>
-      </w:r>
-      <w:r>
-        <w:rPr>
-          <w:b/>
-        </w:rPr>
-        <w:t>evidence</w:t>
-      </w:r>
-      <w:r>
-        <w:rPr>
-          <w:b w:val="0"/>
-        </w:rPr>
-        <w:t xml:space="preserve"> of independent understanding:</w:t>
-      </w:r>
-    </w:p>
-    <w:p>
-      <w:pPr>
-        <w:pStyle w:val="Heading3"/>
-      </w:pPr>
-      <w:r>
-        <w:t>Write or draw your reasoning and evidence.</w:t>
-      </w:r>
-    </w:p>
-    <w:p>
-      <w:r>
-        <w:t>________________________________________________________________</w:t>
-      </w:r>
-    </w:p>
-    <w:p>
-      <w:r>
-        <w:t>________________________________________________________________</w:t>
-      </w:r>
-    </w:p>
-    <w:p>
-      <w:r>
-        <w:t>________________________________________________________________</w:t>
-      </w:r>
-    </w:p>
-    <w:p>
-      <w:r>
-        <w:t>________________________________________________________________</w:t>
-      </w:r>
-    </w:p>
-    <w:p>
-      <w:r>
-        <w:t>________________________________________________________________</w:t>
-      </w:r>
-    </w:p>
-    <w:p>
-      <w:pPr>
-        <w:pStyle w:val="Heading1"/>
-      </w:pPr>
-      <w:r>
-        <w:t>11. Connect your project</w:t>
-      </w:r>
-    </w:p>
-    <w:p>
-      <w:r>
-        <w:t>Apply this week’s idea to Transparent Book Recommender. Keep an annotated decision and the evidence supporting it.</w:t>
-      </w:r>
-    </w:p>
-    <w:p>
-      <w:pPr>
-        <w:spacing w:line="336" w:lineRule="auto" w:after="180"/>
-      </w:pPr>
-      <w:r>
-        <w:rPr>
-          <w:b/>
-        </w:rPr>
-        <w:t>CUMULATIVE PROJECT</w:t>
-      </w:r>
-    </w:p>
-    <w:p>
-      <w:pPr>
-        <w:spacing w:line="336" w:lineRule="auto" w:after="180"/>
-      </w:pPr>
-      <w:r>
-        <w:rPr>
-          <w:b w:val="0"/>
-        </w:rPr>
-        <w:t>Transparent Book Recommender</w:t>
-      </w:r>
-    </w:p>
-    <w:p>
-      <w:pPr>
-        <w:spacing w:line="336" w:lineRule="auto" w:after="180"/>
-      </w:pPr>
-      <w:r>
-        <w:rPr>
-          <w:b w:val="0"/>
-        </w:rPr>
-        <w:t>Every week adds one inspectable piece. The system must show how it reached a result.</w:t>
+        <w:t>Use after practice. Analyse a new corpus independently is the selected independent case.</w:t>
       </w:r>
     </w:p>
     <w:p>
@@ -4847,7 +6496,7 @@
         <w:drawing>
           <wp:inline xmlns:a="http://schemas.openxmlformats.org/drawingml/2006/main" xmlns:pic="http://schemas.openxmlformats.org/drawingml/2006/picture">
             <wp:extent cx="5486400" cy="1901952"/>
-            <wp:docPr id="21" name="Picture 21" descr="Book recommender connection for Predictive vs Generative"/>
+            <wp:docPr id="28" name="Picture 28" descr="Independent proof graphic for Predictive vs Generative"/>
             <wp:cNvGraphicFramePr>
               <a:graphicFrameLocks noChangeAspect="1"/>
             </wp:cNvGraphicFramePr>
@@ -4855,11 +6504,11 @@
               <a:graphicData uri="http://schemas.openxmlformats.org/drawingml/2006/picture">
                 <pic:pic>
                   <pic:nvPicPr>
-                    <pic:cNvPr id="0" name="49c62ee7d31130a84ef0aea41af56a4ee521e6d516a81e41195b7e36774637ca.png"/>
+                    <pic:cNvPr id="0" name="fdd9af196f962a3465282f465eff8c4841e89d13d27bddc9728a396acf338bf0.png"/>
                     <pic:cNvPicPr/>
                   </pic:nvPicPr>
                   <pic:blipFill>
-                    <a:blip r:embed="rId28"/>
+                    <a:blip r:embed="rId31"/>
                     <a:stretch>
                       <a:fillRect/>
                     </a:stretch>
@@ -4886,19 +6535,99 @@
         <w:rPr>
           <w:b w:val="0"/>
         </w:rPr>
-        <w:t xml:space="preserve">THIS WEEK’S CHECKPOINT  Keep scoring </w:t>
-      </w:r>
-      <w:r>
-        <w:rPr>
-          <w:b/>
-        </w:rPr>
-        <w:t>predictive</w:t>
-      </w:r>
+        <w:t>EXPLANATION CHECK  State the component objective and conditioning prefix, compute probabilities from the correct table and evaluate factual claims against supplied observations.</w:t>
+      </w:r>
+    </w:p>
+    <w:p>
+      <w:pPr>
+        <w:pStyle w:val="Heading3"/>
+      </w:pPr>
+      <w:r>
+        <w:t>Write or draw your reasoning and evidence.</w:t>
+      </w:r>
+    </w:p>
+    <w:p>
+      <w:r>
+        <w:t>________________________________________________________________</w:t>
+      </w:r>
+    </w:p>
+    <w:p>
+      <w:r>
+        <w:t>________________________________________________________________</w:t>
+      </w:r>
+    </w:p>
+    <w:p>
+      <w:r>
+        <w:t>________________________________________________________________</w:t>
+      </w:r>
+    </w:p>
+    <w:p>
+      <w:r>
+        <w:t>________________________________________________________________</w:t>
+      </w:r>
+    </w:p>
+    <w:p>
+      <w:r>
+        <w:t>________________________________________________________________</w:t>
+      </w:r>
+    </w:p>
+    <w:p>
+      <w:pPr>
+        <w:pStyle w:val="Heading1"/>
+      </w:pPr>
+      <w:r>
+        <w:t>13. Extra practice: Three operations in one book helper</w:t>
+      </w:r>
+    </w:p>
+    <w:p>
+      <w:r>
+        <w:t>Try the question before opening its worked explanation.</w:t>
+      </w:r>
+    </w:p>
+    <w:p>
+      <w:pPr>
+        <w:pStyle w:val="Heading2"/>
+      </w:pPr>
+      <w:r>
+        <w:t>Read the supplied case and question</w:t>
+      </w:r>
+    </w:p>
+    <w:p>
+      <w:pPr>
+        <w:spacing w:line="336" w:lineRule="auto" w:after="180"/>
+      </w:pPr>
       <w:r>
         <w:rPr>
           <w:b w:val="0"/>
         </w:rPr>
-        <w:t xml:space="preserve"> and explanations templated or carefully generated and verified.</w:t>
+        <w:t>A labels genre; B writes a new blurb; C computes 24/6.</w:t>
+      </w:r>
+    </w:p>
+    <w:p>
+      <w:pPr>
+        <w:spacing w:line="336" w:lineRule="auto" w:after="180"/>
+      </w:pPr>
+      <w:r>
+        <w:rPr>
+          <w:b w:val="0"/>
+        </w:rPr>
+        <w:t>Distinguish operations.</w:t>
+      </w:r>
+    </w:p>
+    <w:p>
+      <w:pPr>
+        <w:pStyle w:val="Heading2"/>
+      </w:pPr>
+      <w:r>
+        <w:t>Your explanation</w:t>
+      </w:r>
+    </w:p>
+    <w:p>
+      <w:pPr>
+        <w:pStyle w:val="ListBullet"/>
+      </w:pPr>
+      <w:r>
+        <w:t>Which detail supports the answer, and why does it matter?</w:t>
       </w:r>
     </w:p>
     <w:p>
@@ -4906,650 +6635,51 @@
         <w:pStyle w:val="Heading3"/>
       </w:pPr>
       <w:r>
-        <w:t>Trace the system</w:t>
+        <w:t>Write or draw your reasoning and evidence.</w:t>
+      </w:r>
+    </w:p>
+    <w:p>
+      <w:r>
+        <w:t>________________________________________________________________</w:t>
+      </w:r>
+    </w:p>
+    <w:p>
+      <w:r>
+        <w:t>________________________________________________________________</w:t>
+      </w:r>
+    </w:p>
+    <w:p>
+      <w:r>
+        <w:t>________________________________________________________________</w:t>
+      </w:r>
+    </w:p>
+    <w:p>
+      <w:r>
+        <w:t>________________________________________________________________</w:t>
+      </w:r>
+    </w:p>
+    <w:p>
+      <w:r>
+        <w:t>________________________________________________________________</w:t>
+      </w:r>
+    </w:p>
+    <w:p>
+      <w:pPr>
+        <w:pStyle w:val="Heading2"/>
+      </w:pPr>
+      <w:r>
+        <w:t>Check after trying · reference / check after trying</w:t>
       </w:r>
     </w:p>
     <w:p>
       <w:pPr>
         <w:spacing w:line="336" w:lineRule="auto" w:after="180"/>
-        <w:shd w:fill="EDF7F3"/>
       </w:pPr>
       <w:r>
         <w:rPr>
           <w:b w:val="0"/>
         </w:rPr>
-        <w:t xml:space="preserve">SYSTEM MAP  Reader need → allowed </w:t>
-      </w:r>
-      <w:r>
-        <w:rPr>
-          <w:b/>
-        </w:rPr>
-        <w:t>input</w:t>
-      </w:r>
-      <w:r>
-        <w:rPr>
-          <w:b w:val="0"/>
-        </w:rPr>
-        <w:t xml:space="preserve">s → transparent rule or score → ranked candidates → explanation → test record → </w:t>
-      </w:r>
-      <w:r>
-        <w:rPr>
-          <w:b/>
-        </w:rPr>
-        <w:t>human decision</w:t>
-      </w:r>
-    </w:p>
-    <w:p>
-      <w:pPr>
-        <w:spacing w:line="336" w:lineRule="auto" w:after="180"/>
-        <w:shd w:fill="F5F1FB"/>
-      </w:pPr>
-      <w:r>
-        <w:rPr>
-          <w:b w:val="0"/>
-        </w:rPr>
-        <w:t>What will you add, change, or verify in the project this week?</w:t>
-      </w:r>
-    </w:p>
-    <w:p>
-      <w:pPr>
-        <w:pStyle w:val="Heading3"/>
-      </w:pPr>
-      <w:r>
-        <w:t>Write or draw your reasoning and evidence.</w:t>
-      </w:r>
-    </w:p>
-    <w:p>
-      <w:r>
-        <w:t>________________________________________________________________</w:t>
-      </w:r>
-    </w:p>
-    <w:p>
-      <w:r>
-        <w:t>________________________________________________________________</w:t>
-      </w:r>
-    </w:p>
-    <w:p>
-      <w:r>
-        <w:t>________________________________________________________________</w:t>
-      </w:r>
-    </w:p>
-    <w:p>
-      <w:r>
-        <w:t>________________________________________________________________</w:t>
-      </w:r>
-    </w:p>
-    <w:p>
-      <w:r>
-        <w:t>________________________________________________________________</w:t>
-      </w:r>
-    </w:p>
-    <w:p>
-      <w:pPr>
-        <w:spacing w:line="336" w:lineRule="auto" w:after="180"/>
-        <w:shd w:fill="F5F1FB"/>
-      </w:pPr>
-      <w:r>
-        <w:rPr>
-          <w:b w:val="0"/>
-        </w:rPr>
-        <w:t xml:space="preserve">What should remain under </w:t>
-      </w:r>
-      <w:r>
-        <w:rPr>
-          <w:b/>
-        </w:rPr>
-        <w:t>human control</w:t>
-      </w:r>
-      <w:r>
-        <w:rPr>
-          <w:b w:val="0"/>
-        </w:rPr>
-        <w:t>?</w:t>
-      </w:r>
-    </w:p>
-    <w:p>
-      <w:pPr>
-        <w:pStyle w:val="Heading3"/>
-      </w:pPr>
-      <w:r>
-        <w:t>Write or draw your reasoning and evidence.</w:t>
-      </w:r>
-    </w:p>
-    <w:p>
-      <w:r>
-        <w:t>________________________________________________________________</w:t>
-      </w:r>
-    </w:p>
-    <w:p>
-      <w:r>
-        <w:t>________________________________________________________________</w:t>
-      </w:r>
-    </w:p>
-    <w:p>
-      <w:r>
-        <w:t>________________________________________________________________</w:t>
-      </w:r>
-    </w:p>
-    <w:p>
-      <w:r>
-        <w:t>________________________________________________________________</w:t>
-      </w:r>
-    </w:p>
-    <w:p>
-      <w:r>
-        <w:t>________________________________________________________________</w:t>
-      </w:r>
-    </w:p>
-    <w:p>
-      <w:pPr>
-        <w:pStyle w:val="Heading3"/>
-      </w:pPr>
-      <w:r>
-        <w:t>Responsible design</w:t>
-      </w:r>
-    </w:p>
-    <w:p>
-      <w:pPr>
-        <w:spacing w:line="336" w:lineRule="auto" w:after="180"/>
-        <w:shd w:fill="FFF5E6"/>
-      </w:pPr>
-      <w:r>
-        <w:rPr>
-          <w:b w:val="0"/>
-        </w:rPr>
-        <w:t>RESPONSIBLE DESIGN  Collect only necessary information. Show uncertainty and limits. Never confuse a ranking with a fact about a person.</w:t>
-      </w:r>
-    </w:p>
-    <w:p>
-      <w:pPr>
-        <w:pStyle w:val="Heading3"/>
-      </w:pPr>
-      <w:r>
-        <w:t>Evidence for your project</w:t>
-      </w:r>
-    </w:p>
-    <w:p>
-      <w:pPr>
-        <w:spacing w:line="336" w:lineRule="auto" w:after="180"/>
-      </w:pPr>
-      <w:r>
-        <w:rPr>
-          <w:b w:val="0"/>
-        </w:rPr>
-        <w:t xml:space="preserve">Use approved book facts for recommender explanations; generated fluency is not a replacement for catalogue </w:t>
-      </w:r>
-      <w:r>
-        <w:rPr>
-          <w:b/>
-        </w:rPr>
-        <w:t>evidence</w:t>
-      </w:r>
-      <w:r>
-        <w:rPr>
-          <w:b w:val="0"/>
-        </w:rPr>
-        <w:t>.</w:t>
-      </w:r>
-    </w:p>
-    <w:p>
-      <w:pPr>
-        <w:pStyle w:val="Heading1"/>
-      </w:pPr>
-      <w:r>
-        <w:t>12. Show what you know</w:t>
-      </w:r>
-    </w:p>
-    <w:p>
-      <w:r>
-        <w:t>Use a genuinely new case for independent evidence. Previously discussed examples remain practice; use the separately named independent case before feedback.</w:t>
-      </w:r>
-    </w:p>
-    <w:p>
-      <w:pPr>
-        <w:pStyle w:val="Heading3"/>
-      </w:pPr>
-      <w:r>
-        <w:t>Independent evidence</w:t>
-      </w:r>
-    </w:p>
-    <w:p>
-      <w:pPr>
-        <w:spacing w:line="336" w:lineRule="auto" w:after="180"/>
-        <w:shd w:fill="FFF5E6"/>
-      </w:pPr>
-      <w:r>
-        <w:rPr>
-          <w:b w:val="0"/>
-        </w:rPr>
-        <w:t>INDEPENDENT MASTERY PROOF</w:t>
-      </w:r>
-    </w:p>
-    <w:p>
-      <w:pPr>
-        <w:spacing w:line="336" w:lineRule="auto" w:after="180"/>
-      </w:pPr>
-      <w:r>
-        <w:rPr>
-          <w:b w:val="0"/>
-        </w:rPr>
-        <w:t>Explain • Transfer • Test • Defend</w:t>
-      </w:r>
-    </w:p>
-    <w:p>
-      <w:pPr>
-        <w:spacing w:line="336" w:lineRule="auto" w:after="180"/>
-      </w:pPr>
-      <w:r>
-        <w:rPr>
-          <w:b w:val="0"/>
-        </w:rPr>
-        <w:t>Complete this page without copying the worked example. Your reasoning matters more than decoration.</w:t>
-      </w:r>
-    </w:p>
-    <w:p>
-      <w:r>
-        <w:drawing>
-          <wp:inline xmlns:a="http://schemas.openxmlformats.org/drawingml/2006/main" xmlns:pic="http://schemas.openxmlformats.org/drawingml/2006/picture">
-            <wp:extent cx="5486400" cy="1901952"/>
-            <wp:docPr id="22" name="Picture 22" descr="Independent proof graphic for Predictive vs Generative"/>
-            <wp:cNvGraphicFramePr>
-              <a:graphicFrameLocks noChangeAspect="1"/>
-            </wp:cNvGraphicFramePr>
-            <a:graphic>
-              <a:graphicData uri="http://schemas.openxmlformats.org/drawingml/2006/picture">
-                <pic:pic>
-                  <pic:nvPicPr>
-                    <pic:cNvPr id="0" name="fdd9af196f962a3465282f465eff8c4841e89d13d27bddc9728a396acf338bf0.png"/>
-                    <pic:cNvPicPr/>
-                  </pic:nvPicPr>
-                  <pic:blipFill>
-                    <a:blip r:embed="rId29"/>
-                    <a:stretch>
-                      <a:fillRect/>
-                    </a:stretch>
-                  </pic:blipFill>
-                  <pic:spPr>
-                    <a:xfrm>
-                      <a:off x="0" y="0"/>
-                      <a:ext cx="5486400" cy="1901952"/>
-                    </a:xfrm>
-                    <a:prstGeom prst="rect"/>
-                  </pic:spPr>
-                </pic:pic>
-              </a:graphicData>
-            </a:graphic>
-          </wp:inline>
-        </w:drawing>
-      </w:r>
-    </w:p>
-    <w:p>
-      <w:pPr>
-        <w:pStyle w:val="Heading3"/>
-      </w:pPr>
-      <w:r>
-        <w:t>Try a more demanding case</w:t>
-      </w:r>
-    </w:p>
-    <w:p>
-      <w:pPr>
-        <w:spacing w:line="336" w:lineRule="auto" w:after="180"/>
-        <w:shd w:fill="F5F1FB"/>
-      </w:pPr>
-      <w:r>
-        <w:rPr>
-          <w:b w:val="0"/>
-        </w:rPr>
-        <w:t>CHALLENGE  Match problems to classifier, predictor, or generator.</w:t>
-      </w:r>
-    </w:p>
-    <w:p>
-      <w:pPr>
-        <w:spacing w:line="336" w:lineRule="auto" w:after="180"/>
-        <w:shd w:fill="F4F9FC"/>
-      </w:pPr>
-      <w:r>
-        <w:rPr>
-          <w:b w:val="0"/>
-        </w:rPr>
-        <w:t>1. My fresh example, trace, calculation, or design:</w:t>
-      </w:r>
-    </w:p>
-    <w:p>
-      <w:pPr>
-        <w:pStyle w:val="Heading3"/>
-      </w:pPr>
-      <w:r>
-        <w:t>Write or draw your reasoning and evidence.</w:t>
-      </w:r>
-    </w:p>
-    <w:p>
-      <w:r>
-        <w:t>________________________________________________________________</w:t>
-      </w:r>
-    </w:p>
-    <w:p>
-      <w:r>
-        <w:t>________________________________________________________________</w:t>
-      </w:r>
-    </w:p>
-    <w:p>
-      <w:r>
-        <w:t>________________________________________________________________</w:t>
-      </w:r>
-    </w:p>
-    <w:p>
-      <w:r>
-        <w:t>________________________________________________________________</w:t>
-      </w:r>
-    </w:p>
-    <w:p>
-      <w:r>
-        <w:t>________________________________________________________________</w:t>
-      </w:r>
-    </w:p>
-    <w:p>
-      <w:pPr>
-        <w:spacing w:line="336" w:lineRule="auto" w:after="180"/>
-        <w:shd w:fill="F4F9FC"/>
-      </w:pPr>
-      <w:r>
-        <w:rPr>
-          <w:b w:val="0"/>
-        </w:rPr>
-        <w:t xml:space="preserve">2. My </w:t>
-      </w:r>
-      <w:r>
-        <w:rPr>
-          <w:b/>
-        </w:rPr>
-        <w:t>evidence</w:t>
-      </w:r>
-      <w:r>
-        <w:rPr>
-          <w:b w:val="0"/>
-        </w:rPr>
-        <w:t xml:space="preserve"> that it works (include a boundary or missing-data case):</w:t>
-      </w:r>
-    </w:p>
-    <w:p>
-      <w:pPr>
-        <w:pStyle w:val="Heading3"/>
-      </w:pPr>
-      <w:r>
-        <w:t>Write or draw your reasoning and evidence.</w:t>
-      </w:r>
-    </w:p>
-    <w:p>
-      <w:r>
-        <w:t>________________________________________________________________</w:t>
-      </w:r>
-    </w:p>
-    <w:p>
-      <w:r>
-        <w:t>________________________________________________________________</w:t>
-      </w:r>
-    </w:p>
-    <w:p>
-      <w:r>
-        <w:t>________________________________________________________________</w:t>
-      </w:r>
-    </w:p>
-    <w:p>
-      <w:r>
-        <w:t>________________________________________________________________</w:t>
-      </w:r>
-    </w:p>
-    <w:p>
-      <w:r>
-        <w:t>________________________________________________________________</w:t>
-      </w:r>
-    </w:p>
-    <w:p>
-      <w:pPr>
-        <w:spacing w:line="336" w:lineRule="auto" w:after="180"/>
-        <w:shd w:fill="F4F9FC"/>
-      </w:pPr>
-      <w:r>
-        <w:rPr>
-          <w:b w:val="0"/>
-        </w:rPr>
-        <w:t>3. One limitation, fairness concern, or situation needing human review:</w:t>
-      </w:r>
-    </w:p>
-    <w:p>
-      <w:pPr>
-        <w:pStyle w:val="Heading3"/>
-      </w:pPr>
-      <w:r>
-        <w:t>Write or draw your reasoning and evidence.</w:t>
-      </w:r>
-    </w:p>
-    <w:p>
-      <w:r>
-        <w:t>________________________________________________________________</w:t>
-      </w:r>
-    </w:p>
-    <w:p>
-      <w:r>
-        <w:t>________________________________________________________________</w:t>
-      </w:r>
-    </w:p>
-    <w:p>
-      <w:r>
-        <w:t>________________________________________________________________</w:t>
-      </w:r>
-    </w:p>
-    <w:p>
-      <w:r>
-        <w:t>________________________________________________________________</w:t>
-      </w:r>
-    </w:p>
-    <w:p>
-      <w:r>
-        <w:t>________________________________________________________________</w:t>
-      </w:r>
-    </w:p>
-    <w:p>
-      <w:pPr>
-        <w:pStyle w:val="Heading3"/>
-      </w:pPr>
-      <w:r>
-        <w:t>Check your explanation</w:t>
-      </w:r>
-    </w:p>
-    <w:p>
-      <w:pPr>
-        <w:spacing w:line="336" w:lineRule="auto" w:after="180"/>
-        <w:shd w:fill="F5F1FB"/>
-      </w:pPr>
-      <w:r>
-        <w:rPr>
-          <w:b w:val="0"/>
-        </w:rPr>
-        <w:t xml:space="preserve">SELF-CHECK  □ I explained the </w:t>
-      </w:r>
-      <w:r>
-        <w:rPr>
-          <w:b/>
-        </w:rPr>
-        <w:t>mechanism</w:t>
-      </w:r>
-      <w:r>
-        <w:rPr>
-          <w:b w:val="0"/>
-        </w:rPr>
-        <w:t xml:space="preserve">  □ I used </w:t>
-      </w:r>
-      <w:r>
-        <w:rPr>
-          <w:b/>
-        </w:rPr>
-        <w:t>evidence</w:t>
-      </w:r>
-      <w:r>
-        <w:rPr>
-          <w:b w:val="0"/>
-        </w:rPr>
-        <w:t xml:space="preserve">  □ I tested a fresh case  □ I named a limitation  □ I can answer ‘why?’</w:t>
-      </w:r>
-    </w:p>
-    <w:p>
-      <w:pPr>
-        <w:pStyle w:val="Heading1"/>
-      </w:pPr>
-      <w:r>
-        <w:t>13. Study a complete case</w:t>
-      </w:r>
-    </w:p>
-    <w:p>
-      <w:r>
-        <w:t>Revisit the complete Predictive vs Generative case for supported practice. Repeated examples do not become fresh assessments.</w:t>
-      </w:r>
-    </w:p>
-    <w:p>
-      <w:pPr>
-        <w:pStyle w:val="Heading3"/>
-      </w:pPr>
-      <w:r>
-        <w:t>Week 27 Worked case</w:t>
-      </w:r>
-    </w:p>
-    <w:p>
-      <w:pPr>
-        <w:spacing w:line="336" w:lineRule="auto" w:after="180"/>
-      </w:pPr>
-      <w:r>
-        <w:rPr>
-          <w:b w:val="0"/>
-        </w:rPr>
-        <w:t>Use the supplied details to practise the weekly concept before attempting the independent question. This case extends the illustrated lesson.</w:t>
-      </w:r>
-    </w:p>
-    <w:p>
-      <w:pPr>
-        <w:pStyle w:val="Heading3"/>
-      </w:pPr>
-      <w:r>
-        <w:t>The situation</w:t>
-      </w:r>
-    </w:p>
-    <w:p>
-      <w:pPr>
-        <w:spacing w:line="336" w:lineRule="auto" w:after="180"/>
-      </w:pPr>
-      <w:r>
-        <w:rPr>
-          <w:b w:val="0"/>
-        </w:rPr>
-        <w:t>A labels genre; B writes a new blurb; C computes 24/6.</w:t>
-      </w:r>
-    </w:p>
-    <w:p>
-      <w:pPr>
-        <w:pStyle w:val="Heading3"/>
-      </w:pPr>
-      <w:r>
-        <w:t>The question</w:t>
-      </w:r>
-    </w:p>
-    <w:p>
-      <w:pPr>
-        <w:spacing w:line="336" w:lineRule="auto" w:after="180"/>
-      </w:pPr>
-      <w:r>
-        <w:rPr>
-          <w:b w:val="0"/>
-        </w:rPr>
-        <w:t>Distinguish operations.</w:t>
-      </w:r>
-    </w:p>
-    <w:p>
-      <w:pPr>
-        <w:pStyle w:val="Heading3"/>
-      </w:pPr>
-      <w:r>
-        <w:t>Worked explanation</w:t>
-      </w:r>
-    </w:p>
-    <w:p>
-      <w:pPr>
-        <w:spacing w:line="336" w:lineRule="auto" w:after="180"/>
-      </w:pPr>
-      <w:r>
-        <w:rPr>
-          <w:b w:val="0"/>
-        </w:rPr>
         <w:t>A predicts a category, B generates text, C calculates 4. Products may combine them.</w:t>
-      </w:r>
-    </w:p>
-    <w:p>
-      <w:pPr>
-        <w:pStyle w:val="Heading3"/>
-      </w:pPr>
-      <w:r>
-        <w:t>Explain it in your own words</w:t>
-      </w:r>
-    </w:p>
-    <w:p>
-      <w:pPr>
-        <w:spacing w:line="336" w:lineRule="auto" w:after="180"/>
-        <w:shd w:fill="F5F1FB"/>
-      </w:pPr>
-      <w:r>
-        <w:rPr>
-          <w:b w:val="0"/>
-        </w:rPr>
-        <w:t>Which detail supports the answer, and why does it matter?</w:t>
-      </w:r>
-    </w:p>
-    <w:p>
-      <w:pPr>
-        <w:pStyle w:val="Heading3"/>
-      </w:pPr>
-      <w:r>
-        <w:t>Write or draw your reasoning and evidence.</w:t>
-      </w:r>
-    </w:p>
-    <w:p>
-      <w:r>
-        <w:t>________________________________________________________________</w:t>
-      </w:r>
-    </w:p>
-    <w:p>
-      <w:r>
-        <w:t>________________________________________________________________</w:t>
-      </w:r>
-    </w:p>
-    <w:p>
-      <w:r>
-        <w:t>________________________________________________________________</w:t>
-      </w:r>
-    </w:p>
-    <w:p>
-      <w:r>
-        <w:t>________________________________________________________________</w:t>
-      </w:r>
-    </w:p>
-    <w:p>
-      <w:r>
-        <w:t>________________________________________________________________</w:t>
-      </w:r>
-    </w:p>
-    <w:p>
-      <w:pPr>
-        <w:pStyle w:val="Heading3"/>
-      </w:pPr>
-      <w:r>
-        <w:t>Trace the supplied case visually</w:t>
-      </w:r>
-    </w:p>
-    <w:p>
-      <w:pPr>
-        <w:pStyle w:val="Heading3"/>
-      </w:pPr>
-      <w:r>
-        <w:t>Three operations in one book helper</w:t>
       </w:r>
     </w:p>
     <w:tbl>
@@ -5656,12 +6786,87 @@
     </w:tbl>
     <w:p>
       <w:pPr>
+        <w:pStyle w:val="Heading2"/>
+      </w:pPr>
+      <w:r>
+        <w:t>Earlier wording, alternatives and picture transcripts · reference / check after trying</w:t>
+      </w:r>
+    </w:p>
+    <w:p>
+      <w:pPr>
+        <w:pStyle w:val="Heading3"/>
+      </w:pPr>
+      <w:r>
+        <w:t>Week 27 Worked case</w:t>
+      </w:r>
+    </w:p>
+    <w:p>
+      <w:pPr>
         <w:spacing w:line="336" w:lineRule="auto" w:after="180"/>
       </w:pPr>
       <w:r>
         <w:rPr>
           <w:b w:val="0"/>
         </w:rPr>
+        <w:t>Use the supplied details to practise the weekly concept before attempting the independent question. This case extends the illustrated lesson.</w:t>
+      </w:r>
+    </w:p>
+    <w:p>
+      <w:pPr>
+        <w:pStyle w:val="Heading3"/>
+      </w:pPr>
+      <w:r>
+        <w:t>The situation</w:t>
+      </w:r>
+    </w:p>
+    <w:p>
+      <w:pPr>
+        <w:pStyle w:val="Heading3"/>
+      </w:pPr>
+      <w:r>
+        <w:t>The question</w:t>
+      </w:r>
+    </w:p>
+    <w:p>
+      <w:pPr>
+        <w:pStyle w:val="Heading3"/>
+      </w:pPr>
+      <w:r>
+        <w:t>Worked explanation</w:t>
+      </w:r>
+    </w:p>
+    <w:p>
+      <w:pPr>
+        <w:pStyle w:val="Heading3"/>
+      </w:pPr>
+      <w:r>
+        <w:t>Explain it in your own words</w:t>
+      </w:r>
+    </w:p>
+    <w:p>
+      <w:pPr>
+        <w:pStyle w:val="Heading3"/>
+      </w:pPr>
+      <w:r>
+        <w:t>Trace the supplied case visually</w:t>
+      </w:r>
+    </w:p>
+    <w:p>
+      <w:pPr>
+        <w:pStyle w:val="Heading3"/>
+      </w:pPr>
+      <w:r>
+        <w:t>Three operations in one book helper</w:t>
+      </w:r>
+    </w:p>
+    <w:p>
+      <w:pPr>
+        <w:spacing w:line="336" w:lineRule="auto" w:after="180"/>
+      </w:pPr>
+      <w:r>
+        <w:rPr>
+          <w:b w:val="0"/>
+        </w:rPr>
         <w:t>A labels genre; B writes a new blurb; C computes 24/6.</w:t>
       </w:r>
     </w:p>
@@ -5692,478 +6897,20 @@
         <w:pStyle w:val="Heading1"/>
       </w:pPr>
       <w:r>
-        <w:t>14. Try a new case independently</w:t>
-      </w:r>
-    </w:p>
-    <w:p>
-      <w:r>
-        <w:t>Attempt the reserved new case before feedback. Record support; the earlier examples below remain additional practice.</w:t>
-      </w:r>
-    </w:p>
-    <w:p>
-      <w:pPr>
-        <w:pStyle w:val="Heading3"/>
-      </w:pPr>
-      <w:r>
-        <w:t>Independent case: Analyse a new corpus independently</w:t>
-      </w:r>
-    </w:p>
-    <w:p>
-      <w:pPr>
-        <w:spacing w:line="336" w:lineRule="auto" w:after="180"/>
-      </w:pPr>
-      <w:r>
-        <w:rPr>
-          <w:b w:val="0"/>
-        </w:rPr>
-        <w:t>For prefix The signal is, counts are high 2, low 5, unknown 3. Compute all probabilities and the most frequent continuation. A current measurement reports high.</w:t>
-      </w:r>
-    </w:p>
-    <w:p>
-      <w:pPr>
-        <w:spacing w:line="336" w:lineRule="auto" w:after="180"/>
-      </w:pPr>
-      <w:r>
-        <w:rPr>
-          <w:b w:val="0"/>
-        </w:rPr>
-        <w:t>State what the most frequent continuation does and does not establish.</w:t>
-      </w:r>
-    </w:p>
-    <w:p>
-      <w:pPr>
-        <w:pStyle w:val="Heading3"/>
-      </w:pPr>
-      <w:r>
-        <w:t>My independent explanation, trace and limits</w:t>
-      </w:r>
-    </w:p>
-    <w:p>
-      <w:r>
-        <w:t>________________________________________________________________</w:t>
-      </w:r>
-    </w:p>
-    <w:p>
-      <w:r>
-        <w:t>________________________________________________________________</w:t>
-      </w:r>
-    </w:p>
-    <w:p>
-      <w:r>
-        <w:t>________________________________________________________________</w:t>
-      </w:r>
-    </w:p>
-    <w:p>
-      <w:r>
-        <w:t>________________________________________________________________</w:t>
-      </w:r>
-    </w:p>
-    <w:p>
-      <w:r>
-        <w:t>________________________________________________________________</w:t>
-      </w:r>
-    </w:p>
-    <w:p>
-      <w:r>
-        <w:t>________________________________________________________________</w:t>
-      </w:r>
-    </w:p>
-    <w:p>
-      <w:r>
-        <w:t>________________________________________________________________</w:t>
-      </w:r>
-    </w:p>
-    <w:p>
-      <w:pPr>
-        <w:spacing w:line="336" w:lineRule="auto" w:after="180"/>
-      </w:pPr>
-      <w:r>
-        <w:rPr>
-          <w:b w:val="0"/>
-        </w:rPr>
-        <w:t>Attempt this case before feedback. Record any help. Earlier examples below are further practice; a case already practised with feedback cannot establish fresh transfer.</w:t>
-      </w:r>
-    </w:p>
-    <w:p>
-      <w:pPr>
-        <w:pStyle w:val="Heading3"/>
-      </w:pPr>
-      <w:r>
-        <w:t>Week 27 Independent application</w:t>
-      </w:r>
-    </w:p>
-    <w:p>
-      <w:pPr>
-        <w:spacing w:line="336" w:lineRule="auto" w:after="180"/>
-      </w:pPr>
-      <w:r>
-        <w:rPr>
-          <w:b w:val="0"/>
-        </w:rPr>
-        <w:t>Close the worked explanation. Apply the idea to this different question without copying.</w:t>
-      </w:r>
-    </w:p>
-    <w:p>
-      <w:pPr>
-        <w:spacing w:line="336" w:lineRule="auto" w:after="180"/>
-        <w:shd w:fill="F5F1FB"/>
-      </w:pPr>
-      <w:r>
-        <w:rPr>
-          <w:b w:val="0"/>
-        </w:rPr>
-        <w:t>One model labels a review positive or negative; another writes a new review. Which classifies and which generates? Must generated text be true?</w:t>
-      </w:r>
-    </w:p>
-    <w:p>
-      <w:pPr>
-        <w:spacing w:line="336" w:lineRule="auto" w:after="180"/>
-      </w:pPr>
-      <w:r>
-        <w:rPr>
-          <w:b w:val="0"/>
-        </w:rPr>
-        <w:t xml:space="preserve">My answer, with a trace, calculation or supporting </w:t>
-      </w:r>
-      <w:r>
-        <w:rPr>
-          <w:b/>
-        </w:rPr>
-        <w:t>evidence</w:t>
-      </w:r>
-    </w:p>
-    <w:p>
-      <w:pPr>
-        <w:pStyle w:val="Heading3"/>
-      </w:pPr>
-      <w:r>
-        <w:t>Write or draw your reasoning and evidence.</w:t>
-      </w:r>
-    </w:p>
-    <w:p>
-      <w:r>
-        <w:t>________________________________________________________________</w:t>
-      </w:r>
-    </w:p>
-    <w:p>
-      <w:r>
-        <w:t>________________________________________________________________</w:t>
-      </w:r>
-    </w:p>
-    <w:p>
-      <w:r>
-        <w:t>________________________________________________________________</w:t>
-      </w:r>
-    </w:p>
-    <w:p>
-      <w:r>
-        <w:t>________________________________________________________________</w:t>
-      </w:r>
-    </w:p>
-    <w:p>
-      <w:r>
-        <w:t>________________________________________________________________</w:t>
-      </w:r>
-    </w:p>
-    <w:p>
-      <w:pPr>
-        <w:pStyle w:val="Heading3"/>
-      </w:pPr>
-      <w:r>
-        <w:t>Create and test</w:t>
-      </w:r>
-    </w:p>
-    <w:p>
-      <w:pPr>
-        <w:spacing w:line="336" w:lineRule="auto" w:after="180"/>
-      </w:pPr>
-      <w:r>
-        <w:rPr>
-          <w:b w:val="0"/>
-        </w:rPr>
-        <w:t>Change one relevant detail. Predict the result before testing. Include a boundary or missing-information case when it helps reveal a limit.</w:t>
-      </w:r>
-    </w:p>
-    <w:p>
-      <w:pPr>
-        <w:spacing w:line="336" w:lineRule="auto" w:after="180"/>
-      </w:pPr>
-      <w:r>
-        <w:rPr>
-          <w:b w:val="0"/>
-        </w:rPr>
-        <w:t xml:space="preserve">My changed </w:t>
-      </w:r>
-      <w:r>
-        <w:rPr>
-          <w:b/>
-        </w:rPr>
-        <w:t>input</w:t>
-      </w:r>
-      <w:r>
-        <w:rPr>
-          <w:b w:val="0"/>
-        </w:rPr>
-        <w:t xml:space="preserve"> and expected result</w:t>
-      </w:r>
-    </w:p>
-    <w:p>
-      <w:pPr>
-        <w:pStyle w:val="Heading3"/>
-      </w:pPr>
-      <w:r>
-        <w:t>Write or draw your reasoning and evidence.</w:t>
-      </w:r>
-    </w:p>
-    <w:p>
-      <w:r>
-        <w:t>________________________________________________________________</w:t>
-      </w:r>
-    </w:p>
-    <w:p>
-      <w:r>
-        <w:t>________________________________________________________________</w:t>
-      </w:r>
-    </w:p>
-    <w:p>
-      <w:r>
-        <w:t>________________________________________________________________</w:t>
-      </w:r>
-    </w:p>
-    <w:p>
-      <w:r>
-        <w:t>________________________________________________________________</w:t>
-      </w:r>
-    </w:p>
-    <w:p>
-      <w:r>
-        <w:t>________________________________________________________________</w:t>
-      </w:r>
-    </w:p>
-    <w:p>
-      <w:pPr>
-        <w:pStyle w:val="Heading3"/>
-      </w:pPr>
-      <w:r>
-        <w:t>Connect to your project</w:t>
-      </w:r>
-    </w:p>
-    <w:p>
-      <w:pPr>
-        <w:spacing w:line="336" w:lineRule="auto" w:after="180"/>
-      </w:pPr>
-      <w:r>
-        <w:rPr>
-          <w:b w:val="0"/>
-        </w:rPr>
-        <w:t xml:space="preserve">Keep scoring </w:t>
-      </w:r>
-      <w:r>
-        <w:rPr>
-          <w:b/>
-        </w:rPr>
-        <w:t>predictive</w:t>
-      </w:r>
-      <w:r>
-        <w:rPr>
-          <w:b w:val="0"/>
-        </w:rPr>
-        <w:t xml:space="preserve"> and explanations templated or carefully generated and verified.</w:t>
-      </w:r>
-    </w:p>
-    <w:p>
-      <w:pPr>
-        <w:spacing w:line="336" w:lineRule="auto" w:after="180"/>
-      </w:pPr>
-      <w:r>
-        <w:rPr>
-          <w:b w:val="0"/>
-        </w:rPr>
-        <w:t xml:space="preserve">The </w:t>
-      </w:r>
-      <w:r>
-        <w:rPr>
-          <w:b/>
-        </w:rPr>
-        <w:t>evidence</w:t>
-      </w:r>
-      <w:r>
-        <w:rPr>
-          <w:b w:val="0"/>
-        </w:rPr>
-        <w:t xml:space="preserve"> I will keep</w:t>
-      </w:r>
-    </w:p>
-    <w:p>
-      <w:pPr>
-        <w:pStyle w:val="Heading3"/>
-      </w:pPr>
-      <w:r>
-        <w:t>Write or draw your reasoning and evidence.</w:t>
-      </w:r>
-    </w:p>
-    <w:p>
-      <w:r>
-        <w:t>________________________________________________________________</w:t>
-      </w:r>
-    </w:p>
-    <w:p>
-      <w:r>
-        <w:t>________________________________________________________________</w:t>
-      </w:r>
-    </w:p>
-    <w:p>
-      <w:r>
-        <w:t>________________________________________________________________</w:t>
-      </w:r>
-    </w:p>
-    <w:p>
-      <w:r>
-        <w:t>________________________________________________________________</w:t>
-      </w:r>
-    </w:p>
-    <w:p>
-      <w:r>
-        <w:t>________________________________________________________________</w:t>
-      </w:r>
-    </w:p>
-    <w:p>
-      <w:pPr>
-        <w:spacing w:line="336" w:lineRule="auto" w:after="180"/>
-      </w:pPr>
-      <w:r>
-        <w:rPr>
-          <w:b w:val="0"/>
-        </w:rPr>
-        <w:t xml:space="preserve">Your teacher has the independent answer and scoring criteria. Complete the matching workbook week to keep your practice </w:t>
-      </w:r>
-      <w:r>
-        <w:rPr>
-          <w:b/>
-        </w:rPr>
-        <w:t>evidence</w:t>
-      </w:r>
-      <w:r>
-        <w:rPr>
-          <w:b w:val="0"/>
-        </w:rPr>
-        <w:t xml:space="preserve"> together.</w:t>
-      </w:r>
-    </w:p>
-    <w:p>
-      <w:pPr>
-        <w:pStyle w:val="Heading3"/>
-      </w:pPr>
-      <w:r>
-        <w:t>Transfer practice from the original programme</w:t>
-      </w:r>
-    </w:p>
-    <w:p>
-      <w:pPr>
-        <w:spacing w:line="336" w:lineRule="auto" w:after="180"/>
-      </w:pPr>
-      <w:r>
-        <w:rPr>
-          <w:b w:val="0"/>
-        </w:rPr>
-        <w:t>A tool retrieves a book description, predicts a genre, then writes a new blurb. Identify each operation and give one distinct failure to check at each stage.</w:t>
-      </w:r>
-    </w:p>
-    <w:p>
-      <w:pPr>
-        <w:pStyle w:val="Heading3"/>
-      </w:pPr>
-      <w:r>
-        <w:t>Explain the mechanism, evidence and one limit.</w:t>
-      </w:r>
-    </w:p>
-    <w:p>
-      <w:r>
-        <w:t>________________________________________________________________</w:t>
-      </w:r>
-    </w:p>
-    <w:p>
-      <w:r>
-        <w:t>________________________________________________________________</w:t>
-      </w:r>
-    </w:p>
-    <w:p>
-      <w:r>
-        <w:t>________________________________________________________________</w:t>
-      </w:r>
-    </w:p>
-    <w:p>
-      <w:r>
-        <w:t>________________________________________________________________</w:t>
-      </w:r>
-    </w:p>
-    <w:p>
-      <w:r>
-        <w:t>________________________________________________________________</w:t>
-      </w:r>
-    </w:p>
-    <w:p>
-      <w:r>
-        <w:t>________________________________________________________________</w:t>
-      </w:r>
-    </w:p>
-    <w:p>
-      <w:r>
-        <w:t>________________________________________________________________</w:t>
-      </w:r>
-    </w:p>
-    <w:p>
-      <w:pPr>
-        <w:pStyle w:val="Heading3"/>
-      </w:pPr>
-      <w:r>
-        <w:t>Use feedback to improve</w:t>
-      </w:r>
-    </w:p>
-    <w:p>
-      <w:pPr>
-        <w:spacing w:line="336" w:lineRule="auto" w:after="180"/>
-      </w:pPr>
-      <w:r>
-        <w:rPr>
-          <w:b w:val="0"/>
-        </w:rPr>
-        <w:t>Attempt the independent case before hints. Record whether you worked alone, used a hint or followed a model. After feedback, fix the first unsupported step and explain why it changed.</w:t>
-      </w:r>
-    </w:p>
-    <w:p>
-      <w:pPr>
-        <w:spacing w:line="336" w:lineRule="auto" w:after="180"/>
-      </w:pPr>
-      <w:r>
-        <w:rPr>
-          <w:b w:val="0"/>
-        </w:rPr>
-        <w:t>A later check uses a changed case, not a copied answer.</w:t>
-      </w:r>
-    </w:p>
-    <w:p>
-      <w:pPr>
-        <w:pStyle w:val="Heading1"/>
-      </w:pPr>
-      <w:r>
-        <w:t>15. Your lesson route</w:t>
-      </w:r>
-    </w:p>
-    <w:p>
-      <w:r>
-        <w:t>Use this map to navigate Predictive vs Generative, connect the goals to tasks and keep one evidence record for each attempt.</w:t>
-      </w:r>
-    </w:p>
-    <w:p>
-      <w:pPr>
-        <w:spacing w:line="336" w:lineRule="auto" w:after="180"/>
-      </w:pPr>
-      <w:r>
-        <w:rPr>
-          <w:b w:val="0"/>
-        </w:rPr>
-        <w:t>Start with this question: A fictional toy generator predicts the next word after “The box is”.</w:t>
+        <w:t>15. Reference: original lesson checklist</w:t>
+      </w:r>
+    </w:p>
+    <w:p>
+      <w:r>
+        <w:t>Use an additional checklist when it helps inspect your explanation.</w:t>
+      </w:r>
+    </w:p>
+    <w:p>
+      <w:pPr>
+        <w:pStyle w:val="Heading2"/>
+      </w:pPr>
+      <w:r>
+        <w:t>Targets and evidence</w:t>
       </w:r>
     </w:p>
     <w:tbl>
@@ -6270,6 +7017,14 @@
     </w:tbl>
     <w:p>
       <w:pPr>
+        <w:pStyle w:val="Heading2"/>
+      </w:pPr>
+      <w:r>
+        <w:t>Keep your route and first prediction</w:t>
+      </w:r>
+    </w:p>
+    <w:p>
+      <w:pPr>
         <w:spacing w:line="336" w:lineRule="auto" w:after="180"/>
       </w:pPr>
       <w:r>
@@ -6328,15 +7083,147 @@
     </w:p>
     <w:p>
       <w:pPr>
+        <w:pStyle w:val="Heading2"/>
+      </w:pPr>
+      <w:r>
+        <w:t>Earlier wording, alternatives and picture transcripts · reference / check after trying</w:t>
+      </w:r>
+    </w:p>
+    <w:p>
+      <w:pPr>
+        <w:spacing w:line="336" w:lineRule="auto" w:after="180"/>
+      </w:pPr>
+      <w:r>
+        <w:rPr>
+          <w:b w:val="0"/>
+        </w:rPr>
+        <w:t>Start with this question: A fictional toy generator predicts the next word after “The box is”.</w:t>
+      </w:r>
+    </w:p>
+    <w:p>
+      <w:pPr>
         <w:pStyle w:val="Heading1"/>
       </w:pPr>
       <w:r>
-        <w:t>16. Finish and return</w:t>
-      </w:r>
-    </w:p>
-    <w:p>
-      <w:r>
-        <w:t>Explain Predictive vs Generative without notes, identify a remaining question and plan a later check with a changed case.</w:t>
+        <w:t>17. Extra practice: pictures, repair and feedback</w:t>
+      </w:r>
+    </w:p>
+    <w:p>
+      <w:r>
+        <w:t>Attempt each question before opening its explanation. Use one browser or paper copy.</w:t>
+      </w:r>
+    </w:p>
+    <w:p>
+      <w:pPr>
+        <w:pStyle w:val="Heading2"/>
+      </w:pPr>
+      <w:r>
+        <w:t>First supported question</w:t>
+      </w:r>
+    </w:p>
+    <w:p>
+      <w:pPr>
+        <w:pStyle w:val="ListBullet"/>
+      </w:pPr>
+      <w:r>
+        <w:t>A fictional toy generator predicts the next word after “The box is”.</w:t>
+      </w:r>
+    </w:p>
+    <w:p>
+      <w:pPr>
+        <w:pStyle w:val="Heading3"/>
+      </w:pPr>
+      <w:r>
+        <w:t>Practice 1: explain the deciding evidence</w:t>
+      </w:r>
+    </w:p>
+    <w:p>
+      <w:pPr>
+        <w:pStyle w:val="ListBullet"/>
+      </w:pPr>
+      <w:r>
+        <w:t>Which labelled step matches this detail? Current observation says empty; frequent wording is not a present inventory reading.</w:t>
+      </w:r>
+    </w:p>
+    <w:p>
+      <w:pPr>
+        <w:pStyle w:val="ListBullet"/>
+      </w:pPr>
+      <w:r>
+        <w:t>1. Probabilities</w:t>
+      </w:r>
+    </w:p>
+    <w:p>
+      <w:pPr>
+        <w:pStyle w:val="ListBullet"/>
+      </w:pPr>
+      <w:r>
+        <w:t>2. Count table</w:t>
+      </w:r>
+    </w:p>
+    <w:p>
+      <w:pPr>
+        <w:pStyle w:val="ListBullet"/>
+      </w:pPr>
+      <w:r>
+        <w:t>3. Greedy continuation</w:t>
+      </w:r>
+    </w:p>
+    <w:p>
+      <w:pPr>
+        <w:pStyle w:val="ListBullet"/>
+      </w:pPr>
+      <w:r>
+        <w:t>4. Check reality</w:t>
+      </w:r>
+    </w:p>
+    <w:p>
+      <w:pPr>
+        <w:pStyle w:val="Heading3"/>
+      </w:pPr>
+      <w:r>
+        <w:t>My selected conclusion, deciding fact and explanation</w:t>
+      </w:r>
+    </w:p>
+    <w:p>
+      <w:r>
+        <w:t>________________________________________________________________</w:t>
+      </w:r>
+    </w:p>
+    <w:p>
+      <w:r>
+        <w:t>________________________________________________________________</w:t>
+      </w:r>
+    </w:p>
+    <w:p>
+      <w:r>
+        <w:t>________________________________________________________________</w:t>
+      </w:r>
+    </w:p>
+    <w:p>
+      <w:r>
+        <w:t>________________________________________________________________</w:t>
+      </w:r>
+    </w:p>
+    <w:p>
+      <w:r>
+        <w:t>________________________________________________________________</w:t>
+      </w:r>
+    </w:p>
+    <w:p>
+      <w:pPr>
+        <w:pStyle w:val="ListBullet"/>
+      </w:pPr>
+      <w:r>
+        <w:t>Hint if needed: Read the steps in the pictorial case. Match the supplied detail to the stage that performs or records it.</w:t>
+      </w:r>
+    </w:p>
+    <w:p>
+      <w:pPr>
+        <w:pStyle w:val="Heading2"/>
+      </w:pPr>
+      <w:r>
+        <w:t>Check the first explanation · reference / check after trying</w:t>
       </w:r>
     </w:p>
     <w:p>
@@ -6347,116 +7234,341 @@
         <w:rPr>
           <w:b w:val="0"/>
         </w:rPr>
-        <w:t xml:space="preserve">Close your notes. Explain this goal in your own words: Distinguish discriminative </w:t>
+        <w:t xml:space="preserve">After your attempt, compare with the supported explanation: Check reality Current </w:t>
       </w:r>
       <w:r>
         <w:rPr>
           <w:b/>
         </w:rPr>
-        <w:t>prediction</w:t>
+        <w:t>observation</w:t>
       </w:r>
       <w:r>
         <w:rPr>
           <w:b w:val="0"/>
         </w:rPr>
-        <w:t xml:space="preserve"> from generation by inspecting the requested </w:t>
+        <w:t xml:space="preserve"> says empty; frequent wording is not a present inventory reading.</w:t>
+      </w:r>
+    </w:p>
+    <w:p>
+      <w:pPr>
+        <w:spacing w:line="336" w:lineRule="auto" w:after="180"/>
+      </w:pPr>
+      <w:r>
+        <w:rPr>
+          <w:b w:val="0"/>
+        </w:rPr>
+        <w:t xml:space="preserve">The table predicts a continuation in a text exercise, not the contents of the current box. Generating the most frequent token is a model-defined decision. A factual inventory statement needs current </w:t>
       </w:r>
       <w:r>
         <w:rPr>
           <w:b/>
         </w:rPr>
+        <w:t>evidence</w:t>
+      </w:r>
+      <w:r>
+        <w:rPr>
+          <w:b w:val="0"/>
+        </w:rPr>
+        <w:t>.</w:t>
+      </w:r>
+    </w:p>
+    <w:p>
+      <w:pPr>
+        <w:spacing w:line="336" w:lineRule="auto" w:after="180"/>
+      </w:pPr>
+      <w:r>
+        <w:rPr>
+          <w:b w:val="0"/>
+        </w:rPr>
+        <w:t xml:space="preserve">The numerical table is intentionally small; real </w:t>
+      </w:r>
+      <w:r>
+        <w:rPr>
+          <w:b/>
+        </w:rPr>
+        <w:t>generative</w:t>
+      </w:r>
+      <w:r>
+        <w:rPr>
+          <w:b w:val="0"/>
+        </w:rPr>
+        <w:t xml:space="preserve"> systems condition on richer context and do not simply consult these three counts.</w:t>
+      </w:r>
+    </w:p>
+    <w:p>
+      <w:pPr>
+        <w:pStyle w:val="Heading2"/>
+      </w:pPr>
+      <w:r>
+        <w:t>Changed-case question</w:t>
+      </w:r>
+    </w:p>
+    <w:p>
+      <w:pPr>
+        <w:pStyle w:val="Heading3"/>
+      </w:pPr>
+      <w:r>
+        <w:t>Practice 2: explain the deciding evidence</w:t>
+      </w:r>
+    </w:p>
+    <w:p>
+      <w:pPr>
+        <w:pStyle w:val="ListBullet"/>
+      </w:pPr>
+      <w:r>
+        <w:t>Changed-case practice: Change the training table to full 2, empty 7, unknown 1. Which conclusion is supported by the supplied facts?</w:t>
+      </w:r>
+    </w:p>
+    <w:p>
+      <w:pPr>
+        <w:pStyle w:val="ListBullet"/>
+      </w:pPr>
+      <w:r>
+        <w:t>1. Greedy output becomes empty; the model assigns that token probability 0.7.</w:t>
+      </w:r>
+    </w:p>
+    <w:p>
+      <w:pPr>
+        <w:pStyle w:val="ListBullet"/>
+      </w:pPr>
+      <w:r>
+        <w:t>2. This one example guarantees correct results for every future input.</w:t>
+      </w:r>
+    </w:p>
+    <w:p>
+      <w:pPr>
+        <w:pStyle w:val="ListBullet"/>
+      </w:pPr>
+      <w:r>
+        <w:t>3. We can decide the result without examining the changed input or the procedure.</w:t>
+      </w:r>
+    </w:p>
+    <w:p>
+      <w:pPr>
+        <w:pStyle w:val="Heading3"/>
+      </w:pPr>
+      <w:r>
+        <w:t>My selected conclusion, deciding fact and explanation</w:t>
+      </w:r>
+    </w:p>
+    <w:p>
+      <w:r>
+        <w:t>________________________________________________________________</w:t>
+      </w:r>
+    </w:p>
+    <w:p>
+      <w:r>
+        <w:t>________________________________________________________________</w:t>
+      </w:r>
+    </w:p>
+    <w:p>
+      <w:r>
+        <w:t>________________________________________________________________</w:t>
+      </w:r>
+    </w:p>
+    <w:p>
+      <w:r>
+        <w:t>________________________________________________________________</w:t>
+      </w:r>
+    </w:p>
+    <w:p>
+      <w:r>
+        <w:t>________________________________________________________________</w:t>
+      </w:r>
+    </w:p>
+    <w:p>
+      <w:pPr>
+        <w:pStyle w:val="ListBullet"/>
+      </w:pPr>
+      <w:r>
+        <w:t>Hint if needed: Use the changed condition and the deciding step in the pictorial trace. The answer must say what follows from those facts.</w:t>
+      </w:r>
+    </w:p>
+    <w:p>
+      <w:pPr>
+        <w:pStyle w:val="Heading2"/>
+      </w:pPr>
+      <w:r>
+        <w:t>Check the changed case · reference / check after trying</w:t>
+      </w:r>
+    </w:p>
+    <w:p>
+      <w:pPr>
+        <w:spacing w:line="336" w:lineRule="auto" w:after="180"/>
+      </w:pPr>
+      <w:r>
+        <w:rPr>
+          <w:b w:val="0"/>
+        </w:rPr>
+        <w:t xml:space="preserve">After your attempt, compare with the supported explanation: Greedy </w:t>
+      </w:r>
+      <w:r>
+        <w:rPr>
+          <w:b/>
+        </w:rPr>
         <w:t>output</w:t>
       </w:r>
+      <w:r>
+        <w:rPr>
+          <w:b w:val="0"/>
+        </w:rPr>
+        <w:t xml:space="preserve"> becomes empty; the model assigns that token probability 0.7. The continuation distribution changed; the independently observed box has not changed.</w:t>
+      </w:r>
+    </w:p>
+    <w:p>
+      <w:pPr>
+        <w:pStyle w:val="Heading2"/>
+      </w:pPr>
+      <w:r>
+        <w:t>Repair and save your work</w:t>
+      </w:r>
+    </w:p>
+    <w:p>
+      <w:pPr>
+        <w:spacing w:line="336" w:lineRule="auto" w:after="180"/>
+      </w:pPr>
+      <w:r>
+        <w:rPr>
+          <w:b w:val="0"/>
+        </w:rPr>
+        <w:t xml:space="preserve">Review Image and Voice Pipelines (ai-2/26). Goal: Explain the </w:t>
+      </w:r>
+      <w:r>
+        <w:rPr>
+          <w:b/>
+        </w:rPr>
+        <w:t>mechanism</w:t>
+      </w:r>
+      <w:r>
+        <w:rPr>
+          <w:b w:val="0"/>
+        </w:rPr>
+        <w:t xml:space="preserve"> and terminology of speech pipelines and multimodal </w:t>
+      </w:r>
+      <w:r>
+        <w:rPr>
+          <w:b/>
+        </w:rPr>
+        <w:t>evidence</w:t>
+      </w:r>
+      <w:r>
+        <w:rPr>
+          <w:b w:val="0"/>
+        </w:rPr>
+        <w:t>.</w:t>
+      </w:r>
+    </w:p>
+    <w:p>
+      <w:pPr>
+        <w:spacing w:line="336" w:lineRule="auto" w:after="180"/>
+      </w:pPr>
+      <w:r>
+        <w:rPr>
+          <w:b w:val="0"/>
+        </w:rPr>
+        <w:t>Short practice: Which stage first fails, and why should the faulty transcript not be silently overwritten?. Return to this week and explain what you changed.</w:t>
+      </w:r>
+    </w:p>
+    <w:p>
+      <w:pPr>
+        <w:spacing w:line="336" w:lineRule="auto" w:after="180"/>
+      </w:pPr>
+      <w:r>
+        <w:rPr>
+          <w:b w:val="0"/>
+        </w:rPr>
+        <w:t>Review Feedback Loops (ai-2/24). Goal: Implement a deterministic recommender. Short practice: What extra field would reveal why comparing raw clicks is misleading?. Return to this week and explain what you changed.</w:t>
+      </w:r>
+    </w:p>
+    <w:p>
+      <w:pPr>
+        <w:spacing w:line="336" w:lineRule="auto" w:after="180"/>
+      </w:pPr>
+      <w:r>
+        <w:rPr>
+          <w:b w:val="0"/>
+        </w:rPr>
+        <w:t>Review Similarity by Selected Traits (ai-2/21). Goal: Represent items with numeric features. Short practice: Explain why B ceases to be a closest option without any candidate data changing..</w:t>
+      </w:r>
+    </w:p>
+    <w:p>
+      <w:pPr>
+        <w:spacing w:line="336" w:lineRule="auto" w:after="180"/>
+      </w:pPr>
+      <w:r>
+        <w:rPr>
+          <w:b w:val="0"/>
+        </w:rPr>
+        <w:t>Return to this week and explain what you changed.</w:t>
+      </w:r>
+    </w:p>
+    <w:p>
+      <w:pPr>
+        <w:spacing w:line="336" w:lineRule="auto" w:after="180"/>
+      </w:pPr>
+      <w:r>
+        <w:rPr>
+          <w:b w:val="0"/>
+        </w:rPr>
+        <w:t xml:space="preserve">Use Download completed work in the hosted lesson to export your answers, reflections, practice feedback and code-run </w:t>
+      </w:r>
+      <w:r>
+        <w:rPr>
+          <w:b/>
+        </w:rPr>
+        <w:t>evidence</w:t>
+      </w:r>
+      <w:r>
+        <w:rPr>
+          <w:b w:val="0"/>
+        </w:rPr>
+        <w:t>. Open the HTML copy to read or print it.</w:t>
+      </w:r>
+    </w:p>
+    <w:p>
+      <w:pPr>
+        <w:spacing w:line="336" w:lineRule="auto" w:after="180"/>
+      </w:pPr>
+      <w:r>
+        <w:rPr>
+          <w:b w:val="0"/>
+        </w:rPr>
+        <w:t>Drafts stay in this browser when storage is available; clear drafts on a shared device.</w:t>
+      </w:r>
+    </w:p>
+    <w:p>
+      <w:pPr>
+        <w:pStyle w:val="Heading2"/>
+      </w:pPr>
+      <w:r>
+        <w:t>Earlier wording, alternatives and picture transcripts · reference / check after trying</w:t>
+      </w:r>
+    </w:p>
+    <w:p>
+      <w:pPr>
+        <w:spacing w:line="336" w:lineRule="auto" w:after="180"/>
+      </w:pPr>
+      <w:r>
+        <w:rPr>
+          <w:b w:val="0"/>
+        </w:rPr>
+        <w:t>Use this supported practice once, in the browser or on paper. Keep the reserved independent assessment for a separate first attempt before teacher feedback.</w:t>
+      </w:r>
     </w:p>
     <w:p>
       <w:pPr>
         <w:pStyle w:val="Heading3"/>
       </w:pPr>
       <w:r>
-        <w:t>My deciding step, evidence and one remaining question</w:t>
-      </w:r>
-    </w:p>
-    <w:p>
-      <w:r>
-        <w:t>________________________________________________________________</w:t>
-      </w:r>
-    </w:p>
-    <w:p>
-      <w:r>
-        <w:t>________________________________________________________________</w:t>
-      </w:r>
-    </w:p>
-    <w:p>
-      <w:r>
-        <w:t>________________________________________________________________</w:t>
-      </w:r>
-    </w:p>
-    <w:p>
-      <w:r>
-        <w:t>________________________________________________________________</w:t>
-      </w:r>
-    </w:p>
-    <w:p>
-      <w:r>
-        <w:t>________________________________________________________________</w:t>
-      </w:r>
-    </w:p>
-    <w:p>
-      <w:pPr>
-        <w:spacing w:line="336" w:lineRule="auto" w:after="180"/>
-      </w:pPr>
-      <w:r>
-        <w:rPr>
-          <w:b w:val="0"/>
-        </w:rPr>
-        <w:t xml:space="preserve">If you are unsure, return to the worked picture and explain one arrow. If you are ready, change an </w:t>
-      </w:r>
-      <w:r>
-        <w:rPr>
-          <w:b/>
-        </w:rPr>
-        <w:t>input</w:t>
-      </w:r>
-      <w:r>
-        <w:rPr>
-          <w:b w:val="0"/>
-        </w:rPr>
-        <w:t xml:space="preserve"> or assumption and justify your </w:t>
-      </w:r>
-      <w:r>
-        <w:rPr>
-          <w:b/>
-        </w:rPr>
-        <w:t>prediction</w:t>
-      </w:r>
-      <w:r>
-        <w:rPr>
-          <w:b w:val="0"/>
-        </w:rPr>
-        <w:t>.</w:t>
-      </w:r>
-    </w:p>
-    <w:p>
-      <w:pPr>
-        <w:spacing w:line="336" w:lineRule="auto" w:after="180"/>
-      </w:pPr>
-      <w:r>
-        <w:rPr>
-          <w:b w:val="0"/>
-        </w:rPr>
-        <w:t xml:space="preserve">Save your workbook </w:t>
-      </w:r>
-      <w:r>
-        <w:rPr>
-          <w:b/>
-        </w:rPr>
-        <w:t>evidence</w:t>
-      </w:r>
-      <w:r>
-        <w:rPr>
-          <w:b w:val="0"/>
-        </w:rPr>
-        <w:t>. At the next review, try a different case before opening your old answer.</w:t>
+        <w:t>Repair a missing building block</w:t>
+      </w:r>
+    </w:p>
+    <w:p>
+      <w:pPr>
+        <w:pStyle w:val="Heading3"/>
+      </w:pPr>
+      <w:r>
+        <w:t>Keep your completed work</w:t>
       </w:r>
     </w:p>
     <w:p>
@@ -6464,590 +7576,17 @@
         <w:pStyle w:val="Heading1"/>
       </w:pPr>
       <w:r>
-        <w:t>17. Supported practice, repair and portfolio</w:t>
-      </w:r>
-    </w:p>
-    <w:p>
-      <w:r>
-        <w:t>Attempt supported questions before using hints or feedback. Review a missing building block, then keep the completed work.</w:t>
-      </w:r>
-    </w:p>
-    <w:p>
-      <w:pPr>
-        <w:spacing w:line="336" w:lineRule="auto" w:after="180"/>
-      </w:pPr>
-      <w:r>
-        <w:rPr>
-          <w:b w:val="0"/>
-        </w:rPr>
-        <w:t>Use this supported practice once, in the browser or on paper. Keep the reserved independent assessment for a separate first attempt before teacher feedback.</w:t>
-      </w:r>
-    </w:p>
-    <w:p>
-      <w:pPr>
-        <w:spacing w:line="336" w:lineRule="auto" w:after="180"/>
-      </w:pPr>
-      <w:r>
-        <w:rPr>
-          <w:b w:val="0"/>
-        </w:rPr>
-        <w:t>A fictional toy generator predicts the next word after “The box is”.</w:t>
-      </w:r>
-    </w:p>
-    <w:p>
-      <w:pPr>
-        <w:pStyle w:val="Heading3"/>
-      </w:pPr>
-      <w:r>
-        <w:t>Practice 1: explain the deciding evidence</w:t>
-      </w:r>
-    </w:p>
-    <w:p>
-      <w:pPr>
-        <w:spacing w:line="336" w:lineRule="auto" w:after="180"/>
-      </w:pPr>
-      <w:r>
-        <w:rPr>
-          <w:b w:val="0"/>
-        </w:rPr>
-        <w:t xml:space="preserve">Which labelled step matches this detail? Current </w:t>
-      </w:r>
-      <w:r>
-        <w:rPr>
-          <w:b/>
-        </w:rPr>
-        <w:t>observation</w:t>
-      </w:r>
-      <w:r>
-        <w:rPr>
-          <w:b w:val="0"/>
-        </w:rPr>
-        <w:t xml:space="preserve"> says empty; frequent wording is not a present inventory reading.</w:t>
-      </w:r>
-    </w:p>
-    <w:p>
-      <w:pPr>
-        <w:spacing w:line="336" w:lineRule="auto" w:after="180"/>
-        <w:shd w:fill="F4F9FC"/>
-      </w:pPr>
-      <w:r>
-        <w:rPr>
-          <w:b w:val="0"/>
-        </w:rPr>
-        <w:t>1. Probabilities</w:t>
-      </w:r>
-    </w:p>
-    <w:p>
-      <w:pPr>
-        <w:spacing w:line="336" w:lineRule="auto" w:after="180"/>
-        <w:shd w:fill="F4F9FC"/>
-      </w:pPr>
-      <w:r>
-        <w:rPr>
-          <w:b w:val="0"/>
-        </w:rPr>
-        <w:t>2. Count table</w:t>
-      </w:r>
-    </w:p>
-    <w:p>
-      <w:pPr>
-        <w:spacing w:line="336" w:lineRule="auto" w:after="180"/>
-        <w:shd w:fill="F4F9FC"/>
-      </w:pPr>
-      <w:r>
-        <w:rPr>
-          <w:b w:val="0"/>
-        </w:rPr>
-        <w:t>3. Greedy continuation</w:t>
-      </w:r>
-    </w:p>
-    <w:p>
-      <w:pPr>
-        <w:spacing w:line="336" w:lineRule="auto" w:after="180"/>
-        <w:shd w:fill="F4F9FC"/>
-      </w:pPr>
-      <w:r>
-        <w:rPr>
-          <w:b w:val="0"/>
-        </w:rPr>
-        <w:t>4. Check reality</w:t>
-      </w:r>
-    </w:p>
-    <w:p>
-      <w:pPr>
-        <w:pStyle w:val="Heading3"/>
-      </w:pPr>
-      <w:r>
-        <w:t>My selected conclusion, deciding fact and explanation</w:t>
-      </w:r>
-    </w:p>
-    <w:p>
-      <w:r>
-        <w:t>________________________________________________________________</w:t>
-      </w:r>
-    </w:p>
-    <w:p>
-      <w:r>
-        <w:t>________________________________________________________________</w:t>
-      </w:r>
-    </w:p>
-    <w:p>
-      <w:r>
-        <w:t>________________________________________________________________</w:t>
-      </w:r>
-    </w:p>
-    <w:p>
-      <w:r>
-        <w:t>________________________________________________________________</w:t>
-      </w:r>
-    </w:p>
-    <w:p>
-      <w:r>
-        <w:t>________________________________________________________________</w:t>
-      </w:r>
-    </w:p>
-    <w:p>
-      <w:pPr>
-        <w:pStyle w:val="Heading3"/>
-      </w:pPr>
-      <w:r>
-        <w:t>Hint · try first</w:t>
-      </w:r>
-    </w:p>
-    <w:p>
-      <w:pPr>
-        <w:spacing w:line="336" w:lineRule="auto" w:after="180"/>
-        <w:shd w:fill="F1F6F8"/>
-      </w:pPr>
-      <w:r>
-        <w:rPr>
-          <w:b w:val="0"/>
-        </w:rPr>
-        <w:t>Hint if needed: Read the steps in the pictorial case. Match the supplied detail to the stage that performs or records it.</w:t>
-      </w:r>
-    </w:p>
-    <w:p>
-      <w:pPr>
-        <w:pStyle w:val="Heading3"/>
-      </w:pPr>
-      <w:r>
-        <w:t>Feedback · compare after trying</w:t>
-      </w:r>
-    </w:p>
-    <w:p>
-      <w:pPr>
-        <w:spacing w:line="336" w:lineRule="auto" w:after="180"/>
-        <w:shd w:fill="F1F6FC"/>
-      </w:pPr>
-      <w:r>
-        <w:rPr>
-          <w:b w:val="0"/>
-        </w:rPr>
-        <w:t xml:space="preserve">After your attempt, compare with the supported explanation: Check reality Current </w:t>
-      </w:r>
-      <w:r>
-        <w:rPr>
-          <w:b/>
-        </w:rPr>
-        <w:t>observation</w:t>
-      </w:r>
-      <w:r>
-        <w:rPr>
-          <w:b w:val="0"/>
-        </w:rPr>
-        <w:t xml:space="preserve"> says empty; frequent wording is not a present inventory reading.</w:t>
-      </w:r>
-    </w:p>
-    <w:p>
-      <w:pPr>
-        <w:spacing w:line="336" w:lineRule="auto" w:after="180"/>
-        <w:shd w:fill="F1F6FC"/>
-      </w:pPr>
-      <w:r>
-        <w:rPr>
-          <w:b w:val="0"/>
-        </w:rPr>
-        <w:t xml:space="preserve">The table predicts a continuation in a text exercise, not the contents of the current box. Generating the most frequent token is a model-defined decision. A factual inventory statement needs current </w:t>
-      </w:r>
-      <w:r>
-        <w:rPr>
-          <w:b/>
-        </w:rPr>
-        <w:t>evidence</w:t>
-      </w:r>
-      <w:r>
-        <w:rPr>
-          <w:b w:val="0"/>
-        </w:rPr>
-        <w:t>.</w:t>
-      </w:r>
-    </w:p>
-    <w:p>
-      <w:pPr>
-        <w:spacing w:line="336" w:lineRule="auto" w:after="180"/>
-        <w:shd w:fill="F1F6FC"/>
-      </w:pPr>
-      <w:r>
-        <w:rPr>
-          <w:b w:val="0"/>
-        </w:rPr>
-        <w:t xml:space="preserve">The numerical table is intentionally small; real </w:t>
-      </w:r>
-      <w:r>
-        <w:rPr>
-          <w:b/>
-        </w:rPr>
-        <w:t>generative</w:t>
-      </w:r>
-      <w:r>
-        <w:rPr>
-          <w:b w:val="0"/>
-        </w:rPr>
-        <w:t xml:space="preserve"> systems condition on richer context and do not simply consult these three counts.</w:t>
-      </w:r>
-    </w:p>
-    <w:p>
-      <w:pPr>
-        <w:pStyle w:val="Heading3"/>
-      </w:pPr>
-      <w:r>
-        <w:t>Practice 2: explain the deciding evidence</w:t>
-      </w:r>
-    </w:p>
-    <w:p>
-      <w:pPr>
-        <w:pStyle w:val="Heading3"/>
-      </w:pPr>
-      <w:r>
-        <w:t>Changed case · predict first</w:t>
-      </w:r>
-    </w:p>
-    <w:p>
-      <w:pPr>
-        <w:spacing w:line="336" w:lineRule="auto" w:after="180"/>
-        <w:shd w:fill="F5F1FB"/>
-      </w:pPr>
-      <w:r>
-        <w:rPr>
-          <w:b w:val="0"/>
-        </w:rPr>
-        <w:t xml:space="preserve">Changed-case practice: Change the </w:t>
-      </w:r>
-      <w:r>
-        <w:rPr>
-          <w:b/>
-        </w:rPr>
-        <w:t>training</w:t>
-      </w:r>
-      <w:r>
-        <w:rPr>
-          <w:b w:val="0"/>
-        </w:rPr>
-        <w:t xml:space="preserve"> table to full 2, empty 7, unknown 1. Which conclusion is supported by the supplied facts?</w:t>
-      </w:r>
-    </w:p>
-    <w:p>
-      <w:pPr>
-        <w:spacing w:line="336" w:lineRule="auto" w:after="180"/>
-        <w:shd w:fill="F4F9FC"/>
-      </w:pPr>
-      <w:r>
-        <w:rPr>
-          <w:b w:val="0"/>
-        </w:rPr>
-        <w:t xml:space="preserve">1. Greedy </w:t>
-      </w:r>
-      <w:r>
-        <w:rPr>
-          <w:b/>
-        </w:rPr>
-        <w:t>output</w:t>
-      </w:r>
-      <w:r>
-        <w:rPr>
-          <w:b w:val="0"/>
-        </w:rPr>
-        <w:t xml:space="preserve"> becomes empty; the model assigns that token probability 0.7.</w:t>
-      </w:r>
-    </w:p>
-    <w:p>
-      <w:pPr>
-        <w:spacing w:line="336" w:lineRule="auto" w:after="180"/>
-        <w:shd w:fill="F4F9FC"/>
-      </w:pPr>
-      <w:r>
-        <w:rPr>
-          <w:b w:val="0"/>
-        </w:rPr>
-        <w:t xml:space="preserve">2. This one example guarantees correct results for every future </w:t>
-      </w:r>
-      <w:r>
-        <w:rPr>
-          <w:b/>
-        </w:rPr>
-        <w:t>input</w:t>
-      </w:r>
-      <w:r>
-        <w:rPr>
-          <w:b w:val="0"/>
-        </w:rPr>
-        <w:t>.</w:t>
-      </w:r>
-    </w:p>
-    <w:p>
-      <w:pPr>
-        <w:spacing w:line="336" w:lineRule="auto" w:after="180"/>
-        <w:shd w:fill="F4F9FC"/>
-      </w:pPr>
-      <w:r>
-        <w:rPr>
-          <w:b w:val="0"/>
-        </w:rPr>
-        <w:t xml:space="preserve">3. We can decide the result without examining the changed </w:t>
-      </w:r>
-      <w:r>
-        <w:rPr>
-          <w:b/>
-        </w:rPr>
-        <w:t>input</w:t>
-      </w:r>
-      <w:r>
-        <w:rPr>
-          <w:b w:val="0"/>
-        </w:rPr>
-        <w:t xml:space="preserve"> or the procedure.</w:t>
-      </w:r>
-    </w:p>
-    <w:p>
-      <w:pPr>
-        <w:pStyle w:val="Heading3"/>
-      </w:pPr>
-      <w:r>
-        <w:t>My selected conclusion, deciding fact and explanation</w:t>
-      </w:r>
-    </w:p>
-    <w:p>
-      <w:r>
-        <w:t>________________________________________________________________</w:t>
-      </w:r>
-    </w:p>
-    <w:p>
-      <w:r>
-        <w:t>________________________________________________________________</w:t>
-      </w:r>
-    </w:p>
-    <w:p>
-      <w:r>
-        <w:t>________________________________________________________________</w:t>
-      </w:r>
-    </w:p>
-    <w:p>
-      <w:r>
-        <w:t>________________________________________________________________</w:t>
-      </w:r>
-    </w:p>
-    <w:p>
-      <w:r>
-        <w:t>________________________________________________________________</w:t>
-      </w:r>
-    </w:p>
-    <w:p>
-      <w:pPr>
-        <w:pStyle w:val="Heading3"/>
-      </w:pPr>
-      <w:r>
-        <w:t>Hint · try first</w:t>
-      </w:r>
-    </w:p>
-    <w:p>
-      <w:pPr>
-        <w:spacing w:line="336" w:lineRule="auto" w:after="180"/>
-        <w:shd w:fill="F1F6F8"/>
-      </w:pPr>
-      <w:r>
-        <w:rPr>
-          <w:b w:val="0"/>
-        </w:rPr>
-        <w:t>Hint if needed: Use the changed condition and the deciding step in the pictorial trace. The answer must say what follows from those facts.</w:t>
-      </w:r>
-    </w:p>
-    <w:p>
-      <w:pPr>
-        <w:pStyle w:val="Heading3"/>
-      </w:pPr>
-      <w:r>
-        <w:t>Feedback · compare after trying</w:t>
-      </w:r>
-    </w:p>
-    <w:p>
-      <w:pPr>
-        <w:spacing w:line="336" w:lineRule="auto" w:after="180"/>
-        <w:shd w:fill="F1F6FC"/>
-      </w:pPr>
-      <w:r>
-        <w:rPr>
-          <w:b w:val="0"/>
-        </w:rPr>
-        <w:t xml:space="preserve">After your attempt, compare with the supported explanation: Greedy </w:t>
-      </w:r>
-      <w:r>
-        <w:rPr>
-          <w:b/>
-        </w:rPr>
-        <w:t>output</w:t>
-      </w:r>
-      <w:r>
-        <w:rPr>
-          <w:b w:val="0"/>
-        </w:rPr>
-        <w:t xml:space="preserve"> becomes empty; the model assigns that token probability 0.7. The continuation distribution changed; the independently observed box has not changed.</w:t>
-      </w:r>
-    </w:p>
-    <w:p>
-      <w:pPr>
-        <w:pStyle w:val="Heading3"/>
-      </w:pPr>
-      <w:r>
-        <w:t>Repair a missing building block</w:t>
-      </w:r>
-    </w:p>
-    <w:p>
-      <w:pPr>
-        <w:spacing w:line="336" w:lineRule="auto" w:after="180"/>
-      </w:pPr>
-      <w:r>
-        <w:rPr>
-          <w:b w:val="0"/>
-        </w:rPr>
-        <w:t xml:space="preserve">Review Image and Voice Pipelines (ai-2/26). Goal: Explain the </w:t>
-      </w:r>
-      <w:r>
-        <w:rPr>
-          <w:b/>
-        </w:rPr>
-        <w:t>mechanism</w:t>
-      </w:r>
-      <w:r>
-        <w:rPr>
-          <w:b w:val="0"/>
-        </w:rPr>
-        <w:t xml:space="preserve"> and terminology of speech pipelines and multimodal </w:t>
-      </w:r>
-      <w:r>
-        <w:rPr>
-          <w:b/>
-        </w:rPr>
-        <w:t>evidence</w:t>
-      </w:r>
-      <w:r>
-        <w:rPr>
-          <w:b w:val="0"/>
-        </w:rPr>
-        <w:t>.</w:t>
-      </w:r>
-    </w:p>
-    <w:p>
-      <w:pPr>
-        <w:spacing w:line="336" w:lineRule="auto" w:after="180"/>
-      </w:pPr>
-      <w:r>
-        <w:rPr>
-          <w:b w:val="0"/>
-        </w:rPr>
-        <w:t>Short practice: Which stage first fails, and why should the faulty transcript not be silently overwritten?. Return to this week and explain what you changed.</w:t>
-      </w:r>
-    </w:p>
-    <w:p>
-      <w:pPr>
-        <w:spacing w:line="336" w:lineRule="auto" w:after="180"/>
-      </w:pPr>
-      <w:r>
-        <w:rPr>
-          <w:b w:val="0"/>
-        </w:rPr>
-        <w:t>Review Feedback Loops (ai-2/24). Goal: Implement a deterministic recommender. Short practice: What extra field would reveal why comparing raw clicks is misleading?. Return to this week and explain what you changed.</w:t>
-      </w:r>
-    </w:p>
-    <w:p>
-      <w:pPr>
-        <w:spacing w:line="336" w:lineRule="auto" w:after="180"/>
-      </w:pPr>
-      <w:r>
-        <w:rPr>
-          <w:b w:val="0"/>
-        </w:rPr>
-        <w:t>Review Similarity by Selected Traits (ai-2/21). Goal: Represent items with numeric features. Short practice: Explain why B ceases to be a closest option without any candidate data changing..</w:t>
-      </w:r>
-    </w:p>
-    <w:p>
-      <w:pPr>
-        <w:spacing w:line="336" w:lineRule="auto" w:after="180"/>
-      </w:pPr>
-      <w:r>
-        <w:rPr>
-          <w:b w:val="0"/>
-        </w:rPr>
-        <w:t>Return to this week and explain what you changed.</w:t>
-      </w:r>
-    </w:p>
-    <w:p>
-      <w:pPr>
-        <w:pStyle w:val="Heading3"/>
-      </w:pPr>
-      <w:r>
-        <w:t>Keep your completed work</w:t>
-      </w:r>
-    </w:p>
-    <w:p>
-      <w:pPr>
-        <w:spacing w:line="336" w:lineRule="auto" w:after="180"/>
-      </w:pPr>
-      <w:r>
-        <w:rPr>
-          <w:b w:val="0"/>
-        </w:rPr>
-        <w:t xml:space="preserve">Use Download completed work in the hosted lesson to export your answers, reflections, practice feedback and code-run </w:t>
-      </w:r>
-      <w:r>
-        <w:rPr>
-          <w:b/>
-        </w:rPr>
-        <w:t>evidence</w:t>
-      </w:r>
-      <w:r>
-        <w:rPr>
-          <w:b w:val="0"/>
-        </w:rPr>
-        <w:t>. Open the HTML copy to read or print it.</w:t>
-      </w:r>
-    </w:p>
-    <w:p>
-      <w:pPr>
-        <w:spacing w:line="336" w:lineRule="auto" w:after="180"/>
-      </w:pPr>
-      <w:r>
-        <w:rPr>
-          <w:b w:val="0"/>
-        </w:rPr>
-        <w:t>Drafts stay in this browser when storage is available; clear drafts on a shared device.</w:t>
-      </w:r>
-    </w:p>
-    <w:p>
-      <w:pPr>
-        <w:pStyle w:val="Heading1"/>
-      </w:pPr>
-      <w:r>
-        <w:t>18. Visual concept journey</w:t>
-      </w:r>
-    </w:p>
-    <w:p>
-      <w:r>
-        <w:t>Explain each Predictive vs Generative graphic using its labels, deciding evidence and relevant limitation.</w:t>
-      </w:r>
-    </w:p>
-    <w:p>
-      <w:pPr>
-        <w:pStyle w:val="Heading3"/>
+        <w:t>18. Reference: the six-picture journey</w:t>
+      </w:r>
+    </w:p>
+    <w:p>
+      <w:r>
+        <w:t>Revisit the picture that serves the current question; key diagrams already sit beside the main explanation.</w:t>
+      </w:r>
+    </w:p>
+    <w:p>
+      <w:pPr>
+        <w:pStyle w:val="Heading2"/>
       </w:pPr>
       <w:r>
         <w:t>01. Predictive vs Generative: the case</w:t>
@@ -7058,7 +7597,7 @@
         <w:drawing>
           <wp:inline xmlns:a="http://schemas.openxmlformats.org/drawingml/2006/main" xmlns:pic="http://schemas.openxmlformats.org/drawingml/2006/picture">
             <wp:extent cx="5486400" cy="2840736"/>
-            <wp:docPr id="23" name="Picture 23" descr="A fictional toy generator predicts the next word after “The box is”. Supplied facts: Observed training continuations: full 6, empty 3, unknown 1. Use counts divided by total 10. The current physical box is separately checked and found empty."/>
+            <wp:docPr id="29" name="Picture 29" descr="A fictional toy generator predicts the next word after “The box is”. Supplied facts: Observed training continuations: full 6, empty 3, unknown 1. Use counts divided by total 10. The current physical box is separately checked and found empty."/>
             <wp:cNvGraphicFramePr>
               <a:graphicFrameLocks noChangeAspect="1"/>
             </wp:cNvGraphicFramePr>
@@ -7070,7 +7609,7 @@
                     <pic:cNvPicPr/>
                   </pic:nvPicPr>
                   <pic:blipFill>
-                    <a:blip r:embed="rId30"/>
+                    <a:blip r:embed="rId32"/>
                     <a:stretch>
                       <a:fillRect/>
                     </a:stretch>
@@ -7126,7 +7665,6 @@
     <w:p>
       <w:pPr>
         <w:spacing w:line="336" w:lineRule="auto" w:after="180"/>
-        <w:shd w:fill="F5F1FB"/>
       </w:pPr>
       <w:r>
         <w:rPr>
@@ -7137,7 +7675,7 @@
     </w:p>
     <w:p>
       <w:pPr>
-        <w:pStyle w:val="Heading3"/>
+        <w:pStyle w:val="Heading2"/>
       </w:pPr>
       <w:r>
         <w:t>02. Follow the deciding steps</w:t>
@@ -7148,7 +7686,7 @@
         <w:drawing>
           <wp:inline xmlns:a="http://schemas.openxmlformats.org/drawingml/2006/main" xmlns:pic="http://schemas.openxmlformats.org/drawingml/2006/picture">
             <wp:extent cx="5486400" cy="4160520"/>
-            <wp:docPr id="24" name="Picture 24" descr="Count table: Continuation counts are 6,3,1; total 10. → Probabilities: full=0.6; empty=0.3; unknown=0.1. → Greedy continuation: Largest probability chooses full for this toy prefix. → Check reality: Current observation says empty; frequent wording is not a present inventory reading."/>
+            <wp:docPr id="30" name="Picture 30" descr="Count table: Continuation counts are 6,3,1; total 10. → Probabilities: full=0.6; empty=0.3; unknown=0.1. → Greedy continuation: Largest probability chooses full for this toy prefix. → Check reality: Current observation says empty; frequent wording is not a present inventory reading."/>
             <wp:cNvGraphicFramePr>
               <a:graphicFrameLocks noChangeAspect="1"/>
             </wp:cNvGraphicFramePr>
@@ -7160,7 +7698,7 @@
                     <pic:cNvPicPr/>
                   </pic:nvPicPr>
                   <pic:blipFill>
-                    <a:blip r:embed="rId31"/>
+                    <a:blip r:embed="rId17"/>
                     <a:stretch>
                       <a:fillRect/>
                     </a:stretch>
@@ -7205,7 +7743,6 @@
     <w:p>
       <w:pPr>
         <w:spacing w:line="336" w:lineRule="auto" w:after="180"/>
-        <w:shd w:fill="F5F1FB"/>
       </w:pPr>
       <w:r>
         <w:rPr>
@@ -7228,7 +7765,7 @@
     </w:p>
     <w:p>
       <w:pPr>
-        <w:pStyle w:val="Heading3"/>
+        <w:pStyle w:val="Heading2"/>
       </w:pPr>
       <w:r>
         <w:t>03. Toy next-word distribution</w:t>
@@ -7239,7 +7776,7 @@
         <w:drawing>
           <wp:inline xmlns:a="http://schemas.openxmlformats.org/drawingml/2006/main" xmlns:pic="http://schemas.openxmlformats.org/drawingml/2006/picture">
             <wp:extent cx="5486400" cy="3145536"/>
-            <wp:docPr id="25" name="Picture 25" descr="Toy next-word distribution. Units: probability. full: 0.6. empty: 0.3. unknown: 0.1."/>
+            <wp:docPr id="31" name="Picture 31" descr="Toy next-word distribution. Units: probability. full: 0.6. empty: 0.3. unknown: 0.1."/>
             <wp:cNvGraphicFramePr>
               <a:graphicFrameLocks noChangeAspect="1"/>
             </wp:cNvGraphicFramePr>
@@ -7251,7 +7788,7 @@
                     <pic:cNvPicPr/>
                   </pic:nvPicPr>
                   <pic:blipFill>
-                    <a:blip r:embed="rId32"/>
+                    <a:blip r:embed="rId33"/>
                     <a:stretch>
                       <a:fillRect/>
                     </a:stretch>
@@ -7284,7 +7821,6 @@
     <w:p>
       <w:pPr>
         <w:spacing w:line="336" w:lineRule="auto" w:after="180"/>
-        <w:shd w:fill="F5F1FB"/>
       </w:pPr>
       <w:r>
         <w:rPr>
@@ -7295,7 +7831,7 @@
     </w:p>
     <w:p>
       <w:pPr>
-        <w:pStyle w:val="Heading3"/>
+        <w:pStyle w:val="Heading2"/>
       </w:pPr>
       <w:r>
         <w:t>04. Change one thing. Trace what follows.</w:t>
@@ -7306,7 +7842,7 @@
         <w:drawing>
           <wp:inline xmlns:a="http://schemas.openxmlformats.org/drawingml/2006/main" xmlns:pic="http://schemas.openxmlformats.org/drawingml/2006/picture">
             <wp:extent cx="5486400" cy="3026664"/>
-            <wp:docPr id="26" name="Picture 26" descr="Original case: Current observation says empty; frequent wording is not a present inventory reading. Changed condition: Change the training table to full 2, empty 7, unknown 1. Expected result: Greedy output becomes empty; the model assigns that token probability 0.7. Reason: The continuation distribution changed; the independently observed box has not changed."/>
+            <wp:docPr id="32" name="Picture 32" descr="Original case: Current observation says empty; frequent wording is not a present inventory reading. Changed condition: Change the training table to full 2, empty 7, unknown 1. Expected result: Greedy output becomes empty; the model assigns that token probability 0.7. Reason: The continuation distribution changed; the independently observed box has not changed."/>
             <wp:cNvGraphicFramePr>
               <a:graphicFrameLocks noChangeAspect="1"/>
             </wp:cNvGraphicFramePr>
@@ -7318,7 +7854,7 @@
                     <pic:cNvPicPr/>
                   </pic:nvPicPr>
                   <pic:blipFill>
-                    <a:blip r:embed="rId33"/>
+                    <a:blip r:embed="rId18"/>
                     <a:stretch>
                       <a:fillRect/>
                     </a:stretch>
@@ -7398,7 +7934,6 @@
     <w:p>
       <w:pPr>
         <w:spacing w:line="336" w:lineRule="auto" w:after="180"/>
-        <w:shd w:fill="F5F1FB"/>
       </w:pPr>
       <w:r>
         <w:rPr>
@@ -7409,7 +7944,7 @@
     </w:p>
     <w:p>
       <w:pPr>
-        <w:pStyle w:val="Heading3"/>
+        <w:pStyle w:val="Heading2"/>
       </w:pPr>
       <w:r>
         <w:t>05. Connect the explanation to its limit</w:t>
@@ -7420,7 +7955,7 @@
         <w:drawing>
           <wp:inline xmlns:a="http://schemas.openxmlformats.org/drawingml/2006/main" xmlns:pic="http://schemas.openxmlformats.org/drawingml/2006/picture">
             <wp:extent cx="5486400" cy="2834640"/>
-            <wp:docPr id="27" name="Picture 27" descr="The table predicts a continuation in a text exercise, not the contents of the current box. Generating the most frequent token is a model-defined decision. A factual inventory statement needs current evidence. The numerical table is intentionally small; real generative systems condition on richer context and do not simply consult these three counts. Limit: A one-step toy distribution does not describe every predictive or generative model or validate factual accuracy."/>
+            <wp:docPr id="33" name="Picture 33" descr="The table predicts a continuation in a text exercise, not the contents of the current box. Generating the most frequent token is a model-defined decision. A factual inventory statement needs current evidence. The numerical table is intentionally small; real generative systems condition on richer context and do not simply consult these three counts. Limit: A one-step toy distribution does not describe every predictive or generative model or validate factual accuracy."/>
             <wp:cNvGraphicFramePr>
               <a:graphicFrameLocks noChangeAspect="1"/>
             </wp:cNvGraphicFramePr>
@@ -7535,7 +8070,6 @@
     <w:p>
       <w:pPr>
         <w:spacing w:line="336" w:lineRule="auto" w:after="180"/>
-        <w:shd w:fill="F5F1FB"/>
       </w:pPr>
       <w:r>
         <w:rPr>
@@ -7546,7 +8080,7 @@
     </w:p>
     <w:p>
       <w:pPr>
-        <w:pStyle w:val="Heading3"/>
+        <w:pStyle w:val="Heading2"/>
       </w:pPr>
       <w:r>
         <w:t>06. Make the idea visible in your project</w:t>
@@ -7557,7 +8091,7 @@
         <w:drawing>
           <wp:inline xmlns:a="http://schemas.openxmlformats.org/drawingml/2006/main" xmlns:pic="http://schemas.openxmlformats.org/drawingml/2006/picture">
             <wp:extent cx="5486400" cy="3380232"/>
-            <wp:docPr id="28" name="Picture 28" descr="Use approved book facts for recommender explanations; generated fluency is not a replacement for catalogue evidence. Draw your input, deciding step, result and limit. Supported question: Does matching the physical box in the changed table prove the generator measures boxes?"/>
+            <wp:docPr id="34" name="Picture 34" descr="Use approved book facts for recommender explanations; generated fluency is not a replacement for catalogue evidence. Draw your input, deciding step, result and limit. Supported question: Does matching the physical box in the changed table prove the generator measures boxes?"/>
             <wp:cNvGraphicFramePr>
               <a:graphicFrameLocks noChangeAspect="1"/>
             </wp:cNvGraphicFramePr>
@@ -7637,7 +8171,6 @@
     <w:p>
       <w:pPr>
         <w:spacing w:line="336" w:lineRule="auto" w:after="180"/>
-        <w:shd w:fill="F5F1FB"/>
       </w:pPr>
       <w:r>
         <w:rPr>
@@ -7656,6 +8189,62 @@
           <w:b w:val="0"/>
         </w:rPr>
         <w:t>.</w:t>
+      </w:r>
+    </w:p>
+    <w:p>
+      <w:pPr>
+        <w:pStyle w:val="Heading2"/>
+      </w:pPr>
+      <w:r>
+        <w:t>Earlier wording, alternatives and picture transcripts · reference / check after trying</w:t>
+      </w:r>
+    </w:p>
+    <w:p>
+      <w:pPr>
+        <w:pStyle w:val="Heading3"/>
+      </w:pPr>
+      <w:r>
+        <w:t>01. Predictive vs Generative: the case</w:t>
+      </w:r>
+    </w:p>
+    <w:p>
+      <w:pPr>
+        <w:pStyle w:val="Heading3"/>
+      </w:pPr>
+      <w:r>
+        <w:t>02. Follow the deciding steps</w:t>
+      </w:r>
+    </w:p>
+    <w:p>
+      <w:pPr>
+        <w:pStyle w:val="Heading3"/>
+      </w:pPr>
+      <w:r>
+        <w:t>03. Toy next-word distribution</w:t>
+      </w:r>
+    </w:p>
+    <w:p>
+      <w:pPr>
+        <w:pStyle w:val="Heading3"/>
+      </w:pPr>
+      <w:r>
+        <w:t>04. Change one thing. Trace what follows.</w:t>
+      </w:r>
+    </w:p>
+    <w:p>
+      <w:pPr>
+        <w:pStyle w:val="Heading3"/>
+      </w:pPr>
+      <w:r>
+        <w:t>05. Connect the explanation to its limit</w:t>
+      </w:r>
+    </w:p>
+    <w:p>
+      <w:pPr>
+        <w:pStyle w:val="Heading3"/>
+      </w:pPr>
+      <w:r>
+        <w:t>06. Make the idea visible in your project</w:t>
       </w:r>
     </w:p>
     <w:sectPr>
